--- a/The_A_Shorts/2. Vyuthi/Vyuthi - The Lists/Vyuthi - The SFX List.docx
+++ b/The_A_Shorts/2. Vyuthi/Vyuthi - The Lists/Vyuthi - The SFX List.docx
@@ -1102,70 +1102,154 @@
           <w:sz w:val="22"/>
           <w:szCs w:val="22"/>
         </w:rPr>
-        <w:t>Demon hand slap</w:t>
-      </w:r>
-      <w:r>
-        <w:rPr>
-          <w:rFonts w:ascii="Courier New" w:hAnsi="Courier New" w:cs="Courier New"/>
-          <w:b/>
-          <w:bCs/>
-          <w:sz w:val="22"/>
-          <w:szCs w:val="22"/>
-        </w:rPr>
-        <w:t xml:space="preserve"> – [12]</w:t>
-      </w:r>
-    </w:p>
-    <w:p>
-      <w:pPr>
-        <w:rPr>
-          <w:rFonts w:ascii="Courier New" w:hAnsi="Courier New" w:cs="Courier New"/>
-          <w:b/>
-          <w:bCs/>
-          <w:sz w:val="22"/>
-          <w:szCs w:val="22"/>
-        </w:rPr>
-      </w:pPr>
-      <w:r>
-        <w:rPr>
-          <w:rFonts w:ascii="Courier New" w:hAnsi="Courier New" w:cs="Courier New"/>
-          <w:b/>
-          <w:bCs/>
-          <w:sz w:val="22"/>
-          <w:szCs w:val="22"/>
-        </w:rPr>
-        <w:t>Sleeping Adi in Bedroom to College – [12]</w:t>
-      </w:r>
-    </w:p>
-    <w:p>
-      <w:pPr>
-        <w:rPr>
-          <w:rFonts w:ascii="Courier New" w:hAnsi="Courier New" w:cs="Courier New"/>
-          <w:b/>
-          <w:bCs/>
-          <w:sz w:val="22"/>
-          <w:szCs w:val="22"/>
-        </w:rPr>
-      </w:pPr>
-    </w:p>
-    <w:p>
-      <w:pPr>
-        <w:rPr>
-          <w:rFonts w:ascii="Courier New" w:hAnsi="Courier New" w:cs="Courier New"/>
-          <w:b/>
-          <w:bCs/>
-          <w:sz w:val="22"/>
-          <w:szCs w:val="22"/>
-        </w:rPr>
-      </w:pPr>
-      <w:r>
-        <w:rPr>
-          <w:rFonts w:ascii="Courier New" w:hAnsi="Courier New" w:cs="Courier New"/>
-          <w:b/>
-          <w:bCs/>
-          <w:sz w:val="22"/>
-          <w:szCs w:val="22"/>
-        </w:rPr>
-        <w:t>Adi’s eyes into Ashtray – [1</w:t>
+        <w:t>Demon slap</w:t>
+      </w:r>
+      <w:r>
+        <w:rPr>
+          <w:rFonts w:ascii="Courier New" w:hAnsi="Courier New" w:cs="Courier New"/>
+          <w:b/>
+          <w:bCs/>
+          <w:sz w:val="22"/>
+          <w:szCs w:val="22"/>
+        </w:rPr>
+        <w:t xml:space="preserve"> to sitting transition </w:t>
+      </w:r>
+      <w:r>
+        <w:rPr>
+          <w:rFonts w:ascii="Courier New" w:hAnsi="Courier New" w:cs="Courier New"/>
+          <w:b/>
+          <w:bCs/>
+          <w:sz w:val="22"/>
+          <w:szCs w:val="22"/>
+        </w:rPr>
+        <w:t>– [12]</w:t>
+      </w:r>
+    </w:p>
+    <w:p>
+      <w:pPr>
+        <w:rPr>
+          <w:rFonts w:ascii="Courier New" w:hAnsi="Courier New" w:cs="Courier New"/>
+          <w:b/>
+          <w:bCs/>
+          <w:sz w:val="22"/>
+          <w:szCs w:val="22"/>
+        </w:rPr>
+      </w:pPr>
+      <w:r>
+        <w:rPr>
+          <w:rFonts w:ascii="Courier New" w:hAnsi="Courier New" w:cs="Courier New"/>
+          <w:b/>
+          <w:bCs/>
+          <w:sz w:val="22"/>
+          <w:szCs w:val="22"/>
+        </w:rPr>
+        <w:t>Smoke Migraine and head hit – [13]</w:t>
+      </w:r>
+    </w:p>
+    <w:p>
+      <w:pPr>
+        <w:rPr>
+          <w:rFonts w:ascii="Courier New" w:hAnsi="Courier New" w:cs="Courier New"/>
+          <w:sz w:val="22"/>
+          <w:szCs w:val="22"/>
+        </w:rPr>
+      </w:pPr>
+      <w:r>
+        <w:rPr>
+          <w:rFonts w:ascii="Courier New" w:hAnsi="Courier New" w:cs="Courier New"/>
+          <w:sz w:val="22"/>
+          <w:szCs w:val="22"/>
+        </w:rPr>
+        <w:t xml:space="preserve">Blood </w:t>
+      </w:r>
+      <w:r>
+        <w:rPr>
+          <w:rFonts w:ascii="Courier New" w:hAnsi="Courier New" w:cs="Courier New"/>
+          <w:sz w:val="22"/>
+          <w:szCs w:val="22"/>
+        </w:rPr>
+        <w:t xml:space="preserve">drips </w:t>
+      </w:r>
+      <w:r>
+        <w:rPr>
+          <w:rFonts w:ascii="Courier New" w:hAnsi="Courier New" w:cs="Courier New"/>
+          <w:sz w:val="22"/>
+          <w:szCs w:val="22"/>
+        </w:rPr>
+        <w:t>from Adi’s nose</w:t>
+      </w:r>
+      <w:r>
+        <w:rPr>
+          <w:rFonts w:ascii="Courier New" w:hAnsi="Courier New" w:cs="Courier New"/>
+          <w:sz w:val="22"/>
+          <w:szCs w:val="22"/>
+        </w:rPr>
+        <w:t xml:space="preserve"> – [1</w:t>
+      </w:r>
+      <w:r>
+        <w:rPr>
+          <w:rFonts w:ascii="Courier New" w:hAnsi="Courier New" w:cs="Courier New"/>
+          <w:sz w:val="22"/>
+          <w:szCs w:val="22"/>
+        </w:rPr>
+        <w:t>3 OR 14</w:t>
+      </w:r>
+      <w:r>
+        <w:rPr>
+          <w:rFonts w:ascii="Courier New" w:hAnsi="Courier New" w:cs="Courier New"/>
+          <w:sz w:val="22"/>
+          <w:szCs w:val="22"/>
+        </w:rPr>
+        <w:t>]</w:t>
+      </w:r>
+      <w:r>
+        <w:rPr>
+          <w:rFonts w:ascii="Courier New" w:hAnsi="Courier New" w:cs="Courier New"/>
+          <w:sz w:val="22"/>
+          <w:szCs w:val="22"/>
+        </w:rPr>
+        <w:t>?</w:t>
+      </w:r>
+    </w:p>
+    <w:p>
+      <w:pPr>
+        <w:rPr>
+          <w:rFonts w:ascii="Courier New" w:hAnsi="Courier New" w:cs="Courier New"/>
+          <w:b/>
+          <w:bCs/>
+          <w:sz w:val="22"/>
+          <w:szCs w:val="22"/>
+        </w:rPr>
+      </w:pPr>
+      <w:r>
+        <w:rPr>
+          <w:rFonts w:ascii="Courier New" w:hAnsi="Courier New" w:cs="Courier New"/>
+          <w:b/>
+          <w:bCs/>
+          <w:sz w:val="22"/>
+          <w:szCs w:val="22"/>
+        </w:rPr>
+        <w:t xml:space="preserve">Blurry Vision </w:t>
+      </w:r>
+      <w:r>
+        <w:rPr>
+          <w:rFonts w:ascii="Courier New" w:hAnsi="Courier New" w:cs="Courier New"/>
+          <w:b/>
+          <w:bCs/>
+          <w:sz w:val="22"/>
+          <w:szCs w:val="22"/>
+        </w:rPr>
+        <w:t xml:space="preserve">in doctor’s room </w:t>
+      </w:r>
+      <w:r>
+        <w:rPr>
+          <w:rFonts w:ascii="Courier New" w:hAnsi="Courier New" w:cs="Courier New"/>
+          <w:b/>
+          <w:bCs/>
+          <w:sz w:val="22"/>
+          <w:szCs w:val="22"/>
+        </w:rPr>
+        <w:t>– [1</w:t>
       </w:r>
       <w:r>
         <w:rPr>
@@ -1206,202 +1290,17 @@
           <w:sz w:val="22"/>
           <w:szCs w:val="22"/>
         </w:rPr>
-        <w:t>Ashtray into Pool ball – [14]</w:t>
-      </w:r>
-    </w:p>
-    <w:p>
-      <w:pPr>
-        <w:rPr>
-          <w:rFonts w:ascii="Courier New" w:hAnsi="Courier New" w:cs="Courier New"/>
-          <w:b/>
-          <w:bCs/>
-          <w:sz w:val="22"/>
-          <w:szCs w:val="22"/>
-        </w:rPr>
-      </w:pPr>
-      <w:r>
-        <w:rPr>
-          <w:rFonts w:ascii="Courier New" w:hAnsi="Courier New" w:cs="Courier New"/>
-          <w:b/>
-          <w:bCs/>
-          <w:sz w:val="22"/>
-          <w:szCs w:val="22"/>
-        </w:rPr>
-        <w:t xml:space="preserve">Blood </w:t>
-      </w:r>
-      <w:r>
-        <w:rPr>
-          <w:rFonts w:ascii="Courier New" w:hAnsi="Courier New" w:cs="Courier New"/>
-          <w:b/>
-          <w:bCs/>
-          <w:sz w:val="22"/>
-          <w:szCs w:val="22"/>
-        </w:rPr>
-        <w:t xml:space="preserve">drips </w:t>
-      </w:r>
-      <w:r>
-        <w:rPr>
-          <w:rFonts w:ascii="Courier New" w:hAnsi="Courier New" w:cs="Courier New"/>
-          <w:b/>
-          <w:bCs/>
-          <w:sz w:val="22"/>
-          <w:szCs w:val="22"/>
-        </w:rPr>
-        <w:t>from Adi’s nose</w:t>
-      </w:r>
-      <w:r>
-        <w:rPr>
-          <w:rFonts w:ascii="Courier New" w:hAnsi="Courier New" w:cs="Courier New"/>
-          <w:b/>
-          <w:bCs/>
-          <w:sz w:val="22"/>
-          <w:szCs w:val="22"/>
-        </w:rPr>
-        <w:t xml:space="preserve"> – [14]</w:t>
-      </w:r>
-    </w:p>
-    <w:p>
-      <w:pPr>
-        <w:rPr>
-          <w:rFonts w:ascii="Courier New" w:hAnsi="Courier New" w:cs="Courier New"/>
-          <w:b/>
-          <w:bCs/>
-          <w:sz w:val="22"/>
-          <w:szCs w:val="22"/>
-        </w:rPr>
-      </w:pPr>
-      <w:r>
-        <w:rPr>
-          <w:rFonts w:ascii="Courier New" w:hAnsi="Courier New" w:cs="Courier New"/>
-          <w:b/>
-          <w:bCs/>
-          <w:sz w:val="22"/>
-          <w:szCs w:val="22"/>
-        </w:rPr>
-        <w:t>Adi hits his head to pool table and falls – [14]</w:t>
-      </w:r>
-    </w:p>
-    <w:p>
-      <w:pPr>
-        <w:rPr>
-          <w:rFonts w:ascii="Courier New" w:hAnsi="Courier New" w:cs="Courier New"/>
-          <w:b/>
-          <w:bCs/>
-          <w:sz w:val="22"/>
-          <w:szCs w:val="22"/>
-        </w:rPr>
-      </w:pPr>
-      <w:r>
-        <w:rPr>
-          <w:rFonts w:ascii="Courier New" w:hAnsi="Courier New" w:cs="Courier New"/>
-          <w:b/>
-          <w:bCs/>
-          <w:sz w:val="22"/>
-          <w:szCs w:val="22"/>
-        </w:rPr>
-        <w:t>Blurry Vision – [15]</w:t>
-      </w:r>
-    </w:p>
-    <w:p>
-      <w:pPr>
-        <w:rPr>
-          <w:rFonts w:ascii="Courier New" w:hAnsi="Courier New" w:cs="Courier New"/>
-          <w:b/>
-          <w:bCs/>
-          <w:sz w:val="22"/>
-          <w:szCs w:val="22"/>
-        </w:rPr>
-      </w:pPr>
-      <w:r>
-        <w:rPr>
-          <w:rFonts w:ascii="Courier New" w:hAnsi="Courier New" w:cs="Courier New"/>
-          <w:b/>
-          <w:bCs/>
-          <w:sz w:val="22"/>
-          <w:szCs w:val="22"/>
-        </w:rPr>
-        <w:t>Long haired Zombie Doctor – [15]</w:t>
-      </w:r>
-    </w:p>
-    <w:p>
-      <w:pPr>
-        <w:rPr>
-          <w:rFonts w:ascii="Courier New" w:hAnsi="Courier New" w:cs="Courier New"/>
-          <w:b/>
-          <w:bCs/>
-          <w:sz w:val="22"/>
-          <w:szCs w:val="22"/>
-        </w:rPr>
-      </w:pPr>
-      <w:r>
-        <w:rPr>
-          <w:rFonts w:ascii="Courier New" w:hAnsi="Courier New" w:cs="Courier New"/>
-          <w:b/>
-          <w:bCs/>
-          <w:sz w:val="22"/>
-          <w:szCs w:val="22"/>
-        </w:rPr>
-        <w:t xml:space="preserve">Glowing </w:t>
-      </w:r>
-      <w:r>
-        <w:rPr>
-          <w:rFonts w:ascii="Courier New" w:hAnsi="Courier New" w:cs="Courier New"/>
-          <w:b/>
-          <w:bCs/>
-          <w:sz w:val="22"/>
-          <w:szCs w:val="22"/>
-        </w:rPr>
-        <w:t xml:space="preserve">Eyes of </w:t>
-      </w:r>
-      <w:r>
-        <w:rPr>
-          <w:rFonts w:ascii="Courier New" w:hAnsi="Courier New" w:cs="Courier New"/>
-          <w:b/>
-          <w:bCs/>
-          <w:sz w:val="22"/>
-          <w:szCs w:val="22"/>
-        </w:rPr>
-        <w:t>the</w:t>
-      </w:r>
-      <w:r>
-        <w:rPr>
-          <w:rFonts w:ascii="Courier New" w:hAnsi="Courier New" w:cs="Courier New"/>
-          <w:b/>
-          <w:bCs/>
-          <w:sz w:val="22"/>
-          <w:szCs w:val="22"/>
-        </w:rPr>
-        <w:t xml:space="preserve"> photo</w:t>
-      </w:r>
-      <w:r>
-        <w:rPr>
-          <w:rFonts w:ascii="Courier New" w:hAnsi="Courier New" w:cs="Courier New"/>
-          <w:b/>
-          <w:bCs/>
-          <w:sz w:val="22"/>
-          <w:szCs w:val="22"/>
-        </w:rPr>
-        <w:t xml:space="preserve"> with lights ON OFF </w:t>
-      </w:r>
-      <w:r>
-        <w:rPr>
-          <w:rFonts w:ascii="Courier New" w:hAnsi="Courier New" w:cs="Courier New"/>
-          <w:b/>
-          <w:bCs/>
-          <w:sz w:val="22"/>
-          <w:szCs w:val="22"/>
-        </w:rPr>
-        <w:t>– [</w:t>
-      </w:r>
-      <w:r>
-        <w:rPr>
-          <w:rFonts w:ascii="Courier New" w:hAnsi="Courier New" w:cs="Courier New"/>
-          <w:b/>
-          <w:bCs/>
-          <w:sz w:val="22"/>
-          <w:szCs w:val="22"/>
-        </w:rPr>
-        <w:t>17</w:t>
+        <w:t>Long haired Zombie Doctor – [1</w:t>
+      </w:r>
+      <w:r>
+        <w:rPr>
+          <w:rFonts w:ascii="Courier New" w:hAnsi="Courier New" w:cs="Courier New"/>
+          <w:b/>
+          <w:bCs/>
+          <w:sz w:val="22"/>
+          <w:szCs w:val="22"/>
+        </w:rPr>
+        <w:t>4</w:t>
       </w:r>
       <w:r>
         <w:rPr>
@@ -1432,27 +1331,111 @@
           <w:sz w:val="22"/>
           <w:szCs w:val="22"/>
         </w:rPr>
-        <w:t xml:space="preserve">Someone walks </w:t>
-      </w:r>
-      <w:r>
-        <w:rPr>
-          <w:rFonts w:ascii="Courier New" w:hAnsi="Courier New" w:cs="Courier New"/>
-          <w:b/>
-          <w:bCs/>
-          <w:sz w:val="22"/>
-          <w:szCs w:val="22"/>
-        </w:rPr>
-        <w:t xml:space="preserve">behind </w:t>
-      </w:r>
-      <w:r>
-        <w:rPr>
-          <w:rFonts w:ascii="Courier New" w:hAnsi="Courier New" w:cs="Courier New"/>
-          <w:b/>
-          <w:bCs/>
-          <w:sz w:val="22"/>
-          <w:szCs w:val="22"/>
-        </w:rPr>
-        <w:t>bedroom – [1</w:t>
+        <w:t>TV channel surfing – [16]</w:t>
+      </w:r>
+    </w:p>
+    <w:p>
+      <w:pPr>
+        <w:rPr>
+          <w:rFonts w:ascii="Courier New" w:hAnsi="Courier New" w:cs="Courier New"/>
+          <w:b/>
+          <w:bCs/>
+          <w:sz w:val="22"/>
+          <w:szCs w:val="22"/>
+        </w:rPr>
+      </w:pPr>
+      <w:r>
+        <w:rPr>
+          <w:rFonts w:ascii="Courier New" w:hAnsi="Courier New" w:cs="Courier New"/>
+          <w:b/>
+          <w:bCs/>
+          <w:sz w:val="22"/>
+          <w:szCs w:val="22"/>
+        </w:rPr>
+        <w:t>House Painting that glows like a face in dark ON OFF – [16]</w:t>
+      </w:r>
+    </w:p>
+    <w:p>
+      <w:pPr>
+        <w:rPr>
+          <w:rFonts w:ascii="Courier New" w:hAnsi="Courier New" w:cs="Courier New"/>
+          <w:b/>
+          <w:bCs/>
+          <w:sz w:val="22"/>
+          <w:szCs w:val="22"/>
+        </w:rPr>
+      </w:pPr>
+      <w:r>
+        <w:rPr>
+          <w:rFonts w:ascii="Courier New" w:hAnsi="Courier New" w:cs="Courier New"/>
+          <w:b/>
+          <w:bCs/>
+          <w:sz w:val="22"/>
+          <w:szCs w:val="22"/>
+        </w:rPr>
+        <w:t xml:space="preserve">Bedroom scene with </w:t>
+      </w:r>
+      <w:r>
+        <w:rPr>
+          <w:rFonts w:ascii="Courier New" w:hAnsi="Courier New" w:cs="Courier New"/>
+          <w:b/>
+          <w:bCs/>
+          <w:sz w:val="22"/>
+          <w:szCs w:val="22"/>
+        </w:rPr>
+        <w:t>TWO</w:t>
+      </w:r>
+      <w:r>
+        <w:rPr>
+          <w:rFonts w:ascii="Courier New" w:hAnsi="Courier New" w:cs="Courier New"/>
+          <w:b/>
+          <w:bCs/>
+          <w:sz w:val="22"/>
+          <w:szCs w:val="22"/>
+        </w:rPr>
+        <w:t xml:space="preserve"> POV – [16]</w:t>
+      </w:r>
+    </w:p>
+    <w:p>
+      <w:pPr>
+        <w:rPr>
+          <w:rFonts w:ascii="Courier New" w:hAnsi="Courier New" w:cs="Courier New"/>
+          <w:b/>
+          <w:bCs/>
+          <w:sz w:val="22"/>
+          <w:szCs w:val="22"/>
+        </w:rPr>
+      </w:pPr>
+      <w:r>
+        <w:rPr>
+          <w:rFonts w:ascii="Courier New" w:hAnsi="Courier New" w:cs="Courier New"/>
+          <w:b/>
+          <w:bCs/>
+          <w:sz w:val="22"/>
+          <w:szCs w:val="22"/>
+        </w:rPr>
+        <w:t>No reflection when he goes out – [17]</w:t>
+      </w:r>
+    </w:p>
+    <w:p>
+      <w:pPr>
+        <w:rPr>
+          <w:rFonts w:ascii="Courier New" w:hAnsi="Courier New" w:cs="Courier New"/>
+          <w:b/>
+          <w:bCs/>
+          <w:sz w:val="22"/>
+          <w:szCs w:val="22"/>
+        </w:rPr>
+      </w:pPr>
+      <w:r>
+        <w:rPr>
+          <w:rFonts w:ascii="Courier New" w:hAnsi="Courier New" w:cs="Courier New"/>
+          <w:b/>
+          <w:bCs/>
+          <w:sz w:val="22"/>
+          <w:szCs w:val="22"/>
+        </w:rPr>
+        <w:t>Wind blows the curtain – [1</w:t>
       </w:r>
       <w:r>
         <w:rPr>
@@ -1493,7 +1476,90 @@
           <w:sz w:val="22"/>
           <w:szCs w:val="22"/>
         </w:rPr>
-        <w:t>Wind blows the curtain – [1</w:t>
+        <w:t>Flash and ghost face on the camera – [17]</w:t>
+      </w:r>
+    </w:p>
+    <w:p>
+      <w:pPr>
+        <w:rPr>
+          <w:rFonts w:ascii="Courier New" w:hAnsi="Courier New" w:cs="Courier New"/>
+          <w:b/>
+          <w:bCs/>
+          <w:sz w:val="22"/>
+          <w:szCs w:val="22"/>
+        </w:rPr>
+      </w:pPr>
+      <w:r>
+        <w:rPr>
+          <w:rFonts w:ascii="Courier New" w:hAnsi="Courier New" w:cs="Courier New"/>
+          <w:b/>
+          <w:bCs/>
+          <w:sz w:val="22"/>
+          <w:szCs w:val="22"/>
+        </w:rPr>
+        <w:t>Diya goes off in pooja room – [18]</w:t>
+      </w:r>
+    </w:p>
+    <w:p>
+      <w:pPr>
+        <w:rPr>
+          <w:rFonts w:ascii="Courier New" w:hAnsi="Courier New" w:cs="Courier New"/>
+          <w:b/>
+          <w:bCs/>
+          <w:sz w:val="22"/>
+          <w:szCs w:val="22"/>
+        </w:rPr>
+      </w:pPr>
+      <w:r>
+        <w:rPr>
+          <w:rFonts w:ascii="Courier New" w:hAnsi="Courier New" w:cs="Courier New"/>
+          <w:b/>
+          <w:bCs/>
+          <w:sz w:val="22"/>
+          <w:szCs w:val="22"/>
+        </w:rPr>
+        <w:t>Dark smoke passes through the screen – [18]</w:t>
+      </w:r>
+    </w:p>
+    <w:p>
+      <w:pPr>
+        <w:rPr>
+          <w:rFonts w:ascii="Courier New" w:hAnsi="Courier New" w:cs="Courier New"/>
+          <w:b/>
+          <w:bCs/>
+          <w:sz w:val="22"/>
+          <w:szCs w:val="22"/>
+        </w:rPr>
+      </w:pPr>
+      <w:r>
+        <w:rPr>
+          <w:rFonts w:ascii="Courier New" w:hAnsi="Courier New" w:cs="Courier New"/>
+          <w:b/>
+          <w:bCs/>
+          <w:sz w:val="22"/>
+          <w:szCs w:val="22"/>
+        </w:rPr>
+        <w:t xml:space="preserve">Giri’s hand on Adi’s shoulder </w:t>
+      </w:r>
+      <w:r>
+        <w:rPr>
+          <w:rFonts w:ascii="Courier New" w:hAnsi="Courier New" w:cs="Courier New"/>
+          <w:b/>
+          <w:bCs/>
+          <w:sz w:val="22"/>
+          <w:szCs w:val="22"/>
+        </w:rPr>
+        <w:t xml:space="preserve">loop </w:t>
+      </w:r>
+      <w:r>
+        <w:rPr>
+          <w:rFonts w:ascii="Courier New" w:hAnsi="Courier New" w:cs="Courier New"/>
+          <w:b/>
+          <w:bCs/>
+          <w:sz w:val="22"/>
+          <w:szCs w:val="22"/>
+        </w:rPr>
+        <w:t>– [1</w:t>
       </w:r>
       <w:r>
         <w:rPr>
@@ -1534,47 +1600,173 @@
           <w:sz w:val="22"/>
           <w:szCs w:val="22"/>
         </w:rPr>
-        <w:t xml:space="preserve">No </w:t>
-      </w:r>
-      <w:r>
-        <w:rPr>
-          <w:rFonts w:ascii="Courier New" w:hAnsi="Courier New" w:cs="Courier New"/>
-          <w:b/>
-          <w:bCs/>
-          <w:sz w:val="22"/>
-          <w:szCs w:val="22"/>
-        </w:rPr>
-        <w:t xml:space="preserve">Reflection </w:t>
-      </w:r>
-      <w:r>
-        <w:rPr>
-          <w:rFonts w:ascii="Courier New" w:hAnsi="Courier New" w:cs="Courier New"/>
-          <w:b/>
-          <w:bCs/>
-          <w:sz w:val="22"/>
-          <w:szCs w:val="22"/>
-        </w:rPr>
-        <w:t xml:space="preserve">in </w:t>
-      </w:r>
-      <w:r>
-        <w:rPr>
-          <w:rFonts w:ascii="Courier New" w:hAnsi="Courier New" w:cs="Courier New"/>
-          <w:b/>
-          <w:bCs/>
-          <w:sz w:val="22"/>
-          <w:szCs w:val="22"/>
-        </w:rPr>
-        <w:t>mirror – [1</w:t>
-      </w:r>
-      <w:r>
-        <w:rPr>
-          <w:rFonts w:ascii="Courier New" w:hAnsi="Courier New" w:cs="Courier New"/>
-          <w:b/>
-          <w:bCs/>
-          <w:sz w:val="22"/>
-          <w:szCs w:val="22"/>
-        </w:rPr>
-        <w:t>8</w:t>
+        <w:t>Seizure vision – [18]</w:t>
+      </w:r>
+    </w:p>
+    <w:p>
+      <w:pPr>
+        <w:rPr>
+          <w:rFonts w:ascii="Courier New" w:hAnsi="Courier New" w:cs="Courier New"/>
+          <w:b/>
+          <w:bCs/>
+          <w:sz w:val="22"/>
+          <w:szCs w:val="22"/>
+        </w:rPr>
+      </w:pPr>
+      <w:r>
+        <w:rPr>
+          <w:rFonts w:ascii="Courier New" w:hAnsi="Courier New" w:cs="Courier New"/>
+          <w:b/>
+          <w:bCs/>
+          <w:sz w:val="22"/>
+          <w:szCs w:val="22"/>
+        </w:rPr>
+        <w:t xml:space="preserve">Kriti and Adi talk on couch with demon in the shadows TWO POV – </w:t>
+      </w:r>
+      <w:r>
+        <w:rPr>
+          <w:rFonts w:ascii="Courier New" w:hAnsi="Courier New" w:cs="Courier New"/>
+          <w:b/>
+          <w:bCs/>
+          <w:sz w:val="22"/>
+          <w:szCs w:val="22"/>
+        </w:rPr>
+        <w:t>[</w:t>
+      </w:r>
+      <w:r>
+        <w:rPr>
+          <w:rFonts w:ascii="Courier New" w:hAnsi="Courier New" w:cs="Courier New"/>
+          <w:b/>
+          <w:bCs/>
+          <w:sz w:val="22"/>
+          <w:szCs w:val="22"/>
+        </w:rPr>
+        <w:t>18]</w:t>
+      </w:r>
+    </w:p>
+    <w:p>
+      <w:pPr>
+        <w:rPr>
+          <w:rFonts w:ascii="Courier New" w:hAnsi="Courier New" w:cs="Courier New"/>
+          <w:b/>
+          <w:bCs/>
+          <w:sz w:val="22"/>
+          <w:szCs w:val="22"/>
+        </w:rPr>
+      </w:pPr>
+      <w:r>
+        <w:rPr>
+          <w:rFonts w:ascii="Courier New" w:hAnsi="Courier New" w:cs="Courier New"/>
+          <w:b/>
+          <w:bCs/>
+          <w:sz w:val="22"/>
+          <w:szCs w:val="22"/>
+        </w:rPr>
+        <w:t>Dark Cloudy Vision Out – [18]</w:t>
+      </w:r>
+    </w:p>
+    <w:p>
+      <w:pPr>
+        <w:rPr>
+          <w:rFonts w:ascii="Courier New" w:hAnsi="Courier New" w:cs="Courier New"/>
+          <w:b/>
+          <w:bCs/>
+          <w:sz w:val="22"/>
+          <w:szCs w:val="22"/>
+        </w:rPr>
+      </w:pPr>
+    </w:p>
+    <w:p>
+      <w:pPr>
+        <w:rPr>
+          <w:rFonts w:ascii="Courier New" w:hAnsi="Courier New" w:cs="Courier New"/>
+          <w:b/>
+          <w:bCs/>
+          <w:sz w:val="22"/>
+          <w:szCs w:val="22"/>
+        </w:rPr>
+      </w:pPr>
+      <w:r>
+        <w:rPr>
+          <w:rFonts w:ascii="Courier New" w:hAnsi="Courier New" w:cs="Courier New"/>
+          <w:b/>
+          <w:bCs/>
+          <w:sz w:val="22"/>
+          <w:szCs w:val="22"/>
+        </w:rPr>
+        <w:t>TODO</w:t>
+      </w:r>
+    </w:p>
+    <w:p>
+      <w:pPr>
+        <w:rPr>
+          <w:rFonts w:ascii="Courier New" w:hAnsi="Courier New" w:cs="Courier New"/>
+          <w:b/>
+          <w:bCs/>
+          <w:sz w:val="22"/>
+          <w:szCs w:val="22"/>
+        </w:rPr>
+      </w:pPr>
+      <w:r>
+        <w:rPr>
+          <w:rFonts w:ascii="Courier New" w:hAnsi="Courier New" w:cs="Courier New"/>
+          <w:b/>
+          <w:bCs/>
+          <w:sz w:val="22"/>
+          <w:szCs w:val="22"/>
+        </w:rPr>
+        <w:t>Flashlight Horrors – [21]</w:t>
+      </w:r>
+    </w:p>
+    <w:p>
+      <w:pPr>
+        <w:rPr>
+          <w:rFonts w:ascii="Courier New" w:hAnsi="Courier New" w:cs="Courier New"/>
+          <w:b/>
+          <w:bCs/>
+          <w:sz w:val="22"/>
+          <w:szCs w:val="22"/>
+        </w:rPr>
+      </w:pPr>
+      <w:r>
+        <w:rPr>
+          <w:rFonts w:ascii="Courier New" w:hAnsi="Courier New" w:cs="Courier New"/>
+          <w:b/>
+          <w:bCs/>
+          <w:sz w:val="22"/>
+          <w:szCs w:val="22"/>
+        </w:rPr>
+        <w:t xml:space="preserve">The water in kettle </w:t>
+      </w:r>
+      <w:r>
+        <w:rPr>
+          <w:rFonts w:ascii="Courier New" w:hAnsi="Courier New" w:cs="Courier New"/>
+          <w:b/>
+          <w:bCs/>
+          <w:sz w:val="22"/>
+          <w:szCs w:val="22"/>
+        </w:rPr>
+        <w:t>evaporates</w:t>
+      </w:r>
+      <w:r>
+        <w:rPr>
+          <w:rFonts w:ascii="Courier New" w:hAnsi="Courier New" w:cs="Courier New"/>
+          <w:b/>
+          <w:bCs/>
+          <w:sz w:val="22"/>
+          <w:szCs w:val="22"/>
+        </w:rPr>
+        <w:t xml:space="preserve"> – [1</w:t>
+      </w:r>
+      <w:r>
+        <w:rPr>
+          <w:rFonts w:ascii="Courier New" w:hAnsi="Courier New" w:cs="Courier New"/>
+          <w:b/>
+          <w:bCs/>
+          <w:sz w:val="22"/>
+          <w:szCs w:val="22"/>
+        </w:rPr>
+        <w:t>9</w:t>
       </w:r>
       <w:r>
         <w:rPr>
@@ -1605,48 +1797,7 @@
           <w:sz w:val="22"/>
           <w:szCs w:val="22"/>
         </w:rPr>
-        <w:t>Ghost face – [18]</w:t>
-      </w:r>
-    </w:p>
-    <w:p>
-      <w:pPr>
-        <w:rPr>
-          <w:rFonts w:ascii="Courier New" w:hAnsi="Courier New" w:cs="Courier New"/>
-          <w:b/>
-          <w:bCs/>
-          <w:sz w:val="22"/>
-          <w:szCs w:val="22"/>
-        </w:rPr>
-      </w:pPr>
-      <w:r>
-        <w:rPr>
-          <w:rFonts w:ascii="Courier New" w:hAnsi="Courier New" w:cs="Courier New"/>
-          <w:b/>
-          <w:bCs/>
-          <w:sz w:val="22"/>
-          <w:szCs w:val="22"/>
-        </w:rPr>
-        <w:t xml:space="preserve">Giri’s hand on Adi’s shoulder </w:t>
-      </w:r>
-      <w:r>
-        <w:rPr>
-          <w:rFonts w:ascii="Courier New" w:hAnsi="Courier New" w:cs="Courier New"/>
-          <w:b/>
-          <w:bCs/>
-          <w:sz w:val="22"/>
-          <w:szCs w:val="22"/>
-        </w:rPr>
-        <w:t xml:space="preserve">loop </w:t>
-      </w:r>
-      <w:r>
-        <w:rPr>
-          <w:rFonts w:ascii="Courier New" w:hAnsi="Courier New" w:cs="Courier New"/>
-          <w:b/>
-          <w:bCs/>
-          <w:sz w:val="22"/>
-          <w:szCs w:val="22"/>
-        </w:rPr>
-        <w:t>– [1</w:t>
+        <w:t>Lemon soda glass into Sand – [1</w:t>
       </w:r>
       <w:r>
         <w:rPr>
@@ -1687,111 +1838,37 @@
           <w:sz w:val="22"/>
           <w:szCs w:val="22"/>
         </w:rPr>
-        <w:t>Dark Cloudy Vision Out – [19]</w:t>
-      </w:r>
-    </w:p>
-    <w:p>
-      <w:pPr>
-        <w:rPr>
-          <w:rFonts w:ascii="Courier New" w:hAnsi="Courier New" w:cs="Courier New"/>
-          <w:b/>
-          <w:bCs/>
-          <w:sz w:val="22"/>
-          <w:szCs w:val="22"/>
-        </w:rPr>
-      </w:pPr>
-      <w:r>
-        <w:rPr>
-          <w:rFonts w:ascii="Courier New" w:hAnsi="Courier New" w:cs="Courier New"/>
-          <w:b/>
-          <w:bCs/>
-          <w:sz w:val="22"/>
-          <w:szCs w:val="22"/>
-        </w:rPr>
-        <w:t>Flashlight Horrors – [21]</w:t>
-      </w:r>
-    </w:p>
-    <w:p>
-      <w:pPr>
-        <w:rPr>
-          <w:rFonts w:ascii="Courier New" w:hAnsi="Courier New" w:cs="Courier New"/>
-          <w:b/>
-          <w:bCs/>
-          <w:sz w:val="22"/>
-          <w:szCs w:val="22"/>
-        </w:rPr>
-      </w:pPr>
-      <w:r>
-        <w:rPr>
-          <w:rFonts w:ascii="Courier New" w:hAnsi="Courier New" w:cs="Courier New"/>
-          <w:b/>
-          <w:bCs/>
-          <w:sz w:val="22"/>
-          <w:szCs w:val="22"/>
-        </w:rPr>
-        <w:t>TODO</w:t>
-      </w:r>
-    </w:p>
-    <w:p>
-      <w:pPr>
-        <w:rPr>
-          <w:rFonts w:ascii="Courier New" w:hAnsi="Courier New" w:cs="Courier New"/>
-          <w:b/>
-          <w:bCs/>
-          <w:sz w:val="22"/>
-          <w:szCs w:val="22"/>
-        </w:rPr>
-      </w:pPr>
-    </w:p>
-    <w:p>
-      <w:pPr>
-        <w:rPr>
-          <w:rFonts w:ascii="Courier New" w:hAnsi="Courier New" w:cs="Courier New"/>
-          <w:b/>
-          <w:bCs/>
-          <w:sz w:val="22"/>
-          <w:szCs w:val="22"/>
-        </w:rPr>
-      </w:pPr>
-      <w:r>
-        <w:rPr>
-          <w:rFonts w:ascii="Courier New" w:hAnsi="Courier New" w:cs="Courier New"/>
-          <w:b/>
-          <w:bCs/>
-          <w:sz w:val="22"/>
-          <w:szCs w:val="22"/>
-        </w:rPr>
-        <w:t xml:space="preserve">The water in kettle </w:t>
-      </w:r>
-      <w:r>
-        <w:rPr>
-          <w:rFonts w:ascii="Courier New" w:hAnsi="Courier New" w:cs="Courier New"/>
-          <w:b/>
-          <w:bCs/>
-          <w:sz w:val="22"/>
-          <w:szCs w:val="22"/>
-        </w:rPr>
-        <w:t>evaporates</w:t>
-      </w:r>
-      <w:r>
-        <w:rPr>
-          <w:rFonts w:ascii="Courier New" w:hAnsi="Courier New" w:cs="Courier New"/>
-          <w:b/>
-          <w:bCs/>
-          <w:sz w:val="22"/>
-          <w:szCs w:val="22"/>
-        </w:rPr>
-        <w:t xml:space="preserve"> – [1</w:t>
-      </w:r>
-      <w:r>
-        <w:rPr>
-          <w:rFonts w:ascii="Courier New" w:hAnsi="Courier New" w:cs="Courier New"/>
-          <w:b/>
-          <w:bCs/>
-          <w:sz w:val="22"/>
-          <w:szCs w:val="22"/>
-        </w:rPr>
-        <w:t>9</w:t>
+        <w:t xml:space="preserve">Water </w:t>
+      </w:r>
+      <w:r>
+        <w:rPr>
+          <w:rFonts w:ascii="Courier New" w:hAnsi="Courier New" w:cs="Courier New"/>
+          <w:b/>
+          <w:bCs/>
+          <w:sz w:val="22"/>
+          <w:szCs w:val="22"/>
+        </w:rPr>
+        <w:t>abruptly</w:t>
+      </w:r>
+      <w:r>
+        <w:rPr>
+          <w:rFonts w:ascii="Courier New" w:hAnsi="Courier New" w:cs="Courier New"/>
+          <w:b/>
+          <w:bCs/>
+          <w:sz w:val="22"/>
+          <w:szCs w:val="22"/>
+        </w:rPr>
+        <w:t xml:space="preserve"> stops in the kitchen’s tap – [</w:t>
+      </w:r>
+      <w:r>
+        <w:rPr>
+          <w:rFonts w:ascii="Courier New" w:hAnsi="Courier New" w:cs="Courier New"/>
+          <w:b/>
+          <w:bCs/>
+          <w:sz w:val="22"/>
+          <w:szCs w:val="22"/>
+        </w:rPr>
+        <w:t>20</w:t>
       </w:r>
       <w:r>
         <w:rPr>
@@ -1822,17 +1899,17 @@
           <w:sz w:val="22"/>
           <w:szCs w:val="22"/>
         </w:rPr>
-        <w:t>Lemon soda glass into Sand – [1</w:t>
-      </w:r>
-      <w:r>
-        <w:rPr>
-          <w:rFonts w:ascii="Courier New" w:hAnsi="Courier New" w:cs="Courier New"/>
-          <w:b/>
-          <w:bCs/>
-          <w:sz w:val="22"/>
-          <w:szCs w:val="22"/>
-        </w:rPr>
-        <w:t>9</w:t>
+        <w:t>Burst of Fog from the freezer – [</w:t>
+      </w:r>
+      <w:r>
+        <w:rPr>
+          <w:rFonts w:ascii="Courier New" w:hAnsi="Courier New" w:cs="Courier New"/>
+          <w:b/>
+          <w:bCs/>
+          <w:sz w:val="22"/>
+          <w:szCs w:val="22"/>
+        </w:rPr>
+        <w:t>20</w:t>
       </w:r>
       <w:r>
         <w:rPr>
@@ -1863,27 +1940,7 @@
           <w:sz w:val="22"/>
           <w:szCs w:val="22"/>
         </w:rPr>
-        <w:t xml:space="preserve">Water </w:t>
-      </w:r>
-      <w:r>
-        <w:rPr>
-          <w:rFonts w:ascii="Courier New" w:hAnsi="Courier New" w:cs="Courier New"/>
-          <w:b/>
-          <w:bCs/>
-          <w:sz w:val="22"/>
-          <w:szCs w:val="22"/>
-        </w:rPr>
-        <w:t>abruptly</w:t>
-      </w:r>
-      <w:r>
-        <w:rPr>
-          <w:rFonts w:ascii="Courier New" w:hAnsi="Courier New" w:cs="Courier New"/>
-          <w:b/>
-          <w:bCs/>
-          <w:sz w:val="22"/>
-          <w:szCs w:val="22"/>
-        </w:rPr>
-        <w:t xml:space="preserve"> stops in the kitchen’s tap – [</w:t>
+        <w:t>Tender Coconut Splits in half – [</w:t>
       </w:r>
       <w:r>
         <w:rPr>
@@ -1924,7 +1981,7 @@
           <w:sz w:val="22"/>
           <w:szCs w:val="22"/>
         </w:rPr>
-        <w:t>Burst of Fog from the freezer – [</w:t>
+        <w:t>Thick dark smoke flows out of the Whisky bottle – [</w:t>
       </w:r>
       <w:r>
         <w:rPr>
@@ -1965,17 +2022,17 @@
           <w:sz w:val="22"/>
           <w:szCs w:val="22"/>
         </w:rPr>
-        <w:t>Tender Coconut Splits in half – [</w:t>
-      </w:r>
-      <w:r>
-        <w:rPr>
-          <w:rFonts w:ascii="Courier New" w:hAnsi="Courier New" w:cs="Courier New"/>
-          <w:b/>
-          <w:bCs/>
-          <w:sz w:val="22"/>
-          <w:szCs w:val="22"/>
-        </w:rPr>
-        <w:t>20</w:t>
+        <w:t>Light flickers in hall – [</w:t>
+      </w:r>
+      <w:r>
+        <w:rPr>
+          <w:rFonts w:ascii="Courier New" w:hAnsi="Courier New" w:cs="Courier New"/>
+          <w:b/>
+          <w:bCs/>
+          <w:sz w:val="22"/>
+          <w:szCs w:val="22"/>
+        </w:rPr>
+        <w:t>21</w:t>
       </w:r>
       <w:r>
         <w:rPr>
@@ -2006,17 +2063,18 @@
           <w:sz w:val="22"/>
           <w:szCs w:val="22"/>
         </w:rPr>
-        <w:t>Thick dark smoke flows out of the Whisky bottle – [</w:t>
-      </w:r>
-      <w:r>
-        <w:rPr>
-          <w:rFonts w:ascii="Courier New" w:hAnsi="Courier New" w:cs="Courier New"/>
-          <w:b/>
-          <w:bCs/>
-          <w:sz w:val="22"/>
-          <w:szCs w:val="22"/>
-        </w:rPr>
-        <w:t>20</w:t>
+        <w:lastRenderedPageBreak/>
+        <w:t>Kriti’s Horadu – [</w:t>
+      </w:r>
+      <w:r>
+        <w:rPr>
+          <w:rFonts w:ascii="Courier New" w:hAnsi="Courier New" w:cs="Courier New"/>
+          <w:b/>
+          <w:bCs/>
+          <w:sz w:val="22"/>
+          <w:szCs w:val="22"/>
+        </w:rPr>
+        <w:t>21</w:t>
       </w:r>
       <w:r>
         <w:rPr>
@@ -2047,7 +2105,7 @@
           <w:sz w:val="22"/>
           <w:szCs w:val="22"/>
         </w:rPr>
-        <w:t>Light flickers in hall – [</w:t>
+        <w:t>Yellow teeth on the mother – [</w:t>
       </w:r>
       <w:r>
         <w:rPr>
@@ -2088,7 +2146,7 @@
           <w:sz w:val="22"/>
           <w:szCs w:val="22"/>
         </w:rPr>
-        <w:t>Kriti’s Horadu – [</w:t>
+        <w:t>Kriti turns into demonic entity – [</w:t>
       </w:r>
       <w:r>
         <w:rPr>
@@ -2129,1239 +2187,1157 @@
           <w:sz w:val="22"/>
           <w:szCs w:val="22"/>
         </w:rPr>
+        <w:t>Epilepsy graphics and Trap music Morphing Adi’s face – [</w:t>
+      </w:r>
+      <w:r>
+        <w:rPr>
+          <w:rFonts w:ascii="Courier New" w:hAnsi="Courier New" w:cs="Courier New"/>
+          <w:b/>
+          <w:bCs/>
+          <w:sz w:val="22"/>
+          <w:szCs w:val="22"/>
+        </w:rPr>
+        <w:t>21</w:t>
+      </w:r>
+      <w:r>
+        <w:rPr>
+          <w:rFonts w:ascii="Courier New" w:hAnsi="Courier New" w:cs="Courier New"/>
+          <w:b/>
+          <w:bCs/>
+          <w:sz w:val="22"/>
+          <w:szCs w:val="22"/>
+        </w:rPr>
+        <w:t>]</w:t>
+      </w:r>
+    </w:p>
+    <w:p>
+      <w:pPr>
+        <w:rPr>
+          <w:rFonts w:ascii="Courier New" w:hAnsi="Courier New" w:cs="Courier New"/>
+          <w:b/>
+          <w:bCs/>
+          <w:sz w:val="22"/>
+          <w:szCs w:val="22"/>
+        </w:rPr>
+      </w:pPr>
+      <w:r>
+        <w:rPr>
+          <w:rFonts w:ascii="Courier New" w:hAnsi="Courier New" w:cs="Courier New"/>
+          <w:b/>
+          <w:bCs/>
+          <w:sz w:val="22"/>
+          <w:szCs w:val="22"/>
+        </w:rPr>
+        <w:t>Pan out of TV – [2</w:t>
+      </w:r>
+      <w:r>
+        <w:rPr>
+          <w:rFonts w:ascii="Courier New" w:hAnsi="Courier New" w:cs="Courier New"/>
+          <w:b/>
+          <w:bCs/>
+          <w:sz w:val="22"/>
+          <w:szCs w:val="22"/>
+        </w:rPr>
+        <w:t>2</w:t>
+      </w:r>
+      <w:r>
+        <w:rPr>
+          <w:rFonts w:ascii="Courier New" w:hAnsi="Courier New" w:cs="Courier New"/>
+          <w:b/>
+          <w:bCs/>
+          <w:sz w:val="22"/>
+          <w:szCs w:val="22"/>
+        </w:rPr>
+        <w:t>]</w:t>
+      </w:r>
+    </w:p>
+    <w:p>
+      <w:pPr>
+        <w:rPr>
+          <w:rFonts w:ascii="Courier New" w:hAnsi="Courier New" w:cs="Courier New"/>
+          <w:b/>
+          <w:bCs/>
+          <w:sz w:val="22"/>
+          <w:szCs w:val="22"/>
+        </w:rPr>
+      </w:pPr>
+      <w:r>
+        <w:rPr>
+          <w:rFonts w:ascii="Courier New" w:hAnsi="Courier New" w:cs="Courier New"/>
+          <w:b/>
+          <w:bCs/>
+          <w:sz w:val="22"/>
+          <w:szCs w:val="22"/>
+        </w:rPr>
+        <w:t>Radio Static in TV – [2</w:t>
+      </w:r>
+      <w:r>
+        <w:rPr>
+          <w:rFonts w:ascii="Courier New" w:hAnsi="Courier New" w:cs="Courier New"/>
+          <w:b/>
+          <w:bCs/>
+          <w:sz w:val="22"/>
+          <w:szCs w:val="22"/>
+        </w:rPr>
+        <w:t>2</w:t>
+      </w:r>
+      <w:r>
+        <w:rPr>
+          <w:rFonts w:ascii="Courier New" w:hAnsi="Courier New" w:cs="Courier New"/>
+          <w:b/>
+          <w:bCs/>
+          <w:sz w:val="22"/>
+          <w:szCs w:val="22"/>
+        </w:rPr>
+        <w:t>]</w:t>
+      </w:r>
+    </w:p>
+    <w:p>
+      <w:pPr>
+        <w:rPr>
+          <w:rFonts w:ascii="Courier New" w:hAnsi="Courier New" w:cs="Courier New"/>
+          <w:b/>
+          <w:bCs/>
+          <w:sz w:val="22"/>
+          <w:szCs w:val="22"/>
+        </w:rPr>
+      </w:pPr>
+      <w:r>
+        <w:rPr>
+          <w:rFonts w:ascii="Courier New" w:hAnsi="Courier New" w:cs="Courier New"/>
+          <w:b/>
+          <w:bCs/>
+          <w:sz w:val="22"/>
+          <w:szCs w:val="22"/>
+        </w:rPr>
+        <w:t>Water flows out of nowhere – [2</w:t>
+      </w:r>
+      <w:r>
+        <w:rPr>
+          <w:rFonts w:ascii="Courier New" w:hAnsi="Courier New" w:cs="Courier New"/>
+          <w:b/>
+          <w:bCs/>
+          <w:sz w:val="22"/>
+          <w:szCs w:val="22"/>
+        </w:rPr>
+        <w:t>2</w:t>
+      </w:r>
+      <w:r>
+        <w:rPr>
+          <w:rFonts w:ascii="Courier New" w:hAnsi="Courier New" w:cs="Courier New"/>
+          <w:b/>
+          <w:bCs/>
+          <w:sz w:val="22"/>
+          <w:szCs w:val="22"/>
+        </w:rPr>
+        <w:t>]</w:t>
+      </w:r>
+    </w:p>
+    <w:p>
+      <w:pPr>
+        <w:rPr>
+          <w:rFonts w:ascii="Courier New" w:hAnsi="Courier New" w:cs="Courier New"/>
+          <w:b/>
+          <w:bCs/>
+          <w:sz w:val="22"/>
+          <w:szCs w:val="22"/>
+        </w:rPr>
+      </w:pPr>
+      <w:r>
+        <w:rPr>
+          <w:rFonts w:ascii="Courier New" w:hAnsi="Courier New" w:cs="Courier New"/>
+          <w:b/>
+          <w:bCs/>
+          <w:sz w:val="22"/>
+          <w:szCs w:val="22"/>
+        </w:rPr>
+        <w:t xml:space="preserve">The Balloon </w:t>
+      </w:r>
+      <w:r>
+        <w:rPr>
+          <w:rFonts w:ascii="Courier New" w:hAnsi="Courier New" w:cs="Courier New"/>
+          <w:b/>
+          <w:bCs/>
+          <w:sz w:val="22"/>
+          <w:szCs w:val="22"/>
+        </w:rPr>
+        <w:t>flo</w:t>
+      </w:r>
+      <w:r>
+        <w:rPr>
+          <w:rFonts w:ascii="Courier New" w:hAnsi="Courier New" w:cs="Courier New"/>
+          <w:b/>
+          <w:bCs/>
+          <w:sz w:val="22"/>
+          <w:szCs w:val="22"/>
+        </w:rPr>
+        <w:t xml:space="preserve">ats </w:t>
+      </w:r>
+      <w:r>
+        <w:rPr>
+          <w:rFonts w:ascii="Courier New" w:hAnsi="Courier New" w:cs="Courier New"/>
+          <w:b/>
+          <w:bCs/>
+          <w:sz w:val="22"/>
+          <w:szCs w:val="22"/>
+        </w:rPr>
+        <w:t>and p</w:t>
+      </w:r>
+      <w:r>
+        <w:rPr>
+          <w:rFonts w:ascii="Courier New" w:hAnsi="Courier New" w:cs="Courier New"/>
+          <w:b/>
+          <w:bCs/>
+          <w:sz w:val="22"/>
+          <w:szCs w:val="22"/>
+        </w:rPr>
+        <w:t xml:space="preserve">ops </w:t>
+      </w:r>
+      <w:r>
+        <w:rPr>
+          <w:rFonts w:ascii="Courier New" w:hAnsi="Courier New" w:cs="Courier New"/>
+          <w:b/>
+          <w:bCs/>
+          <w:sz w:val="22"/>
+          <w:szCs w:val="22"/>
+        </w:rPr>
+        <w:t>– [22]</w:t>
+      </w:r>
+    </w:p>
+    <w:p>
+      <w:pPr>
+        <w:rPr>
+          <w:rFonts w:ascii="Courier New" w:hAnsi="Courier New" w:cs="Courier New"/>
+          <w:b/>
+          <w:bCs/>
+          <w:sz w:val="22"/>
+          <w:szCs w:val="22"/>
+        </w:rPr>
+      </w:pPr>
+      <w:r>
+        <w:rPr>
+          <w:rFonts w:ascii="Courier New" w:hAnsi="Courier New" w:cs="Courier New"/>
+          <w:b/>
+          <w:bCs/>
+          <w:sz w:val="22"/>
+          <w:szCs w:val="22"/>
+        </w:rPr>
+        <w:t xml:space="preserve">Balloon flies and </w:t>
+      </w:r>
+      <w:r>
+        <w:rPr>
+          <w:rFonts w:ascii="Courier New" w:hAnsi="Courier New" w:cs="Courier New"/>
+          <w:b/>
+          <w:bCs/>
+          <w:sz w:val="22"/>
+          <w:szCs w:val="22"/>
+        </w:rPr>
+        <w:t>Ved turn demonic – [2</w:t>
+      </w:r>
+      <w:r>
+        <w:rPr>
+          <w:rFonts w:ascii="Courier New" w:hAnsi="Courier New" w:cs="Courier New"/>
+          <w:b/>
+          <w:bCs/>
+          <w:sz w:val="22"/>
+          <w:szCs w:val="22"/>
+        </w:rPr>
+        <w:t>2</w:t>
+      </w:r>
+      <w:r>
+        <w:rPr>
+          <w:rFonts w:ascii="Courier New" w:hAnsi="Courier New" w:cs="Courier New"/>
+          <w:b/>
+          <w:bCs/>
+          <w:sz w:val="22"/>
+          <w:szCs w:val="22"/>
+        </w:rPr>
+        <w:t>]</w:t>
+      </w:r>
+    </w:p>
+    <w:p>
+      <w:pPr>
+        <w:rPr>
+          <w:rFonts w:ascii="Courier New" w:hAnsi="Courier New" w:cs="Courier New"/>
+          <w:b/>
+          <w:bCs/>
+          <w:sz w:val="22"/>
+          <w:szCs w:val="22"/>
+        </w:rPr>
+      </w:pPr>
+      <w:r>
+        <w:rPr>
+          <w:rFonts w:ascii="Courier New" w:hAnsi="Courier New" w:cs="Courier New"/>
+          <w:b/>
+          <w:bCs/>
+          <w:sz w:val="22"/>
+          <w:szCs w:val="22"/>
+        </w:rPr>
+        <w:t>Door closes behind Ved – [2</w:t>
+      </w:r>
+      <w:r>
+        <w:rPr>
+          <w:rFonts w:ascii="Courier New" w:hAnsi="Courier New" w:cs="Courier New"/>
+          <w:b/>
+          <w:bCs/>
+          <w:sz w:val="22"/>
+          <w:szCs w:val="22"/>
+        </w:rPr>
+        <w:t>3]</w:t>
+      </w:r>
+    </w:p>
+    <w:p>
+      <w:pPr>
+        <w:rPr>
+          <w:rFonts w:ascii="Courier New" w:hAnsi="Courier New" w:cs="Courier New"/>
+          <w:b/>
+          <w:bCs/>
+          <w:sz w:val="22"/>
+          <w:szCs w:val="22"/>
+        </w:rPr>
+      </w:pPr>
+      <w:r>
+        <w:rPr>
+          <w:rFonts w:ascii="Courier New" w:hAnsi="Courier New" w:cs="Courier New"/>
+          <w:b/>
+          <w:bCs/>
+          <w:sz w:val="22"/>
+          <w:szCs w:val="22"/>
+        </w:rPr>
+        <w:t>Multiple locations through door</w:t>
+      </w:r>
+      <w:r>
+        <w:rPr>
+          <w:rFonts w:ascii="Courier New" w:hAnsi="Courier New" w:cs="Courier New"/>
+          <w:b/>
+          <w:bCs/>
+          <w:sz w:val="22"/>
+          <w:szCs w:val="22"/>
+        </w:rPr>
+        <w:t>s</w:t>
+      </w:r>
+      <w:r>
+        <w:rPr>
+          <w:rFonts w:ascii="Courier New" w:hAnsi="Courier New" w:cs="Courier New"/>
+          <w:b/>
+          <w:bCs/>
+          <w:sz w:val="22"/>
+          <w:szCs w:val="22"/>
+        </w:rPr>
+        <w:t xml:space="preserve"> – [2</w:t>
+      </w:r>
+      <w:r>
+        <w:rPr>
+          <w:rFonts w:ascii="Courier New" w:hAnsi="Courier New" w:cs="Courier New"/>
+          <w:b/>
+          <w:bCs/>
+          <w:sz w:val="22"/>
+          <w:szCs w:val="22"/>
+        </w:rPr>
+        <w:t>3</w:t>
+      </w:r>
+      <w:r>
+        <w:rPr>
+          <w:rFonts w:ascii="Courier New" w:hAnsi="Courier New" w:cs="Courier New"/>
+          <w:b/>
+          <w:bCs/>
+          <w:sz w:val="22"/>
+          <w:szCs w:val="22"/>
+        </w:rPr>
+        <w:t>]</w:t>
+      </w:r>
+    </w:p>
+    <w:p>
+      <w:pPr>
+        <w:rPr>
+          <w:rFonts w:ascii="Courier New" w:hAnsi="Courier New" w:cs="Courier New"/>
+          <w:b/>
+          <w:bCs/>
+          <w:sz w:val="22"/>
+          <w:szCs w:val="22"/>
+        </w:rPr>
+      </w:pPr>
+      <w:r>
+        <w:rPr>
+          <w:rFonts w:ascii="Courier New" w:hAnsi="Courier New" w:cs="Courier New"/>
+          <w:b/>
+          <w:bCs/>
+          <w:sz w:val="22"/>
+          <w:szCs w:val="22"/>
+        </w:rPr>
+        <w:t>Multiple door portal effect – [2</w:t>
+      </w:r>
+      <w:r>
+        <w:rPr>
+          <w:rFonts w:ascii="Courier New" w:hAnsi="Courier New" w:cs="Courier New"/>
+          <w:b/>
+          <w:bCs/>
+          <w:sz w:val="22"/>
+          <w:szCs w:val="22"/>
+        </w:rPr>
+        <w:t>3</w:t>
+      </w:r>
+      <w:r>
+        <w:rPr>
+          <w:rFonts w:ascii="Courier New" w:hAnsi="Courier New" w:cs="Courier New"/>
+          <w:b/>
+          <w:bCs/>
+          <w:sz w:val="22"/>
+          <w:szCs w:val="22"/>
+        </w:rPr>
+        <w:t>]</w:t>
+      </w:r>
+    </w:p>
+    <w:p>
+      <w:pPr>
+        <w:rPr>
+          <w:rFonts w:ascii="Courier New" w:hAnsi="Courier New" w:cs="Courier New"/>
+          <w:b/>
+          <w:bCs/>
+          <w:sz w:val="22"/>
+          <w:szCs w:val="22"/>
+        </w:rPr>
+      </w:pPr>
+      <w:r>
+        <w:rPr>
+          <w:rFonts w:ascii="Courier New" w:hAnsi="Courier New" w:cs="Courier New"/>
+          <w:b/>
+          <w:bCs/>
+          <w:sz w:val="22"/>
+          <w:szCs w:val="22"/>
+        </w:rPr>
+        <w:t>Floating old woman – [2</w:t>
+      </w:r>
+      <w:r>
+        <w:rPr>
+          <w:rFonts w:ascii="Courier New" w:hAnsi="Courier New" w:cs="Courier New"/>
+          <w:b/>
+          <w:bCs/>
+          <w:sz w:val="22"/>
+          <w:szCs w:val="22"/>
+        </w:rPr>
+        <w:t>3</w:t>
+      </w:r>
+      <w:r>
+        <w:rPr>
+          <w:rFonts w:ascii="Courier New" w:hAnsi="Courier New" w:cs="Courier New"/>
+          <w:b/>
+          <w:bCs/>
+          <w:sz w:val="22"/>
+          <w:szCs w:val="22"/>
+        </w:rPr>
+        <w:t>]</w:t>
+      </w:r>
+    </w:p>
+    <w:p>
+      <w:pPr>
+        <w:rPr>
+          <w:rFonts w:ascii="Courier New" w:hAnsi="Courier New" w:cs="Courier New"/>
+          <w:b/>
+          <w:bCs/>
+          <w:sz w:val="22"/>
+          <w:szCs w:val="22"/>
+        </w:rPr>
+      </w:pPr>
+      <w:r>
+        <w:rPr>
+          <w:rFonts w:ascii="Courier New" w:hAnsi="Courier New" w:cs="Courier New"/>
+          <w:b/>
+          <w:bCs/>
+          <w:sz w:val="22"/>
+          <w:szCs w:val="22"/>
+        </w:rPr>
+        <w:t>Adi and Ghost float as room rotates – [2</w:t>
+      </w:r>
+      <w:r>
+        <w:rPr>
+          <w:rFonts w:ascii="Courier New" w:hAnsi="Courier New" w:cs="Courier New"/>
+          <w:b/>
+          <w:bCs/>
+          <w:sz w:val="22"/>
+          <w:szCs w:val="22"/>
+        </w:rPr>
+        <w:t>3</w:t>
+      </w:r>
+      <w:r>
+        <w:rPr>
+          <w:rFonts w:ascii="Courier New" w:hAnsi="Courier New" w:cs="Courier New"/>
+          <w:b/>
+          <w:bCs/>
+          <w:sz w:val="22"/>
+          <w:szCs w:val="22"/>
+        </w:rPr>
+        <w:t>]</w:t>
+      </w:r>
+    </w:p>
+    <w:p>
+      <w:pPr>
+        <w:rPr>
+          <w:rFonts w:ascii="Courier New" w:hAnsi="Courier New" w:cs="Courier New"/>
+          <w:b/>
+          <w:bCs/>
+          <w:sz w:val="22"/>
+          <w:szCs w:val="22"/>
+        </w:rPr>
+      </w:pPr>
+      <w:r>
+        <w:rPr>
+          <w:rFonts w:ascii="Courier New" w:hAnsi="Courier New" w:cs="Courier New"/>
+          <w:b/>
+          <w:bCs/>
+          <w:sz w:val="22"/>
+          <w:szCs w:val="22"/>
+        </w:rPr>
+        <w:t>Loop de loop eyes – [2</w:t>
+      </w:r>
+      <w:r>
+        <w:rPr>
+          <w:rFonts w:ascii="Courier New" w:hAnsi="Courier New" w:cs="Courier New"/>
+          <w:b/>
+          <w:bCs/>
+          <w:sz w:val="22"/>
+          <w:szCs w:val="22"/>
+        </w:rPr>
+        <w:t>3</w:t>
+      </w:r>
+      <w:r>
+        <w:rPr>
+          <w:rFonts w:ascii="Courier New" w:hAnsi="Courier New" w:cs="Courier New"/>
+          <w:b/>
+          <w:bCs/>
+          <w:sz w:val="22"/>
+          <w:szCs w:val="22"/>
+        </w:rPr>
+        <w:t>]</w:t>
+      </w:r>
+    </w:p>
+    <w:p>
+      <w:pPr>
+        <w:spacing w:line="240" w:lineRule="auto"/>
+        <w:rPr>
+          <w:rFonts w:ascii="Courier New" w:hAnsi="Courier New" w:cs="Courier New"/>
+          <w:b/>
+          <w:bCs/>
+          <w:sz w:val="22"/>
+          <w:szCs w:val="22"/>
+        </w:rPr>
+      </w:pPr>
+      <w:r>
+        <w:rPr>
+          <w:rFonts w:ascii="Courier New" w:hAnsi="Courier New" w:cs="Courier New"/>
+          <w:b/>
+          <w:bCs/>
+          <w:sz w:val="22"/>
+          <w:szCs w:val="22"/>
+        </w:rPr>
+        <w:t>Loopy eye to closed door transition – [23]</w:t>
+      </w:r>
+    </w:p>
+    <w:p>
+      <w:pPr>
+        <w:rPr>
+          <w:rFonts w:ascii="Courier New" w:hAnsi="Courier New" w:cs="Courier New"/>
+          <w:b/>
+          <w:bCs/>
+          <w:sz w:val="22"/>
+          <w:szCs w:val="22"/>
+        </w:rPr>
+      </w:pPr>
+      <w:r>
+        <w:rPr>
+          <w:rFonts w:ascii="Courier New" w:hAnsi="Courier New" w:cs="Courier New"/>
+          <w:b/>
+          <w:bCs/>
+          <w:sz w:val="22"/>
+          <w:szCs w:val="22"/>
+        </w:rPr>
+        <w:t>Dark foggy room – [24]</w:t>
+      </w:r>
+    </w:p>
+    <w:p>
+      <w:pPr>
+        <w:rPr>
+          <w:rFonts w:ascii="Courier New" w:hAnsi="Courier New" w:cs="Courier New"/>
+          <w:b/>
+          <w:bCs/>
+          <w:sz w:val="22"/>
+          <w:szCs w:val="22"/>
+        </w:rPr>
+      </w:pPr>
+      <w:r>
+        <w:rPr>
+          <w:rFonts w:ascii="Courier New" w:hAnsi="Courier New" w:cs="Courier New"/>
+          <w:b/>
+          <w:bCs/>
+          <w:sz w:val="22"/>
+          <w:szCs w:val="22"/>
+        </w:rPr>
+        <w:t>Envelope flies out of the TV – [24]</w:t>
+      </w:r>
+    </w:p>
+    <w:p>
+      <w:pPr>
+        <w:rPr>
+          <w:rFonts w:ascii="Courier New" w:hAnsi="Courier New" w:cs="Courier New"/>
+          <w:b/>
+          <w:bCs/>
+          <w:sz w:val="22"/>
+          <w:szCs w:val="22"/>
+        </w:rPr>
+      </w:pPr>
+      <w:r>
+        <w:rPr>
+          <w:rFonts w:ascii="Courier New" w:hAnsi="Courier New" w:cs="Courier New"/>
+          <w:b/>
+          <w:bCs/>
+          <w:sz w:val="22"/>
+          <w:szCs w:val="22"/>
+        </w:rPr>
+        <w:t>Kriti and Veds face warps – [24]</w:t>
+      </w:r>
+    </w:p>
+    <w:p>
+      <w:pPr>
+        <w:rPr>
+          <w:rFonts w:ascii="Courier New" w:hAnsi="Courier New" w:cs="Courier New"/>
+          <w:b/>
+          <w:bCs/>
+          <w:sz w:val="22"/>
+          <w:szCs w:val="22"/>
+        </w:rPr>
+      </w:pPr>
+      <w:r>
+        <w:rPr>
+          <w:rFonts w:ascii="Courier New" w:hAnsi="Courier New" w:cs="Courier New"/>
+          <w:b/>
+          <w:bCs/>
+          <w:sz w:val="22"/>
+          <w:szCs w:val="22"/>
+        </w:rPr>
+        <w:t>Priest and Pyre</w:t>
+      </w:r>
+      <w:r>
+        <w:rPr>
+          <w:rFonts w:ascii="Courier New" w:hAnsi="Courier New" w:cs="Courier New"/>
+          <w:b/>
+          <w:bCs/>
+          <w:sz w:val="22"/>
+          <w:szCs w:val="22"/>
+        </w:rPr>
+        <w:t xml:space="preserve"> and Roaring flames – [2</w:t>
+      </w:r>
+      <w:r>
+        <w:rPr>
+          <w:rFonts w:ascii="Courier New" w:hAnsi="Courier New" w:cs="Courier New"/>
+          <w:b/>
+          <w:bCs/>
+          <w:sz w:val="22"/>
+          <w:szCs w:val="22"/>
+        </w:rPr>
+        <w:t>4</w:t>
+      </w:r>
+      <w:r>
+        <w:rPr>
+          <w:rFonts w:ascii="Courier New" w:hAnsi="Courier New" w:cs="Courier New"/>
+          <w:b/>
+          <w:bCs/>
+          <w:sz w:val="22"/>
+          <w:szCs w:val="22"/>
+        </w:rPr>
+        <w:t>]</w:t>
+      </w:r>
+    </w:p>
+    <w:p>
+      <w:pPr>
+        <w:rPr>
+          <w:rFonts w:ascii="Courier New" w:hAnsi="Courier New" w:cs="Courier New"/>
+          <w:b/>
+          <w:bCs/>
+          <w:sz w:val="22"/>
+          <w:szCs w:val="22"/>
+        </w:rPr>
+      </w:pPr>
+      <w:r>
+        <w:rPr>
+          <w:rFonts w:ascii="Courier New" w:hAnsi="Courier New" w:cs="Courier New"/>
+          <w:b/>
+          <w:bCs/>
+          <w:sz w:val="22"/>
+          <w:szCs w:val="22"/>
+        </w:rPr>
+        <w:t>A glowing door – [24]</w:t>
+      </w:r>
+    </w:p>
+    <w:p>
+      <w:pPr>
+        <w:rPr>
+          <w:rFonts w:ascii="Courier New" w:hAnsi="Courier New" w:cs="Courier New"/>
+          <w:b/>
+          <w:bCs/>
+          <w:sz w:val="22"/>
+          <w:szCs w:val="22"/>
+        </w:rPr>
+      </w:pPr>
+      <w:r>
+        <w:rPr>
+          <w:rFonts w:ascii="Courier New" w:hAnsi="Courier New" w:cs="Courier New"/>
+          <w:b/>
+          <w:bCs/>
+          <w:sz w:val="22"/>
+          <w:szCs w:val="22"/>
+        </w:rPr>
+        <w:t xml:space="preserve">The Red Field </w:t>
+      </w:r>
+      <w:r>
+        <w:rPr>
+          <w:rFonts w:ascii="Courier New" w:hAnsi="Courier New" w:cs="Courier New"/>
+          <w:b/>
+          <w:bCs/>
+          <w:sz w:val="22"/>
+          <w:szCs w:val="22"/>
+        </w:rPr>
+        <w:t xml:space="preserve">with clouds and thunder </w:t>
+      </w:r>
+      <w:r>
+        <w:rPr>
+          <w:rFonts w:ascii="Courier New" w:hAnsi="Courier New" w:cs="Courier New"/>
+          <w:b/>
+          <w:bCs/>
+          <w:sz w:val="22"/>
+          <w:szCs w:val="22"/>
+        </w:rPr>
+        <w:t>– [2</w:t>
+      </w:r>
+      <w:r>
+        <w:rPr>
+          <w:rFonts w:ascii="Courier New" w:hAnsi="Courier New" w:cs="Courier New"/>
+          <w:b/>
+          <w:bCs/>
+          <w:sz w:val="22"/>
+          <w:szCs w:val="22"/>
+        </w:rPr>
+        <w:t>5</w:t>
+      </w:r>
+      <w:r>
+        <w:rPr>
+          <w:rFonts w:ascii="Courier New" w:hAnsi="Courier New" w:cs="Courier New"/>
+          <w:b/>
+          <w:bCs/>
+          <w:sz w:val="22"/>
+          <w:szCs w:val="22"/>
+        </w:rPr>
+        <w:t>]</w:t>
+      </w:r>
+    </w:p>
+    <w:p>
+      <w:pPr>
+        <w:rPr>
+          <w:rFonts w:ascii="Courier New" w:hAnsi="Courier New" w:cs="Courier New"/>
+          <w:b/>
+          <w:bCs/>
+          <w:sz w:val="22"/>
+          <w:szCs w:val="22"/>
+        </w:rPr>
+      </w:pPr>
+      <w:r>
+        <w:rPr>
+          <w:rFonts w:ascii="Courier New" w:hAnsi="Courier New" w:cs="Courier New"/>
+          <w:b/>
+          <w:bCs/>
+          <w:sz w:val="22"/>
+          <w:szCs w:val="22"/>
+        </w:rPr>
+        <w:t>The Flying</w:t>
+      </w:r>
+      <w:r>
+        <w:rPr>
+          <w:rFonts w:ascii="Courier New" w:hAnsi="Courier New" w:cs="Courier New"/>
+          <w:b/>
+          <w:bCs/>
+          <w:sz w:val="22"/>
+          <w:szCs w:val="22"/>
+        </w:rPr>
+        <w:t xml:space="preserve"> hands of the Ghosts – [2</w:t>
+      </w:r>
+      <w:r>
+        <w:rPr>
+          <w:rFonts w:ascii="Courier New" w:hAnsi="Courier New" w:cs="Courier New"/>
+          <w:b/>
+          <w:bCs/>
+          <w:sz w:val="22"/>
+          <w:szCs w:val="22"/>
+        </w:rPr>
+        <w:t>5</w:t>
+      </w:r>
+      <w:r>
+        <w:rPr>
+          <w:rFonts w:ascii="Courier New" w:hAnsi="Courier New" w:cs="Courier New"/>
+          <w:b/>
+          <w:bCs/>
+          <w:sz w:val="22"/>
+          <w:szCs w:val="22"/>
+        </w:rPr>
+        <w:t>]</w:t>
+      </w:r>
+    </w:p>
+    <w:p>
+      <w:pPr>
+        <w:rPr>
+          <w:rFonts w:ascii="Courier New" w:hAnsi="Courier New" w:cs="Courier New"/>
+          <w:b/>
+          <w:bCs/>
+          <w:sz w:val="22"/>
+          <w:szCs w:val="22"/>
+        </w:rPr>
+      </w:pPr>
+      <w:r>
+        <w:rPr>
+          <w:rFonts w:ascii="Courier New" w:hAnsi="Courier New" w:cs="Courier New"/>
+          <w:b/>
+          <w:bCs/>
+          <w:sz w:val="22"/>
+          <w:szCs w:val="22"/>
+        </w:rPr>
+        <w:t>Ghost hands grip his face – [25]</w:t>
+      </w:r>
+    </w:p>
+    <w:p>
+      <w:pPr>
+        <w:rPr>
+          <w:rFonts w:ascii="Courier New" w:hAnsi="Courier New" w:cs="Courier New"/>
+          <w:b/>
+          <w:bCs/>
+          <w:sz w:val="22"/>
+          <w:szCs w:val="22"/>
+        </w:rPr>
+      </w:pPr>
+      <w:r>
+        <w:rPr>
+          <w:rFonts w:ascii="Courier New" w:hAnsi="Courier New" w:cs="Courier New"/>
+          <w:b/>
+          <w:bCs/>
+          <w:sz w:val="22"/>
+          <w:szCs w:val="22"/>
+        </w:rPr>
+        <w:t>The Red Sky with 2 Suns and Vortex – [2</w:t>
+      </w:r>
+      <w:r>
+        <w:rPr>
+          <w:rFonts w:ascii="Courier New" w:hAnsi="Courier New" w:cs="Courier New"/>
+          <w:b/>
+          <w:bCs/>
+          <w:sz w:val="22"/>
+          <w:szCs w:val="22"/>
+        </w:rPr>
+        <w:t>5</w:t>
+      </w:r>
+      <w:r>
+        <w:rPr>
+          <w:rFonts w:ascii="Courier New" w:hAnsi="Courier New" w:cs="Courier New"/>
+          <w:b/>
+          <w:bCs/>
+          <w:sz w:val="22"/>
+          <w:szCs w:val="22"/>
+        </w:rPr>
+        <w:t>]</w:t>
+      </w:r>
+    </w:p>
+    <w:p>
+      <w:pPr>
+        <w:rPr>
+          <w:rFonts w:ascii="Courier New" w:hAnsi="Courier New" w:cs="Courier New"/>
+          <w:b/>
+          <w:bCs/>
+          <w:sz w:val="22"/>
+          <w:szCs w:val="22"/>
+        </w:rPr>
+      </w:pPr>
+      <w:r>
+        <w:rPr>
+          <w:rFonts w:ascii="Courier New" w:hAnsi="Courier New" w:cs="Courier New"/>
+          <w:b/>
+          <w:bCs/>
+          <w:sz w:val="22"/>
+          <w:szCs w:val="22"/>
+        </w:rPr>
+        <w:t>Hit face to tree and fall – [2</w:t>
+      </w:r>
+      <w:r>
+        <w:rPr>
+          <w:rFonts w:ascii="Courier New" w:hAnsi="Courier New" w:cs="Courier New"/>
+          <w:b/>
+          <w:bCs/>
+          <w:sz w:val="22"/>
+          <w:szCs w:val="22"/>
+        </w:rPr>
+        <w:t>5</w:t>
+      </w:r>
+      <w:r>
+        <w:rPr>
+          <w:rFonts w:ascii="Courier New" w:hAnsi="Courier New" w:cs="Courier New"/>
+          <w:b/>
+          <w:bCs/>
+          <w:sz w:val="22"/>
+          <w:szCs w:val="22"/>
+        </w:rPr>
+        <w:t>]</w:t>
+      </w:r>
+    </w:p>
+    <w:p>
+      <w:pPr>
+        <w:rPr>
+          <w:rFonts w:ascii="Courier New" w:hAnsi="Courier New" w:cs="Courier New"/>
+          <w:b/>
+          <w:bCs/>
+          <w:sz w:val="22"/>
+          <w:szCs w:val="22"/>
+        </w:rPr>
+      </w:pPr>
+      <w:r>
+        <w:rPr>
+          <w:rFonts w:ascii="Courier New" w:hAnsi="Courier New" w:cs="Courier New"/>
+          <w:b/>
+          <w:bCs/>
+          <w:sz w:val="22"/>
+          <w:szCs w:val="22"/>
+        </w:rPr>
+        <w:t>Ghostly silhouettes</w:t>
+      </w:r>
+      <w:r>
+        <w:rPr>
+          <w:rFonts w:ascii="Courier New" w:hAnsi="Courier New" w:cs="Courier New"/>
+          <w:b/>
+          <w:bCs/>
+          <w:sz w:val="22"/>
+          <w:szCs w:val="22"/>
+        </w:rPr>
+        <w:t xml:space="preserve"> in the distance – [2</w:t>
+      </w:r>
+      <w:r>
+        <w:rPr>
+          <w:rFonts w:ascii="Courier New" w:hAnsi="Courier New" w:cs="Courier New"/>
+          <w:b/>
+          <w:bCs/>
+          <w:sz w:val="22"/>
+          <w:szCs w:val="22"/>
+        </w:rPr>
+        <w:t>5</w:t>
+      </w:r>
+      <w:r>
+        <w:rPr>
+          <w:rFonts w:ascii="Courier New" w:hAnsi="Courier New" w:cs="Courier New"/>
+          <w:b/>
+          <w:bCs/>
+          <w:sz w:val="22"/>
+          <w:szCs w:val="22"/>
+        </w:rPr>
+        <w:t>]</w:t>
+      </w:r>
+    </w:p>
+    <w:p>
+      <w:pPr>
+        <w:rPr>
+          <w:rFonts w:ascii="Courier New" w:hAnsi="Courier New" w:cs="Courier New"/>
+          <w:b/>
+          <w:bCs/>
+          <w:sz w:val="22"/>
+          <w:szCs w:val="22"/>
+        </w:rPr>
+      </w:pPr>
+      <w:r>
+        <w:rPr>
+          <w:rFonts w:ascii="Courier New" w:hAnsi="Courier New" w:cs="Courier New"/>
+          <w:b/>
+          <w:bCs/>
+          <w:sz w:val="22"/>
+          <w:szCs w:val="22"/>
+        </w:rPr>
+        <w:t>Appearance of Adi’s father’s ghost – [25]</w:t>
+      </w:r>
+    </w:p>
+    <w:p>
+      <w:pPr>
+        <w:rPr>
+          <w:rFonts w:ascii="Courier New" w:hAnsi="Courier New" w:cs="Courier New"/>
+          <w:b/>
+          <w:bCs/>
+          <w:sz w:val="22"/>
+          <w:szCs w:val="22"/>
+        </w:rPr>
+      </w:pPr>
+      <w:r>
+        <w:rPr>
+          <w:rFonts w:ascii="Courier New" w:hAnsi="Courier New" w:cs="Courier New"/>
+          <w:b/>
+          <w:bCs/>
+          <w:sz w:val="22"/>
+          <w:szCs w:val="22"/>
+        </w:rPr>
+        <w:t>Raven flies and sits in the tree – [2</w:t>
+      </w:r>
+      <w:r>
+        <w:rPr>
+          <w:rFonts w:ascii="Courier New" w:hAnsi="Courier New" w:cs="Courier New"/>
+          <w:b/>
+          <w:bCs/>
+          <w:sz w:val="22"/>
+          <w:szCs w:val="22"/>
+        </w:rPr>
+        <w:t>5</w:t>
+      </w:r>
+      <w:r>
+        <w:rPr>
+          <w:rFonts w:ascii="Courier New" w:hAnsi="Courier New" w:cs="Courier New"/>
+          <w:b/>
+          <w:bCs/>
+          <w:sz w:val="22"/>
+          <w:szCs w:val="22"/>
+        </w:rPr>
+        <w:t>]</w:t>
+      </w:r>
+    </w:p>
+    <w:p>
+      <w:pPr>
+        <w:rPr>
+          <w:rFonts w:ascii="Courier New" w:hAnsi="Courier New" w:cs="Courier New"/>
+          <w:b/>
+          <w:bCs/>
+          <w:sz w:val="22"/>
+          <w:szCs w:val="22"/>
+        </w:rPr>
+      </w:pPr>
+      <w:r>
+        <w:rPr>
+          <w:rFonts w:ascii="Courier New" w:hAnsi="Courier New" w:cs="Courier New"/>
+          <w:b/>
+          <w:bCs/>
+          <w:sz w:val="22"/>
+          <w:szCs w:val="22"/>
+        </w:rPr>
+        <w:t>Sesame appears on his face – [2</w:t>
+      </w:r>
+      <w:r>
+        <w:rPr>
+          <w:rFonts w:ascii="Courier New" w:hAnsi="Courier New" w:cs="Courier New"/>
+          <w:b/>
+          <w:bCs/>
+          <w:sz w:val="22"/>
+          <w:szCs w:val="22"/>
+        </w:rPr>
+        <w:t>5</w:t>
+      </w:r>
+      <w:r>
+        <w:rPr>
+          <w:rFonts w:ascii="Courier New" w:hAnsi="Courier New" w:cs="Courier New"/>
+          <w:b/>
+          <w:bCs/>
+          <w:sz w:val="22"/>
+          <w:szCs w:val="22"/>
+        </w:rPr>
+        <w:t>]</w:t>
+      </w:r>
+    </w:p>
+    <w:p>
+      <w:pPr>
+        <w:rPr>
+          <w:rFonts w:ascii="Courier New" w:hAnsi="Courier New" w:cs="Courier New"/>
+          <w:b/>
+          <w:bCs/>
+          <w:sz w:val="22"/>
+          <w:szCs w:val="22"/>
+        </w:rPr>
+      </w:pPr>
+      <w:r>
+        <w:rPr>
+          <w:rFonts w:ascii="Courier New" w:hAnsi="Courier New" w:cs="Courier New"/>
+          <w:b/>
+          <w:bCs/>
+          <w:sz w:val="22"/>
+          <w:szCs w:val="22"/>
+        </w:rPr>
+        <w:t>Raven eats sesame – [2</w:t>
+      </w:r>
+      <w:r>
+        <w:rPr>
+          <w:rFonts w:ascii="Courier New" w:hAnsi="Courier New" w:cs="Courier New"/>
+          <w:b/>
+          <w:bCs/>
+          <w:sz w:val="22"/>
+          <w:szCs w:val="22"/>
+        </w:rPr>
+        <w:t>5</w:t>
+      </w:r>
+      <w:r>
+        <w:rPr>
+          <w:rFonts w:ascii="Courier New" w:hAnsi="Courier New" w:cs="Courier New"/>
+          <w:b/>
+          <w:bCs/>
+          <w:sz w:val="22"/>
+          <w:szCs w:val="22"/>
+        </w:rPr>
+        <w:t>]</w:t>
+      </w:r>
+    </w:p>
+    <w:p>
+      <w:pPr>
+        <w:rPr>
+          <w:rFonts w:ascii="Courier New" w:hAnsi="Courier New" w:cs="Courier New"/>
+          <w:b/>
+          <w:bCs/>
+          <w:sz w:val="22"/>
+          <w:szCs w:val="22"/>
+        </w:rPr>
+      </w:pPr>
+      <w:r>
+        <w:rPr>
+          <w:rFonts w:ascii="Courier New" w:hAnsi="Courier New" w:cs="Courier New"/>
+          <w:b/>
+          <w:bCs/>
+          <w:sz w:val="22"/>
+          <w:szCs w:val="22"/>
+        </w:rPr>
+        <w:t>Vasu shots – [2</w:t>
+      </w:r>
+      <w:r>
+        <w:rPr>
+          <w:rFonts w:ascii="Courier New" w:hAnsi="Courier New" w:cs="Courier New"/>
+          <w:b/>
+          <w:bCs/>
+          <w:sz w:val="22"/>
+          <w:szCs w:val="22"/>
+        </w:rPr>
+        <w:t>5</w:t>
+      </w:r>
+      <w:r>
+        <w:rPr>
+          <w:rFonts w:ascii="Courier New" w:hAnsi="Courier New" w:cs="Courier New"/>
+          <w:b/>
+          <w:bCs/>
+          <w:sz w:val="22"/>
+          <w:szCs w:val="22"/>
+        </w:rPr>
+        <w:t>]</w:t>
+      </w:r>
+    </w:p>
+    <w:p>
+      <w:pPr>
+        <w:rPr>
+          <w:rFonts w:ascii="Courier New" w:hAnsi="Courier New" w:cs="Courier New"/>
+          <w:b/>
+          <w:bCs/>
+          <w:sz w:val="22"/>
+          <w:szCs w:val="22"/>
+        </w:rPr>
+      </w:pPr>
+      <w:r>
+        <w:rPr>
+          <w:rFonts w:ascii="Courier New" w:hAnsi="Courier New" w:cs="Courier New"/>
+          <w:b/>
+          <w:bCs/>
+          <w:sz w:val="22"/>
+          <w:szCs w:val="22"/>
+        </w:rPr>
         <w:lastRenderedPageBreak/>
-        <w:t>Yellow teeth on the mother – [</w:t>
-      </w:r>
-      <w:r>
-        <w:rPr>
-          <w:rFonts w:ascii="Courier New" w:hAnsi="Courier New" w:cs="Courier New"/>
-          <w:b/>
-          <w:bCs/>
-          <w:sz w:val="22"/>
-          <w:szCs w:val="22"/>
-        </w:rPr>
-        <w:t>21</w:t>
-      </w:r>
-      <w:r>
-        <w:rPr>
-          <w:rFonts w:ascii="Courier New" w:hAnsi="Courier New" w:cs="Courier New"/>
-          <w:b/>
-          <w:bCs/>
-          <w:sz w:val="22"/>
-          <w:szCs w:val="22"/>
-        </w:rPr>
-        <w:t>]</w:t>
-      </w:r>
-    </w:p>
-    <w:p>
-      <w:pPr>
-        <w:rPr>
-          <w:rFonts w:ascii="Courier New" w:hAnsi="Courier New" w:cs="Courier New"/>
-          <w:b/>
-          <w:bCs/>
-          <w:sz w:val="22"/>
-          <w:szCs w:val="22"/>
-        </w:rPr>
-      </w:pPr>
-      <w:r>
-        <w:rPr>
-          <w:rFonts w:ascii="Courier New" w:hAnsi="Courier New" w:cs="Courier New"/>
-          <w:b/>
-          <w:bCs/>
-          <w:sz w:val="22"/>
-          <w:szCs w:val="22"/>
-        </w:rPr>
-        <w:t>Kriti turns into demonic entity – [</w:t>
-      </w:r>
-      <w:r>
-        <w:rPr>
-          <w:rFonts w:ascii="Courier New" w:hAnsi="Courier New" w:cs="Courier New"/>
-          <w:b/>
-          <w:bCs/>
-          <w:sz w:val="22"/>
-          <w:szCs w:val="22"/>
-        </w:rPr>
-        <w:t>21</w:t>
-      </w:r>
-      <w:r>
-        <w:rPr>
-          <w:rFonts w:ascii="Courier New" w:hAnsi="Courier New" w:cs="Courier New"/>
-          <w:b/>
-          <w:bCs/>
-          <w:sz w:val="22"/>
-          <w:szCs w:val="22"/>
-        </w:rPr>
-        <w:t>]</w:t>
-      </w:r>
-    </w:p>
-    <w:p>
-      <w:pPr>
-        <w:rPr>
-          <w:rFonts w:ascii="Courier New" w:hAnsi="Courier New" w:cs="Courier New"/>
-          <w:b/>
-          <w:bCs/>
-          <w:sz w:val="22"/>
-          <w:szCs w:val="22"/>
-        </w:rPr>
-      </w:pPr>
-      <w:r>
-        <w:rPr>
-          <w:rFonts w:ascii="Courier New" w:hAnsi="Courier New" w:cs="Courier New"/>
-          <w:b/>
-          <w:bCs/>
-          <w:sz w:val="22"/>
-          <w:szCs w:val="22"/>
-        </w:rPr>
-        <w:t>Epilepsy graphics and Trap music Morphing Adi’s face – [</w:t>
-      </w:r>
-      <w:r>
-        <w:rPr>
-          <w:rFonts w:ascii="Courier New" w:hAnsi="Courier New" w:cs="Courier New"/>
-          <w:b/>
-          <w:bCs/>
-          <w:sz w:val="22"/>
-          <w:szCs w:val="22"/>
-        </w:rPr>
-        <w:t>21</w:t>
-      </w:r>
-      <w:r>
-        <w:rPr>
-          <w:rFonts w:ascii="Courier New" w:hAnsi="Courier New" w:cs="Courier New"/>
-          <w:b/>
-          <w:bCs/>
-          <w:sz w:val="22"/>
-          <w:szCs w:val="22"/>
-        </w:rPr>
-        <w:t>]</w:t>
-      </w:r>
-    </w:p>
-    <w:p>
-      <w:pPr>
-        <w:rPr>
-          <w:rFonts w:ascii="Courier New" w:hAnsi="Courier New" w:cs="Courier New"/>
-          <w:b/>
-          <w:bCs/>
-          <w:sz w:val="22"/>
-          <w:szCs w:val="22"/>
-        </w:rPr>
-      </w:pPr>
-      <w:r>
-        <w:rPr>
-          <w:rFonts w:ascii="Courier New" w:hAnsi="Courier New" w:cs="Courier New"/>
-          <w:b/>
-          <w:bCs/>
-          <w:sz w:val="22"/>
-          <w:szCs w:val="22"/>
-        </w:rPr>
-        <w:t>Pan out of TV – [2</w:t>
-      </w:r>
-      <w:r>
-        <w:rPr>
-          <w:rFonts w:ascii="Courier New" w:hAnsi="Courier New" w:cs="Courier New"/>
-          <w:b/>
-          <w:bCs/>
-          <w:sz w:val="22"/>
-          <w:szCs w:val="22"/>
-        </w:rPr>
-        <w:t>2</w:t>
-      </w:r>
-      <w:r>
-        <w:rPr>
-          <w:rFonts w:ascii="Courier New" w:hAnsi="Courier New" w:cs="Courier New"/>
-          <w:b/>
-          <w:bCs/>
-          <w:sz w:val="22"/>
-          <w:szCs w:val="22"/>
-        </w:rPr>
-        <w:t>]</w:t>
-      </w:r>
-    </w:p>
-    <w:p>
-      <w:pPr>
-        <w:rPr>
-          <w:rFonts w:ascii="Courier New" w:hAnsi="Courier New" w:cs="Courier New"/>
-          <w:b/>
-          <w:bCs/>
-          <w:sz w:val="22"/>
-          <w:szCs w:val="22"/>
-        </w:rPr>
-      </w:pPr>
-      <w:r>
-        <w:rPr>
-          <w:rFonts w:ascii="Courier New" w:hAnsi="Courier New" w:cs="Courier New"/>
-          <w:b/>
-          <w:bCs/>
-          <w:sz w:val="22"/>
-          <w:szCs w:val="22"/>
-        </w:rPr>
-        <w:t>Radio Static in TV – [2</w:t>
-      </w:r>
-      <w:r>
-        <w:rPr>
-          <w:rFonts w:ascii="Courier New" w:hAnsi="Courier New" w:cs="Courier New"/>
-          <w:b/>
-          <w:bCs/>
-          <w:sz w:val="22"/>
-          <w:szCs w:val="22"/>
-        </w:rPr>
-        <w:t>2</w:t>
-      </w:r>
-      <w:r>
-        <w:rPr>
-          <w:rFonts w:ascii="Courier New" w:hAnsi="Courier New" w:cs="Courier New"/>
-          <w:b/>
-          <w:bCs/>
-          <w:sz w:val="22"/>
-          <w:szCs w:val="22"/>
-        </w:rPr>
-        <w:t>]</w:t>
-      </w:r>
-    </w:p>
-    <w:p>
-      <w:pPr>
-        <w:rPr>
-          <w:rFonts w:ascii="Courier New" w:hAnsi="Courier New" w:cs="Courier New"/>
-          <w:b/>
-          <w:bCs/>
-          <w:sz w:val="22"/>
-          <w:szCs w:val="22"/>
-        </w:rPr>
-      </w:pPr>
-      <w:r>
-        <w:rPr>
-          <w:rFonts w:ascii="Courier New" w:hAnsi="Courier New" w:cs="Courier New"/>
-          <w:b/>
-          <w:bCs/>
-          <w:sz w:val="22"/>
-          <w:szCs w:val="22"/>
-        </w:rPr>
-        <w:t>Water flows out of nowhere – [2</w:t>
-      </w:r>
-      <w:r>
-        <w:rPr>
-          <w:rFonts w:ascii="Courier New" w:hAnsi="Courier New" w:cs="Courier New"/>
-          <w:b/>
-          <w:bCs/>
-          <w:sz w:val="22"/>
-          <w:szCs w:val="22"/>
-        </w:rPr>
-        <w:t>2</w:t>
-      </w:r>
-      <w:r>
-        <w:rPr>
-          <w:rFonts w:ascii="Courier New" w:hAnsi="Courier New" w:cs="Courier New"/>
-          <w:b/>
-          <w:bCs/>
-          <w:sz w:val="22"/>
-          <w:szCs w:val="22"/>
-        </w:rPr>
-        <w:t>]</w:t>
-      </w:r>
-    </w:p>
-    <w:p>
-      <w:pPr>
-        <w:rPr>
-          <w:rFonts w:ascii="Courier New" w:hAnsi="Courier New" w:cs="Courier New"/>
-          <w:b/>
-          <w:bCs/>
-          <w:sz w:val="22"/>
-          <w:szCs w:val="22"/>
-        </w:rPr>
-      </w:pPr>
-      <w:r>
-        <w:rPr>
-          <w:rFonts w:ascii="Courier New" w:hAnsi="Courier New" w:cs="Courier New"/>
-          <w:b/>
-          <w:bCs/>
-          <w:sz w:val="22"/>
-          <w:szCs w:val="22"/>
-        </w:rPr>
-        <w:t xml:space="preserve">The Balloon </w:t>
-      </w:r>
-      <w:r>
-        <w:rPr>
-          <w:rFonts w:ascii="Courier New" w:hAnsi="Courier New" w:cs="Courier New"/>
-          <w:b/>
-          <w:bCs/>
-          <w:sz w:val="22"/>
-          <w:szCs w:val="22"/>
-        </w:rPr>
-        <w:t>flo</w:t>
-      </w:r>
-      <w:r>
-        <w:rPr>
-          <w:rFonts w:ascii="Courier New" w:hAnsi="Courier New" w:cs="Courier New"/>
-          <w:b/>
-          <w:bCs/>
-          <w:sz w:val="22"/>
-          <w:szCs w:val="22"/>
-        </w:rPr>
-        <w:t xml:space="preserve">ats </w:t>
-      </w:r>
-      <w:r>
-        <w:rPr>
-          <w:rFonts w:ascii="Courier New" w:hAnsi="Courier New" w:cs="Courier New"/>
-          <w:b/>
-          <w:bCs/>
-          <w:sz w:val="22"/>
-          <w:szCs w:val="22"/>
-        </w:rPr>
-        <w:t>and p</w:t>
-      </w:r>
-      <w:r>
-        <w:rPr>
-          <w:rFonts w:ascii="Courier New" w:hAnsi="Courier New" w:cs="Courier New"/>
-          <w:b/>
-          <w:bCs/>
-          <w:sz w:val="22"/>
-          <w:szCs w:val="22"/>
-        </w:rPr>
-        <w:t xml:space="preserve">ops </w:t>
-      </w:r>
-      <w:r>
-        <w:rPr>
-          <w:rFonts w:ascii="Courier New" w:hAnsi="Courier New" w:cs="Courier New"/>
-          <w:b/>
-          <w:bCs/>
-          <w:sz w:val="22"/>
-          <w:szCs w:val="22"/>
-        </w:rPr>
-        <w:t>– [22]</w:t>
-      </w:r>
-    </w:p>
-    <w:p>
-      <w:pPr>
-        <w:rPr>
-          <w:rFonts w:ascii="Courier New" w:hAnsi="Courier New" w:cs="Courier New"/>
-          <w:b/>
-          <w:bCs/>
-          <w:sz w:val="22"/>
-          <w:szCs w:val="22"/>
-        </w:rPr>
-      </w:pPr>
-      <w:r>
-        <w:rPr>
-          <w:rFonts w:ascii="Courier New" w:hAnsi="Courier New" w:cs="Courier New"/>
-          <w:b/>
-          <w:bCs/>
-          <w:sz w:val="22"/>
-          <w:szCs w:val="22"/>
-        </w:rPr>
-        <w:t xml:space="preserve">Balloon flies and </w:t>
-      </w:r>
-      <w:r>
-        <w:rPr>
-          <w:rFonts w:ascii="Courier New" w:hAnsi="Courier New" w:cs="Courier New"/>
-          <w:b/>
-          <w:bCs/>
-          <w:sz w:val="22"/>
-          <w:szCs w:val="22"/>
-        </w:rPr>
-        <w:t>Ved turn demonic – [2</w:t>
-      </w:r>
-      <w:r>
-        <w:rPr>
-          <w:rFonts w:ascii="Courier New" w:hAnsi="Courier New" w:cs="Courier New"/>
-          <w:b/>
-          <w:bCs/>
-          <w:sz w:val="22"/>
-          <w:szCs w:val="22"/>
-        </w:rPr>
-        <w:t>2</w:t>
-      </w:r>
-      <w:r>
-        <w:rPr>
-          <w:rFonts w:ascii="Courier New" w:hAnsi="Courier New" w:cs="Courier New"/>
-          <w:b/>
-          <w:bCs/>
-          <w:sz w:val="22"/>
-          <w:szCs w:val="22"/>
-        </w:rPr>
-        <w:t>]</w:t>
-      </w:r>
-    </w:p>
-    <w:p>
-      <w:pPr>
-        <w:rPr>
-          <w:rFonts w:ascii="Courier New" w:hAnsi="Courier New" w:cs="Courier New"/>
-          <w:b/>
-          <w:bCs/>
-          <w:sz w:val="22"/>
-          <w:szCs w:val="22"/>
-        </w:rPr>
-      </w:pPr>
-      <w:r>
-        <w:rPr>
-          <w:rFonts w:ascii="Courier New" w:hAnsi="Courier New" w:cs="Courier New"/>
-          <w:b/>
-          <w:bCs/>
-          <w:sz w:val="22"/>
-          <w:szCs w:val="22"/>
-        </w:rPr>
-        <w:t>Door closes behind Ved – [2</w:t>
-      </w:r>
-      <w:r>
-        <w:rPr>
-          <w:rFonts w:ascii="Courier New" w:hAnsi="Courier New" w:cs="Courier New"/>
-          <w:b/>
-          <w:bCs/>
-          <w:sz w:val="22"/>
-          <w:szCs w:val="22"/>
-        </w:rPr>
-        <w:t>3]</w:t>
-      </w:r>
-    </w:p>
-    <w:p>
-      <w:pPr>
-        <w:rPr>
-          <w:rFonts w:ascii="Courier New" w:hAnsi="Courier New" w:cs="Courier New"/>
-          <w:b/>
-          <w:bCs/>
-          <w:sz w:val="22"/>
-          <w:szCs w:val="22"/>
-        </w:rPr>
-      </w:pPr>
-      <w:r>
-        <w:rPr>
-          <w:rFonts w:ascii="Courier New" w:hAnsi="Courier New" w:cs="Courier New"/>
-          <w:b/>
-          <w:bCs/>
-          <w:sz w:val="22"/>
-          <w:szCs w:val="22"/>
-        </w:rPr>
-        <w:t>Multiple locations through door</w:t>
-      </w:r>
-      <w:r>
-        <w:rPr>
-          <w:rFonts w:ascii="Courier New" w:hAnsi="Courier New" w:cs="Courier New"/>
-          <w:b/>
-          <w:bCs/>
-          <w:sz w:val="22"/>
-          <w:szCs w:val="22"/>
-        </w:rPr>
-        <w:t>s</w:t>
-      </w:r>
-      <w:r>
-        <w:rPr>
-          <w:rFonts w:ascii="Courier New" w:hAnsi="Courier New" w:cs="Courier New"/>
-          <w:b/>
-          <w:bCs/>
-          <w:sz w:val="22"/>
-          <w:szCs w:val="22"/>
-        </w:rPr>
-        <w:t xml:space="preserve"> – [2</w:t>
-      </w:r>
-      <w:r>
-        <w:rPr>
-          <w:rFonts w:ascii="Courier New" w:hAnsi="Courier New" w:cs="Courier New"/>
-          <w:b/>
-          <w:bCs/>
-          <w:sz w:val="22"/>
-          <w:szCs w:val="22"/>
-        </w:rPr>
-        <w:t>3</w:t>
-      </w:r>
-      <w:r>
-        <w:rPr>
-          <w:rFonts w:ascii="Courier New" w:hAnsi="Courier New" w:cs="Courier New"/>
-          <w:b/>
-          <w:bCs/>
-          <w:sz w:val="22"/>
-          <w:szCs w:val="22"/>
-        </w:rPr>
-        <w:t>]</w:t>
-      </w:r>
-    </w:p>
-    <w:p>
-      <w:pPr>
-        <w:rPr>
-          <w:rFonts w:ascii="Courier New" w:hAnsi="Courier New" w:cs="Courier New"/>
-          <w:b/>
-          <w:bCs/>
-          <w:sz w:val="22"/>
-          <w:szCs w:val="22"/>
-        </w:rPr>
-      </w:pPr>
-      <w:r>
-        <w:rPr>
-          <w:rFonts w:ascii="Courier New" w:hAnsi="Courier New" w:cs="Courier New"/>
-          <w:b/>
-          <w:bCs/>
-          <w:sz w:val="22"/>
-          <w:szCs w:val="22"/>
-        </w:rPr>
-        <w:t>Multiple door portal effect – [2</w:t>
-      </w:r>
-      <w:r>
-        <w:rPr>
-          <w:rFonts w:ascii="Courier New" w:hAnsi="Courier New" w:cs="Courier New"/>
-          <w:b/>
-          <w:bCs/>
-          <w:sz w:val="22"/>
-          <w:szCs w:val="22"/>
-        </w:rPr>
-        <w:t>3</w:t>
-      </w:r>
-      <w:r>
-        <w:rPr>
-          <w:rFonts w:ascii="Courier New" w:hAnsi="Courier New" w:cs="Courier New"/>
-          <w:b/>
-          <w:bCs/>
-          <w:sz w:val="22"/>
-          <w:szCs w:val="22"/>
-        </w:rPr>
-        <w:t>]</w:t>
-      </w:r>
-    </w:p>
-    <w:p>
-      <w:pPr>
-        <w:rPr>
-          <w:rFonts w:ascii="Courier New" w:hAnsi="Courier New" w:cs="Courier New"/>
-          <w:b/>
-          <w:bCs/>
-          <w:sz w:val="22"/>
-          <w:szCs w:val="22"/>
-        </w:rPr>
-      </w:pPr>
-      <w:r>
-        <w:rPr>
-          <w:rFonts w:ascii="Courier New" w:hAnsi="Courier New" w:cs="Courier New"/>
-          <w:b/>
-          <w:bCs/>
-          <w:sz w:val="22"/>
-          <w:szCs w:val="22"/>
-        </w:rPr>
-        <w:t>Floating old woman – [2</w:t>
-      </w:r>
-      <w:r>
-        <w:rPr>
-          <w:rFonts w:ascii="Courier New" w:hAnsi="Courier New" w:cs="Courier New"/>
-          <w:b/>
-          <w:bCs/>
-          <w:sz w:val="22"/>
-          <w:szCs w:val="22"/>
-        </w:rPr>
-        <w:t>3</w:t>
-      </w:r>
-      <w:r>
-        <w:rPr>
-          <w:rFonts w:ascii="Courier New" w:hAnsi="Courier New" w:cs="Courier New"/>
-          <w:b/>
-          <w:bCs/>
-          <w:sz w:val="22"/>
-          <w:szCs w:val="22"/>
-        </w:rPr>
-        <w:t>]</w:t>
-      </w:r>
-    </w:p>
-    <w:p>
-      <w:pPr>
-        <w:rPr>
-          <w:rFonts w:ascii="Courier New" w:hAnsi="Courier New" w:cs="Courier New"/>
-          <w:b/>
-          <w:bCs/>
-          <w:sz w:val="22"/>
-          <w:szCs w:val="22"/>
-        </w:rPr>
-      </w:pPr>
-      <w:r>
-        <w:rPr>
-          <w:rFonts w:ascii="Courier New" w:hAnsi="Courier New" w:cs="Courier New"/>
-          <w:b/>
-          <w:bCs/>
-          <w:sz w:val="22"/>
-          <w:szCs w:val="22"/>
-        </w:rPr>
-        <w:t>Adi and Ghost float as room rotates – [2</w:t>
-      </w:r>
-      <w:r>
-        <w:rPr>
-          <w:rFonts w:ascii="Courier New" w:hAnsi="Courier New" w:cs="Courier New"/>
-          <w:b/>
-          <w:bCs/>
-          <w:sz w:val="22"/>
-          <w:szCs w:val="22"/>
-        </w:rPr>
-        <w:t>3</w:t>
-      </w:r>
-      <w:r>
-        <w:rPr>
-          <w:rFonts w:ascii="Courier New" w:hAnsi="Courier New" w:cs="Courier New"/>
-          <w:b/>
-          <w:bCs/>
-          <w:sz w:val="22"/>
-          <w:szCs w:val="22"/>
-        </w:rPr>
-        <w:t>]</w:t>
-      </w:r>
-    </w:p>
-    <w:p>
-      <w:pPr>
-        <w:rPr>
-          <w:rFonts w:ascii="Courier New" w:hAnsi="Courier New" w:cs="Courier New"/>
-          <w:b/>
-          <w:bCs/>
-          <w:sz w:val="22"/>
-          <w:szCs w:val="22"/>
-        </w:rPr>
-      </w:pPr>
-      <w:r>
-        <w:rPr>
-          <w:rFonts w:ascii="Courier New" w:hAnsi="Courier New" w:cs="Courier New"/>
-          <w:b/>
-          <w:bCs/>
-          <w:sz w:val="22"/>
-          <w:szCs w:val="22"/>
-        </w:rPr>
-        <w:t>Loop de loop eyes – [2</w:t>
-      </w:r>
-      <w:r>
-        <w:rPr>
-          <w:rFonts w:ascii="Courier New" w:hAnsi="Courier New" w:cs="Courier New"/>
-          <w:b/>
-          <w:bCs/>
-          <w:sz w:val="22"/>
-          <w:szCs w:val="22"/>
-        </w:rPr>
-        <w:t>3</w:t>
-      </w:r>
-      <w:r>
-        <w:rPr>
-          <w:rFonts w:ascii="Courier New" w:hAnsi="Courier New" w:cs="Courier New"/>
-          <w:b/>
-          <w:bCs/>
-          <w:sz w:val="22"/>
-          <w:szCs w:val="22"/>
-        </w:rPr>
-        <w:t>]</w:t>
-      </w:r>
-    </w:p>
-    <w:p>
-      <w:pPr>
-        <w:spacing w:line="240" w:lineRule="auto"/>
-        <w:rPr>
-          <w:rFonts w:ascii="Courier New" w:hAnsi="Courier New" w:cs="Courier New"/>
-          <w:b/>
-          <w:bCs/>
-          <w:sz w:val="22"/>
-          <w:szCs w:val="22"/>
-        </w:rPr>
-      </w:pPr>
-      <w:r>
-        <w:rPr>
-          <w:rFonts w:ascii="Courier New" w:hAnsi="Courier New" w:cs="Courier New"/>
-          <w:b/>
-          <w:bCs/>
-          <w:sz w:val="22"/>
-          <w:szCs w:val="22"/>
-        </w:rPr>
-        <w:t>Loopy eye to closed door transition – [23]</w:t>
-      </w:r>
-    </w:p>
-    <w:p>
-      <w:pPr>
-        <w:rPr>
-          <w:rFonts w:ascii="Courier New" w:hAnsi="Courier New" w:cs="Courier New"/>
-          <w:b/>
-          <w:bCs/>
-          <w:sz w:val="22"/>
-          <w:szCs w:val="22"/>
-        </w:rPr>
-      </w:pPr>
-      <w:r>
-        <w:rPr>
-          <w:rFonts w:ascii="Courier New" w:hAnsi="Courier New" w:cs="Courier New"/>
-          <w:b/>
-          <w:bCs/>
-          <w:sz w:val="22"/>
-          <w:szCs w:val="22"/>
-        </w:rPr>
-        <w:t>Dark foggy room – [24]</w:t>
-      </w:r>
-    </w:p>
-    <w:p>
-      <w:pPr>
-        <w:rPr>
-          <w:rFonts w:ascii="Courier New" w:hAnsi="Courier New" w:cs="Courier New"/>
-          <w:b/>
-          <w:bCs/>
-          <w:sz w:val="22"/>
-          <w:szCs w:val="22"/>
-        </w:rPr>
-      </w:pPr>
-      <w:r>
-        <w:rPr>
-          <w:rFonts w:ascii="Courier New" w:hAnsi="Courier New" w:cs="Courier New"/>
-          <w:b/>
-          <w:bCs/>
-          <w:sz w:val="22"/>
-          <w:szCs w:val="22"/>
-        </w:rPr>
-        <w:t>Envelope flies out of the TV – [24]</w:t>
-      </w:r>
-    </w:p>
-    <w:p>
-      <w:pPr>
-        <w:rPr>
-          <w:rFonts w:ascii="Courier New" w:hAnsi="Courier New" w:cs="Courier New"/>
-          <w:b/>
-          <w:bCs/>
-          <w:sz w:val="22"/>
-          <w:szCs w:val="22"/>
-        </w:rPr>
-      </w:pPr>
-      <w:r>
-        <w:rPr>
-          <w:rFonts w:ascii="Courier New" w:hAnsi="Courier New" w:cs="Courier New"/>
-          <w:b/>
-          <w:bCs/>
-          <w:sz w:val="22"/>
-          <w:szCs w:val="22"/>
-        </w:rPr>
-        <w:t>Kriti and Veds face warps – [24]</w:t>
-      </w:r>
-    </w:p>
-    <w:p>
-      <w:pPr>
-        <w:rPr>
-          <w:rFonts w:ascii="Courier New" w:hAnsi="Courier New" w:cs="Courier New"/>
-          <w:b/>
-          <w:bCs/>
-          <w:sz w:val="22"/>
-          <w:szCs w:val="22"/>
-        </w:rPr>
-      </w:pPr>
-      <w:r>
-        <w:rPr>
-          <w:rFonts w:ascii="Courier New" w:hAnsi="Courier New" w:cs="Courier New"/>
-          <w:b/>
-          <w:bCs/>
-          <w:sz w:val="22"/>
-          <w:szCs w:val="22"/>
-        </w:rPr>
-        <w:t>Priest and Pyre</w:t>
-      </w:r>
-      <w:r>
-        <w:rPr>
-          <w:rFonts w:ascii="Courier New" w:hAnsi="Courier New" w:cs="Courier New"/>
-          <w:b/>
-          <w:bCs/>
-          <w:sz w:val="22"/>
-          <w:szCs w:val="22"/>
-        </w:rPr>
-        <w:t xml:space="preserve"> and Roaring flames – [2</w:t>
-      </w:r>
-      <w:r>
-        <w:rPr>
-          <w:rFonts w:ascii="Courier New" w:hAnsi="Courier New" w:cs="Courier New"/>
-          <w:b/>
-          <w:bCs/>
-          <w:sz w:val="22"/>
-          <w:szCs w:val="22"/>
-        </w:rPr>
-        <w:t>4</w:t>
-      </w:r>
-      <w:r>
-        <w:rPr>
-          <w:rFonts w:ascii="Courier New" w:hAnsi="Courier New" w:cs="Courier New"/>
-          <w:b/>
-          <w:bCs/>
-          <w:sz w:val="22"/>
-          <w:szCs w:val="22"/>
-        </w:rPr>
-        <w:t>]</w:t>
-      </w:r>
-    </w:p>
-    <w:p>
-      <w:pPr>
-        <w:rPr>
-          <w:rFonts w:ascii="Courier New" w:hAnsi="Courier New" w:cs="Courier New"/>
-          <w:b/>
-          <w:bCs/>
-          <w:sz w:val="22"/>
-          <w:szCs w:val="22"/>
-        </w:rPr>
-      </w:pPr>
-      <w:r>
-        <w:rPr>
-          <w:rFonts w:ascii="Courier New" w:hAnsi="Courier New" w:cs="Courier New"/>
-          <w:b/>
-          <w:bCs/>
-          <w:sz w:val="22"/>
-          <w:szCs w:val="22"/>
-        </w:rPr>
-        <w:t>A glowing door – [24]</w:t>
-      </w:r>
-    </w:p>
-    <w:p>
-      <w:pPr>
-        <w:rPr>
-          <w:rFonts w:ascii="Courier New" w:hAnsi="Courier New" w:cs="Courier New"/>
-          <w:b/>
-          <w:bCs/>
-          <w:sz w:val="22"/>
-          <w:szCs w:val="22"/>
-        </w:rPr>
-      </w:pPr>
-      <w:r>
-        <w:rPr>
-          <w:rFonts w:ascii="Courier New" w:hAnsi="Courier New" w:cs="Courier New"/>
-          <w:b/>
-          <w:bCs/>
-          <w:sz w:val="22"/>
-          <w:szCs w:val="22"/>
-        </w:rPr>
-        <w:t xml:space="preserve">The Red Field </w:t>
-      </w:r>
-      <w:r>
-        <w:rPr>
-          <w:rFonts w:ascii="Courier New" w:hAnsi="Courier New" w:cs="Courier New"/>
-          <w:b/>
-          <w:bCs/>
-          <w:sz w:val="22"/>
-          <w:szCs w:val="22"/>
-        </w:rPr>
-        <w:t xml:space="preserve">with clouds and thunder </w:t>
-      </w:r>
-      <w:r>
-        <w:rPr>
-          <w:rFonts w:ascii="Courier New" w:hAnsi="Courier New" w:cs="Courier New"/>
-          <w:b/>
-          <w:bCs/>
-          <w:sz w:val="22"/>
-          <w:szCs w:val="22"/>
-        </w:rPr>
-        <w:t>– [2</w:t>
-      </w:r>
-      <w:r>
-        <w:rPr>
-          <w:rFonts w:ascii="Courier New" w:hAnsi="Courier New" w:cs="Courier New"/>
-          <w:b/>
-          <w:bCs/>
-          <w:sz w:val="22"/>
-          <w:szCs w:val="22"/>
-        </w:rPr>
-        <w:t>5</w:t>
-      </w:r>
-      <w:r>
-        <w:rPr>
-          <w:rFonts w:ascii="Courier New" w:hAnsi="Courier New" w:cs="Courier New"/>
-          <w:b/>
-          <w:bCs/>
-          <w:sz w:val="22"/>
-          <w:szCs w:val="22"/>
-        </w:rPr>
-        <w:t>]</w:t>
-      </w:r>
-    </w:p>
-    <w:p>
-      <w:pPr>
-        <w:rPr>
-          <w:rFonts w:ascii="Courier New" w:hAnsi="Courier New" w:cs="Courier New"/>
-          <w:b/>
-          <w:bCs/>
-          <w:sz w:val="22"/>
-          <w:szCs w:val="22"/>
-        </w:rPr>
-      </w:pPr>
-      <w:r>
-        <w:rPr>
-          <w:rFonts w:ascii="Courier New" w:hAnsi="Courier New" w:cs="Courier New"/>
-          <w:b/>
-          <w:bCs/>
-          <w:sz w:val="22"/>
-          <w:szCs w:val="22"/>
-        </w:rPr>
-        <w:t>The Flying</w:t>
-      </w:r>
-      <w:r>
-        <w:rPr>
-          <w:rFonts w:ascii="Courier New" w:hAnsi="Courier New" w:cs="Courier New"/>
-          <w:b/>
-          <w:bCs/>
-          <w:sz w:val="22"/>
-          <w:szCs w:val="22"/>
-        </w:rPr>
-        <w:t xml:space="preserve"> hands of the Ghosts – [2</w:t>
-      </w:r>
-      <w:r>
-        <w:rPr>
-          <w:rFonts w:ascii="Courier New" w:hAnsi="Courier New" w:cs="Courier New"/>
-          <w:b/>
-          <w:bCs/>
-          <w:sz w:val="22"/>
-          <w:szCs w:val="22"/>
-        </w:rPr>
-        <w:t>5</w:t>
-      </w:r>
-      <w:r>
-        <w:rPr>
-          <w:rFonts w:ascii="Courier New" w:hAnsi="Courier New" w:cs="Courier New"/>
-          <w:b/>
-          <w:bCs/>
-          <w:sz w:val="22"/>
-          <w:szCs w:val="22"/>
-        </w:rPr>
-        <w:t>]</w:t>
-      </w:r>
-    </w:p>
-    <w:p>
-      <w:pPr>
-        <w:rPr>
-          <w:rFonts w:ascii="Courier New" w:hAnsi="Courier New" w:cs="Courier New"/>
-          <w:b/>
-          <w:bCs/>
-          <w:sz w:val="22"/>
-          <w:szCs w:val="22"/>
-        </w:rPr>
-      </w:pPr>
-      <w:r>
-        <w:rPr>
-          <w:rFonts w:ascii="Courier New" w:hAnsi="Courier New" w:cs="Courier New"/>
-          <w:b/>
-          <w:bCs/>
-          <w:sz w:val="22"/>
-          <w:szCs w:val="22"/>
-        </w:rPr>
-        <w:t>Ghost hands grip his face – [25]</w:t>
-      </w:r>
-    </w:p>
-    <w:p>
-      <w:pPr>
-        <w:rPr>
-          <w:rFonts w:ascii="Courier New" w:hAnsi="Courier New" w:cs="Courier New"/>
-          <w:b/>
-          <w:bCs/>
-          <w:sz w:val="22"/>
-          <w:szCs w:val="22"/>
-        </w:rPr>
-      </w:pPr>
-      <w:r>
-        <w:rPr>
-          <w:rFonts w:ascii="Courier New" w:hAnsi="Courier New" w:cs="Courier New"/>
-          <w:b/>
-          <w:bCs/>
-          <w:sz w:val="22"/>
-          <w:szCs w:val="22"/>
-        </w:rPr>
-        <w:t>The Red Sky with 2 Suns and Vortex – [2</w:t>
-      </w:r>
-      <w:r>
-        <w:rPr>
-          <w:rFonts w:ascii="Courier New" w:hAnsi="Courier New" w:cs="Courier New"/>
-          <w:b/>
-          <w:bCs/>
-          <w:sz w:val="22"/>
-          <w:szCs w:val="22"/>
-        </w:rPr>
-        <w:t>5</w:t>
-      </w:r>
-      <w:r>
-        <w:rPr>
-          <w:rFonts w:ascii="Courier New" w:hAnsi="Courier New" w:cs="Courier New"/>
-          <w:b/>
-          <w:bCs/>
-          <w:sz w:val="22"/>
-          <w:szCs w:val="22"/>
-        </w:rPr>
-        <w:t>]</w:t>
-      </w:r>
-    </w:p>
-    <w:p>
-      <w:pPr>
-        <w:rPr>
-          <w:rFonts w:ascii="Courier New" w:hAnsi="Courier New" w:cs="Courier New"/>
-          <w:b/>
-          <w:bCs/>
-          <w:sz w:val="22"/>
-          <w:szCs w:val="22"/>
-        </w:rPr>
-      </w:pPr>
-      <w:r>
-        <w:rPr>
-          <w:rFonts w:ascii="Courier New" w:hAnsi="Courier New" w:cs="Courier New"/>
-          <w:b/>
-          <w:bCs/>
-          <w:sz w:val="22"/>
-          <w:szCs w:val="22"/>
-        </w:rPr>
-        <w:t>Hit face to tree and fall – [2</w:t>
-      </w:r>
-      <w:r>
-        <w:rPr>
-          <w:rFonts w:ascii="Courier New" w:hAnsi="Courier New" w:cs="Courier New"/>
-          <w:b/>
-          <w:bCs/>
-          <w:sz w:val="22"/>
-          <w:szCs w:val="22"/>
-        </w:rPr>
-        <w:t>5</w:t>
-      </w:r>
-      <w:r>
-        <w:rPr>
-          <w:rFonts w:ascii="Courier New" w:hAnsi="Courier New" w:cs="Courier New"/>
-          <w:b/>
-          <w:bCs/>
-          <w:sz w:val="22"/>
-          <w:szCs w:val="22"/>
-        </w:rPr>
-        <w:t>]</w:t>
-      </w:r>
-    </w:p>
-    <w:p>
-      <w:pPr>
-        <w:rPr>
-          <w:rFonts w:ascii="Courier New" w:hAnsi="Courier New" w:cs="Courier New"/>
-          <w:b/>
-          <w:bCs/>
-          <w:sz w:val="22"/>
-          <w:szCs w:val="22"/>
-        </w:rPr>
-      </w:pPr>
-      <w:r>
-        <w:rPr>
-          <w:rFonts w:ascii="Courier New" w:hAnsi="Courier New" w:cs="Courier New"/>
-          <w:b/>
-          <w:bCs/>
-          <w:sz w:val="22"/>
-          <w:szCs w:val="22"/>
-        </w:rPr>
-        <w:t>Ghostly silhouettes</w:t>
-      </w:r>
-      <w:r>
-        <w:rPr>
-          <w:rFonts w:ascii="Courier New" w:hAnsi="Courier New" w:cs="Courier New"/>
-          <w:b/>
-          <w:bCs/>
-          <w:sz w:val="22"/>
-          <w:szCs w:val="22"/>
-        </w:rPr>
-        <w:t xml:space="preserve"> in the distance – [2</w:t>
-      </w:r>
-      <w:r>
-        <w:rPr>
-          <w:rFonts w:ascii="Courier New" w:hAnsi="Courier New" w:cs="Courier New"/>
-          <w:b/>
-          <w:bCs/>
-          <w:sz w:val="22"/>
-          <w:szCs w:val="22"/>
-        </w:rPr>
-        <w:t>5</w:t>
-      </w:r>
-      <w:r>
-        <w:rPr>
-          <w:rFonts w:ascii="Courier New" w:hAnsi="Courier New" w:cs="Courier New"/>
-          <w:b/>
-          <w:bCs/>
-          <w:sz w:val="22"/>
-          <w:szCs w:val="22"/>
-        </w:rPr>
-        <w:t>]</w:t>
-      </w:r>
-    </w:p>
-    <w:p>
-      <w:pPr>
-        <w:rPr>
-          <w:rFonts w:ascii="Courier New" w:hAnsi="Courier New" w:cs="Courier New"/>
-          <w:b/>
-          <w:bCs/>
-          <w:sz w:val="22"/>
-          <w:szCs w:val="22"/>
-        </w:rPr>
-      </w:pPr>
-      <w:r>
-        <w:rPr>
-          <w:rFonts w:ascii="Courier New" w:hAnsi="Courier New" w:cs="Courier New"/>
-          <w:b/>
-          <w:bCs/>
-          <w:sz w:val="22"/>
-          <w:szCs w:val="22"/>
-        </w:rPr>
-        <w:t>Appearance of Adi’s father’s ghost – [25]</w:t>
-      </w:r>
-    </w:p>
-    <w:p>
-      <w:pPr>
-        <w:rPr>
-          <w:rFonts w:ascii="Courier New" w:hAnsi="Courier New" w:cs="Courier New"/>
-          <w:b/>
-          <w:bCs/>
-          <w:sz w:val="22"/>
-          <w:szCs w:val="22"/>
-        </w:rPr>
-      </w:pPr>
-      <w:r>
-        <w:rPr>
-          <w:rFonts w:ascii="Courier New" w:hAnsi="Courier New" w:cs="Courier New"/>
-          <w:b/>
-          <w:bCs/>
-          <w:sz w:val="22"/>
-          <w:szCs w:val="22"/>
-        </w:rPr>
-        <w:t>Raven flies and sits in the tree – [2</w:t>
-      </w:r>
-      <w:r>
-        <w:rPr>
-          <w:rFonts w:ascii="Courier New" w:hAnsi="Courier New" w:cs="Courier New"/>
-          <w:b/>
-          <w:bCs/>
-          <w:sz w:val="22"/>
-          <w:szCs w:val="22"/>
-        </w:rPr>
-        <w:t>5</w:t>
-      </w:r>
-      <w:r>
-        <w:rPr>
-          <w:rFonts w:ascii="Courier New" w:hAnsi="Courier New" w:cs="Courier New"/>
-          <w:b/>
-          <w:bCs/>
-          <w:sz w:val="22"/>
-          <w:szCs w:val="22"/>
-        </w:rPr>
-        <w:t>]</w:t>
-      </w:r>
-    </w:p>
-    <w:p>
-      <w:pPr>
-        <w:rPr>
-          <w:rFonts w:ascii="Courier New" w:hAnsi="Courier New" w:cs="Courier New"/>
-          <w:b/>
-          <w:bCs/>
-          <w:sz w:val="22"/>
-          <w:szCs w:val="22"/>
-        </w:rPr>
-      </w:pPr>
-      <w:r>
-        <w:rPr>
-          <w:rFonts w:ascii="Courier New" w:hAnsi="Courier New" w:cs="Courier New"/>
-          <w:b/>
-          <w:bCs/>
-          <w:sz w:val="22"/>
-          <w:szCs w:val="22"/>
-        </w:rPr>
-        <w:t>Sesame appears on his face – [2</w:t>
-      </w:r>
-      <w:r>
-        <w:rPr>
-          <w:rFonts w:ascii="Courier New" w:hAnsi="Courier New" w:cs="Courier New"/>
-          <w:b/>
-          <w:bCs/>
-          <w:sz w:val="22"/>
-          <w:szCs w:val="22"/>
-        </w:rPr>
-        <w:t>5</w:t>
-      </w:r>
-      <w:r>
-        <w:rPr>
-          <w:rFonts w:ascii="Courier New" w:hAnsi="Courier New" w:cs="Courier New"/>
-          <w:b/>
-          <w:bCs/>
-          <w:sz w:val="22"/>
-          <w:szCs w:val="22"/>
-        </w:rPr>
-        <w:t>]</w:t>
-      </w:r>
-    </w:p>
-    <w:p>
-      <w:pPr>
-        <w:rPr>
-          <w:rFonts w:ascii="Courier New" w:hAnsi="Courier New" w:cs="Courier New"/>
-          <w:b/>
-          <w:bCs/>
-          <w:sz w:val="22"/>
-          <w:szCs w:val="22"/>
-        </w:rPr>
-      </w:pPr>
-      <w:r>
-        <w:rPr>
-          <w:rFonts w:ascii="Courier New" w:hAnsi="Courier New" w:cs="Courier New"/>
-          <w:b/>
-          <w:bCs/>
-          <w:sz w:val="22"/>
-          <w:szCs w:val="22"/>
-        </w:rPr>
-        <w:t>Raven eats sesame – [2</w:t>
-      </w:r>
-      <w:r>
-        <w:rPr>
-          <w:rFonts w:ascii="Courier New" w:hAnsi="Courier New" w:cs="Courier New"/>
-          <w:b/>
-          <w:bCs/>
-          <w:sz w:val="22"/>
-          <w:szCs w:val="22"/>
-        </w:rPr>
-        <w:t>5</w:t>
-      </w:r>
-      <w:r>
-        <w:rPr>
-          <w:rFonts w:ascii="Courier New" w:hAnsi="Courier New" w:cs="Courier New"/>
-          <w:b/>
-          <w:bCs/>
-          <w:sz w:val="22"/>
-          <w:szCs w:val="22"/>
-        </w:rPr>
-        <w:t>]</w:t>
-      </w:r>
-    </w:p>
-    <w:p>
-      <w:pPr>
-        <w:rPr>
-          <w:rFonts w:ascii="Courier New" w:hAnsi="Courier New" w:cs="Courier New"/>
-          <w:b/>
-          <w:bCs/>
-          <w:sz w:val="22"/>
-          <w:szCs w:val="22"/>
-        </w:rPr>
-      </w:pPr>
-      <w:r>
-        <w:rPr>
-          <w:rFonts w:ascii="Courier New" w:hAnsi="Courier New" w:cs="Courier New"/>
-          <w:b/>
-          <w:bCs/>
-          <w:sz w:val="22"/>
-          <w:szCs w:val="22"/>
-        </w:rPr>
-        <w:t>Vasu shots – [2</w:t>
-      </w:r>
-      <w:r>
-        <w:rPr>
-          <w:rFonts w:ascii="Courier New" w:hAnsi="Courier New" w:cs="Courier New"/>
-          <w:b/>
-          <w:bCs/>
-          <w:sz w:val="22"/>
-          <w:szCs w:val="22"/>
-        </w:rPr>
-        <w:t>5</w:t>
-      </w:r>
-      <w:r>
-        <w:rPr>
-          <w:rFonts w:ascii="Courier New" w:hAnsi="Courier New" w:cs="Courier New"/>
-          <w:b/>
-          <w:bCs/>
-          <w:sz w:val="22"/>
-          <w:szCs w:val="22"/>
-        </w:rPr>
-        <w:t>]</w:t>
-      </w:r>
-    </w:p>
-    <w:p>
-      <w:pPr>
-        <w:rPr>
-          <w:rFonts w:ascii="Courier New" w:hAnsi="Courier New" w:cs="Courier New"/>
-          <w:b/>
-          <w:bCs/>
-          <w:sz w:val="22"/>
-          <w:szCs w:val="22"/>
-        </w:rPr>
-      </w:pPr>
-      <w:r>
-        <w:rPr>
-          <w:rFonts w:ascii="Courier New" w:hAnsi="Courier New" w:cs="Courier New"/>
-          <w:b/>
-          <w:bCs/>
-          <w:sz w:val="22"/>
-          <w:szCs w:val="22"/>
-        </w:rPr>
         <w:t xml:space="preserve">The </w:t>
       </w:r>
       <w:r>
@@ -3403,7 +3379,6 @@
           <w:sz w:val="22"/>
           <w:szCs w:val="22"/>
         </w:rPr>
-        <w:lastRenderedPageBreak/>
         <w:t>Father opens a portal</w:t>
       </w:r>
       <w:r>

--- a/The_A_Shorts/2. Vyuthi/Vyuthi - The Lists/Vyuthi - The SFX List.docx
+++ b/The_A_Shorts/2. Vyuthi/Vyuthi - The Lists/Vyuthi - The SFX List.docx
@@ -1675,47 +1675,251 @@
           <w:szCs w:val="22"/>
         </w:rPr>
       </w:pPr>
-    </w:p>
-    <w:p>
-      <w:pPr>
-        <w:rPr>
-          <w:rFonts w:ascii="Courier New" w:hAnsi="Courier New" w:cs="Courier New"/>
-          <w:b/>
-          <w:bCs/>
-          <w:sz w:val="22"/>
-          <w:szCs w:val="22"/>
-        </w:rPr>
-      </w:pPr>
-      <w:r>
-        <w:rPr>
-          <w:rFonts w:ascii="Courier New" w:hAnsi="Courier New" w:cs="Courier New"/>
-          <w:b/>
-          <w:bCs/>
-          <w:sz w:val="22"/>
-          <w:szCs w:val="22"/>
-        </w:rPr>
-        <w:t>TODO</w:t>
-      </w:r>
-    </w:p>
-    <w:p>
-      <w:pPr>
-        <w:rPr>
-          <w:rFonts w:ascii="Courier New" w:hAnsi="Courier New" w:cs="Courier New"/>
-          <w:b/>
-          <w:bCs/>
-          <w:sz w:val="22"/>
-          <w:szCs w:val="22"/>
-        </w:rPr>
-      </w:pPr>
-      <w:r>
-        <w:rPr>
-          <w:rFonts w:ascii="Courier New" w:hAnsi="Courier New" w:cs="Courier New"/>
-          <w:b/>
-          <w:bCs/>
-          <w:sz w:val="22"/>
-          <w:szCs w:val="22"/>
-        </w:rPr>
-        <w:t>Flashlight Horrors – [21]</w:t>
+      <w:r>
+        <w:rPr>
+          <w:rFonts w:ascii="Courier New" w:hAnsi="Courier New" w:cs="Courier New"/>
+          <w:b/>
+          <w:bCs/>
+          <w:sz w:val="22"/>
+          <w:szCs w:val="22"/>
+        </w:rPr>
+        <w:t xml:space="preserve">TODO: </w:t>
+      </w:r>
+      <w:r>
+        <w:rPr>
+          <w:rFonts w:ascii="Courier New" w:hAnsi="Courier New" w:cs="Courier New"/>
+          <w:b/>
+          <w:bCs/>
+          <w:sz w:val="22"/>
+          <w:szCs w:val="22"/>
+        </w:rPr>
+        <w:t>Flashlight Horrors – [2</w:t>
+      </w:r>
+      <w:r>
+        <w:rPr>
+          <w:rFonts w:ascii="Courier New" w:hAnsi="Courier New" w:cs="Courier New"/>
+          <w:b/>
+          <w:bCs/>
+          <w:sz w:val="22"/>
+          <w:szCs w:val="22"/>
+        </w:rPr>
+        <w:t>0</w:t>
+      </w:r>
+      <w:r>
+        <w:rPr>
+          <w:rFonts w:ascii="Courier New" w:hAnsi="Courier New" w:cs="Courier New"/>
+          <w:b/>
+          <w:bCs/>
+          <w:sz w:val="22"/>
+          <w:szCs w:val="22"/>
+        </w:rPr>
+        <w:t>]</w:t>
+      </w:r>
+    </w:p>
+    <w:p>
+      <w:pPr>
+        <w:rPr>
+          <w:rFonts w:ascii="Courier New" w:hAnsi="Courier New" w:cs="Courier New"/>
+          <w:b/>
+          <w:bCs/>
+          <w:sz w:val="22"/>
+          <w:szCs w:val="22"/>
+        </w:rPr>
+      </w:pPr>
+      <w:r>
+        <w:rPr>
+          <w:rFonts w:ascii="Courier New" w:hAnsi="Courier New" w:cs="Courier New"/>
+          <w:b/>
+          <w:bCs/>
+          <w:sz w:val="22"/>
+          <w:szCs w:val="22"/>
+        </w:rPr>
+        <w:t>Vision comes back – [2</w:t>
+      </w:r>
+      <w:r>
+        <w:rPr>
+          <w:rFonts w:ascii="Courier New" w:hAnsi="Courier New" w:cs="Courier New"/>
+          <w:b/>
+          <w:bCs/>
+          <w:sz w:val="22"/>
+          <w:szCs w:val="22"/>
+        </w:rPr>
+        <w:t>1</w:t>
+      </w:r>
+      <w:r>
+        <w:rPr>
+          <w:rFonts w:ascii="Courier New" w:hAnsi="Courier New" w:cs="Courier New"/>
+          <w:b/>
+          <w:bCs/>
+          <w:sz w:val="22"/>
+          <w:szCs w:val="22"/>
+        </w:rPr>
+        <w:t>]</w:t>
+      </w:r>
+    </w:p>
+    <w:p>
+      <w:pPr>
+        <w:rPr>
+          <w:rFonts w:ascii="Courier New" w:hAnsi="Courier New" w:cs="Courier New"/>
+          <w:b/>
+          <w:bCs/>
+          <w:sz w:val="22"/>
+          <w:szCs w:val="22"/>
+        </w:rPr>
+      </w:pPr>
+      <w:r>
+        <w:rPr>
+          <w:rFonts w:ascii="Courier New" w:hAnsi="Courier New" w:cs="Courier New"/>
+          <w:b/>
+          <w:bCs/>
+          <w:sz w:val="22"/>
+          <w:szCs w:val="22"/>
+        </w:rPr>
+        <w:t>Seizure to Carrom match cut – [21]</w:t>
+      </w:r>
+    </w:p>
+    <w:p>
+      <w:pPr>
+        <w:rPr>
+          <w:rFonts w:ascii="Courier New" w:hAnsi="Courier New" w:cs="Courier New"/>
+          <w:b/>
+          <w:bCs/>
+          <w:sz w:val="22"/>
+          <w:szCs w:val="22"/>
+        </w:rPr>
+      </w:pPr>
+      <w:r>
+        <w:rPr>
+          <w:rFonts w:ascii="Courier New" w:hAnsi="Courier New" w:cs="Courier New"/>
+          <w:b/>
+          <w:bCs/>
+          <w:sz w:val="22"/>
+          <w:szCs w:val="22"/>
+        </w:rPr>
+        <w:t xml:space="preserve">Seizure to </w:t>
+      </w:r>
+      <w:r>
+        <w:rPr>
+          <w:rFonts w:ascii="Courier New" w:hAnsi="Courier New" w:cs="Courier New"/>
+          <w:b/>
+          <w:bCs/>
+          <w:sz w:val="22"/>
+          <w:szCs w:val="22"/>
+        </w:rPr>
+        <w:t>Shoelace</w:t>
+      </w:r>
+      <w:r>
+        <w:rPr>
+          <w:rFonts w:ascii="Courier New" w:hAnsi="Courier New" w:cs="Courier New"/>
+          <w:b/>
+          <w:bCs/>
+          <w:sz w:val="22"/>
+          <w:szCs w:val="22"/>
+        </w:rPr>
+        <w:t xml:space="preserve"> match cut – [21]</w:t>
+      </w:r>
+    </w:p>
+    <w:p>
+      <w:pPr>
+        <w:rPr>
+          <w:rFonts w:ascii="Courier New" w:hAnsi="Courier New" w:cs="Courier New"/>
+          <w:b/>
+          <w:bCs/>
+          <w:sz w:val="22"/>
+          <w:szCs w:val="22"/>
+        </w:rPr>
+      </w:pPr>
+      <w:r>
+        <w:rPr>
+          <w:rFonts w:ascii="Courier New" w:hAnsi="Courier New" w:cs="Courier New"/>
+          <w:b/>
+          <w:bCs/>
+          <w:sz w:val="22"/>
+          <w:szCs w:val="22"/>
+        </w:rPr>
+        <w:t xml:space="preserve">Seizure to </w:t>
+      </w:r>
+      <w:r>
+        <w:rPr>
+          <w:rFonts w:ascii="Courier New" w:hAnsi="Courier New" w:cs="Courier New"/>
+          <w:b/>
+          <w:bCs/>
+          <w:sz w:val="22"/>
+          <w:szCs w:val="22"/>
+        </w:rPr>
+        <w:t xml:space="preserve">Engagement </w:t>
+      </w:r>
+      <w:r>
+        <w:rPr>
+          <w:rFonts w:ascii="Courier New" w:hAnsi="Courier New" w:cs="Courier New"/>
+          <w:b/>
+          <w:bCs/>
+          <w:sz w:val="22"/>
+          <w:szCs w:val="22"/>
+        </w:rPr>
+        <w:t>match cut – [21]</w:t>
+      </w:r>
+    </w:p>
+    <w:p>
+      <w:pPr>
+        <w:rPr>
+          <w:rFonts w:ascii="Courier New" w:hAnsi="Courier New" w:cs="Courier New"/>
+          <w:b/>
+          <w:bCs/>
+          <w:sz w:val="22"/>
+          <w:szCs w:val="22"/>
+        </w:rPr>
+      </w:pPr>
+      <w:r>
+        <w:rPr>
+          <w:rFonts w:ascii="Courier New" w:hAnsi="Courier New" w:cs="Courier New"/>
+          <w:b/>
+          <w:bCs/>
+          <w:sz w:val="22"/>
+          <w:szCs w:val="22"/>
+        </w:rPr>
+        <w:t>POV pills, Kriti hands water, disappears – [22]</w:t>
+      </w:r>
+    </w:p>
+    <w:p>
+      <w:pPr>
+        <w:rPr>
+          <w:rFonts w:ascii="Courier New" w:hAnsi="Courier New" w:cs="Courier New"/>
+          <w:b/>
+          <w:bCs/>
+          <w:sz w:val="22"/>
+          <w:szCs w:val="22"/>
+        </w:rPr>
+      </w:pPr>
+      <w:r>
+        <w:rPr>
+          <w:rFonts w:ascii="Courier New" w:hAnsi="Courier New" w:cs="Courier New"/>
+          <w:b/>
+          <w:bCs/>
+          <w:sz w:val="22"/>
+          <w:szCs w:val="22"/>
+        </w:rPr>
+        <w:t>Water abruptly stops in the kitchen’s tap – [2</w:t>
+      </w:r>
+      <w:r>
+        <w:rPr>
+          <w:rFonts w:ascii="Courier New" w:hAnsi="Courier New" w:cs="Courier New"/>
+          <w:b/>
+          <w:bCs/>
+          <w:sz w:val="22"/>
+          <w:szCs w:val="22"/>
+        </w:rPr>
+        <w:t>2</w:t>
+      </w:r>
+      <w:r>
+        <w:rPr>
+          <w:rFonts w:ascii="Courier New" w:hAnsi="Courier New" w:cs="Courier New"/>
+          <w:b/>
+          <w:bCs/>
+          <w:sz w:val="22"/>
+          <w:szCs w:val="22"/>
+        </w:rPr>
+        <w:t>]</w:t>
       </w:r>
     </w:p>
     <w:p>
@@ -1756,17 +1960,17 @@
           <w:sz w:val="22"/>
           <w:szCs w:val="22"/>
         </w:rPr>
-        <w:t xml:space="preserve"> – [1</w:t>
-      </w:r>
-      <w:r>
-        <w:rPr>
-          <w:rFonts w:ascii="Courier New" w:hAnsi="Courier New" w:cs="Courier New"/>
-          <w:b/>
-          <w:bCs/>
-          <w:sz w:val="22"/>
-          <w:szCs w:val="22"/>
-        </w:rPr>
-        <w:t>9</w:t>
+        <w:t xml:space="preserve"> – [</w:t>
+      </w:r>
+      <w:r>
+        <w:rPr>
+          <w:rFonts w:ascii="Courier New" w:hAnsi="Courier New" w:cs="Courier New"/>
+          <w:b/>
+          <w:bCs/>
+          <w:sz w:val="22"/>
+          <w:szCs w:val="22"/>
+        </w:rPr>
+        <w:t>22</w:t>
       </w:r>
       <w:r>
         <w:rPr>
@@ -1797,17 +2001,318 @@
           <w:sz w:val="22"/>
           <w:szCs w:val="22"/>
         </w:rPr>
-        <w:t>Lemon soda glass into Sand – [1</w:t>
-      </w:r>
-      <w:r>
-        <w:rPr>
-          <w:rFonts w:ascii="Courier New" w:hAnsi="Courier New" w:cs="Courier New"/>
-          <w:b/>
-          <w:bCs/>
-          <w:sz w:val="22"/>
-          <w:szCs w:val="22"/>
-        </w:rPr>
-        <w:t>9</w:t>
+        <w:t>Tea pot with black sesame – [22]</w:t>
+      </w:r>
+    </w:p>
+    <w:p>
+      <w:pPr>
+        <w:rPr>
+          <w:rFonts w:ascii="Courier New" w:hAnsi="Courier New" w:cs="Courier New"/>
+          <w:b/>
+          <w:bCs/>
+          <w:sz w:val="22"/>
+          <w:szCs w:val="22"/>
+        </w:rPr>
+      </w:pPr>
+      <w:r>
+        <w:rPr>
+          <w:rFonts w:ascii="Courier New" w:hAnsi="Courier New" w:cs="Courier New"/>
+          <w:b/>
+          <w:bCs/>
+          <w:sz w:val="22"/>
+          <w:szCs w:val="22"/>
+        </w:rPr>
+        <w:t xml:space="preserve">Juice box with </w:t>
+      </w:r>
+      <w:r>
+        <w:rPr>
+          <w:rFonts w:ascii="Courier New" w:hAnsi="Courier New" w:cs="Courier New"/>
+          <w:b/>
+          <w:bCs/>
+          <w:sz w:val="22"/>
+          <w:szCs w:val="22"/>
+        </w:rPr>
+        <w:t xml:space="preserve">thick </w:t>
+      </w:r>
+      <w:r>
+        <w:rPr>
+          <w:rFonts w:ascii="Courier New" w:hAnsi="Courier New" w:cs="Courier New"/>
+          <w:b/>
+          <w:bCs/>
+          <w:sz w:val="22"/>
+          <w:szCs w:val="22"/>
+        </w:rPr>
+        <w:t>oil inside – [22]</w:t>
+      </w:r>
+    </w:p>
+    <w:p>
+      <w:pPr>
+        <w:rPr>
+          <w:rFonts w:ascii="Courier New" w:hAnsi="Courier New" w:cs="Courier New"/>
+          <w:b/>
+          <w:bCs/>
+          <w:sz w:val="22"/>
+          <w:szCs w:val="22"/>
+        </w:rPr>
+      </w:pPr>
+      <w:r>
+        <w:rPr>
+          <w:rFonts w:ascii="Courier New" w:hAnsi="Courier New" w:cs="Courier New"/>
+          <w:b/>
+          <w:bCs/>
+          <w:sz w:val="22"/>
+          <w:szCs w:val="22"/>
+        </w:rPr>
+        <w:lastRenderedPageBreak/>
+        <w:t>Whiskey bottle with dry flower petals – [22]</w:t>
+      </w:r>
+    </w:p>
+    <w:p>
+      <w:pPr>
+        <w:rPr>
+          <w:rFonts w:ascii="Courier New" w:hAnsi="Courier New" w:cs="Courier New"/>
+          <w:b/>
+          <w:bCs/>
+          <w:sz w:val="22"/>
+          <w:szCs w:val="22"/>
+        </w:rPr>
+      </w:pPr>
+      <w:r>
+        <w:rPr>
+          <w:rFonts w:ascii="Courier New" w:hAnsi="Courier New" w:cs="Courier New"/>
+          <w:b/>
+          <w:bCs/>
+          <w:sz w:val="22"/>
+          <w:szCs w:val="22"/>
+        </w:rPr>
+        <w:t>Soda with lime in a glass turns to sand – [22]</w:t>
+      </w:r>
+    </w:p>
+    <w:p>
+      <w:pPr>
+        <w:rPr>
+          <w:rFonts w:ascii="Courier New" w:hAnsi="Courier New" w:cs="Courier New"/>
+          <w:b/>
+          <w:bCs/>
+          <w:sz w:val="22"/>
+          <w:szCs w:val="22"/>
+        </w:rPr>
+      </w:pPr>
+      <w:r>
+        <w:rPr>
+          <w:rFonts w:ascii="Courier New" w:hAnsi="Courier New" w:cs="Courier New"/>
+          <w:b/>
+          <w:bCs/>
+          <w:sz w:val="22"/>
+          <w:szCs w:val="22"/>
+        </w:rPr>
+        <w:t>Vase with flowers and puff rice – [22]</w:t>
+      </w:r>
+    </w:p>
+    <w:p>
+      <w:pPr>
+        <w:rPr>
+          <w:rFonts w:ascii="Courier New" w:hAnsi="Courier New" w:cs="Courier New"/>
+          <w:b/>
+          <w:bCs/>
+          <w:sz w:val="22"/>
+          <w:szCs w:val="22"/>
+        </w:rPr>
+      </w:pPr>
+      <w:r>
+        <w:rPr>
+          <w:rFonts w:ascii="Courier New" w:hAnsi="Courier New" w:cs="Courier New"/>
+          <w:b/>
+          <w:bCs/>
+          <w:sz w:val="22"/>
+          <w:szCs w:val="22"/>
+        </w:rPr>
+        <w:t>Tender coconut with ash inside – [22]</w:t>
+      </w:r>
+    </w:p>
+    <w:p>
+      <w:pPr>
+        <w:rPr>
+          <w:rFonts w:ascii="Courier New" w:hAnsi="Courier New" w:cs="Courier New"/>
+          <w:b/>
+          <w:bCs/>
+          <w:sz w:val="22"/>
+          <w:szCs w:val="22"/>
+        </w:rPr>
+      </w:pPr>
+      <w:r>
+        <w:rPr>
+          <w:rFonts w:ascii="Courier New" w:hAnsi="Courier New" w:cs="Courier New"/>
+          <w:b/>
+          <w:bCs/>
+          <w:sz w:val="22"/>
+          <w:szCs w:val="22"/>
+        </w:rPr>
+        <w:t>Tumbler with thick smoke – [22]</w:t>
+      </w:r>
+    </w:p>
+    <w:p>
+      <w:pPr>
+        <w:rPr>
+          <w:rFonts w:ascii="Courier New" w:hAnsi="Courier New" w:cs="Courier New"/>
+          <w:b/>
+          <w:bCs/>
+          <w:sz w:val="22"/>
+          <w:szCs w:val="22"/>
+        </w:rPr>
+      </w:pPr>
+      <w:r>
+        <w:rPr>
+          <w:rFonts w:ascii="Courier New" w:hAnsi="Courier New" w:cs="Courier New"/>
+          <w:b/>
+          <w:bCs/>
+          <w:sz w:val="22"/>
+          <w:szCs w:val="22"/>
+        </w:rPr>
+        <w:t>Door loop de loop – [22]</w:t>
+      </w:r>
+    </w:p>
+    <w:p>
+      <w:pPr>
+        <w:rPr>
+          <w:rFonts w:ascii="Courier New" w:hAnsi="Courier New" w:cs="Courier New"/>
+          <w:b/>
+          <w:bCs/>
+          <w:sz w:val="22"/>
+          <w:szCs w:val="22"/>
+        </w:rPr>
+      </w:pPr>
+      <w:r>
+        <w:rPr>
+          <w:rFonts w:ascii="Courier New" w:hAnsi="Courier New" w:cs="Courier New"/>
+          <w:b/>
+          <w:bCs/>
+          <w:sz w:val="22"/>
+          <w:szCs w:val="22"/>
+        </w:rPr>
+        <w:t>Door stretches away – [22]</w:t>
+      </w:r>
+    </w:p>
+    <w:p>
+      <w:pPr>
+        <w:rPr>
+          <w:rFonts w:ascii="Courier New" w:hAnsi="Courier New" w:cs="Courier New"/>
+          <w:b/>
+          <w:bCs/>
+          <w:sz w:val="22"/>
+          <w:szCs w:val="22"/>
+        </w:rPr>
+      </w:pPr>
+      <w:r>
+        <w:rPr>
+          <w:rFonts w:ascii="Courier New" w:hAnsi="Courier New" w:cs="Courier New"/>
+          <w:b/>
+          <w:bCs/>
+          <w:sz w:val="22"/>
+          <w:szCs w:val="22"/>
+        </w:rPr>
+        <w:t>Light flickers</w:t>
+      </w:r>
+      <w:r>
+        <w:rPr>
+          <w:rFonts w:ascii="Courier New" w:hAnsi="Courier New" w:cs="Courier New"/>
+          <w:b/>
+          <w:bCs/>
+          <w:sz w:val="22"/>
+          <w:szCs w:val="22"/>
+        </w:rPr>
+        <w:t>, H</w:t>
+      </w:r>
+      <w:r>
+        <w:rPr>
+          <w:rFonts w:ascii="Courier New" w:hAnsi="Courier New" w:cs="Courier New"/>
+          <w:b/>
+          <w:bCs/>
+          <w:sz w:val="22"/>
+          <w:szCs w:val="22"/>
+        </w:rPr>
+        <w:t xml:space="preserve">e </w:t>
+      </w:r>
+      <w:r>
+        <w:rPr>
+          <w:rFonts w:ascii="Courier New" w:hAnsi="Courier New" w:cs="Courier New"/>
+          <w:b/>
+          <w:bCs/>
+          <w:sz w:val="22"/>
+          <w:szCs w:val="22"/>
+        </w:rPr>
+        <w:t xml:space="preserve">gets </w:t>
+      </w:r>
+      <w:r>
+        <w:rPr>
+          <w:rFonts w:ascii="Courier New" w:hAnsi="Courier New" w:cs="Courier New"/>
+          <w:b/>
+          <w:bCs/>
+          <w:sz w:val="22"/>
+          <w:szCs w:val="22"/>
+        </w:rPr>
+        <w:t xml:space="preserve">transported </w:t>
+      </w:r>
+      <w:r>
+        <w:rPr>
+          <w:rFonts w:ascii="Courier New" w:hAnsi="Courier New" w:cs="Courier New"/>
+          <w:b/>
+          <w:bCs/>
+          <w:sz w:val="22"/>
+          <w:szCs w:val="22"/>
+        </w:rPr>
+        <w:t xml:space="preserve">from door to </w:t>
+      </w:r>
+      <w:r>
+        <w:rPr>
+          <w:rFonts w:ascii="Courier New" w:hAnsi="Courier New" w:cs="Courier New"/>
+          <w:b/>
+          <w:bCs/>
+          <w:sz w:val="22"/>
+          <w:szCs w:val="22"/>
+        </w:rPr>
+        <w:t xml:space="preserve">in front </w:t>
+      </w:r>
+      <w:r>
+        <w:rPr>
+          <w:rFonts w:ascii="Courier New" w:hAnsi="Courier New" w:cs="Courier New"/>
+          <w:b/>
+          <w:bCs/>
+          <w:sz w:val="22"/>
+          <w:szCs w:val="22"/>
+        </w:rPr>
+        <w:t>of Kriti – [22]</w:t>
+      </w:r>
+    </w:p>
+    <w:p>
+      <w:pPr>
+        <w:rPr>
+          <w:rFonts w:ascii="Courier New" w:hAnsi="Courier New" w:cs="Courier New"/>
+          <w:b/>
+          <w:bCs/>
+          <w:sz w:val="22"/>
+          <w:szCs w:val="22"/>
+        </w:rPr>
+      </w:pPr>
+      <w:r>
+        <w:rPr>
+          <w:rFonts w:ascii="Courier New" w:hAnsi="Courier New" w:cs="Courier New"/>
+          <w:b/>
+          <w:bCs/>
+          <w:sz w:val="22"/>
+          <w:szCs w:val="22"/>
+        </w:rPr>
+        <w:t>Adi tears after Kriti’s good news – [2</w:t>
+      </w:r>
+      <w:r>
+        <w:rPr>
+          <w:rFonts w:ascii="Courier New" w:hAnsi="Courier New" w:cs="Courier New"/>
+          <w:b/>
+          <w:bCs/>
+          <w:sz w:val="22"/>
+          <w:szCs w:val="22"/>
+        </w:rPr>
+        <w:t>3</w:t>
       </w:r>
       <w:r>
         <w:rPr>
@@ -1838,37 +2343,203 @@
           <w:sz w:val="22"/>
           <w:szCs w:val="22"/>
         </w:rPr>
-        <w:t xml:space="preserve">Water </w:t>
-      </w:r>
-      <w:r>
-        <w:rPr>
-          <w:rFonts w:ascii="Courier New" w:hAnsi="Courier New" w:cs="Courier New"/>
-          <w:b/>
-          <w:bCs/>
-          <w:sz w:val="22"/>
-          <w:szCs w:val="22"/>
-        </w:rPr>
-        <w:t>abruptly</w:t>
-      </w:r>
-      <w:r>
-        <w:rPr>
-          <w:rFonts w:ascii="Courier New" w:hAnsi="Courier New" w:cs="Courier New"/>
-          <w:b/>
-          <w:bCs/>
-          <w:sz w:val="22"/>
-          <w:szCs w:val="22"/>
-        </w:rPr>
-        <w:t xml:space="preserve"> stops in the kitchen’s tap – [</w:t>
-      </w:r>
-      <w:r>
-        <w:rPr>
-          <w:rFonts w:ascii="Courier New" w:hAnsi="Courier New" w:cs="Courier New"/>
-          <w:b/>
-          <w:bCs/>
-          <w:sz w:val="22"/>
-          <w:szCs w:val="22"/>
-        </w:rPr>
-        <w:t>20</w:t>
+        <w:t>Kriti is happy and she turns into demon – [23]</w:t>
+      </w:r>
+    </w:p>
+    <w:p>
+      <w:pPr>
+        <w:rPr>
+          <w:rFonts w:ascii="Courier New" w:hAnsi="Courier New" w:cs="Courier New"/>
+          <w:b/>
+          <w:bCs/>
+          <w:sz w:val="22"/>
+          <w:szCs w:val="22"/>
+        </w:rPr>
+      </w:pPr>
+      <w:r>
+        <w:rPr>
+          <w:rFonts w:ascii="Courier New" w:hAnsi="Courier New" w:cs="Courier New"/>
+          <w:b/>
+          <w:bCs/>
+          <w:sz w:val="22"/>
+          <w:szCs w:val="22"/>
+        </w:rPr>
+        <w:t>Ved acts abnormal as he toggles switch – [23]</w:t>
+      </w:r>
+    </w:p>
+    <w:p>
+      <w:pPr>
+        <w:rPr>
+          <w:rFonts w:ascii="Courier New" w:hAnsi="Courier New" w:cs="Courier New"/>
+          <w:b/>
+          <w:bCs/>
+          <w:sz w:val="22"/>
+          <w:szCs w:val="22"/>
+        </w:rPr>
+      </w:pPr>
+      <w:r>
+        <w:rPr>
+          <w:rFonts w:ascii="Courier New" w:hAnsi="Courier New" w:cs="Courier New"/>
+          <w:b/>
+          <w:bCs/>
+          <w:sz w:val="22"/>
+          <w:szCs w:val="22"/>
+        </w:rPr>
+        <w:t>Ved appears behind Adi – [23]</w:t>
+      </w:r>
+    </w:p>
+    <w:p>
+      <w:pPr>
+        <w:rPr>
+          <w:rFonts w:ascii="Courier New" w:hAnsi="Courier New" w:cs="Courier New"/>
+          <w:b/>
+          <w:bCs/>
+          <w:sz w:val="22"/>
+          <w:szCs w:val="22"/>
+        </w:rPr>
+      </w:pPr>
+      <w:r>
+        <w:rPr>
+          <w:rFonts w:ascii="Courier New" w:hAnsi="Courier New" w:cs="Courier New"/>
+          <w:b/>
+          <w:bCs/>
+          <w:sz w:val="22"/>
+          <w:szCs w:val="22"/>
+        </w:rPr>
+        <w:t>Void inside the door – [24]</w:t>
+      </w:r>
+    </w:p>
+    <w:p>
+      <w:pPr>
+        <w:rPr>
+          <w:rFonts w:ascii="Courier New" w:hAnsi="Courier New" w:cs="Courier New"/>
+          <w:b/>
+          <w:bCs/>
+          <w:sz w:val="22"/>
+          <w:szCs w:val="22"/>
+        </w:rPr>
+      </w:pPr>
+      <w:r>
+        <w:rPr>
+          <w:rFonts w:ascii="Courier New" w:hAnsi="Courier New" w:cs="Courier New"/>
+          <w:b/>
+          <w:bCs/>
+          <w:sz w:val="22"/>
+          <w:szCs w:val="22"/>
+        </w:rPr>
+        <w:t>Inception door effect – [24]</w:t>
+      </w:r>
+    </w:p>
+    <w:p>
+      <w:pPr>
+        <w:rPr>
+          <w:rFonts w:ascii="Courier New" w:hAnsi="Courier New" w:cs="Courier New"/>
+          <w:b/>
+          <w:bCs/>
+          <w:sz w:val="22"/>
+          <w:szCs w:val="22"/>
+        </w:rPr>
+      </w:pPr>
+      <w:r>
+        <w:rPr>
+          <w:rFonts w:ascii="Courier New" w:hAnsi="Courier New" w:cs="Courier New"/>
+          <w:b/>
+          <w:bCs/>
+          <w:sz w:val="22"/>
+          <w:szCs w:val="22"/>
+        </w:rPr>
+        <w:t>Adi’s eye</w:t>
+      </w:r>
+      <w:r>
+        <w:rPr>
+          <w:rFonts w:ascii="Courier New" w:hAnsi="Courier New" w:cs="Courier New"/>
+          <w:b/>
+          <w:bCs/>
+          <w:sz w:val="22"/>
+          <w:szCs w:val="22"/>
+        </w:rPr>
+        <w:t>-</w:t>
+      </w:r>
+      <w:r>
+        <w:rPr>
+          <w:rFonts w:ascii="Courier New" w:hAnsi="Courier New" w:cs="Courier New"/>
+          <w:b/>
+          <w:bCs/>
+          <w:sz w:val="22"/>
+          <w:szCs w:val="22"/>
+        </w:rPr>
+        <w:t xml:space="preserve"> </w:t>
+      </w:r>
+      <w:r>
+        <w:rPr>
+          <w:rFonts w:ascii="Courier New" w:hAnsi="Courier New" w:cs="Courier New"/>
+          <w:b/>
+          <w:bCs/>
+          <w:sz w:val="22"/>
+          <w:szCs w:val="22"/>
+        </w:rPr>
+        <w:t>L</w:t>
+      </w:r>
+      <w:r>
+        <w:rPr>
+          <w:rFonts w:ascii="Courier New" w:hAnsi="Courier New" w:cs="Courier New"/>
+          <w:b/>
+          <w:bCs/>
+          <w:sz w:val="22"/>
+          <w:szCs w:val="22"/>
+        </w:rPr>
+        <w:t xml:space="preserve">oop de </w:t>
+      </w:r>
+      <w:r>
+        <w:rPr>
+          <w:rFonts w:ascii="Courier New" w:hAnsi="Courier New" w:cs="Courier New"/>
+          <w:b/>
+          <w:bCs/>
+          <w:sz w:val="22"/>
+          <w:szCs w:val="22"/>
+        </w:rPr>
+        <w:t>L</w:t>
+      </w:r>
+      <w:r>
+        <w:rPr>
+          <w:rFonts w:ascii="Courier New" w:hAnsi="Courier New" w:cs="Courier New"/>
+          <w:b/>
+          <w:bCs/>
+          <w:sz w:val="22"/>
+          <w:szCs w:val="22"/>
+        </w:rPr>
+        <w:t>oop – [24]</w:t>
+      </w:r>
+    </w:p>
+    <w:p>
+      <w:pPr>
+        <w:rPr>
+          <w:rFonts w:ascii="Courier New" w:hAnsi="Courier New" w:cs="Courier New"/>
+          <w:b/>
+          <w:bCs/>
+          <w:sz w:val="22"/>
+          <w:szCs w:val="22"/>
+        </w:rPr>
+      </w:pPr>
+      <w:r>
+        <w:rPr>
+          <w:rFonts w:ascii="Courier New" w:hAnsi="Courier New" w:cs="Courier New"/>
+          <w:b/>
+          <w:bCs/>
+          <w:sz w:val="22"/>
+          <w:szCs w:val="22"/>
+        </w:rPr>
+        <w:t>Epilepsy graphics and Trap music Morphing Adi’s face – [</w:t>
+      </w:r>
+      <w:r>
+        <w:rPr>
+          <w:rFonts w:ascii="Courier New" w:hAnsi="Courier New" w:cs="Courier New"/>
+          <w:b/>
+          <w:bCs/>
+          <w:sz w:val="22"/>
+          <w:szCs w:val="22"/>
+        </w:rPr>
+        <w:t>25</w:t>
       </w:r>
       <w:r>
         <w:rPr>
@@ -1899,17 +2570,91 @@
           <w:sz w:val="22"/>
           <w:szCs w:val="22"/>
         </w:rPr>
-        <w:t>Burst of Fog from the freezer – [</w:t>
-      </w:r>
-      <w:r>
-        <w:rPr>
-          <w:rFonts w:ascii="Courier New" w:hAnsi="Courier New" w:cs="Courier New"/>
-          <w:b/>
-          <w:bCs/>
-          <w:sz w:val="22"/>
-          <w:szCs w:val="22"/>
-        </w:rPr>
-        <w:t>20</w:t>
+        <w:t>TV static and automatically turns on – [25]</w:t>
+      </w:r>
+    </w:p>
+    <w:p>
+      <w:pPr>
+        <w:rPr>
+          <w:rFonts w:ascii="Courier New" w:hAnsi="Courier New" w:cs="Courier New"/>
+          <w:b/>
+          <w:bCs/>
+          <w:sz w:val="22"/>
+          <w:szCs w:val="22"/>
+        </w:rPr>
+      </w:pPr>
+      <w:r>
+        <w:rPr>
+          <w:rFonts w:ascii="Courier New" w:hAnsi="Courier New" w:cs="Courier New"/>
+          <w:b/>
+          <w:bCs/>
+          <w:sz w:val="22"/>
+          <w:szCs w:val="22"/>
+        </w:rPr>
+        <w:t>Tarpana video plays on TV – [25]</w:t>
+      </w:r>
+    </w:p>
+    <w:p>
+      <w:pPr>
+        <w:rPr>
+          <w:rFonts w:ascii="Courier New" w:hAnsi="Courier New" w:cs="Courier New"/>
+          <w:b/>
+          <w:bCs/>
+          <w:sz w:val="22"/>
+          <w:szCs w:val="22"/>
+        </w:rPr>
+      </w:pPr>
+      <w:r>
+        <w:rPr>
+          <w:rFonts w:ascii="Courier New" w:hAnsi="Courier New" w:cs="Courier New"/>
+          <w:b/>
+          <w:bCs/>
+          <w:sz w:val="22"/>
+          <w:szCs w:val="22"/>
+        </w:rPr>
+        <w:t>Tulasi Katte under spotlight – [25]</w:t>
+      </w:r>
+    </w:p>
+    <w:p>
+      <w:pPr>
+        <w:rPr>
+          <w:rFonts w:ascii="Courier New" w:hAnsi="Courier New" w:cs="Courier New"/>
+          <w:b/>
+          <w:bCs/>
+          <w:sz w:val="22"/>
+          <w:szCs w:val="22"/>
+        </w:rPr>
+      </w:pPr>
+    </w:p>
+    <w:p>
+      <w:pPr>
+        <w:rPr>
+          <w:rFonts w:ascii="Courier New" w:hAnsi="Courier New" w:cs="Courier New"/>
+          <w:b/>
+          <w:bCs/>
+          <w:sz w:val="22"/>
+          <w:szCs w:val="22"/>
+        </w:rPr>
+      </w:pPr>
+      <w:r>
+        <w:rPr>
+          <w:rFonts w:ascii="Courier New" w:hAnsi="Courier New" w:cs="Courier New"/>
+          <w:b/>
+          <w:bCs/>
+          <w:sz w:val="22"/>
+          <w:szCs w:val="22"/>
+        </w:rPr>
+        <w:t>Pan out of TV – [2</w:t>
+      </w:r>
+      <w:r>
+        <w:rPr>
+          <w:rFonts w:ascii="Courier New" w:hAnsi="Courier New" w:cs="Courier New"/>
+          <w:b/>
+          <w:bCs/>
+          <w:sz w:val="22"/>
+          <w:szCs w:val="22"/>
+        </w:rPr>
+        <w:t>2</w:t>
       </w:r>
       <w:r>
         <w:rPr>
@@ -1940,17 +2685,17 @@
           <w:sz w:val="22"/>
           <w:szCs w:val="22"/>
         </w:rPr>
-        <w:t>Tender Coconut Splits in half – [</w:t>
-      </w:r>
-      <w:r>
-        <w:rPr>
-          <w:rFonts w:ascii="Courier New" w:hAnsi="Courier New" w:cs="Courier New"/>
-          <w:b/>
-          <w:bCs/>
-          <w:sz w:val="22"/>
-          <w:szCs w:val="22"/>
-        </w:rPr>
-        <w:t>20</w:t>
+        <w:t>Radio Static in TV – [2</w:t>
+      </w:r>
+      <w:r>
+        <w:rPr>
+          <w:rFonts w:ascii="Courier New" w:hAnsi="Courier New" w:cs="Courier New"/>
+          <w:b/>
+          <w:bCs/>
+          <w:sz w:val="22"/>
+          <w:szCs w:val="22"/>
+        </w:rPr>
+        <w:t>2</w:t>
       </w:r>
       <w:r>
         <w:rPr>
@@ -1981,17 +2726,17 @@
           <w:sz w:val="22"/>
           <w:szCs w:val="22"/>
         </w:rPr>
-        <w:t>Thick dark smoke flows out of the Whisky bottle – [</w:t>
-      </w:r>
-      <w:r>
-        <w:rPr>
-          <w:rFonts w:ascii="Courier New" w:hAnsi="Courier New" w:cs="Courier New"/>
-          <w:b/>
-          <w:bCs/>
-          <w:sz w:val="22"/>
-          <w:szCs w:val="22"/>
-        </w:rPr>
-        <w:t>20</w:t>
+        <w:t>Water flows out of nowhere – [2</w:t>
+      </w:r>
+      <w:r>
+        <w:rPr>
+          <w:rFonts w:ascii="Courier New" w:hAnsi="Courier New" w:cs="Courier New"/>
+          <w:b/>
+          <w:bCs/>
+          <w:sz w:val="22"/>
+          <w:szCs w:val="22"/>
+        </w:rPr>
+        <w:t>2</w:t>
       </w:r>
       <w:r>
         <w:rPr>
@@ -2022,17 +2767,98 @@
           <w:sz w:val="22"/>
           <w:szCs w:val="22"/>
         </w:rPr>
-        <w:t>Light flickers in hall – [</w:t>
-      </w:r>
-      <w:r>
-        <w:rPr>
-          <w:rFonts w:ascii="Courier New" w:hAnsi="Courier New" w:cs="Courier New"/>
-          <w:b/>
-          <w:bCs/>
-          <w:sz w:val="22"/>
-          <w:szCs w:val="22"/>
-        </w:rPr>
-        <w:t>21</w:t>
+        <w:t xml:space="preserve">The Balloon </w:t>
+      </w:r>
+      <w:r>
+        <w:rPr>
+          <w:rFonts w:ascii="Courier New" w:hAnsi="Courier New" w:cs="Courier New"/>
+          <w:b/>
+          <w:bCs/>
+          <w:sz w:val="22"/>
+          <w:szCs w:val="22"/>
+        </w:rPr>
+        <w:t>flo</w:t>
+      </w:r>
+      <w:r>
+        <w:rPr>
+          <w:rFonts w:ascii="Courier New" w:hAnsi="Courier New" w:cs="Courier New"/>
+          <w:b/>
+          <w:bCs/>
+          <w:sz w:val="22"/>
+          <w:szCs w:val="22"/>
+        </w:rPr>
+        <w:t xml:space="preserve">ats </w:t>
+      </w:r>
+      <w:r>
+        <w:rPr>
+          <w:rFonts w:ascii="Courier New" w:hAnsi="Courier New" w:cs="Courier New"/>
+          <w:b/>
+          <w:bCs/>
+          <w:sz w:val="22"/>
+          <w:szCs w:val="22"/>
+        </w:rPr>
+        <w:t>and p</w:t>
+      </w:r>
+      <w:r>
+        <w:rPr>
+          <w:rFonts w:ascii="Courier New" w:hAnsi="Courier New" w:cs="Courier New"/>
+          <w:b/>
+          <w:bCs/>
+          <w:sz w:val="22"/>
+          <w:szCs w:val="22"/>
+        </w:rPr>
+        <w:t xml:space="preserve">ops </w:t>
+      </w:r>
+      <w:r>
+        <w:rPr>
+          <w:rFonts w:ascii="Courier New" w:hAnsi="Courier New" w:cs="Courier New"/>
+          <w:b/>
+          <w:bCs/>
+          <w:sz w:val="22"/>
+          <w:szCs w:val="22"/>
+        </w:rPr>
+        <w:t>– [22]</w:t>
+      </w:r>
+    </w:p>
+    <w:p>
+      <w:pPr>
+        <w:rPr>
+          <w:rFonts w:ascii="Courier New" w:hAnsi="Courier New" w:cs="Courier New"/>
+          <w:b/>
+          <w:bCs/>
+          <w:sz w:val="22"/>
+          <w:szCs w:val="22"/>
+        </w:rPr>
+      </w:pPr>
+      <w:r>
+        <w:rPr>
+          <w:rFonts w:ascii="Courier New" w:hAnsi="Courier New" w:cs="Courier New"/>
+          <w:b/>
+          <w:bCs/>
+          <w:sz w:val="22"/>
+          <w:szCs w:val="22"/>
+        </w:rPr>
+        <w:t xml:space="preserve">Balloon flies and </w:t>
+      </w:r>
+      <w:r>
+        <w:rPr>
+          <w:rFonts w:ascii="Courier New" w:hAnsi="Courier New" w:cs="Courier New"/>
+          <w:b/>
+          <w:bCs/>
+          <w:sz w:val="22"/>
+          <w:szCs w:val="22"/>
+        </w:rPr>
+        <w:t>Ved turn demonic – [2</w:t>
+      </w:r>
+      <w:r>
+        <w:rPr>
+          <w:rFonts w:ascii="Courier New" w:hAnsi="Courier New" w:cs="Courier New"/>
+          <w:b/>
+          <w:bCs/>
+          <w:sz w:val="22"/>
+          <w:szCs w:val="22"/>
+        </w:rPr>
+        <w:t>2</w:t>
       </w:r>
       <w:r>
         <w:rPr>
@@ -2063,18 +2889,369 @@
           <w:sz w:val="22"/>
           <w:szCs w:val="22"/>
         </w:rPr>
+        <w:t>Door closes behind Ved – [2</w:t>
+      </w:r>
+      <w:r>
+        <w:rPr>
+          <w:rFonts w:ascii="Courier New" w:hAnsi="Courier New" w:cs="Courier New"/>
+          <w:b/>
+          <w:bCs/>
+          <w:sz w:val="22"/>
+          <w:szCs w:val="22"/>
+        </w:rPr>
+        <w:t>3]</w:t>
+      </w:r>
+    </w:p>
+    <w:p>
+      <w:pPr>
+        <w:rPr>
+          <w:rFonts w:ascii="Courier New" w:hAnsi="Courier New" w:cs="Courier New"/>
+          <w:b/>
+          <w:bCs/>
+          <w:sz w:val="22"/>
+          <w:szCs w:val="22"/>
+        </w:rPr>
+      </w:pPr>
+      <w:r>
+        <w:rPr>
+          <w:rFonts w:ascii="Courier New" w:hAnsi="Courier New" w:cs="Courier New"/>
+          <w:b/>
+          <w:bCs/>
+          <w:sz w:val="22"/>
+          <w:szCs w:val="22"/>
+        </w:rPr>
+        <w:t>Multiple locations through door</w:t>
+      </w:r>
+      <w:r>
+        <w:rPr>
+          <w:rFonts w:ascii="Courier New" w:hAnsi="Courier New" w:cs="Courier New"/>
+          <w:b/>
+          <w:bCs/>
+          <w:sz w:val="22"/>
+          <w:szCs w:val="22"/>
+        </w:rPr>
+        <w:t>s</w:t>
+      </w:r>
+      <w:r>
+        <w:rPr>
+          <w:rFonts w:ascii="Courier New" w:hAnsi="Courier New" w:cs="Courier New"/>
+          <w:b/>
+          <w:bCs/>
+          <w:sz w:val="22"/>
+          <w:szCs w:val="22"/>
+        </w:rPr>
+        <w:t xml:space="preserve"> – [2</w:t>
+      </w:r>
+      <w:r>
+        <w:rPr>
+          <w:rFonts w:ascii="Courier New" w:hAnsi="Courier New" w:cs="Courier New"/>
+          <w:b/>
+          <w:bCs/>
+          <w:sz w:val="22"/>
+          <w:szCs w:val="22"/>
+        </w:rPr>
+        <w:t>3</w:t>
+      </w:r>
+      <w:r>
+        <w:rPr>
+          <w:rFonts w:ascii="Courier New" w:hAnsi="Courier New" w:cs="Courier New"/>
+          <w:b/>
+          <w:bCs/>
+          <w:sz w:val="22"/>
+          <w:szCs w:val="22"/>
+        </w:rPr>
+        <w:t>]</w:t>
+      </w:r>
+    </w:p>
+    <w:p>
+      <w:pPr>
+        <w:rPr>
+          <w:rFonts w:ascii="Courier New" w:hAnsi="Courier New" w:cs="Courier New"/>
+          <w:b/>
+          <w:bCs/>
+          <w:sz w:val="22"/>
+          <w:szCs w:val="22"/>
+        </w:rPr>
+      </w:pPr>
+      <w:r>
+        <w:rPr>
+          <w:rFonts w:ascii="Courier New" w:hAnsi="Courier New" w:cs="Courier New"/>
+          <w:b/>
+          <w:bCs/>
+          <w:sz w:val="22"/>
+          <w:szCs w:val="22"/>
+        </w:rPr>
+        <w:t>Multiple door portal effect – [2</w:t>
+      </w:r>
+      <w:r>
+        <w:rPr>
+          <w:rFonts w:ascii="Courier New" w:hAnsi="Courier New" w:cs="Courier New"/>
+          <w:b/>
+          <w:bCs/>
+          <w:sz w:val="22"/>
+          <w:szCs w:val="22"/>
+        </w:rPr>
+        <w:t>3</w:t>
+      </w:r>
+      <w:r>
+        <w:rPr>
+          <w:rFonts w:ascii="Courier New" w:hAnsi="Courier New" w:cs="Courier New"/>
+          <w:b/>
+          <w:bCs/>
+          <w:sz w:val="22"/>
+          <w:szCs w:val="22"/>
+        </w:rPr>
+        <w:t>]</w:t>
+      </w:r>
+    </w:p>
+    <w:p>
+      <w:pPr>
+        <w:rPr>
+          <w:rFonts w:ascii="Courier New" w:hAnsi="Courier New" w:cs="Courier New"/>
+          <w:b/>
+          <w:bCs/>
+          <w:sz w:val="22"/>
+          <w:szCs w:val="22"/>
+        </w:rPr>
+      </w:pPr>
+      <w:r>
+        <w:rPr>
+          <w:rFonts w:ascii="Courier New" w:hAnsi="Courier New" w:cs="Courier New"/>
+          <w:b/>
+          <w:bCs/>
+          <w:sz w:val="22"/>
+          <w:szCs w:val="22"/>
+        </w:rPr>
+        <w:t>Floating old woman – [2</w:t>
+      </w:r>
+      <w:r>
+        <w:rPr>
+          <w:rFonts w:ascii="Courier New" w:hAnsi="Courier New" w:cs="Courier New"/>
+          <w:b/>
+          <w:bCs/>
+          <w:sz w:val="22"/>
+          <w:szCs w:val="22"/>
+        </w:rPr>
+        <w:t>3</w:t>
+      </w:r>
+      <w:r>
+        <w:rPr>
+          <w:rFonts w:ascii="Courier New" w:hAnsi="Courier New" w:cs="Courier New"/>
+          <w:b/>
+          <w:bCs/>
+          <w:sz w:val="22"/>
+          <w:szCs w:val="22"/>
+        </w:rPr>
+        <w:t>]</w:t>
+      </w:r>
+    </w:p>
+    <w:p>
+      <w:pPr>
+        <w:rPr>
+          <w:rFonts w:ascii="Courier New" w:hAnsi="Courier New" w:cs="Courier New"/>
+          <w:b/>
+          <w:bCs/>
+          <w:sz w:val="22"/>
+          <w:szCs w:val="22"/>
+        </w:rPr>
+      </w:pPr>
+      <w:r>
+        <w:rPr>
+          <w:rFonts w:ascii="Courier New" w:hAnsi="Courier New" w:cs="Courier New"/>
+          <w:b/>
+          <w:bCs/>
+          <w:sz w:val="22"/>
+          <w:szCs w:val="22"/>
+        </w:rPr>
+        <w:t>Adi and Ghost float as room rotates – [2</w:t>
+      </w:r>
+      <w:r>
+        <w:rPr>
+          <w:rFonts w:ascii="Courier New" w:hAnsi="Courier New" w:cs="Courier New"/>
+          <w:b/>
+          <w:bCs/>
+          <w:sz w:val="22"/>
+          <w:szCs w:val="22"/>
+        </w:rPr>
+        <w:t>3</w:t>
+      </w:r>
+      <w:r>
+        <w:rPr>
+          <w:rFonts w:ascii="Courier New" w:hAnsi="Courier New" w:cs="Courier New"/>
+          <w:b/>
+          <w:bCs/>
+          <w:sz w:val="22"/>
+          <w:szCs w:val="22"/>
+        </w:rPr>
+        <w:t>]</w:t>
+      </w:r>
+    </w:p>
+    <w:p>
+      <w:pPr>
+        <w:rPr>
+          <w:rFonts w:ascii="Courier New" w:hAnsi="Courier New" w:cs="Courier New"/>
+          <w:b/>
+          <w:bCs/>
+          <w:sz w:val="22"/>
+          <w:szCs w:val="22"/>
+        </w:rPr>
+      </w:pPr>
+      <w:r>
+        <w:rPr>
+          <w:rFonts w:ascii="Courier New" w:hAnsi="Courier New" w:cs="Courier New"/>
+          <w:b/>
+          <w:bCs/>
+          <w:sz w:val="22"/>
+          <w:szCs w:val="22"/>
+        </w:rPr>
+        <w:t>Loop de loop eyes – [2</w:t>
+      </w:r>
+      <w:r>
+        <w:rPr>
+          <w:rFonts w:ascii="Courier New" w:hAnsi="Courier New" w:cs="Courier New"/>
+          <w:b/>
+          <w:bCs/>
+          <w:sz w:val="22"/>
+          <w:szCs w:val="22"/>
+        </w:rPr>
+        <w:t>3</w:t>
+      </w:r>
+      <w:r>
+        <w:rPr>
+          <w:rFonts w:ascii="Courier New" w:hAnsi="Courier New" w:cs="Courier New"/>
+          <w:b/>
+          <w:bCs/>
+          <w:sz w:val="22"/>
+          <w:szCs w:val="22"/>
+        </w:rPr>
+        <w:t>]</w:t>
+      </w:r>
+    </w:p>
+    <w:p>
+      <w:pPr>
+        <w:spacing w:line="240" w:lineRule="auto"/>
+        <w:rPr>
+          <w:rFonts w:ascii="Courier New" w:hAnsi="Courier New" w:cs="Courier New"/>
+          <w:b/>
+          <w:bCs/>
+          <w:sz w:val="22"/>
+          <w:szCs w:val="22"/>
+        </w:rPr>
+      </w:pPr>
+      <w:r>
+        <w:rPr>
+          <w:rFonts w:ascii="Courier New" w:hAnsi="Courier New" w:cs="Courier New"/>
+          <w:b/>
+          <w:bCs/>
+          <w:sz w:val="22"/>
+          <w:szCs w:val="22"/>
+        </w:rPr>
+        <w:t>Loopy eye to closed door transition – [23]</w:t>
+      </w:r>
+    </w:p>
+    <w:p>
+      <w:pPr>
+        <w:rPr>
+          <w:rFonts w:ascii="Courier New" w:hAnsi="Courier New" w:cs="Courier New"/>
+          <w:b/>
+          <w:bCs/>
+          <w:sz w:val="22"/>
+          <w:szCs w:val="22"/>
+        </w:rPr>
+      </w:pPr>
+      <w:r>
+        <w:rPr>
+          <w:rFonts w:ascii="Courier New" w:hAnsi="Courier New" w:cs="Courier New"/>
+          <w:b/>
+          <w:bCs/>
+          <w:sz w:val="22"/>
+          <w:szCs w:val="22"/>
+        </w:rPr>
         <w:lastRenderedPageBreak/>
-        <w:t>Kriti’s Horadu – [</w:t>
-      </w:r>
-      <w:r>
-        <w:rPr>
-          <w:rFonts w:ascii="Courier New" w:hAnsi="Courier New" w:cs="Courier New"/>
-          <w:b/>
-          <w:bCs/>
-          <w:sz w:val="22"/>
-          <w:szCs w:val="22"/>
-        </w:rPr>
-        <w:t>21</w:t>
+        <w:t>Dark foggy room – [24]</w:t>
+      </w:r>
+    </w:p>
+    <w:p>
+      <w:pPr>
+        <w:rPr>
+          <w:rFonts w:ascii="Courier New" w:hAnsi="Courier New" w:cs="Courier New"/>
+          <w:b/>
+          <w:bCs/>
+          <w:sz w:val="22"/>
+          <w:szCs w:val="22"/>
+        </w:rPr>
+      </w:pPr>
+      <w:r>
+        <w:rPr>
+          <w:rFonts w:ascii="Courier New" w:hAnsi="Courier New" w:cs="Courier New"/>
+          <w:b/>
+          <w:bCs/>
+          <w:sz w:val="22"/>
+          <w:szCs w:val="22"/>
+        </w:rPr>
+        <w:t>Envelope flies out of the TV – [24]</w:t>
+      </w:r>
+    </w:p>
+    <w:p>
+      <w:pPr>
+        <w:rPr>
+          <w:rFonts w:ascii="Courier New" w:hAnsi="Courier New" w:cs="Courier New"/>
+          <w:b/>
+          <w:bCs/>
+          <w:sz w:val="22"/>
+          <w:szCs w:val="22"/>
+        </w:rPr>
+      </w:pPr>
+      <w:r>
+        <w:rPr>
+          <w:rFonts w:ascii="Courier New" w:hAnsi="Courier New" w:cs="Courier New"/>
+          <w:b/>
+          <w:bCs/>
+          <w:sz w:val="22"/>
+          <w:szCs w:val="22"/>
+        </w:rPr>
+        <w:t>Kriti and Veds face warps – [24]</w:t>
+      </w:r>
+    </w:p>
+    <w:p>
+      <w:pPr>
+        <w:rPr>
+          <w:rFonts w:ascii="Courier New" w:hAnsi="Courier New" w:cs="Courier New"/>
+          <w:b/>
+          <w:bCs/>
+          <w:sz w:val="22"/>
+          <w:szCs w:val="22"/>
+        </w:rPr>
+      </w:pPr>
+      <w:r>
+        <w:rPr>
+          <w:rFonts w:ascii="Courier New" w:hAnsi="Courier New" w:cs="Courier New"/>
+          <w:b/>
+          <w:bCs/>
+          <w:sz w:val="22"/>
+          <w:szCs w:val="22"/>
+        </w:rPr>
+        <w:t>Priest and Pyre</w:t>
+      </w:r>
+      <w:r>
+        <w:rPr>
+          <w:rFonts w:ascii="Courier New" w:hAnsi="Courier New" w:cs="Courier New"/>
+          <w:b/>
+          <w:bCs/>
+          <w:sz w:val="22"/>
+          <w:szCs w:val="22"/>
+        </w:rPr>
+        <w:t xml:space="preserve"> and Roaring flames – [2</w:t>
+      </w:r>
+      <w:r>
+        <w:rPr>
+          <w:rFonts w:ascii="Courier New" w:hAnsi="Courier New" w:cs="Courier New"/>
+          <w:b/>
+          <w:bCs/>
+          <w:sz w:val="22"/>
+          <w:szCs w:val="22"/>
+        </w:rPr>
+        <w:t>4</w:t>
       </w:r>
       <w:r>
         <w:rPr>
@@ -2105,17 +3282,58 @@
           <w:sz w:val="22"/>
           <w:szCs w:val="22"/>
         </w:rPr>
-        <w:t>Yellow teeth on the mother – [</w:t>
-      </w:r>
-      <w:r>
-        <w:rPr>
-          <w:rFonts w:ascii="Courier New" w:hAnsi="Courier New" w:cs="Courier New"/>
-          <w:b/>
-          <w:bCs/>
-          <w:sz w:val="22"/>
-          <w:szCs w:val="22"/>
-        </w:rPr>
-        <w:t>21</w:t>
+        <w:t>A glowing door – [24]</w:t>
+      </w:r>
+    </w:p>
+    <w:p>
+      <w:pPr>
+        <w:rPr>
+          <w:rFonts w:ascii="Courier New" w:hAnsi="Courier New" w:cs="Courier New"/>
+          <w:b/>
+          <w:bCs/>
+          <w:sz w:val="22"/>
+          <w:szCs w:val="22"/>
+        </w:rPr>
+      </w:pPr>
+      <w:r>
+        <w:rPr>
+          <w:rFonts w:ascii="Courier New" w:hAnsi="Courier New" w:cs="Courier New"/>
+          <w:b/>
+          <w:bCs/>
+          <w:sz w:val="22"/>
+          <w:szCs w:val="22"/>
+        </w:rPr>
+        <w:t xml:space="preserve">The Red Field </w:t>
+      </w:r>
+      <w:r>
+        <w:rPr>
+          <w:rFonts w:ascii="Courier New" w:hAnsi="Courier New" w:cs="Courier New"/>
+          <w:b/>
+          <w:bCs/>
+          <w:sz w:val="22"/>
+          <w:szCs w:val="22"/>
+        </w:rPr>
+        <w:t xml:space="preserve">with clouds and thunder </w:t>
+      </w:r>
+      <w:r>
+        <w:rPr>
+          <w:rFonts w:ascii="Courier New" w:hAnsi="Courier New" w:cs="Courier New"/>
+          <w:b/>
+          <w:bCs/>
+          <w:sz w:val="22"/>
+          <w:szCs w:val="22"/>
+        </w:rPr>
+        <w:t>– [2</w:t>
+      </w:r>
+      <w:r>
+        <w:rPr>
+          <w:rFonts w:ascii="Courier New" w:hAnsi="Courier New" w:cs="Courier New"/>
+          <w:b/>
+          <w:bCs/>
+          <w:sz w:val="22"/>
+          <w:szCs w:val="22"/>
+        </w:rPr>
+        <w:t>5</w:t>
       </w:r>
       <w:r>
         <w:rPr>
@@ -2146,17 +3364,27 @@
           <w:sz w:val="22"/>
           <w:szCs w:val="22"/>
         </w:rPr>
-        <w:t>Kriti turns into demonic entity – [</w:t>
-      </w:r>
-      <w:r>
-        <w:rPr>
-          <w:rFonts w:ascii="Courier New" w:hAnsi="Courier New" w:cs="Courier New"/>
-          <w:b/>
-          <w:bCs/>
-          <w:sz w:val="22"/>
-          <w:szCs w:val="22"/>
-        </w:rPr>
-        <w:t>21</w:t>
+        <w:t>The Flying</w:t>
+      </w:r>
+      <w:r>
+        <w:rPr>
+          <w:rFonts w:ascii="Courier New" w:hAnsi="Courier New" w:cs="Courier New"/>
+          <w:b/>
+          <w:bCs/>
+          <w:sz w:val="22"/>
+          <w:szCs w:val="22"/>
+        </w:rPr>
+        <w:t xml:space="preserve"> hands of the Ghosts – [2</w:t>
+      </w:r>
+      <w:r>
+        <w:rPr>
+          <w:rFonts w:ascii="Courier New" w:hAnsi="Courier New" w:cs="Courier New"/>
+          <w:b/>
+          <w:bCs/>
+          <w:sz w:val="22"/>
+          <w:szCs w:val="22"/>
+        </w:rPr>
+        <w:t>5</w:t>
       </w:r>
       <w:r>
         <w:rPr>
@@ -2187,17 +3415,38 @@
           <w:sz w:val="22"/>
           <w:szCs w:val="22"/>
         </w:rPr>
-        <w:t>Epilepsy graphics and Trap music Morphing Adi’s face – [</w:t>
-      </w:r>
-      <w:r>
-        <w:rPr>
-          <w:rFonts w:ascii="Courier New" w:hAnsi="Courier New" w:cs="Courier New"/>
-          <w:b/>
-          <w:bCs/>
-          <w:sz w:val="22"/>
-          <w:szCs w:val="22"/>
-        </w:rPr>
-        <w:t>21</w:t>
+        <w:t>Ghost hands grip his face – [25]</w:t>
+      </w:r>
+    </w:p>
+    <w:p>
+      <w:pPr>
+        <w:rPr>
+          <w:rFonts w:ascii="Courier New" w:hAnsi="Courier New" w:cs="Courier New"/>
+          <w:b/>
+          <w:bCs/>
+          <w:sz w:val="22"/>
+          <w:szCs w:val="22"/>
+        </w:rPr>
+      </w:pPr>
+      <w:r>
+        <w:rPr>
+          <w:rFonts w:ascii="Courier New" w:hAnsi="Courier New" w:cs="Courier New"/>
+          <w:b/>
+          <w:bCs/>
+          <w:sz w:val="22"/>
+          <w:szCs w:val="22"/>
+        </w:rPr>
+        <w:t>The Red Sky with 2 Suns and Vortex – [2</w:t>
+      </w:r>
+      <w:r>
+        <w:rPr>
+          <w:rFonts w:ascii="Courier New" w:hAnsi="Courier New" w:cs="Courier New"/>
+          <w:b/>
+          <w:bCs/>
+          <w:sz w:val="22"/>
+          <w:szCs w:val="22"/>
+        </w:rPr>
+        <w:t>5</w:t>
       </w:r>
       <w:r>
         <w:rPr>
@@ -2228,17 +3477,17 @@
           <w:sz w:val="22"/>
           <w:szCs w:val="22"/>
         </w:rPr>
-        <w:t>Pan out of TV – [2</w:t>
-      </w:r>
-      <w:r>
-        <w:rPr>
-          <w:rFonts w:ascii="Courier New" w:hAnsi="Courier New" w:cs="Courier New"/>
-          <w:b/>
-          <w:bCs/>
-          <w:sz w:val="22"/>
-          <w:szCs w:val="22"/>
-        </w:rPr>
-        <w:t>2</w:t>
+        <w:t>Hit face to tree and fall – [2</w:t>
+      </w:r>
+      <w:r>
+        <w:rPr>
+          <w:rFonts w:ascii="Courier New" w:hAnsi="Courier New" w:cs="Courier New"/>
+          <w:b/>
+          <w:bCs/>
+          <w:sz w:val="22"/>
+          <w:szCs w:val="22"/>
+        </w:rPr>
+        <w:t>5</w:t>
       </w:r>
       <w:r>
         <w:rPr>
@@ -2269,17 +3518,27 @@
           <w:sz w:val="22"/>
           <w:szCs w:val="22"/>
         </w:rPr>
-        <w:t>Radio Static in TV – [2</w:t>
-      </w:r>
-      <w:r>
-        <w:rPr>
-          <w:rFonts w:ascii="Courier New" w:hAnsi="Courier New" w:cs="Courier New"/>
-          <w:b/>
-          <w:bCs/>
-          <w:sz w:val="22"/>
-          <w:szCs w:val="22"/>
-        </w:rPr>
-        <w:t>2</w:t>
+        <w:t>Ghostly silhouettes</w:t>
+      </w:r>
+      <w:r>
+        <w:rPr>
+          <w:rFonts w:ascii="Courier New" w:hAnsi="Courier New" w:cs="Courier New"/>
+          <w:b/>
+          <w:bCs/>
+          <w:sz w:val="22"/>
+          <w:szCs w:val="22"/>
+        </w:rPr>
+        <w:t xml:space="preserve"> in the distance – [2</w:t>
+      </w:r>
+      <w:r>
+        <w:rPr>
+          <w:rFonts w:ascii="Courier New" w:hAnsi="Courier New" w:cs="Courier New"/>
+          <w:b/>
+          <w:bCs/>
+          <w:sz w:val="22"/>
+          <w:szCs w:val="22"/>
+        </w:rPr>
+        <w:t>5</w:t>
       </w:r>
       <w:r>
         <w:rPr>
@@ -2310,17 +3569,38 @@
           <w:sz w:val="22"/>
           <w:szCs w:val="22"/>
         </w:rPr>
-        <w:t>Water flows out of nowhere – [2</w:t>
-      </w:r>
-      <w:r>
-        <w:rPr>
-          <w:rFonts w:ascii="Courier New" w:hAnsi="Courier New" w:cs="Courier New"/>
-          <w:b/>
-          <w:bCs/>
-          <w:sz w:val="22"/>
-          <w:szCs w:val="22"/>
-        </w:rPr>
-        <w:t>2</w:t>
+        <w:t>Appearance of Adi’s father’s ghost – [25]</w:t>
+      </w:r>
+    </w:p>
+    <w:p>
+      <w:pPr>
+        <w:rPr>
+          <w:rFonts w:ascii="Courier New" w:hAnsi="Courier New" w:cs="Courier New"/>
+          <w:b/>
+          <w:bCs/>
+          <w:sz w:val="22"/>
+          <w:szCs w:val="22"/>
+        </w:rPr>
+      </w:pPr>
+      <w:r>
+        <w:rPr>
+          <w:rFonts w:ascii="Courier New" w:hAnsi="Courier New" w:cs="Courier New"/>
+          <w:b/>
+          <w:bCs/>
+          <w:sz w:val="22"/>
+          <w:szCs w:val="22"/>
+        </w:rPr>
+        <w:t>Raven flies and sits in the tree – [2</w:t>
+      </w:r>
+      <w:r>
+        <w:rPr>
+          <w:rFonts w:ascii="Courier New" w:hAnsi="Courier New" w:cs="Courier New"/>
+          <w:b/>
+          <w:bCs/>
+          <w:sz w:val="22"/>
+          <w:szCs w:val="22"/>
+        </w:rPr>
+        <w:t>5</w:t>
       </w:r>
       <w:r>
         <w:rPr>
@@ -2351,98 +3631,17 @@
           <w:sz w:val="22"/>
           <w:szCs w:val="22"/>
         </w:rPr>
-        <w:t xml:space="preserve">The Balloon </w:t>
-      </w:r>
-      <w:r>
-        <w:rPr>
-          <w:rFonts w:ascii="Courier New" w:hAnsi="Courier New" w:cs="Courier New"/>
-          <w:b/>
-          <w:bCs/>
-          <w:sz w:val="22"/>
-          <w:szCs w:val="22"/>
-        </w:rPr>
-        <w:t>flo</w:t>
-      </w:r>
-      <w:r>
-        <w:rPr>
-          <w:rFonts w:ascii="Courier New" w:hAnsi="Courier New" w:cs="Courier New"/>
-          <w:b/>
-          <w:bCs/>
-          <w:sz w:val="22"/>
-          <w:szCs w:val="22"/>
-        </w:rPr>
-        <w:t xml:space="preserve">ats </w:t>
-      </w:r>
-      <w:r>
-        <w:rPr>
-          <w:rFonts w:ascii="Courier New" w:hAnsi="Courier New" w:cs="Courier New"/>
-          <w:b/>
-          <w:bCs/>
-          <w:sz w:val="22"/>
-          <w:szCs w:val="22"/>
-        </w:rPr>
-        <w:t>and p</w:t>
-      </w:r>
-      <w:r>
-        <w:rPr>
-          <w:rFonts w:ascii="Courier New" w:hAnsi="Courier New" w:cs="Courier New"/>
-          <w:b/>
-          <w:bCs/>
-          <w:sz w:val="22"/>
-          <w:szCs w:val="22"/>
-        </w:rPr>
-        <w:t xml:space="preserve">ops </w:t>
-      </w:r>
-      <w:r>
-        <w:rPr>
-          <w:rFonts w:ascii="Courier New" w:hAnsi="Courier New" w:cs="Courier New"/>
-          <w:b/>
-          <w:bCs/>
-          <w:sz w:val="22"/>
-          <w:szCs w:val="22"/>
-        </w:rPr>
-        <w:t>– [22]</w:t>
-      </w:r>
-    </w:p>
-    <w:p>
-      <w:pPr>
-        <w:rPr>
-          <w:rFonts w:ascii="Courier New" w:hAnsi="Courier New" w:cs="Courier New"/>
-          <w:b/>
-          <w:bCs/>
-          <w:sz w:val="22"/>
-          <w:szCs w:val="22"/>
-        </w:rPr>
-      </w:pPr>
-      <w:r>
-        <w:rPr>
-          <w:rFonts w:ascii="Courier New" w:hAnsi="Courier New" w:cs="Courier New"/>
-          <w:b/>
-          <w:bCs/>
-          <w:sz w:val="22"/>
-          <w:szCs w:val="22"/>
-        </w:rPr>
-        <w:t xml:space="preserve">Balloon flies and </w:t>
-      </w:r>
-      <w:r>
-        <w:rPr>
-          <w:rFonts w:ascii="Courier New" w:hAnsi="Courier New" w:cs="Courier New"/>
-          <w:b/>
-          <w:bCs/>
-          <w:sz w:val="22"/>
-          <w:szCs w:val="22"/>
-        </w:rPr>
-        <w:t>Ved turn demonic – [2</w:t>
-      </w:r>
-      <w:r>
-        <w:rPr>
-          <w:rFonts w:ascii="Courier New" w:hAnsi="Courier New" w:cs="Courier New"/>
-          <w:b/>
-          <w:bCs/>
-          <w:sz w:val="22"/>
-          <w:szCs w:val="22"/>
-        </w:rPr>
-        <w:t>2</w:t>
+        <w:t>Sesame appears on his face – [2</w:t>
+      </w:r>
+      <w:r>
+        <w:rPr>
+          <w:rFonts w:ascii="Courier New" w:hAnsi="Courier New" w:cs="Courier New"/>
+          <w:b/>
+          <w:bCs/>
+          <w:sz w:val="22"/>
+          <w:szCs w:val="22"/>
+        </w:rPr>
+        <w:t>5</w:t>
       </w:r>
       <w:r>
         <w:rPr>
@@ -2473,68 +3672,17 @@
           <w:sz w:val="22"/>
           <w:szCs w:val="22"/>
         </w:rPr>
-        <w:t>Door closes behind Ved – [2</w:t>
-      </w:r>
-      <w:r>
-        <w:rPr>
-          <w:rFonts w:ascii="Courier New" w:hAnsi="Courier New" w:cs="Courier New"/>
-          <w:b/>
-          <w:bCs/>
-          <w:sz w:val="22"/>
-          <w:szCs w:val="22"/>
-        </w:rPr>
-        <w:t>3]</w:t>
-      </w:r>
-    </w:p>
-    <w:p>
-      <w:pPr>
-        <w:rPr>
-          <w:rFonts w:ascii="Courier New" w:hAnsi="Courier New" w:cs="Courier New"/>
-          <w:b/>
-          <w:bCs/>
-          <w:sz w:val="22"/>
-          <w:szCs w:val="22"/>
-        </w:rPr>
-      </w:pPr>
-      <w:r>
-        <w:rPr>
-          <w:rFonts w:ascii="Courier New" w:hAnsi="Courier New" w:cs="Courier New"/>
-          <w:b/>
-          <w:bCs/>
-          <w:sz w:val="22"/>
-          <w:szCs w:val="22"/>
-        </w:rPr>
-        <w:t>Multiple locations through door</w:t>
-      </w:r>
-      <w:r>
-        <w:rPr>
-          <w:rFonts w:ascii="Courier New" w:hAnsi="Courier New" w:cs="Courier New"/>
-          <w:b/>
-          <w:bCs/>
-          <w:sz w:val="22"/>
-          <w:szCs w:val="22"/>
-        </w:rPr>
-        <w:t>s</w:t>
-      </w:r>
-      <w:r>
-        <w:rPr>
-          <w:rFonts w:ascii="Courier New" w:hAnsi="Courier New" w:cs="Courier New"/>
-          <w:b/>
-          <w:bCs/>
-          <w:sz w:val="22"/>
-          <w:szCs w:val="22"/>
-        </w:rPr>
-        <w:t xml:space="preserve"> – [2</w:t>
-      </w:r>
-      <w:r>
-        <w:rPr>
-          <w:rFonts w:ascii="Courier New" w:hAnsi="Courier New" w:cs="Courier New"/>
-          <w:b/>
-          <w:bCs/>
-          <w:sz w:val="22"/>
-          <w:szCs w:val="22"/>
-        </w:rPr>
-        <w:t>3</w:t>
+        <w:t>Raven eats sesame – [2</w:t>
+      </w:r>
+      <w:r>
+        <w:rPr>
+          <w:rFonts w:ascii="Courier New" w:hAnsi="Courier New" w:cs="Courier New"/>
+          <w:b/>
+          <w:bCs/>
+          <w:sz w:val="22"/>
+          <w:szCs w:val="22"/>
+        </w:rPr>
+        <w:t>5</w:t>
       </w:r>
       <w:r>
         <w:rPr>
@@ -2565,17 +3713,17 @@
           <w:sz w:val="22"/>
           <w:szCs w:val="22"/>
         </w:rPr>
-        <w:t>Multiple door portal effect – [2</w:t>
-      </w:r>
-      <w:r>
-        <w:rPr>
-          <w:rFonts w:ascii="Courier New" w:hAnsi="Courier New" w:cs="Courier New"/>
-          <w:b/>
-          <w:bCs/>
-          <w:sz w:val="22"/>
-          <w:szCs w:val="22"/>
-        </w:rPr>
-        <w:t>3</w:t>
+        <w:t>Vasu shots – [2</w:t>
+      </w:r>
+      <w:r>
+        <w:rPr>
+          <w:rFonts w:ascii="Courier New" w:hAnsi="Courier New" w:cs="Courier New"/>
+          <w:b/>
+          <w:bCs/>
+          <w:sz w:val="22"/>
+          <w:szCs w:val="22"/>
+        </w:rPr>
+        <w:t>5</w:t>
       </w:r>
       <w:r>
         <w:rPr>
@@ -2606,738 +3754,6 @@
           <w:sz w:val="22"/>
           <w:szCs w:val="22"/>
         </w:rPr>
-        <w:t>Floating old woman – [2</w:t>
-      </w:r>
-      <w:r>
-        <w:rPr>
-          <w:rFonts w:ascii="Courier New" w:hAnsi="Courier New" w:cs="Courier New"/>
-          <w:b/>
-          <w:bCs/>
-          <w:sz w:val="22"/>
-          <w:szCs w:val="22"/>
-        </w:rPr>
-        <w:t>3</w:t>
-      </w:r>
-      <w:r>
-        <w:rPr>
-          <w:rFonts w:ascii="Courier New" w:hAnsi="Courier New" w:cs="Courier New"/>
-          <w:b/>
-          <w:bCs/>
-          <w:sz w:val="22"/>
-          <w:szCs w:val="22"/>
-        </w:rPr>
-        <w:t>]</w:t>
-      </w:r>
-    </w:p>
-    <w:p>
-      <w:pPr>
-        <w:rPr>
-          <w:rFonts w:ascii="Courier New" w:hAnsi="Courier New" w:cs="Courier New"/>
-          <w:b/>
-          <w:bCs/>
-          <w:sz w:val="22"/>
-          <w:szCs w:val="22"/>
-        </w:rPr>
-      </w:pPr>
-      <w:r>
-        <w:rPr>
-          <w:rFonts w:ascii="Courier New" w:hAnsi="Courier New" w:cs="Courier New"/>
-          <w:b/>
-          <w:bCs/>
-          <w:sz w:val="22"/>
-          <w:szCs w:val="22"/>
-        </w:rPr>
-        <w:t>Adi and Ghost float as room rotates – [2</w:t>
-      </w:r>
-      <w:r>
-        <w:rPr>
-          <w:rFonts w:ascii="Courier New" w:hAnsi="Courier New" w:cs="Courier New"/>
-          <w:b/>
-          <w:bCs/>
-          <w:sz w:val="22"/>
-          <w:szCs w:val="22"/>
-        </w:rPr>
-        <w:t>3</w:t>
-      </w:r>
-      <w:r>
-        <w:rPr>
-          <w:rFonts w:ascii="Courier New" w:hAnsi="Courier New" w:cs="Courier New"/>
-          <w:b/>
-          <w:bCs/>
-          <w:sz w:val="22"/>
-          <w:szCs w:val="22"/>
-        </w:rPr>
-        <w:t>]</w:t>
-      </w:r>
-    </w:p>
-    <w:p>
-      <w:pPr>
-        <w:rPr>
-          <w:rFonts w:ascii="Courier New" w:hAnsi="Courier New" w:cs="Courier New"/>
-          <w:b/>
-          <w:bCs/>
-          <w:sz w:val="22"/>
-          <w:szCs w:val="22"/>
-        </w:rPr>
-      </w:pPr>
-      <w:r>
-        <w:rPr>
-          <w:rFonts w:ascii="Courier New" w:hAnsi="Courier New" w:cs="Courier New"/>
-          <w:b/>
-          <w:bCs/>
-          <w:sz w:val="22"/>
-          <w:szCs w:val="22"/>
-        </w:rPr>
-        <w:t>Loop de loop eyes – [2</w:t>
-      </w:r>
-      <w:r>
-        <w:rPr>
-          <w:rFonts w:ascii="Courier New" w:hAnsi="Courier New" w:cs="Courier New"/>
-          <w:b/>
-          <w:bCs/>
-          <w:sz w:val="22"/>
-          <w:szCs w:val="22"/>
-        </w:rPr>
-        <w:t>3</w:t>
-      </w:r>
-      <w:r>
-        <w:rPr>
-          <w:rFonts w:ascii="Courier New" w:hAnsi="Courier New" w:cs="Courier New"/>
-          <w:b/>
-          <w:bCs/>
-          <w:sz w:val="22"/>
-          <w:szCs w:val="22"/>
-        </w:rPr>
-        <w:t>]</w:t>
-      </w:r>
-    </w:p>
-    <w:p>
-      <w:pPr>
-        <w:spacing w:line="240" w:lineRule="auto"/>
-        <w:rPr>
-          <w:rFonts w:ascii="Courier New" w:hAnsi="Courier New" w:cs="Courier New"/>
-          <w:b/>
-          <w:bCs/>
-          <w:sz w:val="22"/>
-          <w:szCs w:val="22"/>
-        </w:rPr>
-      </w:pPr>
-      <w:r>
-        <w:rPr>
-          <w:rFonts w:ascii="Courier New" w:hAnsi="Courier New" w:cs="Courier New"/>
-          <w:b/>
-          <w:bCs/>
-          <w:sz w:val="22"/>
-          <w:szCs w:val="22"/>
-        </w:rPr>
-        <w:t>Loopy eye to closed door transition – [23]</w:t>
-      </w:r>
-    </w:p>
-    <w:p>
-      <w:pPr>
-        <w:rPr>
-          <w:rFonts w:ascii="Courier New" w:hAnsi="Courier New" w:cs="Courier New"/>
-          <w:b/>
-          <w:bCs/>
-          <w:sz w:val="22"/>
-          <w:szCs w:val="22"/>
-        </w:rPr>
-      </w:pPr>
-      <w:r>
-        <w:rPr>
-          <w:rFonts w:ascii="Courier New" w:hAnsi="Courier New" w:cs="Courier New"/>
-          <w:b/>
-          <w:bCs/>
-          <w:sz w:val="22"/>
-          <w:szCs w:val="22"/>
-        </w:rPr>
-        <w:t>Dark foggy room – [24]</w:t>
-      </w:r>
-    </w:p>
-    <w:p>
-      <w:pPr>
-        <w:rPr>
-          <w:rFonts w:ascii="Courier New" w:hAnsi="Courier New" w:cs="Courier New"/>
-          <w:b/>
-          <w:bCs/>
-          <w:sz w:val="22"/>
-          <w:szCs w:val="22"/>
-        </w:rPr>
-      </w:pPr>
-      <w:r>
-        <w:rPr>
-          <w:rFonts w:ascii="Courier New" w:hAnsi="Courier New" w:cs="Courier New"/>
-          <w:b/>
-          <w:bCs/>
-          <w:sz w:val="22"/>
-          <w:szCs w:val="22"/>
-        </w:rPr>
-        <w:t>Envelope flies out of the TV – [24]</w:t>
-      </w:r>
-    </w:p>
-    <w:p>
-      <w:pPr>
-        <w:rPr>
-          <w:rFonts w:ascii="Courier New" w:hAnsi="Courier New" w:cs="Courier New"/>
-          <w:b/>
-          <w:bCs/>
-          <w:sz w:val="22"/>
-          <w:szCs w:val="22"/>
-        </w:rPr>
-      </w:pPr>
-      <w:r>
-        <w:rPr>
-          <w:rFonts w:ascii="Courier New" w:hAnsi="Courier New" w:cs="Courier New"/>
-          <w:b/>
-          <w:bCs/>
-          <w:sz w:val="22"/>
-          <w:szCs w:val="22"/>
-        </w:rPr>
-        <w:t>Kriti and Veds face warps – [24]</w:t>
-      </w:r>
-    </w:p>
-    <w:p>
-      <w:pPr>
-        <w:rPr>
-          <w:rFonts w:ascii="Courier New" w:hAnsi="Courier New" w:cs="Courier New"/>
-          <w:b/>
-          <w:bCs/>
-          <w:sz w:val="22"/>
-          <w:szCs w:val="22"/>
-        </w:rPr>
-      </w:pPr>
-      <w:r>
-        <w:rPr>
-          <w:rFonts w:ascii="Courier New" w:hAnsi="Courier New" w:cs="Courier New"/>
-          <w:b/>
-          <w:bCs/>
-          <w:sz w:val="22"/>
-          <w:szCs w:val="22"/>
-        </w:rPr>
-        <w:t>Priest and Pyre</w:t>
-      </w:r>
-      <w:r>
-        <w:rPr>
-          <w:rFonts w:ascii="Courier New" w:hAnsi="Courier New" w:cs="Courier New"/>
-          <w:b/>
-          <w:bCs/>
-          <w:sz w:val="22"/>
-          <w:szCs w:val="22"/>
-        </w:rPr>
-        <w:t xml:space="preserve"> and Roaring flames – [2</w:t>
-      </w:r>
-      <w:r>
-        <w:rPr>
-          <w:rFonts w:ascii="Courier New" w:hAnsi="Courier New" w:cs="Courier New"/>
-          <w:b/>
-          <w:bCs/>
-          <w:sz w:val="22"/>
-          <w:szCs w:val="22"/>
-        </w:rPr>
-        <w:t>4</w:t>
-      </w:r>
-      <w:r>
-        <w:rPr>
-          <w:rFonts w:ascii="Courier New" w:hAnsi="Courier New" w:cs="Courier New"/>
-          <w:b/>
-          <w:bCs/>
-          <w:sz w:val="22"/>
-          <w:szCs w:val="22"/>
-        </w:rPr>
-        <w:t>]</w:t>
-      </w:r>
-    </w:p>
-    <w:p>
-      <w:pPr>
-        <w:rPr>
-          <w:rFonts w:ascii="Courier New" w:hAnsi="Courier New" w:cs="Courier New"/>
-          <w:b/>
-          <w:bCs/>
-          <w:sz w:val="22"/>
-          <w:szCs w:val="22"/>
-        </w:rPr>
-      </w:pPr>
-      <w:r>
-        <w:rPr>
-          <w:rFonts w:ascii="Courier New" w:hAnsi="Courier New" w:cs="Courier New"/>
-          <w:b/>
-          <w:bCs/>
-          <w:sz w:val="22"/>
-          <w:szCs w:val="22"/>
-        </w:rPr>
-        <w:t>A glowing door – [24]</w:t>
-      </w:r>
-    </w:p>
-    <w:p>
-      <w:pPr>
-        <w:rPr>
-          <w:rFonts w:ascii="Courier New" w:hAnsi="Courier New" w:cs="Courier New"/>
-          <w:b/>
-          <w:bCs/>
-          <w:sz w:val="22"/>
-          <w:szCs w:val="22"/>
-        </w:rPr>
-      </w:pPr>
-      <w:r>
-        <w:rPr>
-          <w:rFonts w:ascii="Courier New" w:hAnsi="Courier New" w:cs="Courier New"/>
-          <w:b/>
-          <w:bCs/>
-          <w:sz w:val="22"/>
-          <w:szCs w:val="22"/>
-        </w:rPr>
-        <w:t xml:space="preserve">The Red Field </w:t>
-      </w:r>
-      <w:r>
-        <w:rPr>
-          <w:rFonts w:ascii="Courier New" w:hAnsi="Courier New" w:cs="Courier New"/>
-          <w:b/>
-          <w:bCs/>
-          <w:sz w:val="22"/>
-          <w:szCs w:val="22"/>
-        </w:rPr>
-        <w:t xml:space="preserve">with clouds and thunder </w:t>
-      </w:r>
-      <w:r>
-        <w:rPr>
-          <w:rFonts w:ascii="Courier New" w:hAnsi="Courier New" w:cs="Courier New"/>
-          <w:b/>
-          <w:bCs/>
-          <w:sz w:val="22"/>
-          <w:szCs w:val="22"/>
-        </w:rPr>
-        <w:t>– [2</w:t>
-      </w:r>
-      <w:r>
-        <w:rPr>
-          <w:rFonts w:ascii="Courier New" w:hAnsi="Courier New" w:cs="Courier New"/>
-          <w:b/>
-          <w:bCs/>
-          <w:sz w:val="22"/>
-          <w:szCs w:val="22"/>
-        </w:rPr>
-        <w:t>5</w:t>
-      </w:r>
-      <w:r>
-        <w:rPr>
-          <w:rFonts w:ascii="Courier New" w:hAnsi="Courier New" w:cs="Courier New"/>
-          <w:b/>
-          <w:bCs/>
-          <w:sz w:val="22"/>
-          <w:szCs w:val="22"/>
-        </w:rPr>
-        <w:t>]</w:t>
-      </w:r>
-    </w:p>
-    <w:p>
-      <w:pPr>
-        <w:rPr>
-          <w:rFonts w:ascii="Courier New" w:hAnsi="Courier New" w:cs="Courier New"/>
-          <w:b/>
-          <w:bCs/>
-          <w:sz w:val="22"/>
-          <w:szCs w:val="22"/>
-        </w:rPr>
-      </w:pPr>
-      <w:r>
-        <w:rPr>
-          <w:rFonts w:ascii="Courier New" w:hAnsi="Courier New" w:cs="Courier New"/>
-          <w:b/>
-          <w:bCs/>
-          <w:sz w:val="22"/>
-          <w:szCs w:val="22"/>
-        </w:rPr>
-        <w:t>The Flying</w:t>
-      </w:r>
-      <w:r>
-        <w:rPr>
-          <w:rFonts w:ascii="Courier New" w:hAnsi="Courier New" w:cs="Courier New"/>
-          <w:b/>
-          <w:bCs/>
-          <w:sz w:val="22"/>
-          <w:szCs w:val="22"/>
-        </w:rPr>
-        <w:t xml:space="preserve"> hands of the Ghosts – [2</w:t>
-      </w:r>
-      <w:r>
-        <w:rPr>
-          <w:rFonts w:ascii="Courier New" w:hAnsi="Courier New" w:cs="Courier New"/>
-          <w:b/>
-          <w:bCs/>
-          <w:sz w:val="22"/>
-          <w:szCs w:val="22"/>
-        </w:rPr>
-        <w:t>5</w:t>
-      </w:r>
-      <w:r>
-        <w:rPr>
-          <w:rFonts w:ascii="Courier New" w:hAnsi="Courier New" w:cs="Courier New"/>
-          <w:b/>
-          <w:bCs/>
-          <w:sz w:val="22"/>
-          <w:szCs w:val="22"/>
-        </w:rPr>
-        <w:t>]</w:t>
-      </w:r>
-    </w:p>
-    <w:p>
-      <w:pPr>
-        <w:rPr>
-          <w:rFonts w:ascii="Courier New" w:hAnsi="Courier New" w:cs="Courier New"/>
-          <w:b/>
-          <w:bCs/>
-          <w:sz w:val="22"/>
-          <w:szCs w:val="22"/>
-        </w:rPr>
-      </w:pPr>
-      <w:r>
-        <w:rPr>
-          <w:rFonts w:ascii="Courier New" w:hAnsi="Courier New" w:cs="Courier New"/>
-          <w:b/>
-          <w:bCs/>
-          <w:sz w:val="22"/>
-          <w:szCs w:val="22"/>
-        </w:rPr>
-        <w:t>Ghost hands grip his face – [25]</w:t>
-      </w:r>
-    </w:p>
-    <w:p>
-      <w:pPr>
-        <w:rPr>
-          <w:rFonts w:ascii="Courier New" w:hAnsi="Courier New" w:cs="Courier New"/>
-          <w:b/>
-          <w:bCs/>
-          <w:sz w:val="22"/>
-          <w:szCs w:val="22"/>
-        </w:rPr>
-      </w:pPr>
-      <w:r>
-        <w:rPr>
-          <w:rFonts w:ascii="Courier New" w:hAnsi="Courier New" w:cs="Courier New"/>
-          <w:b/>
-          <w:bCs/>
-          <w:sz w:val="22"/>
-          <w:szCs w:val="22"/>
-        </w:rPr>
-        <w:t>The Red Sky with 2 Suns and Vortex – [2</w:t>
-      </w:r>
-      <w:r>
-        <w:rPr>
-          <w:rFonts w:ascii="Courier New" w:hAnsi="Courier New" w:cs="Courier New"/>
-          <w:b/>
-          <w:bCs/>
-          <w:sz w:val="22"/>
-          <w:szCs w:val="22"/>
-        </w:rPr>
-        <w:t>5</w:t>
-      </w:r>
-      <w:r>
-        <w:rPr>
-          <w:rFonts w:ascii="Courier New" w:hAnsi="Courier New" w:cs="Courier New"/>
-          <w:b/>
-          <w:bCs/>
-          <w:sz w:val="22"/>
-          <w:szCs w:val="22"/>
-        </w:rPr>
-        <w:t>]</w:t>
-      </w:r>
-    </w:p>
-    <w:p>
-      <w:pPr>
-        <w:rPr>
-          <w:rFonts w:ascii="Courier New" w:hAnsi="Courier New" w:cs="Courier New"/>
-          <w:b/>
-          <w:bCs/>
-          <w:sz w:val="22"/>
-          <w:szCs w:val="22"/>
-        </w:rPr>
-      </w:pPr>
-      <w:r>
-        <w:rPr>
-          <w:rFonts w:ascii="Courier New" w:hAnsi="Courier New" w:cs="Courier New"/>
-          <w:b/>
-          <w:bCs/>
-          <w:sz w:val="22"/>
-          <w:szCs w:val="22"/>
-        </w:rPr>
-        <w:t>Hit face to tree and fall – [2</w:t>
-      </w:r>
-      <w:r>
-        <w:rPr>
-          <w:rFonts w:ascii="Courier New" w:hAnsi="Courier New" w:cs="Courier New"/>
-          <w:b/>
-          <w:bCs/>
-          <w:sz w:val="22"/>
-          <w:szCs w:val="22"/>
-        </w:rPr>
-        <w:t>5</w:t>
-      </w:r>
-      <w:r>
-        <w:rPr>
-          <w:rFonts w:ascii="Courier New" w:hAnsi="Courier New" w:cs="Courier New"/>
-          <w:b/>
-          <w:bCs/>
-          <w:sz w:val="22"/>
-          <w:szCs w:val="22"/>
-        </w:rPr>
-        <w:t>]</w:t>
-      </w:r>
-    </w:p>
-    <w:p>
-      <w:pPr>
-        <w:rPr>
-          <w:rFonts w:ascii="Courier New" w:hAnsi="Courier New" w:cs="Courier New"/>
-          <w:b/>
-          <w:bCs/>
-          <w:sz w:val="22"/>
-          <w:szCs w:val="22"/>
-        </w:rPr>
-      </w:pPr>
-      <w:r>
-        <w:rPr>
-          <w:rFonts w:ascii="Courier New" w:hAnsi="Courier New" w:cs="Courier New"/>
-          <w:b/>
-          <w:bCs/>
-          <w:sz w:val="22"/>
-          <w:szCs w:val="22"/>
-        </w:rPr>
-        <w:t>Ghostly silhouettes</w:t>
-      </w:r>
-      <w:r>
-        <w:rPr>
-          <w:rFonts w:ascii="Courier New" w:hAnsi="Courier New" w:cs="Courier New"/>
-          <w:b/>
-          <w:bCs/>
-          <w:sz w:val="22"/>
-          <w:szCs w:val="22"/>
-        </w:rPr>
-        <w:t xml:space="preserve"> in the distance – [2</w:t>
-      </w:r>
-      <w:r>
-        <w:rPr>
-          <w:rFonts w:ascii="Courier New" w:hAnsi="Courier New" w:cs="Courier New"/>
-          <w:b/>
-          <w:bCs/>
-          <w:sz w:val="22"/>
-          <w:szCs w:val="22"/>
-        </w:rPr>
-        <w:t>5</w:t>
-      </w:r>
-      <w:r>
-        <w:rPr>
-          <w:rFonts w:ascii="Courier New" w:hAnsi="Courier New" w:cs="Courier New"/>
-          <w:b/>
-          <w:bCs/>
-          <w:sz w:val="22"/>
-          <w:szCs w:val="22"/>
-        </w:rPr>
-        <w:t>]</w:t>
-      </w:r>
-    </w:p>
-    <w:p>
-      <w:pPr>
-        <w:rPr>
-          <w:rFonts w:ascii="Courier New" w:hAnsi="Courier New" w:cs="Courier New"/>
-          <w:b/>
-          <w:bCs/>
-          <w:sz w:val="22"/>
-          <w:szCs w:val="22"/>
-        </w:rPr>
-      </w:pPr>
-      <w:r>
-        <w:rPr>
-          <w:rFonts w:ascii="Courier New" w:hAnsi="Courier New" w:cs="Courier New"/>
-          <w:b/>
-          <w:bCs/>
-          <w:sz w:val="22"/>
-          <w:szCs w:val="22"/>
-        </w:rPr>
-        <w:t>Appearance of Adi’s father’s ghost – [25]</w:t>
-      </w:r>
-    </w:p>
-    <w:p>
-      <w:pPr>
-        <w:rPr>
-          <w:rFonts w:ascii="Courier New" w:hAnsi="Courier New" w:cs="Courier New"/>
-          <w:b/>
-          <w:bCs/>
-          <w:sz w:val="22"/>
-          <w:szCs w:val="22"/>
-        </w:rPr>
-      </w:pPr>
-      <w:r>
-        <w:rPr>
-          <w:rFonts w:ascii="Courier New" w:hAnsi="Courier New" w:cs="Courier New"/>
-          <w:b/>
-          <w:bCs/>
-          <w:sz w:val="22"/>
-          <w:szCs w:val="22"/>
-        </w:rPr>
-        <w:t>Raven flies and sits in the tree – [2</w:t>
-      </w:r>
-      <w:r>
-        <w:rPr>
-          <w:rFonts w:ascii="Courier New" w:hAnsi="Courier New" w:cs="Courier New"/>
-          <w:b/>
-          <w:bCs/>
-          <w:sz w:val="22"/>
-          <w:szCs w:val="22"/>
-        </w:rPr>
-        <w:t>5</w:t>
-      </w:r>
-      <w:r>
-        <w:rPr>
-          <w:rFonts w:ascii="Courier New" w:hAnsi="Courier New" w:cs="Courier New"/>
-          <w:b/>
-          <w:bCs/>
-          <w:sz w:val="22"/>
-          <w:szCs w:val="22"/>
-        </w:rPr>
-        <w:t>]</w:t>
-      </w:r>
-    </w:p>
-    <w:p>
-      <w:pPr>
-        <w:rPr>
-          <w:rFonts w:ascii="Courier New" w:hAnsi="Courier New" w:cs="Courier New"/>
-          <w:b/>
-          <w:bCs/>
-          <w:sz w:val="22"/>
-          <w:szCs w:val="22"/>
-        </w:rPr>
-      </w:pPr>
-      <w:r>
-        <w:rPr>
-          <w:rFonts w:ascii="Courier New" w:hAnsi="Courier New" w:cs="Courier New"/>
-          <w:b/>
-          <w:bCs/>
-          <w:sz w:val="22"/>
-          <w:szCs w:val="22"/>
-        </w:rPr>
-        <w:t>Sesame appears on his face – [2</w:t>
-      </w:r>
-      <w:r>
-        <w:rPr>
-          <w:rFonts w:ascii="Courier New" w:hAnsi="Courier New" w:cs="Courier New"/>
-          <w:b/>
-          <w:bCs/>
-          <w:sz w:val="22"/>
-          <w:szCs w:val="22"/>
-        </w:rPr>
-        <w:t>5</w:t>
-      </w:r>
-      <w:r>
-        <w:rPr>
-          <w:rFonts w:ascii="Courier New" w:hAnsi="Courier New" w:cs="Courier New"/>
-          <w:b/>
-          <w:bCs/>
-          <w:sz w:val="22"/>
-          <w:szCs w:val="22"/>
-        </w:rPr>
-        <w:t>]</w:t>
-      </w:r>
-    </w:p>
-    <w:p>
-      <w:pPr>
-        <w:rPr>
-          <w:rFonts w:ascii="Courier New" w:hAnsi="Courier New" w:cs="Courier New"/>
-          <w:b/>
-          <w:bCs/>
-          <w:sz w:val="22"/>
-          <w:szCs w:val="22"/>
-        </w:rPr>
-      </w:pPr>
-      <w:r>
-        <w:rPr>
-          <w:rFonts w:ascii="Courier New" w:hAnsi="Courier New" w:cs="Courier New"/>
-          <w:b/>
-          <w:bCs/>
-          <w:sz w:val="22"/>
-          <w:szCs w:val="22"/>
-        </w:rPr>
-        <w:t>Raven eats sesame – [2</w:t>
-      </w:r>
-      <w:r>
-        <w:rPr>
-          <w:rFonts w:ascii="Courier New" w:hAnsi="Courier New" w:cs="Courier New"/>
-          <w:b/>
-          <w:bCs/>
-          <w:sz w:val="22"/>
-          <w:szCs w:val="22"/>
-        </w:rPr>
-        <w:t>5</w:t>
-      </w:r>
-      <w:r>
-        <w:rPr>
-          <w:rFonts w:ascii="Courier New" w:hAnsi="Courier New" w:cs="Courier New"/>
-          <w:b/>
-          <w:bCs/>
-          <w:sz w:val="22"/>
-          <w:szCs w:val="22"/>
-        </w:rPr>
-        <w:t>]</w:t>
-      </w:r>
-    </w:p>
-    <w:p>
-      <w:pPr>
-        <w:rPr>
-          <w:rFonts w:ascii="Courier New" w:hAnsi="Courier New" w:cs="Courier New"/>
-          <w:b/>
-          <w:bCs/>
-          <w:sz w:val="22"/>
-          <w:szCs w:val="22"/>
-        </w:rPr>
-      </w:pPr>
-      <w:r>
-        <w:rPr>
-          <w:rFonts w:ascii="Courier New" w:hAnsi="Courier New" w:cs="Courier New"/>
-          <w:b/>
-          <w:bCs/>
-          <w:sz w:val="22"/>
-          <w:szCs w:val="22"/>
-        </w:rPr>
-        <w:t>Vasu shots – [2</w:t>
-      </w:r>
-      <w:r>
-        <w:rPr>
-          <w:rFonts w:ascii="Courier New" w:hAnsi="Courier New" w:cs="Courier New"/>
-          <w:b/>
-          <w:bCs/>
-          <w:sz w:val="22"/>
-          <w:szCs w:val="22"/>
-        </w:rPr>
-        <w:t>5</w:t>
-      </w:r>
-      <w:r>
-        <w:rPr>
-          <w:rFonts w:ascii="Courier New" w:hAnsi="Courier New" w:cs="Courier New"/>
-          <w:b/>
-          <w:bCs/>
-          <w:sz w:val="22"/>
-          <w:szCs w:val="22"/>
-        </w:rPr>
-        <w:t>]</w:t>
-      </w:r>
-    </w:p>
-    <w:p>
-      <w:pPr>
-        <w:rPr>
-          <w:rFonts w:ascii="Courier New" w:hAnsi="Courier New" w:cs="Courier New"/>
-          <w:b/>
-          <w:bCs/>
-          <w:sz w:val="22"/>
-          <w:szCs w:val="22"/>
-        </w:rPr>
-      </w:pPr>
-      <w:r>
-        <w:rPr>
-          <w:rFonts w:ascii="Courier New" w:hAnsi="Courier New" w:cs="Courier New"/>
-          <w:b/>
-          <w:bCs/>
-          <w:sz w:val="22"/>
-          <w:szCs w:val="22"/>
-        </w:rPr>
-        <w:lastRenderedPageBreak/>
         <w:t xml:space="preserve">The </w:t>
       </w:r>
       <w:r>

--- a/The_A_Shorts/2. Vyuthi/Vyuthi - The Lists/Vyuthi - The SFX List.docx
+++ b/The_A_Shorts/2. Vyuthi/Vyuthi - The Lists/Vyuthi - The SFX List.docx
@@ -1796,27 +1796,7 @@
           <w:sz w:val="22"/>
           <w:szCs w:val="22"/>
         </w:rPr>
-        <w:t xml:space="preserve">Seizure to </w:t>
-      </w:r>
-      <w:r>
-        <w:rPr>
-          <w:rFonts w:ascii="Courier New" w:hAnsi="Courier New" w:cs="Courier New"/>
-          <w:b/>
-          <w:bCs/>
-          <w:sz w:val="22"/>
-          <w:szCs w:val="22"/>
-        </w:rPr>
-        <w:t>Shoelace</w:t>
-      </w:r>
-      <w:r>
-        <w:rPr>
-          <w:rFonts w:ascii="Courier New" w:hAnsi="Courier New" w:cs="Courier New"/>
-          <w:b/>
-          <w:bCs/>
-          <w:sz w:val="22"/>
-          <w:szCs w:val="22"/>
-        </w:rPr>
-        <w:t xml:space="preserve"> match cut – [21]</w:t>
+        <w:t>Seizure to Shoelace match cut – [21]</w:t>
       </w:r>
     </w:p>
     <w:p>
@@ -2625,26 +2605,149 @@
           <w:szCs w:val="22"/>
         </w:rPr>
       </w:pPr>
-    </w:p>
-    <w:p>
-      <w:pPr>
-        <w:rPr>
-          <w:rFonts w:ascii="Courier New" w:hAnsi="Courier New" w:cs="Courier New"/>
-          <w:b/>
-          <w:bCs/>
-          <w:sz w:val="22"/>
-          <w:szCs w:val="22"/>
-        </w:rPr>
-      </w:pPr>
-      <w:r>
-        <w:rPr>
-          <w:rFonts w:ascii="Courier New" w:hAnsi="Courier New" w:cs="Courier New"/>
-          <w:b/>
-          <w:bCs/>
-          <w:sz w:val="22"/>
-          <w:szCs w:val="22"/>
-        </w:rPr>
-        <w:t>Pan out of TV – [2</w:t>
+      <w:r>
+        <w:rPr>
+          <w:rFonts w:ascii="Courier New" w:hAnsi="Courier New" w:cs="Courier New"/>
+          <w:b/>
+          <w:bCs/>
+          <w:sz w:val="22"/>
+          <w:szCs w:val="22"/>
+        </w:rPr>
+        <w:t>Kriti and Ved disappear and Card lands from air – [26]</w:t>
+      </w:r>
+    </w:p>
+    <w:p>
+      <w:pPr>
+        <w:rPr>
+          <w:rFonts w:ascii="Courier New" w:hAnsi="Courier New" w:cs="Courier New"/>
+          <w:b/>
+          <w:bCs/>
+          <w:sz w:val="22"/>
+          <w:szCs w:val="22"/>
+        </w:rPr>
+      </w:pPr>
+      <w:r>
+        <w:rPr>
+          <w:rFonts w:ascii="Courier New" w:hAnsi="Courier New" w:cs="Courier New"/>
+          <w:b/>
+          <w:bCs/>
+          <w:sz w:val="22"/>
+          <w:szCs w:val="22"/>
+        </w:rPr>
+        <w:t>Kriti and Ved morph – [26]</w:t>
+      </w:r>
+    </w:p>
+    <w:p>
+      <w:pPr>
+        <w:rPr>
+          <w:rFonts w:ascii="Courier New" w:hAnsi="Courier New" w:cs="Courier New"/>
+          <w:b/>
+          <w:bCs/>
+          <w:sz w:val="22"/>
+          <w:szCs w:val="22"/>
+        </w:rPr>
+      </w:pPr>
+      <w:r>
+        <w:rPr>
+          <w:rFonts w:ascii="Courier New" w:hAnsi="Courier New" w:cs="Courier New"/>
+          <w:b/>
+          <w:bCs/>
+          <w:sz w:val="22"/>
+          <w:szCs w:val="22"/>
+        </w:rPr>
+        <w:t>Fog rolls in – [2</w:t>
+      </w:r>
+      <w:r>
+        <w:rPr>
+          <w:rFonts w:ascii="Courier New" w:hAnsi="Courier New" w:cs="Courier New"/>
+          <w:b/>
+          <w:bCs/>
+          <w:sz w:val="22"/>
+          <w:szCs w:val="22"/>
+        </w:rPr>
+        <w:t>7</w:t>
+      </w:r>
+      <w:r>
+        <w:rPr>
+          <w:rFonts w:ascii="Courier New" w:hAnsi="Courier New" w:cs="Courier New"/>
+          <w:b/>
+          <w:bCs/>
+          <w:sz w:val="22"/>
+          <w:szCs w:val="22"/>
+        </w:rPr>
+        <w:t>]</w:t>
+      </w:r>
+    </w:p>
+    <w:p>
+      <w:pPr>
+        <w:rPr>
+          <w:rFonts w:ascii="Courier New" w:hAnsi="Courier New" w:cs="Courier New"/>
+          <w:b/>
+          <w:bCs/>
+          <w:sz w:val="22"/>
+          <w:szCs w:val="22"/>
+        </w:rPr>
+      </w:pPr>
+      <w:r>
+        <w:rPr>
+          <w:rFonts w:ascii="Courier New" w:hAnsi="Courier New" w:cs="Courier New"/>
+          <w:b/>
+          <w:bCs/>
+          <w:sz w:val="22"/>
+          <w:szCs w:val="22"/>
+        </w:rPr>
+        <w:t>A glowing door – [2</w:t>
+      </w:r>
+      <w:r>
+        <w:rPr>
+          <w:rFonts w:ascii="Courier New" w:hAnsi="Courier New" w:cs="Courier New"/>
+          <w:b/>
+          <w:bCs/>
+          <w:sz w:val="22"/>
+          <w:szCs w:val="22"/>
+        </w:rPr>
+        <w:t>7</w:t>
+      </w:r>
+      <w:r>
+        <w:rPr>
+          <w:rFonts w:ascii="Courier New" w:hAnsi="Courier New" w:cs="Courier New"/>
+          <w:b/>
+          <w:bCs/>
+          <w:sz w:val="22"/>
+          <w:szCs w:val="22"/>
+        </w:rPr>
+        <w:t>]</w:t>
+      </w:r>
+    </w:p>
+    <w:p>
+      <w:pPr>
+        <w:rPr>
+          <w:rFonts w:ascii="Courier New" w:hAnsi="Courier New" w:cs="Courier New"/>
+          <w:b/>
+          <w:bCs/>
+          <w:sz w:val="22"/>
+          <w:szCs w:val="22"/>
+        </w:rPr>
+      </w:pPr>
+      <w:r>
+        <w:rPr>
+          <w:rFonts w:ascii="Courier New" w:hAnsi="Courier New" w:cs="Courier New"/>
+          <w:b/>
+          <w:bCs/>
+          <w:sz w:val="22"/>
+          <w:szCs w:val="22"/>
+        </w:rPr>
+        <w:t>Priest and Pyre</w:t>
+      </w:r>
+      <w:r>
+        <w:rPr>
+          <w:rFonts w:ascii="Courier New" w:hAnsi="Courier New" w:cs="Courier New"/>
+          <w:b/>
+          <w:bCs/>
+          <w:sz w:val="22"/>
+          <w:szCs w:val="22"/>
+        </w:rPr>
+        <w:t xml:space="preserve"> and Roaring flames – [</w:t>
       </w:r>
       <w:r>
         <w:rPr>
@@ -2664,6 +2767,16 @@
           <w:sz w:val="22"/>
           <w:szCs w:val="22"/>
         </w:rPr>
+        <w:t>7</w:t>
+      </w:r>
+      <w:r>
+        <w:rPr>
+          <w:rFonts w:ascii="Courier New" w:hAnsi="Courier New" w:cs="Courier New"/>
+          <w:b/>
+          <w:bCs/>
+          <w:sz w:val="22"/>
+          <w:szCs w:val="22"/>
+        </w:rPr>
         <w:t>]</w:t>
       </w:r>
     </w:p>
@@ -2685,17 +2798,17 @@
           <w:sz w:val="22"/>
           <w:szCs w:val="22"/>
         </w:rPr>
-        <w:t>Radio Static in TV – [2</w:t>
-      </w:r>
-      <w:r>
-        <w:rPr>
-          <w:rFonts w:ascii="Courier New" w:hAnsi="Courier New" w:cs="Courier New"/>
-          <w:b/>
-          <w:bCs/>
-          <w:sz w:val="22"/>
-          <w:szCs w:val="22"/>
-        </w:rPr>
-        <w:t>2</w:t>
+        <w:t>Fire transition through eye – [2</w:t>
+      </w:r>
+      <w:r>
+        <w:rPr>
+          <w:rFonts w:ascii="Courier New" w:hAnsi="Courier New" w:cs="Courier New"/>
+          <w:b/>
+          <w:bCs/>
+          <w:sz w:val="22"/>
+          <w:szCs w:val="22"/>
+        </w:rPr>
+        <w:t>7</w:t>
       </w:r>
       <w:r>
         <w:rPr>
@@ -2726,17 +2839,37 @@
           <w:sz w:val="22"/>
           <w:szCs w:val="22"/>
         </w:rPr>
-        <w:t>Water flows out of nowhere – [2</w:t>
-      </w:r>
-      <w:r>
-        <w:rPr>
-          <w:rFonts w:ascii="Courier New" w:hAnsi="Courier New" w:cs="Courier New"/>
-          <w:b/>
-          <w:bCs/>
-          <w:sz w:val="22"/>
-          <w:szCs w:val="22"/>
-        </w:rPr>
-        <w:t>2</w:t>
+        <w:t xml:space="preserve">The Red Field </w:t>
+      </w:r>
+      <w:r>
+        <w:rPr>
+          <w:rFonts w:ascii="Courier New" w:hAnsi="Courier New" w:cs="Courier New"/>
+          <w:b/>
+          <w:bCs/>
+          <w:sz w:val="22"/>
+          <w:szCs w:val="22"/>
+        </w:rPr>
+        <w:t xml:space="preserve">with clouds and thunder </w:t>
+      </w:r>
+      <w:r>
+        <w:rPr>
+          <w:rFonts w:ascii="Courier New" w:hAnsi="Courier New" w:cs="Courier New"/>
+          <w:b/>
+          <w:bCs/>
+          <w:sz w:val="22"/>
+          <w:szCs w:val="22"/>
+        </w:rPr>
+        <w:t>– [2</w:t>
+      </w:r>
+      <w:r>
+        <w:rPr>
+          <w:rFonts w:ascii="Courier New" w:hAnsi="Courier New" w:cs="Courier New"/>
+          <w:b/>
+          <w:bCs/>
+          <w:sz w:val="22"/>
+          <w:szCs w:val="22"/>
+        </w:rPr>
+        <w:t>8</w:t>
       </w:r>
       <w:r>
         <w:rPr>
@@ -2767,98 +2900,27 @@
           <w:sz w:val="22"/>
           <w:szCs w:val="22"/>
         </w:rPr>
-        <w:t xml:space="preserve">The Balloon </w:t>
-      </w:r>
-      <w:r>
-        <w:rPr>
-          <w:rFonts w:ascii="Courier New" w:hAnsi="Courier New" w:cs="Courier New"/>
-          <w:b/>
-          <w:bCs/>
-          <w:sz w:val="22"/>
-          <w:szCs w:val="22"/>
-        </w:rPr>
-        <w:t>flo</w:t>
-      </w:r>
-      <w:r>
-        <w:rPr>
-          <w:rFonts w:ascii="Courier New" w:hAnsi="Courier New" w:cs="Courier New"/>
-          <w:b/>
-          <w:bCs/>
-          <w:sz w:val="22"/>
-          <w:szCs w:val="22"/>
-        </w:rPr>
-        <w:t xml:space="preserve">ats </w:t>
-      </w:r>
-      <w:r>
-        <w:rPr>
-          <w:rFonts w:ascii="Courier New" w:hAnsi="Courier New" w:cs="Courier New"/>
-          <w:b/>
-          <w:bCs/>
-          <w:sz w:val="22"/>
-          <w:szCs w:val="22"/>
-        </w:rPr>
-        <w:t>and p</w:t>
-      </w:r>
-      <w:r>
-        <w:rPr>
-          <w:rFonts w:ascii="Courier New" w:hAnsi="Courier New" w:cs="Courier New"/>
-          <w:b/>
-          <w:bCs/>
-          <w:sz w:val="22"/>
-          <w:szCs w:val="22"/>
-        </w:rPr>
-        <w:t xml:space="preserve">ops </w:t>
-      </w:r>
-      <w:r>
-        <w:rPr>
-          <w:rFonts w:ascii="Courier New" w:hAnsi="Courier New" w:cs="Courier New"/>
-          <w:b/>
-          <w:bCs/>
-          <w:sz w:val="22"/>
-          <w:szCs w:val="22"/>
-        </w:rPr>
-        <w:t>– [22]</w:t>
-      </w:r>
-    </w:p>
-    <w:p>
-      <w:pPr>
-        <w:rPr>
-          <w:rFonts w:ascii="Courier New" w:hAnsi="Courier New" w:cs="Courier New"/>
-          <w:b/>
-          <w:bCs/>
-          <w:sz w:val="22"/>
-          <w:szCs w:val="22"/>
-        </w:rPr>
-      </w:pPr>
-      <w:r>
-        <w:rPr>
-          <w:rFonts w:ascii="Courier New" w:hAnsi="Courier New" w:cs="Courier New"/>
-          <w:b/>
-          <w:bCs/>
-          <w:sz w:val="22"/>
-          <w:szCs w:val="22"/>
-        </w:rPr>
-        <w:t xml:space="preserve">Balloon flies and </w:t>
-      </w:r>
-      <w:r>
-        <w:rPr>
-          <w:rFonts w:ascii="Courier New" w:hAnsi="Courier New" w:cs="Courier New"/>
-          <w:b/>
-          <w:bCs/>
-          <w:sz w:val="22"/>
-          <w:szCs w:val="22"/>
-        </w:rPr>
-        <w:t>Ved turn demonic – [2</w:t>
-      </w:r>
-      <w:r>
-        <w:rPr>
-          <w:rFonts w:ascii="Courier New" w:hAnsi="Courier New" w:cs="Courier New"/>
-          <w:b/>
-          <w:bCs/>
-          <w:sz w:val="22"/>
-          <w:szCs w:val="22"/>
-        </w:rPr>
-        <w:t>2</w:t>
+        <w:t>The Flying</w:t>
+      </w:r>
+      <w:r>
+        <w:rPr>
+          <w:rFonts w:ascii="Courier New" w:hAnsi="Courier New" w:cs="Courier New"/>
+          <w:b/>
+          <w:bCs/>
+          <w:sz w:val="22"/>
+          <w:szCs w:val="22"/>
+        </w:rPr>
+        <w:t xml:space="preserve"> hands of the Ghosts – [2</w:t>
+      </w:r>
+      <w:r>
+        <w:rPr>
+          <w:rFonts w:ascii="Courier New" w:hAnsi="Courier New" w:cs="Courier New"/>
+          <w:b/>
+          <w:bCs/>
+          <w:sz w:val="22"/>
+          <w:szCs w:val="22"/>
+        </w:rPr>
+        <w:t>8</w:t>
       </w:r>
       <w:r>
         <w:rPr>
@@ -2889,48 +2951,428 @@
           <w:sz w:val="22"/>
           <w:szCs w:val="22"/>
         </w:rPr>
-        <w:t>Door closes behind Ved – [2</w:t>
-      </w:r>
-      <w:r>
-        <w:rPr>
-          <w:rFonts w:ascii="Courier New" w:hAnsi="Courier New" w:cs="Courier New"/>
-          <w:b/>
-          <w:bCs/>
-          <w:sz w:val="22"/>
-          <w:szCs w:val="22"/>
-        </w:rPr>
-        <w:t>3]</w:t>
-      </w:r>
-    </w:p>
-    <w:p>
-      <w:pPr>
-        <w:rPr>
-          <w:rFonts w:ascii="Courier New" w:hAnsi="Courier New" w:cs="Courier New"/>
-          <w:b/>
-          <w:bCs/>
-          <w:sz w:val="22"/>
-          <w:szCs w:val="22"/>
-        </w:rPr>
-      </w:pPr>
-      <w:r>
-        <w:rPr>
-          <w:rFonts w:ascii="Courier New" w:hAnsi="Courier New" w:cs="Courier New"/>
-          <w:b/>
-          <w:bCs/>
-          <w:sz w:val="22"/>
-          <w:szCs w:val="22"/>
-        </w:rPr>
-        <w:t>Multiple locations through door</w:t>
-      </w:r>
-      <w:r>
-        <w:rPr>
-          <w:rFonts w:ascii="Courier New" w:hAnsi="Courier New" w:cs="Courier New"/>
-          <w:b/>
-          <w:bCs/>
-          <w:sz w:val="22"/>
-          <w:szCs w:val="22"/>
-        </w:rPr>
-        <w:t>s</w:t>
+        <w:t>Ghost hands grip his face – [2</w:t>
+      </w:r>
+      <w:r>
+        <w:rPr>
+          <w:rFonts w:ascii="Courier New" w:hAnsi="Courier New" w:cs="Courier New"/>
+          <w:b/>
+          <w:bCs/>
+          <w:sz w:val="22"/>
+          <w:szCs w:val="22"/>
+        </w:rPr>
+        <w:t>8</w:t>
+      </w:r>
+      <w:r>
+        <w:rPr>
+          <w:rFonts w:ascii="Courier New" w:hAnsi="Courier New" w:cs="Courier New"/>
+          <w:b/>
+          <w:bCs/>
+          <w:sz w:val="22"/>
+          <w:szCs w:val="22"/>
+        </w:rPr>
+        <w:t>]</w:t>
+      </w:r>
+    </w:p>
+    <w:p>
+      <w:pPr>
+        <w:rPr>
+          <w:rFonts w:ascii="Courier New" w:hAnsi="Courier New" w:cs="Courier New"/>
+          <w:b/>
+          <w:bCs/>
+          <w:sz w:val="22"/>
+          <w:szCs w:val="22"/>
+        </w:rPr>
+      </w:pPr>
+      <w:r>
+        <w:rPr>
+          <w:rFonts w:ascii="Courier New" w:hAnsi="Courier New" w:cs="Courier New"/>
+          <w:b/>
+          <w:bCs/>
+          <w:sz w:val="22"/>
+          <w:szCs w:val="22"/>
+        </w:rPr>
+        <w:t>The Red Sky with 2 Suns and Vortex – [2</w:t>
+      </w:r>
+      <w:r>
+        <w:rPr>
+          <w:rFonts w:ascii="Courier New" w:hAnsi="Courier New" w:cs="Courier New"/>
+          <w:b/>
+          <w:bCs/>
+          <w:sz w:val="22"/>
+          <w:szCs w:val="22"/>
+        </w:rPr>
+        <w:t>8</w:t>
+      </w:r>
+      <w:r>
+        <w:rPr>
+          <w:rFonts w:ascii="Courier New" w:hAnsi="Courier New" w:cs="Courier New"/>
+          <w:b/>
+          <w:bCs/>
+          <w:sz w:val="22"/>
+          <w:szCs w:val="22"/>
+        </w:rPr>
+        <w:t>]</w:t>
+      </w:r>
+    </w:p>
+    <w:p>
+      <w:pPr>
+        <w:rPr>
+          <w:rFonts w:ascii="Courier New" w:hAnsi="Courier New" w:cs="Courier New"/>
+          <w:b/>
+          <w:bCs/>
+          <w:sz w:val="22"/>
+          <w:szCs w:val="22"/>
+        </w:rPr>
+      </w:pPr>
+      <w:r>
+        <w:rPr>
+          <w:rFonts w:ascii="Courier New" w:hAnsi="Courier New" w:cs="Courier New"/>
+          <w:b/>
+          <w:bCs/>
+          <w:sz w:val="22"/>
+          <w:szCs w:val="22"/>
+        </w:rPr>
+        <w:t>Hit face to tree and fall – [2</w:t>
+      </w:r>
+      <w:r>
+        <w:rPr>
+          <w:rFonts w:ascii="Courier New" w:hAnsi="Courier New" w:cs="Courier New"/>
+          <w:b/>
+          <w:bCs/>
+          <w:sz w:val="22"/>
+          <w:szCs w:val="22"/>
+        </w:rPr>
+        <w:t>8</w:t>
+      </w:r>
+      <w:r>
+        <w:rPr>
+          <w:rFonts w:ascii="Courier New" w:hAnsi="Courier New" w:cs="Courier New"/>
+          <w:b/>
+          <w:bCs/>
+          <w:sz w:val="22"/>
+          <w:szCs w:val="22"/>
+        </w:rPr>
+        <w:t>]</w:t>
+      </w:r>
+    </w:p>
+    <w:p>
+      <w:pPr>
+        <w:rPr>
+          <w:rFonts w:ascii="Courier New" w:hAnsi="Courier New" w:cs="Courier New"/>
+          <w:b/>
+          <w:bCs/>
+          <w:sz w:val="22"/>
+          <w:szCs w:val="22"/>
+        </w:rPr>
+      </w:pPr>
+      <w:r>
+        <w:rPr>
+          <w:rFonts w:ascii="Courier New" w:hAnsi="Courier New" w:cs="Courier New"/>
+          <w:b/>
+          <w:bCs/>
+          <w:sz w:val="22"/>
+          <w:szCs w:val="22"/>
+        </w:rPr>
+        <w:t>Ghostly silhouettes</w:t>
+      </w:r>
+      <w:r>
+        <w:rPr>
+          <w:rFonts w:ascii="Courier New" w:hAnsi="Courier New" w:cs="Courier New"/>
+          <w:b/>
+          <w:bCs/>
+          <w:sz w:val="22"/>
+          <w:szCs w:val="22"/>
+        </w:rPr>
+        <w:t xml:space="preserve"> in the distance – [2</w:t>
+      </w:r>
+      <w:r>
+        <w:rPr>
+          <w:rFonts w:ascii="Courier New" w:hAnsi="Courier New" w:cs="Courier New"/>
+          <w:b/>
+          <w:bCs/>
+          <w:sz w:val="22"/>
+          <w:szCs w:val="22"/>
+        </w:rPr>
+        <w:t>8</w:t>
+      </w:r>
+      <w:r>
+        <w:rPr>
+          <w:rFonts w:ascii="Courier New" w:hAnsi="Courier New" w:cs="Courier New"/>
+          <w:b/>
+          <w:bCs/>
+          <w:sz w:val="22"/>
+          <w:szCs w:val="22"/>
+        </w:rPr>
+        <w:t>]</w:t>
+      </w:r>
+    </w:p>
+    <w:p>
+      <w:pPr>
+        <w:rPr>
+          <w:rFonts w:ascii="Courier New" w:hAnsi="Courier New" w:cs="Courier New"/>
+          <w:b/>
+          <w:bCs/>
+          <w:sz w:val="22"/>
+          <w:szCs w:val="22"/>
+        </w:rPr>
+      </w:pPr>
+      <w:r>
+        <w:rPr>
+          <w:rFonts w:ascii="Courier New" w:hAnsi="Courier New" w:cs="Courier New"/>
+          <w:b/>
+          <w:bCs/>
+          <w:sz w:val="22"/>
+          <w:szCs w:val="22"/>
+        </w:rPr>
+        <w:t>Appearance of Adi’s father’s ghost – [2</w:t>
+      </w:r>
+      <w:r>
+        <w:rPr>
+          <w:rFonts w:ascii="Courier New" w:hAnsi="Courier New" w:cs="Courier New"/>
+          <w:b/>
+          <w:bCs/>
+          <w:sz w:val="22"/>
+          <w:szCs w:val="22"/>
+        </w:rPr>
+        <w:t>8</w:t>
+      </w:r>
+      <w:r>
+        <w:rPr>
+          <w:rFonts w:ascii="Courier New" w:hAnsi="Courier New" w:cs="Courier New"/>
+          <w:b/>
+          <w:bCs/>
+          <w:sz w:val="22"/>
+          <w:szCs w:val="22"/>
+        </w:rPr>
+        <w:t>]</w:t>
+      </w:r>
+    </w:p>
+    <w:p>
+      <w:pPr>
+        <w:rPr>
+          <w:rFonts w:ascii="Courier New" w:hAnsi="Courier New" w:cs="Courier New"/>
+          <w:b/>
+          <w:bCs/>
+          <w:sz w:val="22"/>
+          <w:szCs w:val="22"/>
+        </w:rPr>
+      </w:pPr>
+      <w:r>
+        <w:rPr>
+          <w:rFonts w:ascii="Courier New" w:hAnsi="Courier New" w:cs="Courier New"/>
+          <w:b/>
+          <w:bCs/>
+          <w:sz w:val="22"/>
+          <w:szCs w:val="22"/>
+        </w:rPr>
+        <w:lastRenderedPageBreak/>
+        <w:t>Raven flies and sits on a tree – [28]</w:t>
+      </w:r>
+    </w:p>
+    <w:p>
+      <w:pPr>
+        <w:rPr>
+          <w:rFonts w:ascii="Courier New" w:hAnsi="Courier New" w:cs="Courier New"/>
+          <w:b/>
+          <w:bCs/>
+          <w:sz w:val="22"/>
+          <w:szCs w:val="22"/>
+        </w:rPr>
+      </w:pPr>
+      <w:r>
+        <w:rPr>
+          <w:rFonts w:ascii="Courier New" w:hAnsi="Courier New" w:cs="Courier New"/>
+          <w:b/>
+          <w:bCs/>
+          <w:sz w:val="22"/>
+          <w:szCs w:val="22"/>
+        </w:rPr>
+        <w:t>Sesame appears on his face – [2</w:t>
+      </w:r>
+      <w:r>
+        <w:rPr>
+          <w:rFonts w:ascii="Courier New" w:hAnsi="Courier New" w:cs="Courier New"/>
+          <w:b/>
+          <w:bCs/>
+          <w:sz w:val="22"/>
+          <w:szCs w:val="22"/>
+        </w:rPr>
+        <w:t>8</w:t>
+      </w:r>
+      <w:r>
+        <w:rPr>
+          <w:rFonts w:ascii="Courier New" w:hAnsi="Courier New" w:cs="Courier New"/>
+          <w:b/>
+          <w:bCs/>
+          <w:sz w:val="22"/>
+          <w:szCs w:val="22"/>
+        </w:rPr>
+        <w:t>]</w:t>
+      </w:r>
+    </w:p>
+    <w:p>
+      <w:pPr>
+        <w:rPr>
+          <w:rFonts w:ascii="Courier New" w:hAnsi="Courier New" w:cs="Courier New"/>
+          <w:b/>
+          <w:bCs/>
+          <w:sz w:val="22"/>
+          <w:szCs w:val="22"/>
+        </w:rPr>
+      </w:pPr>
+      <w:r>
+        <w:rPr>
+          <w:rFonts w:ascii="Courier New" w:hAnsi="Courier New" w:cs="Courier New"/>
+          <w:b/>
+          <w:bCs/>
+          <w:sz w:val="22"/>
+          <w:szCs w:val="22"/>
+        </w:rPr>
+        <w:t>Raven eats sesame – [2</w:t>
+      </w:r>
+      <w:r>
+        <w:rPr>
+          <w:rFonts w:ascii="Courier New" w:hAnsi="Courier New" w:cs="Courier New"/>
+          <w:b/>
+          <w:bCs/>
+          <w:sz w:val="22"/>
+          <w:szCs w:val="22"/>
+        </w:rPr>
+        <w:t>8</w:t>
+      </w:r>
+      <w:r>
+        <w:rPr>
+          <w:rFonts w:ascii="Courier New" w:hAnsi="Courier New" w:cs="Courier New"/>
+          <w:b/>
+          <w:bCs/>
+          <w:sz w:val="22"/>
+          <w:szCs w:val="22"/>
+        </w:rPr>
+        <w:t>]</w:t>
+      </w:r>
+    </w:p>
+    <w:p>
+      <w:pPr>
+        <w:rPr>
+          <w:rFonts w:ascii="Courier New" w:hAnsi="Courier New" w:cs="Courier New"/>
+          <w:b/>
+          <w:bCs/>
+          <w:sz w:val="22"/>
+          <w:szCs w:val="22"/>
+        </w:rPr>
+      </w:pPr>
+      <w:r>
+        <w:rPr>
+          <w:rFonts w:ascii="Courier New" w:hAnsi="Courier New" w:cs="Courier New"/>
+          <w:b/>
+          <w:bCs/>
+          <w:sz w:val="22"/>
+          <w:szCs w:val="22"/>
+        </w:rPr>
+        <w:t>Vasu shots – [2</w:t>
+      </w:r>
+      <w:r>
+        <w:rPr>
+          <w:rFonts w:ascii="Courier New" w:hAnsi="Courier New" w:cs="Courier New"/>
+          <w:b/>
+          <w:bCs/>
+          <w:sz w:val="22"/>
+          <w:szCs w:val="22"/>
+        </w:rPr>
+        <w:t>8</w:t>
+      </w:r>
+      <w:r>
+        <w:rPr>
+          <w:rFonts w:ascii="Courier New" w:hAnsi="Courier New" w:cs="Courier New"/>
+          <w:b/>
+          <w:bCs/>
+          <w:sz w:val="22"/>
+          <w:szCs w:val="22"/>
+        </w:rPr>
+        <w:t>]</w:t>
+      </w:r>
+    </w:p>
+    <w:p>
+      <w:pPr>
+        <w:rPr>
+          <w:rFonts w:ascii="Courier New" w:hAnsi="Courier New" w:cs="Courier New"/>
+          <w:b/>
+          <w:bCs/>
+          <w:sz w:val="22"/>
+          <w:szCs w:val="22"/>
+        </w:rPr>
+      </w:pPr>
+      <w:r>
+        <w:rPr>
+          <w:rFonts w:ascii="Courier New" w:hAnsi="Courier New" w:cs="Courier New"/>
+          <w:b/>
+          <w:bCs/>
+          <w:sz w:val="22"/>
+          <w:szCs w:val="22"/>
+        </w:rPr>
+        <w:t xml:space="preserve">The </w:t>
+      </w:r>
+      <w:r>
+        <w:rPr>
+          <w:rFonts w:ascii="Courier New" w:hAnsi="Courier New" w:cs="Courier New"/>
+          <w:b/>
+          <w:bCs/>
+          <w:sz w:val="22"/>
+          <w:szCs w:val="22"/>
+        </w:rPr>
+        <w:t>three P</w:t>
+      </w:r>
+      <w:r>
+        <w:rPr>
+          <w:rFonts w:ascii="Courier New" w:hAnsi="Courier New" w:cs="Courier New"/>
+          <w:b/>
+          <w:bCs/>
+          <w:sz w:val="22"/>
+          <w:szCs w:val="22"/>
+        </w:rPr>
+        <w:t>itrus – [2</w:t>
+      </w:r>
+      <w:r>
+        <w:rPr>
+          <w:rFonts w:ascii="Courier New" w:hAnsi="Courier New" w:cs="Courier New"/>
+          <w:b/>
+          <w:bCs/>
+          <w:sz w:val="22"/>
+          <w:szCs w:val="22"/>
+        </w:rPr>
+        <w:t>8</w:t>
+      </w:r>
+      <w:r>
+        <w:rPr>
+          <w:rFonts w:ascii="Courier New" w:hAnsi="Courier New" w:cs="Courier New"/>
+          <w:b/>
+          <w:bCs/>
+          <w:sz w:val="22"/>
+          <w:szCs w:val="22"/>
+        </w:rPr>
+        <w:t>]</w:t>
+      </w:r>
+    </w:p>
+    <w:p>
+      <w:pPr>
+        <w:rPr>
+          <w:rFonts w:ascii="Courier New" w:hAnsi="Courier New" w:cs="Courier New"/>
+          <w:b/>
+          <w:bCs/>
+          <w:sz w:val="22"/>
+          <w:szCs w:val="22"/>
+        </w:rPr>
+      </w:pPr>
+      <w:r>
+        <w:rPr>
+          <w:rFonts w:ascii="Courier New" w:hAnsi="Courier New" w:cs="Courier New"/>
+          <w:b/>
+          <w:bCs/>
+          <w:sz w:val="22"/>
+          <w:szCs w:val="22"/>
+        </w:rPr>
+        <w:t>Father opens a portal</w:t>
       </w:r>
       <w:r>
         <w:rPr>
@@ -2950,7 +3392,7 @@
           <w:sz w:val="22"/>
           <w:szCs w:val="22"/>
         </w:rPr>
-        <w:t>3</w:t>
+        <w:t>8</w:t>
       </w:r>
       <w:r>
         <w:rPr>
@@ -2981,17 +3423,17 @@
           <w:sz w:val="22"/>
           <w:szCs w:val="22"/>
         </w:rPr>
-        <w:t>Multiple door portal effect – [2</w:t>
-      </w:r>
-      <w:r>
-        <w:rPr>
-          <w:rFonts w:ascii="Courier New" w:hAnsi="Courier New" w:cs="Courier New"/>
-          <w:b/>
-          <w:bCs/>
-          <w:sz w:val="22"/>
-          <w:szCs w:val="22"/>
-        </w:rPr>
-        <w:t>3</w:t>
+        <w:t>Portal drifts away – [2</w:t>
+      </w:r>
+      <w:r>
+        <w:rPr>
+          <w:rFonts w:ascii="Courier New" w:hAnsi="Courier New" w:cs="Courier New"/>
+          <w:b/>
+          <w:bCs/>
+          <w:sz w:val="22"/>
+          <w:szCs w:val="22"/>
+        </w:rPr>
+        <w:t>9</w:t>
       </w:r>
       <w:r>
         <w:rPr>
@@ -3022,17 +3464,17 @@
           <w:sz w:val="22"/>
           <w:szCs w:val="22"/>
         </w:rPr>
-        <w:t>Floating old woman – [2</w:t>
-      </w:r>
-      <w:r>
-        <w:rPr>
-          <w:rFonts w:ascii="Courier New" w:hAnsi="Courier New" w:cs="Courier New"/>
-          <w:b/>
-          <w:bCs/>
-          <w:sz w:val="22"/>
-          <w:szCs w:val="22"/>
-        </w:rPr>
-        <w:t>3</w:t>
+        <w:t>Mirror Delay – [2</w:t>
+      </w:r>
+      <w:r>
+        <w:rPr>
+          <w:rFonts w:ascii="Courier New" w:hAnsi="Courier New" w:cs="Courier New"/>
+          <w:b/>
+          <w:bCs/>
+          <w:sz w:val="22"/>
+          <w:szCs w:val="22"/>
+        </w:rPr>
+        <w:t>9</w:t>
       </w:r>
       <w:r>
         <w:rPr>
@@ -3063,17 +3505,77 @@
           <w:sz w:val="22"/>
           <w:szCs w:val="22"/>
         </w:rPr>
-        <w:t>Adi and Ghost float as room rotates – [2</w:t>
-      </w:r>
-      <w:r>
-        <w:rPr>
-          <w:rFonts w:ascii="Courier New" w:hAnsi="Courier New" w:cs="Courier New"/>
-          <w:b/>
-          <w:bCs/>
-          <w:sz w:val="22"/>
-          <w:szCs w:val="22"/>
-        </w:rPr>
-        <w:t>3</w:t>
+        <w:t>Mirror explo</w:t>
+      </w:r>
+      <w:r>
+        <w:rPr>
+          <w:rFonts w:ascii="Courier New" w:hAnsi="Courier New" w:cs="Courier New"/>
+          <w:b/>
+          <w:bCs/>
+          <w:sz w:val="22"/>
+          <w:szCs w:val="22"/>
+        </w:rPr>
+        <w:t xml:space="preserve">sion and </w:t>
+      </w:r>
+      <w:r>
+        <w:rPr>
+          <w:rFonts w:ascii="Courier New" w:hAnsi="Courier New" w:cs="Courier New"/>
+          <w:b/>
+          <w:bCs/>
+          <w:sz w:val="22"/>
+          <w:szCs w:val="22"/>
+        </w:rPr>
+        <w:t xml:space="preserve">propelled </w:t>
+      </w:r>
+      <w:r>
+        <w:rPr>
+          <w:rFonts w:ascii="Courier New" w:hAnsi="Courier New" w:cs="Courier New"/>
+          <w:b/>
+          <w:bCs/>
+          <w:sz w:val="22"/>
+          <w:szCs w:val="22"/>
+        </w:rPr>
+        <w:t>back</w:t>
+      </w:r>
+      <w:r>
+        <w:rPr>
+          <w:rFonts w:ascii="Courier New" w:hAnsi="Courier New" w:cs="Courier New"/>
+          <w:b/>
+          <w:bCs/>
+          <w:sz w:val="22"/>
+          <w:szCs w:val="22"/>
+        </w:rPr>
+        <w:t>ward</w:t>
+      </w:r>
+      <w:r>
+        <w:rPr>
+          <w:rFonts w:ascii="Courier New" w:hAnsi="Courier New" w:cs="Courier New"/>
+          <w:b/>
+          <w:bCs/>
+          <w:sz w:val="22"/>
+          <w:szCs w:val="22"/>
+        </w:rPr>
+        <w:t xml:space="preserve"> </w:t>
+      </w:r>
+      <w:r>
+        <w:rPr>
+          <w:rFonts w:ascii="Courier New" w:hAnsi="Courier New" w:cs="Courier New"/>
+          <w:b/>
+          <w:bCs/>
+          <w:sz w:val="22"/>
+          <w:szCs w:val="22"/>
+        </w:rPr>
+        <w:t>– [2</w:t>
+      </w:r>
+      <w:r>
+        <w:rPr>
+          <w:rFonts w:ascii="Courier New" w:hAnsi="Courier New" w:cs="Courier New"/>
+          <w:b/>
+          <w:bCs/>
+          <w:sz w:val="22"/>
+          <w:szCs w:val="22"/>
+        </w:rPr>
+        <w:t>9</w:t>
       </w:r>
       <w:r>
         <w:rPr>
@@ -3104,17 +3606,37 @@
           <w:sz w:val="22"/>
           <w:szCs w:val="22"/>
         </w:rPr>
-        <w:t>Loop de loop eyes – [2</w:t>
-      </w:r>
-      <w:r>
-        <w:rPr>
-          <w:rFonts w:ascii="Courier New" w:hAnsi="Courier New" w:cs="Courier New"/>
-          <w:b/>
-          <w:bCs/>
-          <w:sz w:val="22"/>
-          <w:szCs w:val="22"/>
-        </w:rPr>
-        <w:t>3</w:t>
+        <w:t xml:space="preserve">The Memory </w:t>
+      </w:r>
+      <w:r>
+        <w:rPr>
+          <w:rFonts w:ascii="Courier New" w:hAnsi="Courier New" w:cs="Courier New"/>
+          <w:b/>
+          <w:bCs/>
+          <w:sz w:val="22"/>
+          <w:szCs w:val="22"/>
+        </w:rPr>
+        <w:t>shards m</w:t>
+      </w:r>
+      <w:r>
+        <w:rPr>
+          <w:rFonts w:ascii="Courier New" w:hAnsi="Courier New" w:cs="Courier New"/>
+          <w:b/>
+          <w:bCs/>
+          <w:sz w:val="22"/>
+          <w:szCs w:val="22"/>
+        </w:rPr>
+        <w:t>ontage – [2</w:t>
+      </w:r>
+      <w:r>
+        <w:rPr>
+          <w:rFonts w:ascii="Courier New" w:hAnsi="Courier New" w:cs="Courier New"/>
+          <w:b/>
+          <w:bCs/>
+          <w:sz w:val="22"/>
+          <w:szCs w:val="22"/>
+        </w:rPr>
+        <w:t>9</w:t>
       </w:r>
       <w:r>
         <w:rPr>
@@ -3129,129 +3651,115 @@
     </w:p>
     <w:p>
       <w:pPr>
-        <w:spacing w:line="240" w:lineRule="auto"/>
-        <w:rPr>
-          <w:rFonts w:ascii="Courier New" w:hAnsi="Courier New" w:cs="Courier New"/>
-          <w:b/>
-          <w:bCs/>
-          <w:sz w:val="22"/>
-          <w:szCs w:val="22"/>
-        </w:rPr>
-      </w:pPr>
-      <w:r>
-        <w:rPr>
-          <w:rFonts w:ascii="Courier New" w:hAnsi="Courier New" w:cs="Courier New"/>
-          <w:b/>
-          <w:bCs/>
-          <w:sz w:val="22"/>
-          <w:szCs w:val="22"/>
-        </w:rPr>
-        <w:t>Loopy eye to closed door transition – [23]</w:t>
-      </w:r>
-    </w:p>
-    <w:p>
-      <w:pPr>
-        <w:rPr>
-          <w:rFonts w:ascii="Courier New" w:hAnsi="Courier New" w:cs="Courier New"/>
-          <w:b/>
-          <w:bCs/>
-          <w:sz w:val="22"/>
-          <w:szCs w:val="22"/>
-        </w:rPr>
-      </w:pPr>
-      <w:r>
-        <w:rPr>
-          <w:rFonts w:ascii="Courier New" w:hAnsi="Courier New" w:cs="Courier New"/>
-          <w:b/>
-          <w:bCs/>
-          <w:sz w:val="22"/>
-          <w:szCs w:val="22"/>
-        </w:rPr>
-        <w:lastRenderedPageBreak/>
-        <w:t>Dark foggy room – [24]</w:t>
-      </w:r>
-    </w:p>
-    <w:p>
-      <w:pPr>
-        <w:rPr>
-          <w:rFonts w:ascii="Courier New" w:hAnsi="Courier New" w:cs="Courier New"/>
-          <w:b/>
-          <w:bCs/>
-          <w:sz w:val="22"/>
-          <w:szCs w:val="22"/>
-        </w:rPr>
-      </w:pPr>
-      <w:r>
-        <w:rPr>
-          <w:rFonts w:ascii="Courier New" w:hAnsi="Courier New" w:cs="Courier New"/>
-          <w:b/>
-          <w:bCs/>
-          <w:sz w:val="22"/>
-          <w:szCs w:val="22"/>
-        </w:rPr>
-        <w:t>Envelope flies out of the TV – [24]</w:t>
-      </w:r>
-    </w:p>
-    <w:p>
-      <w:pPr>
-        <w:rPr>
-          <w:rFonts w:ascii="Courier New" w:hAnsi="Courier New" w:cs="Courier New"/>
-          <w:b/>
-          <w:bCs/>
-          <w:sz w:val="22"/>
-          <w:szCs w:val="22"/>
-        </w:rPr>
-      </w:pPr>
-      <w:r>
-        <w:rPr>
-          <w:rFonts w:ascii="Courier New" w:hAnsi="Courier New" w:cs="Courier New"/>
-          <w:b/>
-          <w:bCs/>
-          <w:sz w:val="22"/>
-          <w:szCs w:val="22"/>
-        </w:rPr>
-        <w:t>Kriti and Veds face warps – [24]</w:t>
-      </w:r>
-    </w:p>
-    <w:p>
-      <w:pPr>
-        <w:rPr>
-          <w:rFonts w:ascii="Courier New" w:hAnsi="Courier New" w:cs="Courier New"/>
-          <w:b/>
-          <w:bCs/>
-          <w:sz w:val="22"/>
-          <w:szCs w:val="22"/>
-        </w:rPr>
-      </w:pPr>
-      <w:r>
-        <w:rPr>
-          <w:rFonts w:ascii="Courier New" w:hAnsi="Courier New" w:cs="Courier New"/>
-          <w:b/>
-          <w:bCs/>
-          <w:sz w:val="22"/>
-          <w:szCs w:val="22"/>
-        </w:rPr>
-        <w:t>Priest and Pyre</w:t>
-      </w:r>
-      <w:r>
-        <w:rPr>
-          <w:rFonts w:ascii="Courier New" w:hAnsi="Courier New" w:cs="Courier New"/>
-          <w:b/>
-          <w:bCs/>
-          <w:sz w:val="22"/>
-          <w:szCs w:val="22"/>
-        </w:rPr>
-        <w:t xml:space="preserve"> and Roaring flames – [2</w:t>
-      </w:r>
-      <w:r>
-        <w:rPr>
-          <w:rFonts w:ascii="Courier New" w:hAnsi="Courier New" w:cs="Courier New"/>
-          <w:b/>
-          <w:bCs/>
-          <w:sz w:val="22"/>
-          <w:szCs w:val="22"/>
-        </w:rPr>
-        <w:t>4</w:t>
+        <w:rPr>
+          <w:rFonts w:ascii="Courier New" w:hAnsi="Courier New" w:cs="Courier New"/>
+          <w:b/>
+          <w:bCs/>
+          <w:sz w:val="22"/>
+          <w:szCs w:val="22"/>
+        </w:rPr>
+      </w:pPr>
+      <w:r>
+        <w:rPr>
+          <w:rFonts w:ascii="Courier New" w:hAnsi="Courier New" w:cs="Courier New"/>
+          <w:b/>
+          <w:bCs/>
+          <w:sz w:val="22"/>
+          <w:szCs w:val="22"/>
+        </w:rPr>
+        <w:t>Dog’s Grave – [29]</w:t>
+      </w:r>
+    </w:p>
+    <w:p>
+      <w:pPr>
+        <w:rPr>
+          <w:rFonts w:ascii="Courier New" w:hAnsi="Courier New" w:cs="Courier New"/>
+          <w:b/>
+          <w:bCs/>
+          <w:sz w:val="22"/>
+          <w:szCs w:val="22"/>
+        </w:rPr>
+      </w:pPr>
+      <w:r>
+        <w:rPr>
+          <w:rFonts w:ascii="Courier New" w:hAnsi="Courier New" w:cs="Courier New"/>
+          <w:b/>
+          <w:bCs/>
+          <w:sz w:val="22"/>
+          <w:szCs w:val="22"/>
+        </w:rPr>
+        <w:t>Post Death Sounds – [29]</w:t>
+      </w:r>
+    </w:p>
+    <w:p>
+      <w:pPr>
+        <w:rPr>
+          <w:rFonts w:ascii="Courier New" w:hAnsi="Courier New" w:cs="Courier New"/>
+          <w:b/>
+          <w:bCs/>
+          <w:sz w:val="22"/>
+          <w:szCs w:val="22"/>
+        </w:rPr>
+      </w:pPr>
+      <w:r>
+        <w:rPr>
+          <w:rFonts w:ascii="Courier New" w:hAnsi="Courier New" w:cs="Courier New"/>
+          <w:b/>
+          <w:bCs/>
+          <w:sz w:val="22"/>
+          <w:szCs w:val="22"/>
+        </w:rPr>
+        <w:t xml:space="preserve">The </w:t>
+      </w:r>
+      <w:r>
+        <w:rPr>
+          <w:rFonts w:ascii="Courier New" w:hAnsi="Courier New" w:cs="Courier New"/>
+          <w:b/>
+          <w:bCs/>
+          <w:sz w:val="22"/>
+          <w:szCs w:val="22"/>
+        </w:rPr>
+        <w:t>C</w:t>
+      </w:r>
+      <w:r>
+        <w:rPr>
+          <w:rFonts w:ascii="Courier New" w:hAnsi="Courier New" w:cs="Courier New"/>
+          <w:b/>
+          <w:bCs/>
+          <w:sz w:val="22"/>
+          <w:szCs w:val="22"/>
+        </w:rPr>
+        <w:t>remation</w:t>
+      </w:r>
+      <w:r>
+        <w:rPr>
+          <w:rFonts w:ascii="Courier New" w:hAnsi="Courier New" w:cs="Courier New"/>
+          <w:b/>
+          <w:bCs/>
+          <w:sz w:val="22"/>
+          <w:szCs w:val="22"/>
+        </w:rPr>
+        <w:t xml:space="preserve"> </w:t>
+      </w:r>
+      <w:r>
+        <w:rPr>
+          <w:rFonts w:ascii="Courier New" w:hAnsi="Courier New" w:cs="Courier New"/>
+          <w:b/>
+          <w:bCs/>
+          <w:sz w:val="22"/>
+          <w:szCs w:val="22"/>
+        </w:rPr>
+        <w:t>– [2</w:t>
+      </w:r>
+      <w:r>
+        <w:rPr>
+          <w:rFonts w:ascii="Courier New" w:hAnsi="Courier New" w:cs="Courier New"/>
+          <w:b/>
+          <w:bCs/>
+          <w:sz w:val="22"/>
+          <w:szCs w:val="22"/>
+        </w:rPr>
+        <w:t>9</w:t>
       </w:r>
       <w:r>
         <w:rPr>
@@ -3282,58 +3790,38 @@
           <w:sz w:val="22"/>
           <w:szCs w:val="22"/>
         </w:rPr>
-        <w:t>A glowing door – [24]</w:t>
-      </w:r>
-    </w:p>
-    <w:p>
-      <w:pPr>
-        <w:rPr>
-          <w:rFonts w:ascii="Courier New" w:hAnsi="Courier New" w:cs="Courier New"/>
-          <w:b/>
-          <w:bCs/>
-          <w:sz w:val="22"/>
-          <w:szCs w:val="22"/>
-        </w:rPr>
-      </w:pPr>
-      <w:r>
-        <w:rPr>
-          <w:rFonts w:ascii="Courier New" w:hAnsi="Courier New" w:cs="Courier New"/>
-          <w:b/>
-          <w:bCs/>
-          <w:sz w:val="22"/>
-          <w:szCs w:val="22"/>
-        </w:rPr>
-        <w:t xml:space="preserve">The Red Field </w:t>
-      </w:r>
-      <w:r>
-        <w:rPr>
-          <w:rFonts w:ascii="Courier New" w:hAnsi="Courier New" w:cs="Courier New"/>
-          <w:b/>
-          <w:bCs/>
-          <w:sz w:val="22"/>
-          <w:szCs w:val="22"/>
-        </w:rPr>
-        <w:t xml:space="preserve">with clouds and thunder </w:t>
-      </w:r>
-      <w:r>
-        <w:rPr>
-          <w:rFonts w:ascii="Courier New" w:hAnsi="Courier New" w:cs="Courier New"/>
-          <w:b/>
-          <w:bCs/>
-          <w:sz w:val="22"/>
-          <w:szCs w:val="22"/>
-        </w:rPr>
-        <w:t>– [2</w:t>
-      </w:r>
-      <w:r>
-        <w:rPr>
-          <w:rFonts w:ascii="Courier New" w:hAnsi="Courier New" w:cs="Courier New"/>
-          <w:b/>
-          <w:bCs/>
-          <w:sz w:val="22"/>
-          <w:szCs w:val="22"/>
-        </w:rPr>
-        <w:t>5</w:t>
+        <w:t>Morphing of Mother, Kriti and Ved in fog – [30]</w:t>
+      </w:r>
+    </w:p>
+    <w:p>
+      <w:pPr>
+        <w:rPr>
+          <w:rFonts w:ascii="Courier New" w:hAnsi="Courier New" w:cs="Courier New"/>
+          <w:b/>
+          <w:bCs/>
+          <w:sz w:val="22"/>
+          <w:szCs w:val="22"/>
+        </w:rPr>
+      </w:pPr>
+      <w:r>
+        <w:rPr>
+          <w:rFonts w:ascii="Courier New" w:hAnsi="Courier New" w:cs="Courier New"/>
+          <w:b/>
+          <w:bCs/>
+          <w:sz w:val="22"/>
+          <w:szCs w:val="22"/>
+        </w:rPr>
+        <w:t>Mother transforms into Yamadhootha – [</w:t>
+      </w:r>
+      <w:r>
+        <w:rPr>
+          <w:rFonts w:ascii="Courier New" w:hAnsi="Courier New" w:cs="Courier New"/>
+          <w:b/>
+          <w:bCs/>
+          <w:sz w:val="22"/>
+          <w:szCs w:val="22"/>
+        </w:rPr>
+        <w:t>30</w:t>
       </w:r>
       <w:r>
         <w:rPr>
@@ -3364,27 +3852,47 @@
           <w:sz w:val="22"/>
           <w:szCs w:val="22"/>
         </w:rPr>
-        <w:t>The Flying</w:t>
-      </w:r>
-      <w:r>
-        <w:rPr>
-          <w:rFonts w:ascii="Courier New" w:hAnsi="Courier New" w:cs="Courier New"/>
-          <w:b/>
-          <w:bCs/>
-          <w:sz w:val="22"/>
-          <w:szCs w:val="22"/>
-        </w:rPr>
-        <w:t xml:space="preserve"> hands of the Ghosts – [2</w:t>
-      </w:r>
-      <w:r>
-        <w:rPr>
-          <w:rFonts w:ascii="Courier New" w:hAnsi="Courier New" w:cs="Courier New"/>
-          <w:b/>
-          <w:bCs/>
-          <w:sz w:val="22"/>
-          <w:szCs w:val="22"/>
-        </w:rPr>
-        <w:t>5</w:t>
+        <w:t xml:space="preserve">Yamadhootha’s </w:t>
+      </w:r>
+      <w:r>
+        <w:rPr>
+          <w:rFonts w:ascii="Courier New" w:hAnsi="Courier New" w:cs="Courier New"/>
+          <w:b/>
+          <w:bCs/>
+          <w:sz w:val="22"/>
+          <w:szCs w:val="22"/>
+        </w:rPr>
+        <w:t>yellow-</w:t>
+      </w:r>
+      <w:r>
+        <w:rPr>
+          <w:rFonts w:ascii="Courier New" w:hAnsi="Courier New" w:cs="Courier New"/>
+          <w:b/>
+          <w:bCs/>
+          <w:sz w:val="22"/>
+          <w:szCs w:val="22"/>
+        </w:rPr>
+        <w:t xml:space="preserve">red </w:t>
+      </w:r>
+      <w:r>
+        <w:rPr>
+          <w:rFonts w:ascii="Courier New" w:hAnsi="Courier New" w:cs="Courier New"/>
+          <w:b/>
+          <w:bCs/>
+          <w:sz w:val="22"/>
+          <w:szCs w:val="22"/>
+        </w:rPr>
+        <w:t>glowing eyes – [</w:t>
+      </w:r>
+      <w:r>
+        <w:rPr>
+          <w:rFonts w:ascii="Courier New" w:hAnsi="Courier New" w:cs="Courier New"/>
+          <w:b/>
+          <w:bCs/>
+          <w:sz w:val="22"/>
+          <w:szCs w:val="22"/>
+        </w:rPr>
+        <w:t>30</w:t>
       </w:r>
       <w:r>
         <w:rPr>
@@ -3415,38 +3923,57 @@
           <w:sz w:val="22"/>
           <w:szCs w:val="22"/>
         </w:rPr>
-        <w:t>Ghost hands grip his face – [25]</w:t>
-      </w:r>
-    </w:p>
-    <w:p>
-      <w:pPr>
-        <w:rPr>
-          <w:rFonts w:ascii="Courier New" w:hAnsi="Courier New" w:cs="Courier New"/>
-          <w:b/>
-          <w:bCs/>
-          <w:sz w:val="22"/>
-          <w:szCs w:val="22"/>
-        </w:rPr>
-      </w:pPr>
-      <w:r>
-        <w:rPr>
-          <w:rFonts w:ascii="Courier New" w:hAnsi="Courier New" w:cs="Courier New"/>
-          <w:b/>
-          <w:bCs/>
-          <w:sz w:val="22"/>
-          <w:szCs w:val="22"/>
-        </w:rPr>
-        <w:t>The Red Sky with 2 Suns and Vortex – [2</w:t>
-      </w:r>
-      <w:r>
-        <w:rPr>
-          <w:rFonts w:ascii="Courier New" w:hAnsi="Courier New" w:cs="Courier New"/>
-          <w:b/>
-          <w:bCs/>
-          <w:sz w:val="22"/>
-          <w:szCs w:val="22"/>
-        </w:rPr>
-        <w:t>5</w:t>
+        <w:t xml:space="preserve">Portal </w:t>
+      </w:r>
+      <w:r>
+        <w:rPr>
+          <w:rFonts w:ascii="Courier New" w:hAnsi="Courier New" w:cs="Courier New"/>
+          <w:b/>
+          <w:bCs/>
+          <w:sz w:val="22"/>
+          <w:szCs w:val="22"/>
+        </w:rPr>
+        <w:t>Appears</w:t>
+      </w:r>
+      <w:r>
+        <w:rPr>
+          <w:rFonts w:ascii="Courier New" w:hAnsi="Courier New" w:cs="Courier New"/>
+          <w:b/>
+          <w:bCs/>
+          <w:sz w:val="22"/>
+          <w:szCs w:val="22"/>
+        </w:rPr>
+        <w:t xml:space="preserve"> through the fog</w:t>
+      </w:r>
+      <w:r>
+        <w:rPr>
+          <w:rFonts w:ascii="Courier New" w:hAnsi="Courier New" w:cs="Courier New"/>
+          <w:b/>
+          <w:bCs/>
+          <w:sz w:val="22"/>
+          <w:szCs w:val="22"/>
+        </w:rPr>
+        <w:t xml:space="preserve"> </w:t>
+      </w:r>
+      <w:r>
+        <w:rPr>
+          <w:rFonts w:ascii="Courier New" w:hAnsi="Courier New" w:cs="Courier New"/>
+          <w:b/>
+          <w:bCs/>
+          <w:sz w:val="22"/>
+          <w:szCs w:val="22"/>
+        </w:rPr>
+        <w:t>– [</w:t>
+      </w:r>
+      <w:r>
+        <w:rPr>
+          <w:rFonts w:ascii="Courier New" w:hAnsi="Courier New" w:cs="Courier New"/>
+          <w:b/>
+          <w:bCs/>
+          <w:sz w:val="22"/>
+          <w:szCs w:val="22"/>
+        </w:rPr>
+        <w:t>30</w:t>
       </w:r>
       <w:r>
         <w:rPr>
@@ -3477,17 +4004,68 @@
           <w:sz w:val="22"/>
           <w:szCs w:val="22"/>
         </w:rPr>
-        <w:t>Hit face to tree and fall – [2</w:t>
-      </w:r>
-      <w:r>
-        <w:rPr>
-          <w:rFonts w:ascii="Courier New" w:hAnsi="Courier New" w:cs="Courier New"/>
-          <w:b/>
-          <w:bCs/>
-          <w:sz w:val="22"/>
-          <w:szCs w:val="22"/>
-        </w:rPr>
-        <w:t>5</w:t>
+        <w:t>Inside portal -&gt; Photo on the other side – [30]</w:t>
+      </w:r>
+    </w:p>
+    <w:p>
+      <w:pPr>
+        <w:rPr>
+          <w:rFonts w:ascii="Courier New" w:hAnsi="Courier New" w:cs="Courier New"/>
+          <w:b/>
+          <w:bCs/>
+          <w:sz w:val="22"/>
+          <w:szCs w:val="22"/>
+        </w:rPr>
+      </w:pPr>
+      <w:r>
+        <w:rPr>
+          <w:rFonts w:ascii="Courier New" w:hAnsi="Courier New" w:cs="Courier New"/>
+          <w:b/>
+          <w:bCs/>
+          <w:sz w:val="22"/>
+          <w:szCs w:val="22"/>
+        </w:rPr>
+        <w:t xml:space="preserve">The </w:t>
+      </w:r>
+      <w:r>
+        <w:rPr>
+          <w:rFonts w:ascii="Courier New" w:hAnsi="Courier New" w:cs="Courier New"/>
+          <w:b/>
+          <w:bCs/>
+          <w:sz w:val="22"/>
+          <w:szCs w:val="22"/>
+        </w:rPr>
+        <w:t>c</w:t>
+      </w:r>
+      <w:r>
+        <w:rPr>
+          <w:rFonts w:ascii="Courier New" w:hAnsi="Courier New" w:cs="Courier New"/>
+          <w:b/>
+          <w:bCs/>
+          <w:sz w:val="22"/>
+          <w:szCs w:val="22"/>
+        </w:rPr>
+        <w:t xml:space="preserve">hain </w:t>
+      </w:r>
+      <w:r>
+        <w:rPr>
+          <w:rFonts w:ascii="Courier New" w:hAnsi="Courier New" w:cs="Courier New"/>
+          <w:b/>
+          <w:bCs/>
+          <w:sz w:val="22"/>
+          <w:szCs w:val="22"/>
+        </w:rPr>
+        <w:t>comes out of hands – [</w:t>
+      </w:r>
+      <w:r>
+        <w:rPr>
+          <w:rFonts w:ascii="Courier New" w:hAnsi="Courier New" w:cs="Courier New"/>
+          <w:b/>
+          <w:bCs/>
+          <w:sz w:val="22"/>
+          <w:szCs w:val="22"/>
+        </w:rPr>
+        <w:t>30</w:t>
       </w:r>
       <w:r>
         <w:rPr>
@@ -3518,27 +4096,17 @@
           <w:sz w:val="22"/>
           <w:szCs w:val="22"/>
         </w:rPr>
-        <w:t>Ghostly silhouettes</w:t>
-      </w:r>
-      <w:r>
-        <w:rPr>
-          <w:rFonts w:ascii="Courier New" w:hAnsi="Courier New" w:cs="Courier New"/>
-          <w:b/>
-          <w:bCs/>
-          <w:sz w:val="22"/>
-          <w:szCs w:val="22"/>
-        </w:rPr>
-        <w:t xml:space="preserve"> in the distance – [2</w:t>
-      </w:r>
-      <w:r>
-        <w:rPr>
-          <w:rFonts w:ascii="Courier New" w:hAnsi="Courier New" w:cs="Courier New"/>
-          <w:b/>
-          <w:bCs/>
-          <w:sz w:val="22"/>
-          <w:szCs w:val="22"/>
-        </w:rPr>
-        <w:t>5</w:t>
+        <w:t>The chain crawls on the floor – [</w:t>
+      </w:r>
+      <w:r>
+        <w:rPr>
+          <w:rFonts w:ascii="Courier New" w:hAnsi="Courier New" w:cs="Courier New"/>
+          <w:b/>
+          <w:bCs/>
+          <w:sz w:val="22"/>
+          <w:szCs w:val="22"/>
+        </w:rPr>
+        <w:t>30</w:t>
       </w:r>
       <w:r>
         <w:rPr>
@@ -3569,38 +4137,47 @@
           <w:sz w:val="22"/>
           <w:szCs w:val="22"/>
         </w:rPr>
-        <w:t>Appearance of Adi’s father’s ghost – [25]</w:t>
-      </w:r>
-    </w:p>
-    <w:p>
-      <w:pPr>
-        <w:rPr>
-          <w:rFonts w:ascii="Courier New" w:hAnsi="Courier New" w:cs="Courier New"/>
-          <w:b/>
-          <w:bCs/>
-          <w:sz w:val="22"/>
-          <w:szCs w:val="22"/>
-        </w:rPr>
-      </w:pPr>
-      <w:r>
-        <w:rPr>
-          <w:rFonts w:ascii="Courier New" w:hAnsi="Courier New" w:cs="Courier New"/>
-          <w:b/>
-          <w:bCs/>
-          <w:sz w:val="22"/>
-          <w:szCs w:val="22"/>
-        </w:rPr>
-        <w:t>Raven flies and sits in the tree – [2</w:t>
-      </w:r>
-      <w:r>
-        <w:rPr>
-          <w:rFonts w:ascii="Courier New" w:hAnsi="Courier New" w:cs="Courier New"/>
-          <w:b/>
-          <w:bCs/>
-          <w:sz w:val="22"/>
-          <w:szCs w:val="22"/>
-        </w:rPr>
-        <w:t>5</w:t>
+        <w:t>The chain w</w:t>
+      </w:r>
+      <w:r>
+        <w:rPr>
+          <w:rFonts w:ascii="Courier New" w:hAnsi="Courier New" w:cs="Courier New"/>
+          <w:b/>
+          <w:bCs/>
+          <w:sz w:val="22"/>
+          <w:szCs w:val="22"/>
+        </w:rPr>
+        <w:t xml:space="preserve">raps </w:t>
+      </w:r>
+      <w:r>
+        <w:rPr>
+          <w:rFonts w:ascii="Courier New" w:hAnsi="Courier New" w:cs="Courier New"/>
+          <w:b/>
+          <w:bCs/>
+          <w:sz w:val="22"/>
+          <w:szCs w:val="22"/>
+        </w:rPr>
+        <w:t xml:space="preserve">around Adi </w:t>
+      </w:r>
+      <w:r>
+        <w:rPr>
+          <w:rFonts w:ascii="Courier New" w:hAnsi="Courier New" w:cs="Courier New"/>
+          <w:b/>
+          <w:bCs/>
+          <w:sz w:val="22"/>
+          <w:szCs w:val="22"/>
+        </w:rPr>
+        <w:t>– [</w:t>
+      </w:r>
+      <w:r>
+        <w:rPr>
+          <w:rFonts w:ascii="Courier New" w:hAnsi="Courier New" w:cs="Courier New"/>
+          <w:b/>
+          <w:bCs/>
+          <w:sz w:val="22"/>
+          <w:szCs w:val="22"/>
+        </w:rPr>
+        <w:t>30</w:t>
       </w:r>
       <w:r>
         <w:rPr>
@@ -3631,864 +4208,7 @@
           <w:sz w:val="22"/>
           <w:szCs w:val="22"/>
         </w:rPr>
-        <w:t>Sesame appears on his face – [2</w:t>
-      </w:r>
-      <w:r>
-        <w:rPr>
-          <w:rFonts w:ascii="Courier New" w:hAnsi="Courier New" w:cs="Courier New"/>
-          <w:b/>
-          <w:bCs/>
-          <w:sz w:val="22"/>
-          <w:szCs w:val="22"/>
-        </w:rPr>
-        <w:t>5</w:t>
-      </w:r>
-      <w:r>
-        <w:rPr>
-          <w:rFonts w:ascii="Courier New" w:hAnsi="Courier New" w:cs="Courier New"/>
-          <w:b/>
-          <w:bCs/>
-          <w:sz w:val="22"/>
-          <w:szCs w:val="22"/>
-        </w:rPr>
-        <w:t>]</w:t>
-      </w:r>
-    </w:p>
-    <w:p>
-      <w:pPr>
-        <w:rPr>
-          <w:rFonts w:ascii="Courier New" w:hAnsi="Courier New" w:cs="Courier New"/>
-          <w:b/>
-          <w:bCs/>
-          <w:sz w:val="22"/>
-          <w:szCs w:val="22"/>
-        </w:rPr>
-      </w:pPr>
-      <w:r>
-        <w:rPr>
-          <w:rFonts w:ascii="Courier New" w:hAnsi="Courier New" w:cs="Courier New"/>
-          <w:b/>
-          <w:bCs/>
-          <w:sz w:val="22"/>
-          <w:szCs w:val="22"/>
-        </w:rPr>
-        <w:t>Raven eats sesame – [2</w:t>
-      </w:r>
-      <w:r>
-        <w:rPr>
-          <w:rFonts w:ascii="Courier New" w:hAnsi="Courier New" w:cs="Courier New"/>
-          <w:b/>
-          <w:bCs/>
-          <w:sz w:val="22"/>
-          <w:szCs w:val="22"/>
-        </w:rPr>
-        <w:t>5</w:t>
-      </w:r>
-      <w:r>
-        <w:rPr>
-          <w:rFonts w:ascii="Courier New" w:hAnsi="Courier New" w:cs="Courier New"/>
-          <w:b/>
-          <w:bCs/>
-          <w:sz w:val="22"/>
-          <w:szCs w:val="22"/>
-        </w:rPr>
-        <w:t>]</w:t>
-      </w:r>
-    </w:p>
-    <w:p>
-      <w:pPr>
-        <w:rPr>
-          <w:rFonts w:ascii="Courier New" w:hAnsi="Courier New" w:cs="Courier New"/>
-          <w:b/>
-          <w:bCs/>
-          <w:sz w:val="22"/>
-          <w:szCs w:val="22"/>
-        </w:rPr>
-      </w:pPr>
-      <w:r>
-        <w:rPr>
-          <w:rFonts w:ascii="Courier New" w:hAnsi="Courier New" w:cs="Courier New"/>
-          <w:b/>
-          <w:bCs/>
-          <w:sz w:val="22"/>
-          <w:szCs w:val="22"/>
-        </w:rPr>
-        <w:t>Vasu shots – [2</w:t>
-      </w:r>
-      <w:r>
-        <w:rPr>
-          <w:rFonts w:ascii="Courier New" w:hAnsi="Courier New" w:cs="Courier New"/>
-          <w:b/>
-          <w:bCs/>
-          <w:sz w:val="22"/>
-          <w:szCs w:val="22"/>
-        </w:rPr>
-        <w:t>5</w:t>
-      </w:r>
-      <w:r>
-        <w:rPr>
-          <w:rFonts w:ascii="Courier New" w:hAnsi="Courier New" w:cs="Courier New"/>
-          <w:b/>
-          <w:bCs/>
-          <w:sz w:val="22"/>
-          <w:szCs w:val="22"/>
-        </w:rPr>
-        <w:t>]</w:t>
-      </w:r>
-    </w:p>
-    <w:p>
-      <w:pPr>
-        <w:rPr>
-          <w:rFonts w:ascii="Courier New" w:hAnsi="Courier New" w:cs="Courier New"/>
-          <w:b/>
-          <w:bCs/>
-          <w:sz w:val="22"/>
-          <w:szCs w:val="22"/>
-        </w:rPr>
-      </w:pPr>
-      <w:r>
-        <w:rPr>
-          <w:rFonts w:ascii="Courier New" w:hAnsi="Courier New" w:cs="Courier New"/>
-          <w:b/>
-          <w:bCs/>
-          <w:sz w:val="22"/>
-          <w:szCs w:val="22"/>
-        </w:rPr>
-        <w:t xml:space="preserve">The </w:t>
-      </w:r>
-      <w:r>
-        <w:rPr>
-          <w:rFonts w:ascii="Courier New" w:hAnsi="Courier New" w:cs="Courier New"/>
-          <w:b/>
-          <w:bCs/>
-          <w:sz w:val="22"/>
-          <w:szCs w:val="22"/>
-        </w:rPr>
-        <w:t>three P</w:t>
-      </w:r>
-      <w:r>
-        <w:rPr>
-          <w:rFonts w:ascii="Courier New" w:hAnsi="Courier New" w:cs="Courier New"/>
-          <w:b/>
-          <w:bCs/>
-          <w:sz w:val="22"/>
-          <w:szCs w:val="22"/>
-        </w:rPr>
-        <w:t>itrus – [25]</w:t>
-      </w:r>
-    </w:p>
-    <w:p>
-      <w:pPr>
-        <w:rPr>
-          <w:rFonts w:ascii="Courier New" w:hAnsi="Courier New" w:cs="Courier New"/>
-          <w:b/>
-          <w:bCs/>
-          <w:sz w:val="22"/>
-          <w:szCs w:val="22"/>
-        </w:rPr>
-      </w:pPr>
-      <w:r>
-        <w:rPr>
-          <w:rFonts w:ascii="Courier New" w:hAnsi="Courier New" w:cs="Courier New"/>
-          <w:b/>
-          <w:bCs/>
-          <w:sz w:val="22"/>
-          <w:szCs w:val="22"/>
-        </w:rPr>
-        <w:t>Father opens a portal</w:t>
-      </w:r>
-      <w:r>
-        <w:rPr>
-          <w:rFonts w:ascii="Courier New" w:hAnsi="Courier New" w:cs="Courier New"/>
-          <w:b/>
-          <w:bCs/>
-          <w:sz w:val="22"/>
-          <w:szCs w:val="22"/>
-        </w:rPr>
-        <w:t xml:space="preserve"> – [2</w:t>
-      </w:r>
-      <w:r>
-        <w:rPr>
-          <w:rFonts w:ascii="Courier New" w:hAnsi="Courier New" w:cs="Courier New"/>
-          <w:b/>
-          <w:bCs/>
-          <w:sz w:val="22"/>
-          <w:szCs w:val="22"/>
-        </w:rPr>
-        <w:t>5</w:t>
-      </w:r>
-      <w:r>
-        <w:rPr>
-          <w:rFonts w:ascii="Courier New" w:hAnsi="Courier New" w:cs="Courier New"/>
-          <w:b/>
-          <w:bCs/>
-          <w:sz w:val="22"/>
-          <w:szCs w:val="22"/>
-        </w:rPr>
-        <w:t>]</w:t>
-      </w:r>
-    </w:p>
-    <w:p>
-      <w:pPr>
-        <w:rPr>
-          <w:rFonts w:ascii="Courier New" w:hAnsi="Courier New" w:cs="Courier New"/>
-          <w:b/>
-          <w:bCs/>
-          <w:sz w:val="22"/>
-          <w:szCs w:val="22"/>
-        </w:rPr>
-      </w:pPr>
-      <w:r>
-        <w:rPr>
-          <w:rFonts w:ascii="Courier New" w:hAnsi="Courier New" w:cs="Courier New"/>
-          <w:b/>
-          <w:bCs/>
-          <w:sz w:val="22"/>
-          <w:szCs w:val="22"/>
-        </w:rPr>
-        <w:t>Portal drifts away – [2</w:t>
-      </w:r>
-      <w:r>
-        <w:rPr>
-          <w:rFonts w:ascii="Courier New" w:hAnsi="Courier New" w:cs="Courier New"/>
-          <w:b/>
-          <w:bCs/>
-          <w:sz w:val="22"/>
-          <w:szCs w:val="22"/>
-        </w:rPr>
-        <w:t>6</w:t>
-      </w:r>
-      <w:r>
-        <w:rPr>
-          <w:rFonts w:ascii="Courier New" w:hAnsi="Courier New" w:cs="Courier New"/>
-          <w:b/>
-          <w:bCs/>
-          <w:sz w:val="22"/>
-          <w:szCs w:val="22"/>
-        </w:rPr>
-        <w:t>]</w:t>
-      </w:r>
-    </w:p>
-    <w:p>
-      <w:pPr>
-        <w:rPr>
-          <w:rFonts w:ascii="Courier New" w:hAnsi="Courier New" w:cs="Courier New"/>
-          <w:b/>
-          <w:bCs/>
-          <w:sz w:val="22"/>
-          <w:szCs w:val="22"/>
-        </w:rPr>
-      </w:pPr>
-      <w:r>
-        <w:rPr>
-          <w:rFonts w:ascii="Courier New" w:hAnsi="Courier New" w:cs="Courier New"/>
-          <w:b/>
-          <w:bCs/>
-          <w:sz w:val="22"/>
-          <w:szCs w:val="22"/>
-        </w:rPr>
-        <w:t>Mirror Delay – [2</w:t>
-      </w:r>
-      <w:r>
-        <w:rPr>
-          <w:rFonts w:ascii="Courier New" w:hAnsi="Courier New" w:cs="Courier New"/>
-          <w:b/>
-          <w:bCs/>
-          <w:sz w:val="22"/>
-          <w:szCs w:val="22"/>
-        </w:rPr>
-        <w:t>7</w:t>
-      </w:r>
-      <w:r>
-        <w:rPr>
-          <w:rFonts w:ascii="Courier New" w:hAnsi="Courier New" w:cs="Courier New"/>
-          <w:b/>
-          <w:bCs/>
-          <w:sz w:val="22"/>
-          <w:szCs w:val="22"/>
-        </w:rPr>
-        <w:t>]</w:t>
-      </w:r>
-    </w:p>
-    <w:p>
-      <w:pPr>
-        <w:rPr>
-          <w:rFonts w:ascii="Courier New" w:hAnsi="Courier New" w:cs="Courier New"/>
-          <w:b/>
-          <w:bCs/>
-          <w:sz w:val="22"/>
-          <w:szCs w:val="22"/>
-        </w:rPr>
-      </w:pPr>
-      <w:r>
-        <w:rPr>
-          <w:rFonts w:ascii="Courier New" w:hAnsi="Courier New" w:cs="Courier New"/>
-          <w:b/>
-          <w:bCs/>
-          <w:sz w:val="22"/>
-          <w:szCs w:val="22"/>
-        </w:rPr>
-        <w:t>Mirror explo</w:t>
-      </w:r>
-      <w:r>
-        <w:rPr>
-          <w:rFonts w:ascii="Courier New" w:hAnsi="Courier New" w:cs="Courier New"/>
-          <w:b/>
-          <w:bCs/>
-          <w:sz w:val="22"/>
-          <w:szCs w:val="22"/>
-        </w:rPr>
-        <w:t xml:space="preserve">sion and </w:t>
-      </w:r>
-      <w:r>
-        <w:rPr>
-          <w:rFonts w:ascii="Courier New" w:hAnsi="Courier New" w:cs="Courier New"/>
-          <w:b/>
-          <w:bCs/>
-          <w:sz w:val="22"/>
-          <w:szCs w:val="22"/>
-        </w:rPr>
-        <w:t xml:space="preserve">propelled </w:t>
-      </w:r>
-      <w:r>
-        <w:rPr>
-          <w:rFonts w:ascii="Courier New" w:hAnsi="Courier New" w:cs="Courier New"/>
-          <w:b/>
-          <w:bCs/>
-          <w:sz w:val="22"/>
-          <w:szCs w:val="22"/>
-        </w:rPr>
-        <w:t>back</w:t>
-      </w:r>
-      <w:r>
-        <w:rPr>
-          <w:rFonts w:ascii="Courier New" w:hAnsi="Courier New" w:cs="Courier New"/>
-          <w:b/>
-          <w:bCs/>
-          <w:sz w:val="22"/>
-          <w:szCs w:val="22"/>
-        </w:rPr>
-        <w:t>ward</w:t>
-      </w:r>
-      <w:r>
-        <w:rPr>
-          <w:rFonts w:ascii="Courier New" w:hAnsi="Courier New" w:cs="Courier New"/>
-          <w:b/>
-          <w:bCs/>
-          <w:sz w:val="22"/>
-          <w:szCs w:val="22"/>
-        </w:rPr>
-        <w:t xml:space="preserve"> </w:t>
-      </w:r>
-      <w:r>
-        <w:rPr>
-          <w:rFonts w:ascii="Courier New" w:hAnsi="Courier New" w:cs="Courier New"/>
-          <w:b/>
-          <w:bCs/>
-          <w:sz w:val="22"/>
-          <w:szCs w:val="22"/>
-        </w:rPr>
-        <w:t>– [2</w:t>
-      </w:r>
-      <w:r>
-        <w:rPr>
-          <w:rFonts w:ascii="Courier New" w:hAnsi="Courier New" w:cs="Courier New"/>
-          <w:b/>
-          <w:bCs/>
-          <w:sz w:val="22"/>
-          <w:szCs w:val="22"/>
-        </w:rPr>
-        <w:t>7</w:t>
-      </w:r>
-      <w:r>
-        <w:rPr>
-          <w:rFonts w:ascii="Courier New" w:hAnsi="Courier New" w:cs="Courier New"/>
-          <w:b/>
-          <w:bCs/>
-          <w:sz w:val="22"/>
-          <w:szCs w:val="22"/>
-        </w:rPr>
-        <w:t>]</w:t>
-      </w:r>
-    </w:p>
-    <w:p>
-      <w:pPr>
-        <w:rPr>
-          <w:rFonts w:ascii="Courier New" w:hAnsi="Courier New" w:cs="Courier New"/>
-          <w:b/>
-          <w:bCs/>
-          <w:sz w:val="22"/>
-          <w:szCs w:val="22"/>
-        </w:rPr>
-      </w:pPr>
-      <w:r>
-        <w:rPr>
-          <w:rFonts w:ascii="Courier New" w:hAnsi="Courier New" w:cs="Courier New"/>
-          <w:b/>
-          <w:bCs/>
-          <w:sz w:val="22"/>
-          <w:szCs w:val="22"/>
-        </w:rPr>
-        <w:t xml:space="preserve">The Memory </w:t>
-      </w:r>
-      <w:r>
-        <w:rPr>
-          <w:rFonts w:ascii="Courier New" w:hAnsi="Courier New" w:cs="Courier New"/>
-          <w:b/>
-          <w:bCs/>
-          <w:sz w:val="22"/>
-          <w:szCs w:val="22"/>
-        </w:rPr>
-        <w:t>shards m</w:t>
-      </w:r>
-      <w:r>
-        <w:rPr>
-          <w:rFonts w:ascii="Courier New" w:hAnsi="Courier New" w:cs="Courier New"/>
-          <w:b/>
-          <w:bCs/>
-          <w:sz w:val="22"/>
-          <w:szCs w:val="22"/>
-        </w:rPr>
-        <w:t>ontage – [2</w:t>
-      </w:r>
-      <w:r>
-        <w:rPr>
-          <w:rFonts w:ascii="Courier New" w:hAnsi="Courier New" w:cs="Courier New"/>
-          <w:b/>
-          <w:bCs/>
-          <w:sz w:val="22"/>
-          <w:szCs w:val="22"/>
-        </w:rPr>
-        <w:t>5</w:t>
-      </w:r>
-      <w:r>
-        <w:rPr>
-          <w:rFonts w:ascii="Courier New" w:hAnsi="Courier New" w:cs="Courier New"/>
-          <w:b/>
-          <w:bCs/>
-          <w:sz w:val="22"/>
-          <w:szCs w:val="22"/>
-        </w:rPr>
-        <w:t>]</w:t>
-      </w:r>
-    </w:p>
-    <w:p>
-      <w:pPr>
-        <w:rPr>
-          <w:rFonts w:ascii="Courier New" w:hAnsi="Courier New" w:cs="Courier New"/>
-          <w:b/>
-          <w:bCs/>
-          <w:sz w:val="22"/>
-          <w:szCs w:val="22"/>
-        </w:rPr>
-      </w:pPr>
-      <w:r>
-        <w:rPr>
-          <w:rFonts w:ascii="Courier New" w:hAnsi="Courier New" w:cs="Courier New"/>
-          <w:b/>
-          <w:bCs/>
-          <w:sz w:val="22"/>
-          <w:szCs w:val="22"/>
-        </w:rPr>
-        <w:t xml:space="preserve">The </w:t>
-      </w:r>
-      <w:r>
-        <w:rPr>
-          <w:rFonts w:ascii="Courier New" w:hAnsi="Courier New" w:cs="Courier New"/>
-          <w:b/>
-          <w:bCs/>
-          <w:sz w:val="22"/>
-          <w:szCs w:val="22"/>
-        </w:rPr>
-        <w:t>C</w:t>
-      </w:r>
-      <w:r>
-        <w:rPr>
-          <w:rFonts w:ascii="Courier New" w:hAnsi="Courier New" w:cs="Courier New"/>
-          <w:b/>
-          <w:bCs/>
-          <w:sz w:val="22"/>
-          <w:szCs w:val="22"/>
-        </w:rPr>
-        <w:t>remation – [2</w:t>
-      </w:r>
-      <w:r>
-        <w:rPr>
-          <w:rFonts w:ascii="Courier New" w:hAnsi="Courier New" w:cs="Courier New"/>
-          <w:b/>
-          <w:bCs/>
-          <w:sz w:val="22"/>
-          <w:szCs w:val="22"/>
-        </w:rPr>
-        <w:t>6</w:t>
-      </w:r>
-      <w:r>
-        <w:rPr>
-          <w:rFonts w:ascii="Courier New" w:hAnsi="Courier New" w:cs="Courier New"/>
-          <w:b/>
-          <w:bCs/>
-          <w:sz w:val="22"/>
-          <w:szCs w:val="22"/>
-        </w:rPr>
-        <w:t>]</w:t>
-      </w:r>
-    </w:p>
-    <w:p>
-      <w:pPr>
-        <w:rPr>
-          <w:rFonts w:ascii="Courier New" w:hAnsi="Courier New" w:cs="Courier New"/>
-          <w:b/>
-          <w:bCs/>
-          <w:sz w:val="22"/>
-          <w:szCs w:val="22"/>
-        </w:rPr>
-      </w:pPr>
-      <w:r>
-        <w:rPr>
-          <w:rFonts w:ascii="Courier New" w:hAnsi="Courier New" w:cs="Courier New"/>
-          <w:b/>
-          <w:bCs/>
-          <w:sz w:val="22"/>
-          <w:szCs w:val="22"/>
-        </w:rPr>
-        <w:t>Family appears through fog – [28]</w:t>
-      </w:r>
-    </w:p>
-    <w:p>
-      <w:pPr>
-        <w:rPr>
-          <w:rFonts w:ascii="Courier New" w:hAnsi="Courier New" w:cs="Courier New"/>
-          <w:b/>
-          <w:bCs/>
-          <w:sz w:val="22"/>
-          <w:szCs w:val="22"/>
-        </w:rPr>
-      </w:pPr>
-      <w:r>
-        <w:rPr>
-          <w:rFonts w:ascii="Courier New" w:hAnsi="Courier New" w:cs="Courier New"/>
-          <w:b/>
-          <w:bCs/>
-          <w:sz w:val="22"/>
-          <w:szCs w:val="22"/>
-        </w:rPr>
-        <w:t>Mother transforms into Yamadhootha – [28]</w:t>
-      </w:r>
-    </w:p>
-    <w:p>
-      <w:pPr>
-        <w:rPr>
-          <w:rFonts w:ascii="Courier New" w:hAnsi="Courier New" w:cs="Courier New"/>
-          <w:b/>
-          <w:bCs/>
-          <w:sz w:val="22"/>
-          <w:szCs w:val="22"/>
-        </w:rPr>
-      </w:pPr>
-      <w:r>
-        <w:rPr>
-          <w:rFonts w:ascii="Courier New" w:hAnsi="Courier New" w:cs="Courier New"/>
-          <w:b/>
-          <w:bCs/>
-          <w:sz w:val="22"/>
-          <w:szCs w:val="22"/>
-        </w:rPr>
-        <w:t xml:space="preserve">Yamadhootha’s </w:t>
-      </w:r>
-      <w:r>
-        <w:rPr>
-          <w:rFonts w:ascii="Courier New" w:hAnsi="Courier New" w:cs="Courier New"/>
-          <w:b/>
-          <w:bCs/>
-          <w:sz w:val="22"/>
-          <w:szCs w:val="22"/>
-        </w:rPr>
-        <w:t xml:space="preserve">red </w:t>
-      </w:r>
-      <w:r>
-        <w:rPr>
-          <w:rFonts w:ascii="Courier New" w:hAnsi="Courier New" w:cs="Courier New"/>
-          <w:b/>
-          <w:bCs/>
-          <w:sz w:val="22"/>
-          <w:szCs w:val="22"/>
-        </w:rPr>
-        <w:t>glowing eyes – [</w:t>
-      </w:r>
-      <w:r>
-        <w:rPr>
-          <w:rFonts w:ascii="Courier New" w:hAnsi="Courier New" w:cs="Courier New"/>
-          <w:b/>
-          <w:bCs/>
-          <w:sz w:val="22"/>
-          <w:szCs w:val="22"/>
-        </w:rPr>
-        <w:t>28</w:t>
-      </w:r>
-      <w:r>
-        <w:rPr>
-          <w:rFonts w:ascii="Courier New" w:hAnsi="Courier New" w:cs="Courier New"/>
-          <w:b/>
-          <w:bCs/>
-          <w:sz w:val="22"/>
-          <w:szCs w:val="22"/>
-        </w:rPr>
-        <w:t>]</w:t>
-      </w:r>
-    </w:p>
-    <w:p>
-      <w:pPr>
-        <w:rPr>
-          <w:rFonts w:ascii="Courier New" w:hAnsi="Courier New" w:cs="Courier New"/>
-          <w:b/>
-          <w:bCs/>
-          <w:sz w:val="22"/>
-          <w:szCs w:val="22"/>
-        </w:rPr>
-      </w:pPr>
-      <w:r>
-        <w:rPr>
-          <w:rFonts w:ascii="Courier New" w:hAnsi="Courier New" w:cs="Courier New"/>
-          <w:b/>
-          <w:bCs/>
-          <w:sz w:val="22"/>
-          <w:szCs w:val="22"/>
-        </w:rPr>
-        <w:t xml:space="preserve">Portal </w:t>
-      </w:r>
-      <w:r>
-        <w:rPr>
-          <w:rFonts w:ascii="Courier New" w:hAnsi="Courier New" w:cs="Courier New"/>
-          <w:b/>
-          <w:bCs/>
-          <w:sz w:val="22"/>
-          <w:szCs w:val="22"/>
-        </w:rPr>
-        <w:t>Appears</w:t>
-      </w:r>
-      <w:r>
-        <w:rPr>
-          <w:rFonts w:ascii="Courier New" w:hAnsi="Courier New" w:cs="Courier New"/>
-          <w:b/>
-          <w:bCs/>
-          <w:sz w:val="22"/>
-          <w:szCs w:val="22"/>
-        </w:rPr>
-        <w:t xml:space="preserve"> through the fog </w:t>
-      </w:r>
-      <w:r>
-        <w:rPr>
-          <w:rFonts w:ascii="Courier New" w:hAnsi="Courier New" w:cs="Courier New"/>
-          <w:b/>
-          <w:bCs/>
-          <w:sz w:val="22"/>
-          <w:szCs w:val="22"/>
-        </w:rPr>
-        <w:t>– [2</w:t>
-      </w:r>
-      <w:r>
-        <w:rPr>
-          <w:rFonts w:ascii="Courier New" w:hAnsi="Courier New" w:cs="Courier New"/>
-          <w:b/>
-          <w:bCs/>
-          <w:sz w:val="22"/>
-          <w:szCs w:val="22"/>
-        </w:rPr>
-        <w:t>8</w:t>
-      </w:r>
-      <w:r>
-        <w:rPr>
-          <w:rFonts w:ascii="Courier New" w:hAnsi="Courier New" w:cs="Courier New"/>
-          <w:b/>
-          <w:bCs/>
-          <w:sz w:val="22"/>
-          <w:szCs w:val="22"/>
-        </w:rPr>
-        <w:t>]</w:t>
-      </w:r>
-    </w:p>
-    <w:p>
-      <w:pPr>
-        <w:rPr>
-          <w:rFonts w:ascii="Courier New" w:hAnsi="Courier New" w:cs="Courier New"/>
-          <w:b/>
-          <w:bCs/>
-          <w:sz w:val="22"/>
-          <w:szCs w:val="22"/>
-        </w:rPr>
-      </w:pPr>
-      <w:r>
-        <w:rPr>
-          <w:rFonts w:ascii="Courier New" w:hAnsi="Courier New" w:cs="Courier New"/>
-          <w:b/>
-          <w:bCs/>
-          <w:sz w:val="22"/>
-          <w:szCs w:val="22"/>
-        </w:rPr>
-        <w:t xml:space="preserve">The </w:t>
-      </w:r>
-      <w:r>
-        <w:rPr>
-          <w:rFonts w:ascii="Courier New" w:hAnsi="Courier New" w:cs="Courier New"/>
-          <w:b/>
-          <w:bCs/>
-          <w:sz w:val="22"/>
-          <w:szCs w:val="22"/>
-        </w:rPr>
-        <w:t>c</w:t>
-      </w:r>
-      <w:r>
-        <w:rPr>
-          <w:rFonts w:ascii="Courier New" w:hAnsi="Courier New" w:cs="Courier New"/>
-          <w:b/>
-          <w:bCs/>
-          <w:sz w:val="22"/>
-          <w:szCs w:val="22"/>
-        </w:rPr>
-        <w:t xml:space="preserve">hain </w:t>
-      </w:r>
-      <w:r>
-        <w:rPr>
-          <w:rFonts w:ascii="Courier New" w:hAnsi="Courier New" w:cs="Courier New"/>
-          <w:b/>
-          <w:bCs/>
-          <w:sz w:val="22"/>
-          <w:szCs w:val="22"/>
-        </w:rPr>
-        <w:t>comes out of hands – [28]</w:t>
-      </w:r>
-    </w:p>
-    <w:p>
-      <w:pPr>
-        <w:rPr>
-          <w:rFonts w:ascii="Courier New" w:hAnsi="Courier New" w:cs="Courier New"/>
-          <w:b/>
-          <w:bCs/>
-          <w:sz w:val="22"/>
-          <w:szCs w:val="22"/>
-        </w:rPr>
-      </w:pPr>
-      <w:r>
-        <w:rPr>
-          <w:rFonts w:ascii="Courier New" w:hAnsi="Courier New" w:cs="Courier New"/>
-          <w:b/>
-          <w:bCs/>
-          <w:sz w:val="22"/>
-          <w:szCs w:val="22"/>
-        </w:rPr>
-        <w:t>The chain crawls on the floor – [28]</w:t>
-      </w:r>
-    </w:p>
-    <w:p>
-      <w:pPr>
-        <w:rPr>
-          <w:rFonts w:ascii="Courier New" w:hAnsi="Courier New" w:cs="Courier New"/>
-          <w:b/>
-          <w:bCs/>
-          <w:sz w:val="22"/>
-          <w:szCs w:val="22"/>
-        </w:rPr>
-      </w:pPr>
-      <w:r>
-        <w:rPr>
-          <w:rFonts w:ascii="Courier New" w:hAnsi="Courier New" w:cs="Courier New"/>
-          <w:b/>
-          <w:bCs/>
-          <w:sz w:val="22"/>
-          <w:szCs w:val="22"/>
-        </w:rPr>
-        <w:t>The chain w</w:t>
-      </w:r>
-      <w:r>
-        <w:rPr>
-          <w:rFonts w:ascii="Courier New" w:hAnsi="Courier New" w:cs="Courier New"/>
-          <w:b/>
-          <w:bCs/>
-          <w:sz w:val="22"/>
-          <w:szCs w:val="22"/>
-        </w:rPr>
-        <w:t xml:space="preserve">raps </w:t>
-      </w:r>
-      <w:r>
-        <w:rPr>
-          <w:rFonts w:ascii="Courier New" w:hAnsi="Courier New" w:cs="Courier New"/>
-          <w:b/>
-          <w:bCs/>
-          <w:sz w:val="22"/>
-          <w:szCs w:val="22"/>
-        </w:rPr>
-        <w:t xml:space="preserve">around Adi </w:t>
-      </w:r>
-      <w:r>
-        <w:rPr>
-          <w:rFonts w:ascii="Courier New" w:hAnsi="Courier New" w:cs="Courier New"/>
-          <w:b/>
-          <w:bCs/>
-          <w:sz w:val="22"/>
-          <w:szCs w:val="22"/>
-        </w:rPr>
-        <w:t>– [2</w:t>
-      </w:r>
-      <w:r>
-        <w:rPr>
-          <w:rFonts w:ascii="Courier New" w:hAnsi="Courier New" w:cs="Courier New"/>
-          <w:b/>
-          <w:bCs/>
-          <w:sz w:val="22"/>
-          <w:szCs w:val="22"/>
-        </w:rPr>
-        <w:t>8</w:t>
-      </w:r>
-      <w:r>
-        <w:rPr>
-          <w:rFonts w:ascii="Courier New" w:hAnsi="Courier New" w:cs="Courier New"/>
-          <w:b/>
-          <w:bCs/>
-          <w:sz w:val="22"/>
-          <w:szCs w:val="22"/>
-        </w:rPr>
-        <w:t>]</w:t>
-      </w:r>
-    </w:p>
-    <w:p>
-      <w:pPr>
-        <w:rPr>
-          <w:rFonts w:ascii="Courier New" w:hAnsi="Courier New" w:cs="Courier New"/>
-          <w:b/>
-          <w:bCs/>
-          <w:sz w:val="22"/>
-          <w:szCs w:val="22"/>
-        </w:rPr>
-      </w:pPr>
-      <w:r>
-        <w:rPr>
-          <w:rFonts w:ascii="Courier New" w:hAnsi="Courier New" w:cs="Courier New"/>
-          <w:b/>
-          <w:bCs/>
-          <w:sz w:val="22"/>
-          <w:szCs w:val="22"/>
-        </w:rPr>
-        <w:t>The Final Portal Shake – [2</w:t>
-      </w:r>
-      <w:r>
-        <w:rPr>
-          <w:rFonts w:ascii="Courier New" w:hAnsi="Courier New" w:cs="Courier New"/>
-          <w:b/>
-          <w:bCs/>
-          <w:sz w:val="22"/>
-          <w:szCs w:val="22"/>
-        </w:rPr>
-        <w:t>8</w:t>
-      </w:r>
-      <w:r>
-        <w:rPr>
-          <w:rFonts w:ascii="Courier New" w:hAnsi="Courier New" w:cs="Courier New"/>
-          <w:b/>
-          <w:bCs/>
-          <w:sz w:val="22"/>
-          <w:szCs w:val="22"/>
-        </w:rPr>
-        <w:t>]</w:t>
+        <w:t>The photo shakes in real work – [30]</w:t>
       </w:r>
     </w:p>
     <w:p>
@@ -4549,17 +4269,17 @@
           <w:sz w:val="22"/>
           <w:szCs w:val="22"/>
         </w:rPr>
-        <w:t xml:space="preserve"> – [2</w:t>
-      </w:r>
-      <w:r>
-        <w:rPr>
-          <w:rFonts w:ascii="Courier New" w:hAnsi="Courier New" w:cs="Courier New"/>
-          <w:b/>
-          <w:bCs/>
-          <w:sz w:val="22"/>
-          <w:szCs w:val="22"/>
-        </w:rPr>
-        <w:t>8</w:t>
+        <w:t xml:space="preserve"> – [</w:t>
+      </w:r>
+      <w:r>
+        <w:rPr>
+          <w:rFonts w:ascii="Courier New" w:hAnsi="Courier New" w:cs="Courier New"/>
+          <w:b/>
+          <w:bCs/>
+          <w:sz w:val="22"/>
+          <w:szCs w:val="22"/>
+        </w:rPr>
+        <w:t>30</w:t>
       </w:r>
       <w:r>
         <w:rPr>

--- a/The_A_Shorts/2. Vyuthi/Vyuthi - The Lists/Vyuthi - The SFX List.docx
+++ b/The_A_Shorts/2. Vyuthi/Vyuthi - The Lists/Vyuthi - The SFX List.docx
@@ -682,15 +682,7 @@
           <w:b/>
           <w:bCs/>
         </w:rPr>
-        <w:t>Kriti turns from groggy to creepy smile in a split second</w:t>
-      </w:r>
-      <w:r>
-        <w:rPr>
-          <w:rFonts w:ascii="Courier New" w:hAnsi="Courier New" w:cs="Courier New"/>
-          <w:b/>
-          <w:bCs/>
-        </w:rPr>
-        <w:t xml:space="preserve"> – [7]</w:t>
+        <w:t>Kriti turns from groggy to creepy smile in a split second – [7]</w:t>
       </w:r>
     </w:p>
     <w:p>
@@ -2278,7 +2270,89 @@
           <w:sz w:val="22"/>
           <w:szCs w:val="22"/>
         </w:rPr>
-        <w:t>The Demon – [20]</w:t>
+        <w:t>The Demon</w:t>
+      </w:r>
+      <w:r>
+        <w:rPr>
+          <w:rFonts w:ascii="Courier New" w:hAnsi="Courier New" w:cs="Courier New"/>
+          <w:b/>
+          <w:bCs/>
+          <w:sz w:val="22"/>
+          <w:szCs w:val="22"/>
+        </w:rPr>
+        <w:t xml:space="preserve"> eating Kriti</w:t>
+      </w:r>
+      <w:r>
+        <w:rPr>
+          <w:rFonts w:ascii="Courier New" w:hAnsi="Courier New" w:cs="Courier New"/>
+          <w:b/>
+          <w:bCs/>
+          <w:sz w:val="22"/>
+          <w:szCs w:val="22"/>
+        </w:rPr>
+        <w:t xml:space="preserve"> – [20]</w:t>
+      </w:r>
+    </w:p>
+    <w:p>
+      <w:pPr>
+        <w:rPr>
+          <w:rFonts w:ascii="Courier New" w:hAnsi="Courier New" w:cs="Courier New"/>
+          <w:b/>
+          <w:bCs/>
+          <w:sz w:val="22"/>
+          <w:szCs w:val="22"/>
+        </w:rPr>
+      </w:pPr>
+      <w:r>
+        <w:rPr>
+          <w:rFonts w:ascii="Courier New" w:hAnsi="Courier New" w:cs="Courier New"/>
+          <w:b/>
+          <w:bCs/>
+          <w:sz w:val="22"/>
+          <w:szCs w:val="22"/>
+        </w:rPr>
+        <w:t>The Hand on the door – [20]</w:t>
+      </w:r>
+    </w:p>
+    <w:p>
+      <w:pPr>
+        <w:rPr>
+          <w:rFonts w:ascii="Courier New" w:hAnsi="Courier New" w:cs="Courier New"/>
+          <w:b/>
+          <w:bCs/>
+          <w:sz w:val="22"/>
+          <w:szCs w:val="22"/>
+        </w:rPr>
+      </w:pPr>
+      <w:r>
+        <w:rPr>
+          <w:rFonts w:ascii="Courier New" w:hAnsi="Courier New" w:cs="Courier New"/>
+          <w:b/>
+          <w:bCs/>
+          <w:sz w:val="22"/>
+          <w:szCs w:val="22"/>
+        </w:rPr>
+        <w:t>The demon jump</w:t>
+      </w:r>
+      <w:r>
+        <w:rPr>
+          <w:rFonts w:ascii="Courier New" w:hAnsi="Courier New" w:cs="Courier New"/>
+          <w:b/>
+          <w:bCs/>
+          <w:sz w:val="22"/>
+          <w:szCs w:val="22"/>
+        </w:rPr>
+        <w:t xml:space="preserve"> </w:t>
+      </w:r>
+      <w:r>
+        <w:rPr>
+          <w:rFonts w:ascii="Courier New" w:hAnsi="Courier New" w:cs="Courier New"/>
+          <w:b/>
+          <w:bCs/>
+          <w:sz w:val="22"/>
+          <w:szCs w:val="22"/>
+        </w:rPr>
+        <w:t>scare – [20]</w:t>
       </w:r>
     </w:p>
     <w:p>
@@ -3156,6 +3230,7 @@
           <w:sz w:val="22"/>
           <w:szCs w:val="22"/>
         </w:rPr>
+        <w:lastRenderedPageBreak/>
         <w:t>Tulasi Katte under spotlight – [25]</w:t>
       </w:r>
     </w:p>
@@ -3198,39 +3273,1438 @@
           <w:sz w:val="22"/>
           <w:szCs w:val="22"/>
         </w:rPr>
+        <w:t>Kriti and Ved morph – [26]</w:t>
+      </w:r>
+    </w:p>
+    <w:p>
+      <w:pPr>
+        <w:rPr>
+          <w:rFonts w:ascii="Courier New" w:hAnsi="Courier New" w:cs="Courier New"/>
+          <w:b/>
+          <w:bCs/>
+          <w:sz w:val="22"/>
+          <w:szCs w:val="22"/>
+        </w:rPr>
+      </w:pPr>
+      <w:r>
+        <w:rPr>
+          <w:rFonts w:ascii="Courier New" w:hAnsi="Courier New" w:cs="Courier New"/>
+          <w:b/>
+          <w:bCs/>
+          <w:sz w:val="22"/>
+          <w:szCs w:val="22"/>
+        </w:rPr>
+        <w:t>Fog rolls in – [2</w:t>
+      </w:r>
+      <w:r>
+        <w:rPr>
+          <w:rFonts w:ascii="Courier New" w:hAnsi="Courier New" w:cs="Courier New"/>
+          <w:b/>
+          <w:bCs/>
+          <w:sz w:val="22"/>
+          <w:szCs w:val="22"/>
+        </w:rPr>
+        <w:t>7</w:t>
+      </w:r>
+      <w:r>
+        <w:rPr>
+          <w:rFonts w:ascii="Courier New" w:hAnsi="Courier New" w:cs="Courier New"/>
+          <w:b/>
+          <w:bCs/>
+          <w:sz w:val="22"/>
+          <w:szCs w:val="22"/>
+        </w:rPr>
+        <w:t>]</w:t>
+      </w:r>
+    </w:p>
+    <w:p>
+      <w:pPr>
+        <w:rPr>
+          <w:rFonts w:ascii="Courier New" w:hAnsi="Courier New" w:cs="Courier New"/>
+          <w:b/>
+          <w:bCs/>
+          <w:sz w:val="22"/>
+          <w:szCs w:val="22"/>
+        </w:rPr>
+      </w:pPr>
+      <w:r>
+        <w:rPr>
+          <w:rFonts w:ascii="Courier New" w:hAnsi="Courier New" w:cs="Courier New"/>
+          <w:b/>
+          <w:bCs/>
+          <w:sz w:val="22"/>
+          <w:szCs w:val="22"/>
+        </w:rPr>
+        <w:t>A glowing door – [2</w:t>
+      </w:r>
+      <w:r>
+        <w:rPr>
+          <w:rFonts w:ascii="Courier New" w:hAnsi="Courier New" w:cs="Courier New"/>
+          <w:b/>
+          <w:bCs/>
+          <w:sz w:val="22"/>
+          <w:szCs w:val="22"/>
+        </w:rPr>
+        <w:t>7</w:t>
+      </w:r>
+      <w:r>
+        <w:rPr>
+          <w:rFonts w:ascii="Courier New" w:hAnsi="Courier New" w:cs="Courier New"/>
+          <w:b/>
+          <w:bCs/>
+          <w:sz w:val="22"/>
+          <w:szCs w:val="22"/>
+        </w:rPr>
+        <w:t>]</w:t>
+      </w:r>
+    </w:p>
+    <w:p>
+      <w:pPr>
+        <w:rPr>
+          <w:rFonts w:ascii="Courier New" w:hAnsi="Courier New" w:cs="Courier New"/>
+          <w:b/>
+          <w:bCs/>
+          <w:sz w:val="22"/>
+          <w:szCs w:val="22"/>
+        </w:rPr>
+      </w:pPr>
+      <w:r>
+        <w:rPr>
+          <w:rFonts w:ascii="Courier New" w:hAnsi="Courier New" w:cs="Courier New"/>
+          <w:b/>
+          <w:bCs/>
+          <w:sz w:val="22"/>
+          <w:szCs w:val="22"/>
+        </w:rPr>
+        <w:t>Priest and Pyre</w:t>
+      </w:r>
+      <w:r>
+        <w:rPr>
+          <w:rFonts w:ascii="Courier New" w:hAnsi="Courier New" w:cs="Courier New"/>
+          <w:b/>
+          <w:bCs/>
+          <w:sz w:val="22"/>
+          <w:szCs w:val="22"/>
+        </w:rPr>
+        <w:t xml:space="preserve"> and Roaring flames – [</w:t>
+      </w:r>
+      <w:r>
+        <w:rPr>
+          <w:rFonts w:ascii="Courier New" w:hAnsi="Courier New" w:cs="Courier New"/>
+          <w:b/>
+          <w:bCs/>
+          <w:sz w:val="22"/>
+          <w:szCs w:val="22"/>
+        </w:rPr>
+        <w:t>2</w:t>
+      </w:r>
+      <w:r>
+        <w:rPr>
+          <w:rFonts w:ascii="Courier New" w:hAnsi="Courier New" w:cs="Courier New"/>
+          <w:b/>
+          <w:bCs/>
+          <w:sz w:val="22"/>
+          <w:szCs w:val="22"/>
+        </w:rPr>
+        <w:t>7</w:t>
+      </w:r>
+      <w:r>
+        <w:rPr>
+          <w:rFonts w:ascii="Courier New" w:hAnsi="Courier New" w:cs="Courier New"/>
+          <w:b/>
+          <w:bCs/>
+          <w:sz w:val="22"/>
+          <w:szCs w:val="22"/>
+        </w:rPr>
+        <w:t>]</w:t>
+      </w:r>
+    </w:p>
+    <w:p>
+      <w:pPr>
+        <w:rPr>
+          <w:rFonts w:ascii="Courier New" w:hAnsi="Courier New" w:cs="Courier New"/>
+          <w:b/>
+          <w:bCs/>
+          <w:sz w:val="22"/>
+          <w:szCs w:val="22"/>
+        </w:rPr>
+      </w:pPr>
+      <w:r>
+        <w:rPr>
+          <w:rFonts w:ascii="Courier New" w:hAnsi="Courier New" w:cs="Courier New"/>
+          <w:b/>
+          <w:bCs/>
+          <w:sz w:val="22"/>
+          <w:szCs w:val="22"/>
+        </w:rPr>
+        <w:t>Fire transition through eye – [2</w:t>
+      </w:r>
+      <w:r>
+        <w:rPr>
+          <w:rFonts w:ascii="Courier New" w:hAnsi="Courier New" w:cs="Courier New"/>
+          <w:b/>
+          <w:bCs/>
+          <w:sz w:val="22"/>
+          <w:szCs w:val="22"/>
+        </w:rPr>
+        <w:t>7</w:t>
+      </w:r>
+      <w:r>
+        <w:rPr>
+          <w:rFonts w:ascii="Courier New" w:hAnsi="Courier New" w:cs="Courier New"/>
+          <w:b/>
+          <w:bCs/>
+          <w:sz w:val="22"/>
+          <w:szCs w:val="22"/>
+        </w:rPr>
+        <w:t>]</w:t>
+      </w:r>
+    </w:p>
+    <w:p>
+      <w:pPr>
+        <w:rPr>
+          <w:rFonts w:ascii="Courier New" w:hAnsi="Courier New" w:cs="Courier New"/>
+          <w:b/>
+          <w:bCs/>
+          <w:sz w:val="22"/>
+          <w:szCs w:val="22"/>
+        </w:rPr>
+      </w:pPr>
+      <w:r>
+        <w:rPr>
+          <w:rFonts w:ascii="Courier New" w:hAnsi="Courier New" w:cs="Courier New"/>
+          <w:b/>
+          <w:bCs/>
+          <w:sz w:val="22"/>
+          <w:szCs w:val="22"/>
+        </w:rPr>
+        <w:t xml:space="preserve">The Red Field </w:t>
+      </w:r>
+      <w:r>
+        <w:rPr>
+          <w:rFonts w:ascii="Courier New" w:hAnsi="Courier New" w:cs="Courier New"/>
+          <w:b/>
+          <w:bCs/>
+          <w:sz w:val="22"/>
+          <w:szCs w:val="22"/>
+        </w:rPr>
+        <w:t xml:space="preserve">with clouds and thunder </w:t>
+      </w:r>
+      <w:r>
+        <w:rPr>
+          <w:rFonts w:ascii="Courier New" w:hAnsi="Courier New" w:cs="Courier New"/>
+          <w:b/>
+          <w:bCs/>
+          <w:sz w:val="22"/>
+          <w:szCs w:val="22"/>
+        </w:rPr>
+        <w:t>– [2</w:t>
+      </w:r>
+      <w:r>
+        <w:rPr>
+          <w:rFonts w:ascii="Courier New" w:hAnsi="Courier New" w:cs="Courier New"/>
+          <w:b/>
+          <w:bCs/>
+          <w:sz w:val="22"/>
+          <w:szCs w:val="22"/>
+        </w:rPr>
+        <w:t>8</w:t>
+      </w:r>
+      <w:r>
+        <w:rPr>
+          <w:rFonts w:ascii="Courier New" w:hAnsi="Courier New" w:cs="Courier New"/>
+          <w:b/>
+          <w:bCs/>
+          <w:sz w:val="22"/>
+          <w:szCs w:val="22"/>
+        </w:rPr>
+        <w:t>]</w:t>
+      </w:r>
+    </w:p>
+    <w:p>
+      <w:pPr>
+        <w:rPr>
+          <w:rFonts w:ascii="Courier New" w:hAnsi="Courier New" w:cs="Courier New"/>
+          <w:b/>
+          <w:bCs/>
+          <w:sz w:val="22"/>
+          <w:szCs w:val="22"/>
+        </w:rPr>
+      </w:pPr>
+      <w:r>
+        <w:rPr>
+          <w:rFonts w:ascii="Courier New" w:hAnsi="Courier New" w:cs="Courier New"/>
+          <w:b/>
+          <w:bCs/>
+          <w:sz w:val="22"/>
+          <w:szCs w:val="22"/>
+        </w:rPr>
+        <w:t>The Flying</w:t>
+      </w:r>
+      <w:r>
+        <w:rPr>
+          <w:rFonts w:ascii="Courier New" w:hAnsi="Courier New" w:cs="Courier New"/>
+          <w:b/>
+          <w:bCs/>
+          <w:sz w:val="22"/>
+          <w:szCs w:val="22"/>
+        </w:rPr>
+        <w:t xml:space="preserve"> hands of the Ghosts – [2</w:t>
+      </w:r>
+      <w:r>
+        <w:rPr>
+          <w:rFonts w:ascii="Courier New" w:hAnsi="Courier New" w:cs="Courier New"/>
+          <w:b/>
+          <w:bCs/>
+          <w:sz w:val="22"/>
+          <w:szCs w:val="22"/>
+        </w:rPr>
+        <w:t>8</w:t>
+      </w:r>
+      <w:r>
+        <w:rPr>
+          <w:rFonts w:ascii="Courier New" w:hAnsi="Courier New" w:cs="Courier New"/>
+          <w:b/>
+          <w:bCs/>
+          <w:sz w:val="22"/>
+          <w:szCs w:val="22"/>
+        </w:rPr>
+        <w:t>]</w:t>
+      </w:r>
+    </w:p>
+    <w:p>
+      <w:pPr>
+        <w:rPr>
+          <w:rFonts w:ascii="Courier New" w:hAnsi="Courier New" w:cs="Courier New"/>
+          <w:b/>
+          <w:bCs/>
+          <w:sz w:val="22"/>
+          <w:szCs w:val="22"/>
+        </w:rPr>
+      </w:pPr>
+      <w:r>
+        <w:rPr>
+          <w:rFonts w:ascii="Courier New" w:hAnsi="Courier New" w:cs="Courier New"/>
+          <w:b/>
+          <w:bCs/>
+          <w:sz w:val="22"/>
+          <w:szCs w:val="22"/>
+        </w:rPr>
+        <w:t>Ghost hands grip his face – [2</w:t>
+      </w:r>
+      <w:r>
+        <w:rPr>
+          <w:rFonts w:ascii="Courier New" w:hAnsi="Courier New" w:cs="Courier New"/>
+          <w:b/>
+          <w:bCs/>
+          <w:sz w:val="22"/>
+          <w:szCs w:val="22"/>
+        </w:rPr>
+        <w:t>8</w:t>
+      </w:r>
+      <w:r>
+        <w:rPr>
+          <w:rFonts w:ascii="Courier New" w:hAnsi="Courier New" w:cs="Courier New"/>
+          <w:b/>
+          <w:bCs/>
+          <w:sz w:val="22"/>
+          <w:szCs w:val="22"/>
+        </w:rPr>
+        <w:t>]</w:t>
+      </w:r>
+    </w:p>
+    <w:p>
+      <w:pPr>
+        <w:rPr>
+          <w:rFonts w:ascii="Courier New" w:hAnsi="Courier New" w:cs="Courier New"/>
+          <w:b/>
+          <w:bCs/>
+          <w:sz w:val="22"/>
+          <w:szCs w:val="22"/>
+        </w:rPr>
+      </w:pPr>
+      <w:r>
+        <w:rPr>
+          <w:rFonts w:ascii="Courier New" w:hAnsi="Courier New" w:cs="Courier New"/>
+          <w:b/>
+          <w:bCs/>
+          <w:sz w:val="22"/>
+          <w:szCs w:val="22"/>
+        </w:rPr>
+        <w:t>The Red Sky with 2 Suns and Vortex – [2</w:t>
+      </w:r>
+      <w:r>
+        <w:rPr>
+          <w:rFonts w:ascii="Courier New" w:hAnsi="Courier New" w:cs="Courier New"/>
+          <w:b/>
+          <w:bCs/>
+          <w:sz w:val="22"/>
+          <w:szCs w:val="22"/>
+        </w:rPr>
+        <w:t>8</w:t>
+      </w:r>
+      <w:r>
+        <w:rPr>
+          <w:rFonts w:ascii="Courier New" w:hAnsi="Courier New" w:cs="Courier New"/>
+          <w:b/>
+          <w:bCs/>
+          <w:sz w:val="22"/>
+          <w:szCs w:val="22"/>
+        </w:rPr>
+        <w:t>]</w:t>
+      </w:r>
+    </w:p>
+    <w:p>
+      <w:pPr>
+        <w:rPr>
+          <w:rFonts w:ascii="Courier New" w:hAnsi="Courier New" w:cs="Courier New"/>
+          <w:b/>
+          <w:bCs/>
+          <w:sz w:val="22"/>
+          <w:szCs w:val="22"/>
+        </w:rPr>
+      </w:pPr>
+      <w:r>
+        <w:rPr>
+          <w:rFonts w:ascii="Courier New" w:hAnsi="Courier New" w:cs="Courier New"/>
+          <w:b/>
+          <w:bCs/>
+          <w:sz w:val="22"/>
+          <w:szCs w:val="22"/>
+        </w:rPr>
+        <w:t>Hit face to tree and fall – [2</w:t>
+      </w:r>
+      <w:r>
+        <w:rPr>
+          <w:rFonts w:ascii="Courier New" w:hAnsi="Courier New" w:cs="Courier New"/>
+          <w:b/>
+          <w:bCs/>
+          <w:sz w:val="22"/>
+          <w:szCs w:val="22"/>
+        </w:rPr>
+        <w:t>8</w:t>
+      </w:r>
+      <w:r>
+        <w:rPr>
+          <w:rFonts w:ascii="Courier New" w:hAnsi="Courier New" w:cs="Courier New"/>
+          <w:b/>
+          <w:bCs/>
+          <w:sz w:val="22"/>
+          <w:szCs w:val="22"/>
+        </w:rPr>
+        <w:t>]</w:t>
+      </w:r>
+    </w:p>
+    <w:p>
+      <w:pPr>
+        <w:rPr>
+          <w:rFonts w:ascii="Courier New" w:hAnsi="Courier New" w:cs="Courier New"/>
+          <w:b/>
+          <w:bCs/>
+          <w:sz w:val="22"/>
+          <w:szCs w:val="22"/>
+        </w:rPr>
+      </w:pPr>
+      <w:r>
+        <w:rPr>
+          <w:rFonts w:ascii="Courier New" w:hAnsi="Courier New" w:cs="Courier New"/>
+          <w:b/>
+          <w:bCs/>
+          <w:sz w:val="22"/>
+          <w:szCs w:val="22"/>
+        </w:rPr>
+        <w:t>Ghostly silhouettes</w:t>
+      </w:r>
+      <w:r>
+        <w:rPr>
+          <w:rFonts w:ascii="Courier New" w:hAnsi="Courier New" w:cs="Courier New"/>
+          <w:b/>
+          <w:bCs/>
+          <w:sz w:val="22"/>
+          <w:szCs w:val="22"/>
+        </w:rPr>
+        <w:t xml:space="preserve"> in the distance – [2</w:t>
+      </w:r>
+      <w:r>
+        <w:rPr>
+          <w:rFonts w:ascii="Courier New" w:hAnsi="Courier New" w:cs="Courier New"/>
+          <w:b/>
+          <w:bCs/>
+          <w:sz w:val="22"/>
+          <w:szCs w:val="22"/>
+        </w:rPr>
+        <w:t>8</w:t>
+      </w:r>
+      <w:r>
+        <w:rPr>
+          <w:rFonts w:ascii="Courier New" w:hAnsi="Courier New" w:cs="Courier New"/>
+          <w:b/>
+          <w:bCs/>
+          <w:sz w:val="22"/>
+          <w:szCs w:val="22"/>
+        </w:rPr>
+        <w:t>]</w:t>
+      </w:r>
+    </w:p>
+    <w:p>
+      <w:pPr>
+        <w:rPr>
+          <w:rFonts w:ascii="Courier New" w:hAnsi="Courier New" w:cs="Courier New"/>
+          <w:b/>
+          <w:bCs/>
+          <w:sz w:val="22"/>
+          <w:szCs w:val="22"/>
+        </w:rPr>
+      </w:pPr>
+      <w:r>
+        <w:rPr>
+          <w:rFonts w:ascii="Courier New" w:hAnsi="Courier New" w:cs="Courier New"/>
+          <w:b/>
+          <w:bCs/>
+          <w:sz w:val="22"/>
+          <w:szCs w:val="22"/>
+        </w:rPr>
+        <w:t>Appearance of Adi’s father’s ghost – [2</w:t>
+      </w:r>
+      <w:r>
+        <w:rPr>
+          <w:rFonts w:ascii="Courier New" w:hAnsi="Courier New" w:cs="Courier New"/>
+          <w:b/>
+          <w:bCs/>
+          <w:sz w:val="22"/>
+          <w:szCs w:val="22"/>
+        </w:rPr>
+        <w:t>8</w:t>
+      </w:r>
+      <w:r>
+        <w:rPr>
+          <w:rFonts w:ascii="Courier New" w:hAnsi="Courier New" w:cs="Courier New"/>
+          <w:b/>
+          <w:bCs/>
+          <w:sz w:val="22"/>
+          <w:szCs w:val="22"/>
+        </w:rPr>
+        <w:t>]</w:t>
+      </w:r>
+    </w:p>
+    <w:p>
+      <w:pPr>
+        <w:rPr>
+          <w:rFonts w:ascii="Courier New" w:hAnsi="Courier New" w:cs="Courier New"/>
+          <w:b/>
+          <w:bCs/>
+          <w:sz w:val="22"/>
+          <w:szCs w:val="22"/>
+        </w:rPr>
+      </w:pPr>
+      <w:r>
+        <w:rPr>
+          <w:rFonts w:ascii="Courier New" w:hAnsi="Courier New" w:cs="Courier New"/>
+          <w:b/>
+          <w:bCs/>
+          <w:sz w:val="22"/>
+          <w:szCs w:val="22"/>
+        </w:rPr>
+        <w:t>Raven flies and sits on a tree – [28]</w:t>
+      </w:r>
+    </w:p>
+    <w:p>
+      <w:pPr>
+        <w:rPr>
+          <w:rFonts w:ascii="Courier New" w:hAnsi="Courier New" w:cs="Courier New"/>
+          <w:b/>
+          <w:bCs/>
+          <w:sz w:val="22"/>
+          <w:szCs w:val="22"/>
+        </w:rPr>
+      </w:pPr>
+      <w:r>
+        <w:rPr>
+          <w:rFonts w:ascii="Courier New" w:hAnsi="Courier New" w:cs="Courier New"/>
+          <w:b/>
+          <w:bCs/>
+          <w:sz w:val="22"/>
+          <w:szCs w:val="22"/>
+        </w:rPr>
+        <w:t>Sesame appears on his face – [2</w:t>
+      </w:r>
+      <w:r>
+        <w:rPr>
+          <w:rFonts w:ascii="Courier New" w:hAnsi="Courier New" w:cs="Courier New"/>
+          <w:b/>
+          <w:bCs/>
+          <w:sz w:val="22"/>
+          <w:szCs w:val="22"/>
+        </w:rPr>
+        <w:t>8</w:t>
+      </w:r>
+      <w:r>
+        <w:rPr>
+          <w:rFonts w:ascii="Courier New" w:hAnsi="Courier New" w:cs="Courier New"/>
+          <w:b/>
+          <w:bCs/>
+          <w:sz w:val="22"/>
+          <w:szCs w:val="22"/>
+        </w:rPr>
+        <w:t>]</w:t>
+      </w:r>
+    </w:p>
+    <w:p>
+      <w:pPr>
+        <w:rPr>
+          <w:rFonts w:ascii="Courier New" w:hAnsi="Courier New" w:cs="Courier New"/>
+          <w:b/>
+          <w:bCs/>
+          <w:sz w:val="22"/>
+          <w:szCs w:val="22"/>
+        </w:rPr>
+      </w:pPr>
+      <w:r>
+        <w:rPr>
+          <w:rFonts w:ascii="Courier New" w:hAnsi="Courier New" w:cs="Courier New"/>
+          <w:b/>
+          <w:bCs/>
+          <w:sz w:val="22"/>
+          <w:szCs w:val="22"/>
+        </w:rPr>
+        <w:t>Raven eats sesame – [2</w:t>
+      </w:r>
+      <w:r>
+        <w:rPr>
+          <w:rFonts w:ascii="Courier New" w:hAnsi="Courier New" w:cs="Courier New"/>
+          <w:b/>
+          <w:bCs/>
+          <w:sz w:val="22"/>
+          <w:szCs w:val="22"/>
+        </w:rPr>
+        <w:t>8</w:t>
+      </w:r>
+      <w:r>
+        <w:rPr>
+          <w:rFonts w:ascii="Courier New" w:hAnsi="Courier New" w:cs="Courier New"/>
+          <w:b/>
+          <w:bCs/>
+          <w:sz w:val="22"/>
+          <w:szCs w:val="22"/>
+        </w:rPr>
+        <w:t>]</w:t>
+      </w:r>
+    </w:p>
+    <w:p>
+      <w:pPr>
+        <w:rPr>
+          <w:rFonts w:ascii="Courier New" w:hAnsi="Courier New" w:cs="Courier New"/>
+          <w:b/>
+          <w:bCs/>
+          <w:sz w:val="22"/>
+          <w:szCs w:val="22"/>
+        </w:rPr>
+      </w:pPr>
+      <w:r>
+        <w:rPr>
+          <w:rFonts w:ascii="Courier New" w:hAnsi="Courier New" w:cs="Courier New"/>
+          <w:b/>
+          <w:bCs/>
+          <w:sz w:val="22"/>
+          <w:szCs w:val="22"/>
+        </w:rPr>
+        <w:t>Vasu shots – [2</w:t>
+      </w:r>
+      <w:r>
+        <w:rPr>
+          <w:rFonts w:ascii="Courier New" w:hAnsi="Courier New" w:cs="Courier New"/>
+          <w:b/>
+          <w:bCs/>
+          <w:sz w:val="22"/>
+          <w:szCs w:val="22"/>
+        </w:rPr>
+        <w:t>8</w:t>
+      </w:r>
+      <w:r>
+        <w:rPr>
+          <w:rFonts w:ascii="Courier New" w:hAnsi="Courier New" w:cs="Courier New"/>
+          <w:b/>
+          <w:bCs/>
+          <w:sz w:val="22"/>
+          <w:szCs w:val="22"/>
+        </w:rPr>
+        <w:t>]</w:t>
+      </w:r>
+    </w:p>
+    <w:p>
+      <w:pPr>
+        <w:rPr>
+          <w:rFonts w:ascii="Courier New" w:hAnsi="Courier New" w:cs="Courier New"/>
+          <w:b/>
+          <w:bCs/>
+          <w:sz w:val="22"/>
+          <w:szCs w:val="22"/>
+        </w:rPr>
+      </w:pPr>
+      <w:r>
+        <w:rPr>
+          <w:rFonts w:ascii="Courier New" w:hAnsi="Courier New" w:cs="Courier New"/>
+          <w:b/>
+          <w:bCs/>
+          <w:sz w:val="22"/>
+          <w:szCs w:val="22"/>
+        </w:rPr>
+        <w:t xml:space="preserve">The </w:t>
+      </w:r>
+      <w:r>
+        <w:rPr>
+          <w:rFonts w:ascii="Courier New" w:hAnsi="Courier New" w:cs="Courier New"/>
+          <w:b/>
+          <w:bCs/>
+          <w:sz w:val="22"/>
+          <w:szCs w:val="22"/>
+        </w:rPr>
+        <w:t>three P</w:t>
+      </w:r>
+      <w:r>
+        <w:rPr>
+          <w:rFonts w:ascii="Courier New" w:hAnsi="Courier New" w:cs="Courier New"/>
+          <w:b/>
+          <w:bCs/>
+          <w:sz w:val="22"/>
+          <w:szCs w:val="22"/>
+        </w:rPr>
+        <w:t>itrus – [2</w:t>
+      </w:r>
+      <w:r>
+        <w:rPr>
+          <w:rFonts w:ascii="Courier New" w:hAnsi="Courier New" w:cs="Courier New"/>
+          <w:b/>
+          <w:bCs/>
+          <w:sz w:val="22"/>
+          <w:szCs w:val="22"/>
+        </w:rPr>
+        <w:t>8</w:t>
+      </w:r>
+      <w:r>
+        <w:rPr>
+          <w:rFonts w:ascii="Courier New" w:hAnsi="Courier New" w:cs="Courier New"/>
+          <w:b/>
+          <w:bCs/>
+          <w:sz w:val="22"/>
+          <w:szCs w:val="22"/>
+        </w:rPr>
+        <w:t>]</w:t>
+      </w:r>
+    </w:p>
+    <w:p>
+      <w:pPr>
+        <w:rPr>
+          <w:rFonts w:ascii="Courier New" w:hAnsi="Courier New" w:cs="Courier New"/>
+          <w:b/>
+          <w:bCs/>
+          <w:sz w:val="22"/>
+          <w:szCs w:val="22"/>
+        </w:rPr>
+      </w:pPr>
+      <w:r>
+        <w:rPr>
+          <w:rFonts w:ascii="Courier New" w:hAnsi="Courier New" w:cs="Courier New"/>
+          <w:b/>
+          <w:bCs/>
+          <w:sz w:val="22"/>
+          <w:szCs w:val="22"/>
+        </w:rPr>
+        <w:t>Father opens a portal</w:t>
+      </w:r>
+      <w:r>
+        <w:rPr>
+          <w:rFonts w:ascii="Courier New" w:hAnsi="Courier New" w:cs="Courier New"/>
+          <w:b/>
+          <w:bCs/>
+          <w:sz w:val="22"/>
+          <w:szCs w:val="22"/>
+        </w:rPr>
+        <w:t xml:space="preserve"> – [2</w:t>
+      </w:r>
+      <w:r>
+        <w:rPr>
+          <w:rFonts w:ascii="Courier New" w:hAnsi="Courier New" w:cs="Courier New"/>
+          <w:b/>
+          <w:bCs/>
+          <w:sz w:val="22"/>
+          <w:szCs w:val="22"/>
+        </w:rPr>
+        <w:t>8</w:t>
+      </w:r>
+      <w:r>
+        <w:rPr>
+          <w:rFonts w:ascii="Courier New" w:hAnsi="Courier New" w:cs="Courier New"/>
+          <w:b/>
+          <w:bCs/>
+          <w:sz w:val="22"/>
+          <w:szCs w:val="22"/>
+        </w:rPr>
+        <w:t>]</w:t>
+      </w:r>
+    </w:p>
+    <w:p>
+      <w:pPr>
+        <w:rPr>
+          <w:rFonts w:ascii="Courier New" w:hAnsi="Courier New" w:cs="Courier New"/>
+          <w:b/>
+          <w:bCs/>
+          <w:sz w:val="22"/>
+          <w:szCs w:val="22"/>
+        </w:rPr>
+      </w:pPr>
+      <w:r>
+        <w:rPr>
+          <w:rFonts w:ascii="Courier New" w:hAnsi="Courier New" w:cs="Courier New"/>
+          <w:b/>
+          <w:bCs/>
+          <w:sz w:val="22"/>
+          <w:szCs w:val="22"/>
+        </w:rPr>
+        <w:t>Portal drifts away – [2</w:t>
+      </w:r>
+      <w:r>
+        <w:rPr>
+          <w:rFonts w:ascii="Courier New" w:hAnsi="Courier New" w:cs="Courier New"/>
+          <w:b/>
+          <w:bCs/>
+          <w:sz w:val="22"/>
+          <w:szCs w:val="22"/>
+        </w:rPr>
+        <w:t>9</w:t>
+      </w:r>
+      <w:r>
+        <w:rPr>
+          <w:rFonts w:ascii="Courier New" w:hAnsi="Courier New" w:cs="Courier New"/>
+          <w:b/>
+          <w:bCs/>
+          <w:sz w:val="22"/>
+          <w:szCs w:val="22"/>
+        </w:rPr>
+        <w:t>]</w:t>
+      </w:r>
+    </w:p>
+    <w:p>
+      <w:pPr>
+        <w:rPr>
+          <w:rFonts w:ascii="Courier New" w:hAnsi="Courier New" w:cs="Courier New"/>
+          <w:b/>
+          <w:bCs/>
+          <w:sz w:val="22"/>
+          <w:szCs w:val="22"/>
+        </w:rPr>
+      </w:pPr>
+      <w:r>
+        <w:rPr>
+          <w:rFonts w:ascii="Courier New" w:hAnsi="Courier New" w:cs="Courier New"/>
+          <w:b/>
+          <w:bCs/>
+          <w:sz w:val="22"/>
+          <w:szCs w:val="22"/>
+        </w:rPr>
+        <w:t>Mirror Delay – [2</w:t>
+      </w:r>
+      <w:r>
+        <w:rPr>
+          <w:rFonts w:ascii="Courier New" w:hAnsi="Courier New" w:cs="Courier New"/>
+          <w:b/>
+          <w:bCs/>
+          <w:sz w:val="22"/>
+          <w:szCs w:val="22"/>
+        </w:rPr>
+        <w:t>9</w:t>
+      </w:r>
+      <w:r>
+        <w:rPr>
+          <w:rFonts w:ascii="Courier New" w:hAnsi="Courier New" w:cs="Courier New"/>
+          <w:b/>
+          <w:bCs/>
+          <w:sz w:val="22"/>
+          <w:szCs w:val="22"/>
+        </w:rPr>
+        <w:t>]</w:t>
+      </w:r>
+    </w:p>
+    <w:p>
+      <w:pPr>
+        <w:rPr>
+          <w:rFonts w:ascii="Courier New" w:hAnsi="Courier New" w:cs="Courier New"/>
+          <w:b/>
+          <w:bCs/>
+          <w:sz w:val="22"/>
+          <w:szCs w:val="22"/>
+        </w:rPr>
+      </w:pPr>
+      <w:r>
+        <w:rPr>
+          <w:rFonts w:ascii="Courier New" w:hAnsi="Courier New" w:cs="Courier New"/>
+          <w:b/>
+          <w:bCs/>
+          <w:sz w:val="22"/>
+          <w:szCs w:val="22"/>
+        </w:rPr>
+        <w:t>Mirror explo</w:t>
+      </w:r>
+      <w:r>
+        <w:rPr>
+          <w:rFonts w:ascii="Courier New" w:hAnsi="Courier New" w:cs="Courier New"/>
+          <w:b/>
+          <w:bCs/>
+          <w:sz w:val="22"/>
+          <w:szCs w:val="22"/>
+        </w:rPr>
+        <w:t xml:space="preserve">sion and </w:t>
+      </w:r>
+      <w:r>
+        <w:rPr>
+          <w:rFonts w:ascii="Courier New" w:hAnsi="Courier New" w:cs="Courier New"/>
+          <w:b/>
+          <w:bCs/>
+          <w:sz w:val="22"/>
+          <w:szCs w:val="22"/>
+        </w:rPr>
+        <w:t xml:space="preserve">propelled </w:t>
+      </w:r>
+      <w:r>
+        <w:rPr>
+          <w:rFonts w:ascii="Courier New" w:hAnsi="Courier New" w:cs="Courier New"/>
+          <w:b/>
+          <w:bCs/>
+          <w:sz w:val="22"/>
+          <w:szCs w:val="22"/>
+        </w:rPr>
+        <w:t>back</w:t>
+      </w:r>
+      <w:r>
+        <w:rPr>
+          <w:rFonts w:ascii="Courier New" w:hAnsi="Courier New" w:cs="Courier New"/>
+          <w:b/>
+          <w:bCs/>
+          <w:sz w:val="22"/>
+          <w:szCs w:val="22"/>
+        </w:rPr>
+        <w:t>ward</w:t>
+      </w:r>
+      <w:r>
+        <w:rPr>
+          <w:rFonts w:ascii="Courier New" w:hAnsi="Courier New" w:cs="Courier New"/>
+          <w:b/>
+          <w:bCs/>
+          <w:sz w:val="22"/>
+          <w:szCs w:val="22"/>
+        </w:rPr>
+        <w:t xml:space="preserve"> </w:t>
+      </w:r>
+      <w:r>
+        <w:rPr>
+          <w:rFonts w:ascii="Courier New" w:hAnsi="Courier New" w:cs="Courier New"/>
+          <w:b/>
+          <w:bCs/>
+          <w:sz w:val="22"/>
+          <w:szCs w:val="22"/>
+        </w:rPr>
+        <w:t>– [2</w:t>
+      </w:r>
+      <w:r>
+        <w:rPr>
+          <w:rFonts w:ascii="Courier New" w:hAnsi="Courier New" w:cs="Courier New"/>
+          <w:b/>
+          <w:bCs/>
+          <w:sz w:val="22"/>
+          <w:szCs w:val="22"/>
+        </w:rPr>
+        <w:t>9</w:t>
+      </w:r>
+      <w:r>
+        <w:rPr>
+          <w:rFonts w:ascii="Courier New" w:hAnsi="Courier New" w:cs="Courier New"/>
+          <w:b/>
+          <w:bCs/>
+          <w:sz w:val="22"/>
+          <w:szCs w:val="22"/>
+        </w:rPr>
+        <w:t>]</w:t>
+      </w:r>
+    </w:p>
+    <w:p>
+      <w:pPr>
+        <w:rPr>
+          <w:rFonts w:ascii="Courier New" w:hAnsi="Courier New" w:cs="Courier New"/>
+          <w:b/>
+          <w:bCs/>
+          <w:sz w:val="22"/>
+          <w:szCs w:val="22"/>
+        </w:rPr>
+      </w:pPr>
+      <w:r>
+        <w:rPr>
+          <w:rFonts w:ascii="Courier New" w:hAnsi="Courier New" w:cs="Courier New"/>
+          <w:b/>
+          <w:bCs/>
+          <w:sz w:val="22"/>
+          <w:szCs w:val="22"/>
+        </w:rPr>
+        <w:t xml:space="preserve">The Memory </w:t>
+      </w:r>
+      <w:r>
+        <w:rPr>
+          <w:rFonts w:ascii="Courier New" w:hAnsi="Courier New" w:cs="Courier New"/>
+          <w:b/>
+          <w:bCs/>
+          <w:sz w:val="22"/>
+          <w:szCs w:val="22"/>
+        </w:rPr>
+        <w:t>shards m</w:t>
+      </w:r>
+      <w:r>
+        <w:rPr>
+          <w:rFonts w:ascii="Courier New" w:hAnsi="Courier New" w:cs="Courier New"/>
+          <w:b/>
+          <w:bCs/>
+          <w:sz w:val="22"/>
+          <w:szCs w:val="22"/>
+        </w:rPr>
+        <w:t>ontage – [2</w:t>
+      </w:r>
+      <w:r>
+        <w:rPr>
+          <w:rFonts w:ascii="Courier New" w:hAnsi="Courier New" w:cs="Courier New"/>
+          <w:b/>
+          <w:bCs/>
+          <w:sz w:val="22"/>
+          <w:szCs w:val="22"/>
+        </w:rPr>
+        <w:t>9</w:t>
+      </w:r>
+      <w:r>
+        <w:rPr>
+          <w:rFonts w:ascii="Courier New" w:hAnsi="Courier New" w:cs="Courier New"/>
+          <w:b/>
+          <w:bCs/>
+          <w:sz w:val="22"/>
+          <w:szCs w:val="22"/>
+        </w:rPr>
+        <w:t>]</w:t>
+      </w:r>
+    </w:p>
+    <w:p>
+      <w:pPr>
+        <w:rPr>
+          <w:rFonts w:ascii="Courier New" w:hAnsi="Courier New" w:cs="Courier New"/>
+          <w:b/>
+          <w:bCs/>
+          <w:sz w:val="22"/>
+          <w:szCs w:val="22"/>
+        </w:rPr>
+      </w:pPr>
+      <w:r>
+        <w:rPr>
+          <w:rFonts w:ascii="Courier New" w:hAnsi="Courier New" w:cs="Courier New"/>
+          <w:b/>
+          <w:bCs/>
+          <w:sz w:val="22"/>
+          <w:szCs w:val="22"/>
+        </w:rPr>
+        <w:t>Dog’s Grave – [29]</w:t>
+      </w:r>
+    </w:p>
+    <w:p>
+      <w:pPr>
+        <w:rPr>
+          <w:rFonts w:ascii="Courier New" w:hAnsi="Courier New" w:cs="Courier New"/>
+          <w:b/>
+          <w:bCs/>
+          <w:sz w:val="22"/>
+          <w:szCs w:val="22"/>
+        </w:rPr>
+      </w:pPr>
+      <w:r>
+        <w:rPr>
+          <w:rFonts w:ascii="Courier New" w:hAnsi="Courier New" w:cs="Courier New"/>
+          <w:b/>
+          <w:bCs/>
+          <w:sz w:val="22"/>
+          <w:szCs w:val="22"/>
+        </w:rPr>
+        <w:t>Post Death Sounds – [29]</w:t>
+      </w:r>
+    </w:p>
+    <w:p>
+      <w:pPr>
+        <w:rPr>
+          <w:rFonts w:ascii="Courier New" w:hAnsi="Courier New" w:cs="Courier New"/>
+          <w:b/>
+          <w:bCs/>
+          <w:sz w:val="22"/>
+          <w:szCs w:val="22"/>
+        </w:rPr>
+      </w:pPr>
+      <w:r>
+        <w:rPr>
+          <w:rFonts w:ascii="Courier New" w:hAnsi="Courier New" w:cs="Courier New"/>
+          <w:b/>
+          <w:bCs/>
+          <w:sz w:val="22"/>
+          <w:szCs w:val="22"/>
+        </w:rPr>
+        <w:t xml:space="preserve">The </w:t>
+      </w:r>
+      <w:r>
+        <w:rPr>
+          <w:rFonts w:ascii="Courier New" w:hAnsi="Courier New" w:cs="Courier New"/>
+          <w:b/>
+          <w:bCs/>
+          <w:sz w:val="22"/>
+          <w:szCs w:val="22"/>
+        </w:rPr>
+        <w:t>C</w:t>
+      </w:r>
+      <w:r>
+        <w:rPr>
+          <w:rFonts w:ascii="Courier New" w:hAnsi="Courier New" w:cs="Courier New"/>
+          <w:b/>
+          <w:bCs/>
+          <w:sz w:val="22"/>
+          <w:szCs w:val="22"/>
+        </w:rPr>
+        <w:t>remation</w:t>
+      </w:r>
+      <w:r>
+        <w:rPr>
+          <w:rFonts w:ascii="Courier New" w:hAnsi="Courier New" w:cs="Courier New"/>
+          <w:b/>
+          <w:bCs/>
+          <w:sz w:val="22"/>
+          <w:szCs w:val="22"/>
+        </w:rPr>
+        <w:t xml:space="preserve"> </w:t>
+      </w:r>
+      <w:r>
+        <w:rPr>
+          <w:rFonts w:ascii="Courier New" w:hAnsi="Courier New" w:cs="Courier New"/>
+          <w:b/>
+          <w:bCs/>
+          <w:sz w:val="22"/>
+          <w:szCs w:val="22"/>
+        </w:rPr>
+        <w:t>– [2</w:t>
+      </w:r>
+      <w:r>
+        <w:rPr>
+          <w:rFonts w:ascii="Courier New" w:hAnsi="Courier New" w:cs="Courier New"/>
+          <w:b/>
+          <w:bCs/>
+          <w:sz w:val="22"/>
+          <w:szCs w:val="22"/>
+        </w:rPr>
+        <w:t>9</w:t>
+      </w:r>
+      <w:r>
+        <w:rPr>
+          <w:rFonts w:ascii="Courier New" w:hAnsi="Courier New" w:cs="Courier New"/>
+          <w:b/>
+          <w:bCs/>
+          <w:sz w:val="22"/>
+          <w:szCs w:val="22"/>
+        </w:rPr>
+        <w:t>]</w:t>
+      </w:r>
+    </w:p>
+    <w:p>
+      <w:pPr>
+        <w:rPr>
+          <w:rFonts w:ascii="Courier New" w:hAnsi="Courier New" w:cs="Courier New"/>
+          <w:b/>
+          <w:bCs/>
+          <w:sz w:val="22"/>
+          <w:szCs w:val="22"/>
+        </w:rPr>
+      </w:pPr>
+      <w:r>
+        <w:rPr>
+          <w:rFonts w:ascii="Courier New" w:hAnsi="Courier New" w:cs="Courier New"/>
+          <w:b/>
+          <w:bCs/>
+          <w:sz w:val="22"/>
+          <w:szCs w:val="22"/>
+        </w:rPr>
+        <w:t>Morphing of Mother, Kriti and Ved in fog – [30]</w:t>
+      </w:r>
+    </w:p>
+    <w:p>
+      <w:pPr>
+        <w:rPr>
+          <w:rFonts w:ascii="Courier New" w:hAnsi="Courier New" w:cs="Courier New"/>
+          <w:b/>
+          <w:bCs/>
+          <w:sz w:val="22"/>
+          <w:szCs w:val="22"/>
+        </w:rPr>
+      </w:pPr>
+      <w:r>
+        <w:rPr>
+          <w:rFonts w:ascii="Courier New" w:hAnsi="Courier New" w:cs="Courier New"/>
+          <w:b/>
+          <w:bCs/>
+          <w:sz w:val="22"/>
+          <w:szCs w:val="22"/>
+        </w:rPr>
+        <w:t>Mother transforms into Yamadhootha – [</w:t>
+      </w:r>
+      <w:r>
+        <w:rPr>
+          <w:rFonts w:ascii="Courier New" w:hAnsi="Courier New" w:cs="Courier New"/>
+          <w:b/>
+          <w:bCs/>
+          <w:sz w:val="22"/>
+          <w:szCs w:val="22"/>
+        </w:rPr>
+        <w:t>30</w:t>
+      </w:r>
+      <w:r>
+        <w:rPr>
+          <w:rFonts w:ascii="Courier New" w:hAnsi="Courier New" w:cs="Courier New"/>
+          <w:b/>
+          <w:bCs/>
+          <w:sz w:val="22"/>
+          <w:szCs w:val="22"/>
+        </w:rPr>
+        <w:t>]</w:t>
+      </w:r>
+    </w:p>
+    <w:p>
+      <w:pPr>
+        <w:rPr>
+          <w:rFonts w:ascii="Courier New" w:hAnsi="Courier New" w:cs="Courier New"/>
+          <w:b/>
+          <w:bCs/>
+          <w:sz w:val="22"/>
+          <w:szCs w:val="22"/>
+        </w:rPr>
+      </w:pPr>
+      <w:r>
+        <w:rPr>
+          <w:rFonts w:ascii="Courier New" w:hAnsi="Courier New" w:cs="Courier New"/>
+          <w:b/>
+          <w:bCs/>
+          <w:sz w:val="22"/>
+          <w:szCs w:val="22"/>
+        </w:rPr>
+        <w:t xml:space="preserve">Yamadhootha’s </w:t>
+      </w:r>
+      <w:r>
+        <w:rPr>
+          <w:rFonts w:ascii="Courier New" w:hAnsi="Courier New" w:cs="Courier New"/>
+          <w:b/>
+          <w:bCs/>
+          <w:sz w:val="22"/>
+          <w:szCs w:val="22"/>
+        </w:rPr>
+        <w:t>yellow-</w:t>
+      </w:r>
+      <w:r>
+        <w:rPr>
+          <w:rFonts w:ascii="Courier New" w:hAnsi="Courier New" w:cs="Courier New"/>
+          <w:b/>
+          <w:bCs/>
+          <w:sz w:val="22"/>
+          <w:szCs w:val="22"/>
+        </w:rPr>
+        <w:t xml:space="preserve">red </w:t>
+      </w:r>
+      <w:r>
+        <w:rPr>
+          <w:rFonts w:ascii="Courier New" w:hAnsi="Courier New" w:cs="Courier New"/>
+          <w:b/>
+          <w:bCs/>
+          <w:sz w:val="22"/>
+          <w:szCs w:val="22"/>
+        </w:rPr>
+        <w:t>glowing eyes – [</w:t>
+      </w:r>
+      <w:r>
+        <w:rPr>
+          <w:rFonts w:ascii="Courier New" w:hAnsi="Courier New" w:cs="Courier New"/>
+          <w:b/>
+          <w:bCs/>
+          <w:sz w:val="22"/>
+          <w:szCs w:val="22"/>
+        </w:rPr>
+        <w:t>30</w:t>
+      </w:r>
+      <w:r>
+        <w:rPr>
+          <w:rFonts w:ascii="Courier New" w:hAnsi="Courier New" w:cs="Courier New"/>
+          <w:b/>
+          <w:bCs/>
+          <w:sz w:val="22"/>
+          <w:szCs w:val="22"/>
+        </w:rPr>
+        <w:t>]</w:t>
+      </w:r>
+    </w:p>
+    <w:p>
+      <w:pPr>
+        <w:rPr>
+          <w:rFonts w:ascii="Courier New" w:hAnsi="Courier New" w:cs="Courier New"/>
+          <w:b/>
+          <w:bCs/>
+          <w:sz w:val="22"/>
+          <w:szCs w:val="22"/>
+        </w:rPr>
+      </w:pPr>
+      <w:r>
+        <w:rPr>
+          <w:rFonts w:ascii="Courier New" w:hAnsi="Courier New" w:cs="Courier New"/>
+          <w:b/>
+          <w:bCs/>
+          <w:sz w:val="22"/>
+          <w:szCs w:val="22"/>
+        </w:rPr>
+        <w:t xml:space="preserve">Portal </w:t>
+      </w:r>
+      <w:r>
+        <w:rPr>
+          <w:rFonts w:ascii="Courier New" w:hAnsi="Courier New" w:cs="Courier New"/>
+          <w:b/>
+          <w:bCs/>
+          <w:sz w:val="22"/>
+          <w:szCs w:val="22"/>
+        </w:rPr>
+        <w:t>Appears</w:t>
+      </w:r>
+      <w:r>
+        <w:rPr>
+          <w:rFonts w:ascii="Courier New" w:hAnsi="Courier New" w:cs="Courier New"/>
+          <w:b/>
+          <w:bCs/>
+          <w:sz w:val="22"/>
+          <w:szCs w:val="22"/>
+        </w:rPr>
+        <w:t xml:space="preserve"> through the fog</w:t>
+      </w:r>
+      <w:r>
+        <w:rPr>
+          <w:rFonts w:ascii="Courier New" w:hAnsi="Courier New" w:cs="Courier New"/>
+          <w:b/>
+          <w:bCs/>
+          <w:sz w:val="22"/>
+          <w:szCs w:val="22"/>
+        </w:rPr>
+        <w:t xml:space="preserve"> </w:t>
+      </w:r>
+      <w:r>
+        <w:rPr>
+          <w:rFonts w:ascii="Courier New" w:hAnsi="Courier New" w:cs="Courier New"/>
+          <w:b/>
+          <w:bCs/>
+          <w:sz w:val="22"/>
+          <w:szCs w:val="22"/>
+        </w:rPr>
+        <w:t>– [</w:t>
+      </w:r>
+      <w:r>
+        <w:rPr>
+          <w:rFonts w:ascii="Courier New" w:hAnsi="Courier New" w:cs="Courier New"/>
+          <w:b/>
+          <w:bCs/>
+          <w:sz w:val="22"/>
+          <w:szCs w:val="22"/>
+        </w:rPr>
+        <w:t>30</w:t>
+      </w:r>
+      <w:r>
+        <w:rPr>
+          <w:rFonts w:ascii="Courier New" w:hAnsi="Courier New" w:cs="Courier New"/>
+          <w:b/>
+          <w:bCs/>
+          <w:sz w:val="22"/>
+          <w:szCs w:val="22"/>
+        </w:rPr>
+        <w:t>]</w:t>
+      </w:r>
+    </w:p>
+    <w:p>
+      <w:pPr>
+        <w:rPr>
+          <w:rFonts w:ascii="Courier New" w:hAnsi="Courier New" w:cs="Courier New"/>
+          <w:b/>
+          <w:bCs/>
+          <w:sz w:val="22"/>
+          <w:szCs w:val="22"/>
+        </w:rPr>
+      </w:pPr>
+      <w:r>
+        <w:rPr>
+          <w:rFonts w:ascii="Courier New" w:hAnsi="Courier New" w:cs="Courier New"/>
+          <w:b/>
+          <w:bCs/>
+          <w:sz w:val="22"/>
+          <w:szCs w:val="22"/>
+        </w:rPr>
+        <w:t>Inside portal -&gt; Photo on the other side – [30]</w:t>
+      </w:r>
+    </w:p>
+    <w:p>
+      <w:pPr>
+        <w:rPr>
+          <w:rFonts w:ascii="Courier New" w:hAnsi="Courier New" w:cs="Courier New"/>
+          <w:b/>
+          <w:bCs/>
+          <w:sz w:val="22"/>
+          <w:szCs w:val="22"/>
+        </w:rPr>
+      </w:pPr>
+      <w:r>
+        <w:rPr>
+          <w:rFonts w:ascii="Courier New" w:hAnsi="Courier New" w:cs="Courier New"/>
+          <w:b/>
+          <w:bCs/>
+          <w:sz w:val="22"/>
+          <w:szCs w:val="22"/>
+        </w:rPr>
         <w:lastRenderedPageBreak/>
-        <w:t>Kriti and Ved morph – [26]</w:t>
-      </w:r>
-    </w:p>
-    <w:p>
-      <w:pPr>
-        <w:rPr>
-          <w:rFonts w:ascii="Courier New" w:hAnsi="Courier New" w:cs="Courier New"/>
-          <w:b/>
-          <w:bCs/>
-          <w:sz w:val="22"/>
-          <w:szCs w:val="22"/>
-        </w:rPr>
-      </w:pPr>
-      <w:r>
-        <w:rPr>
-          <w:rFonts w:ascii="Courier New" w:hAnsi="Courier New" w:cs="Courier New"/>
-          <w:b/>
-          <w:bCs/>
-          <w:sz w:val="22"/>
-          <w:szCs w:val="22"/>
-        </w:rPr>
-        <w:t>Fog rolls in – [2</w:t>
-      </w:r>
-      <w:r>
-        <w:rPr>
-          <w:rFonts w:ascii="Courier New" w:hAnsi="Courier New" w:cs="Courier New"/>
-          <w:b/>
-          <w:bCs/>
-          <w:sz w:val="22"/>
-          <w:szCs w:val="22"/>
-        </w:rPr>
-        <w:t>7</w:t>
+        <w:t xml:space="preserve">The </w:t>
+      </w:r>
+      <w:r>
+        <w:rPr>
+          <w:rFonts w:ascii="Courier New" w:hAnsi="Courier New" w:cs="Courier New"/>
+          <w:b/>
+          <w:bCs/>
+          <w:sz w:val="22"/>
+          <w:szCs w:val="22"/>
+        </w:rPr>
+        <w:t>c</w:t>
+      </w:r>
+      <w:r>
+        <w:rPr>
+          <w:rFonts w:ascii="Courier New" w:hAnsi="Courier New" w:cs="Courier New"/>
+          <w:b/>
+          <w:bCs/>
+          <w:sz w:val="22"/>
+          <w:szCs w:val="22"/>
+        </w:rPr>
+        <w:t xml:space="preserve">hain </w:t>
+      </w:r>
+      <w:r>
+        <w:rPr>
+          <w:rFonts w:ascii="Courier New" w:hAnsi="Courier New" w:cs="Courier New"/>
+          <w:b/>
+          <w:bCs/>
+          <w:sz w:val="22"/>
+          <w:szCs w:val="22"/>
+        </w:rPr>
+        <w:t>comes out of hands – [</w:t>
+      </w:r>
+      <w:r>
+        <w:rPr>
+          <w:rFonts w:ascii="Courier New" w:hAnsi="Courier New" w:cs="Courier New"/>
+          <w:b/>
+          <w:bCs/>
+          <w:sz w:val="22"/>
+          <w:szCs w:val="22"/>
+        </w:rPr>
+        <w:t>30</w:t>
       </w:r>
       <w:r>
         <w:rPr>
@@ -3261,17 +4735,17 @@
           <w:sz w:val="22"/>
           <w:szCs w:val="22"/>
         </w:rPr>
-        <w:t>A glowing door – [2</w:t>
-      </w:r>
-      <w:r>
-        <w:rPr>
-          <w:rFonts w:ascii="Courier New" w:hAnsi="Courier New" w:cs="Courier New"/>
-          <w:b/>
-          <w:bCs/>
-          <w:sz w:val="22"/>
-          <w:szCs w:val="22"/>
-        </w:rPr>
-        <w:t>7</w:t>
+        <w:t>The chain crawls on the floor – [</w:t>
+      </w:r>
+      <w:r>
+        <w:rPr>
+          <w:rFonts w:ascii="Courier New" w:hAnsi="Courier New" w:cs="Courier New"/>
+          <w:b/>
+          <w:bCs/>
+          <w:sz w:val="22"/>
+          <w:szCs w:val="22"/>
+        </w:rPr>
+        <w:t>30</w:t>
       </w:r>
       <w:r>
         <w:rPr>
@@ -3302,1406 +4776,6 @@
           <w:sz w:val="22"/>
           <w:szCs w:val="22"/>
         </w:rPr>
-        <w:t>Priest and Pyre</w:t>
-      </w:r>
-      <w:r>
-        <w:rPr>
-          <w:rFonts w:ascii="Courier New" w:hAnsi="Courier New" w:cs="Courier New"/>
-          <w:b/>
-          <w:bCs/>
-          <w:sz w:val="22"/>
-          <w:szCs w:val="22"/>
-        </w:rPr>
-        <w:t xml:space="preserve"> and Roaring flames – [</w:t>
-      </w:r>
-      <w:r>
-        <w:rPr>
-          <w:rFonts w:ascii="Courier New" w:hAnsi="Courier New" w:cs="Courier New"/>
-          <w:b/>
-          <w:bCs/>
-          <w:sz w:val="22"/>
-          <w:szCs w:val="22"/>
-        </w:rPr>
-        <w:t>2</w:t>
-      </w:r>
-      <w:r>
-        <w:rPr>
-          <w:rFonts w:ascii="Courier New" w:hAnsi="Courier New" w:cs="Courier New"/>
-          <w:b/>
-          <w:bCs/>
-          <w:sz w:val="22"/>
-          <w:szCs w:val="22"/>
-        </w:rPr>
-        <w:t>7</w:t>
-      </w:r>
-      <w:r>
-        <w:rPr>
-          <w:rFonts w:ascii="Courier New" w:hAnsi="Courier New" w:cs="Courier New"/>
-          <w:b/>
-          <w:bCs/>
-          <w:sz w:val="22"/>
-          <w:szCs w:val="22"/>
-        </w:rPr>
-        <w:t>]</w:t>
-      </w:r>
-    </w:p>
-    <w:p>
-      <w:pPr>
-        <w:rPr>
-          <w:rFonts w:ascii="Courier New" w:hAnsi="Courier New" w:cs="Courier New"/>
-          <w:b/>
-          <w:bCs/>
-          <w:sz w:val="22"/>
-          <w:szCs w:val="22"/>
-        </w:rPr>
-      </w:pPr>
-      <w:r>
-        <w:rPr>
-          <w:rFonts w:ascii="Courier New" w:hAnsi="Courier New" w:cs="Courier New"/>
-          <w:b/>
-          <w:bCs/>
-          <w:sz w:val="22"/>
-          <w:szCs w:val="22"/>
-        </w:rPr>
-        <w:t>Fire transition through eye – [2</w:t>
-      </w:r>
-      <w:r>
-        <w:rPr>
-          <w:rFonts w:ascii="Courier New" w:hAnsi="Courier New" w:cs="Courier New"/>
-          <w:b/>
-          <w:bCs/>
-          <w:sz w:val="22"/>
-          <w:szCs w:val="22"/>
-        </w:rPr>
-        <w:t>7</w:t>
-      </w:r>
-      <w:r>
-        <w:rPr>
-          <w:rFonts w:ascii="Courier New" w:hAnsi="Courier New" w:cs="Courier New"/>
-          <w:b/>
-          <w:bCs/>
-          <w:sz w:val="22"/>
-          <w:szCs w:val="22"/>
-        </w:rPr>
-        <w:t>]</w:t>
-      </w:r>
-    </w:p>
-    <w:p>
-      <w:pPr>
-        <w:rPr>
-          <w:rFonts w:ascii="Courier New" w:hAnsi="Courier New" w:cs="Courier New"/>
-          <w:b/>
-          <w:bCs/>
-          <w:sz w:val="22"/>
-          <w:szCs w:val="22"/>
-        </w:rPr>
-      </w:pPr>
-      <w:r>
-        <w:rPr>
-          <w:rFonts w:ascii="Courier New" w:hAnsi="Courier New" w:cs="Courier New"/>
-          <w:b/>
-          <w:bCs/>
-          <w:sz w:val="22"/>
-          <w:szCs w:val="22"/>
-        </w:rPr>
-        <w:t xml:space="preserve">The Red Field </w:t>
-      </w:r>
-      <w:r>
-        <w:rPr>
-          <w:rFonts w:ascii="Courier New" w:hAnsi="Courier New" w:cs="Courier New"/>
-          <w:b/>
-          <w:bCs/>
-          <w:sz w:val="22"/>
-          <w:szCs w:val="22"/>
-        </w:rPr>
-        <w:t xml:space="preserve">with clouds and thunder </w:t>
-      </w:r>
-      <w:r>
-        <w:rPr>
-          <w:rFonts w:ascii="Courier New" w:hAnsi="Courier New" w:cs="Courier New"/>
-          <w:b/>
-          <w:bCs/>
-          <w:sz w:val="22"/>
-          <w:szCs w:val="22"/>
-        </w:rPr>
-        <w:t>– [2</w:t>
-      </w:r>
-      <w:r>
-        <w:rPr>
-          <w:rFonts w:ascii="Courier New" w:hAnsi="Courier New" w:cs="Courier New"/>
-          <w:b/>
-          <w:bCs/>
-          <w:sz w:val="22"/>
-          <w:szCs w:val="22"/>
-        </w:rPr>
-        <w:t>8</w:t>
-      </w:r>
-      <w:r>
-        <w:rPr>
-          <w:rFonts w:ascii="Courier New" w:hAnsi="Courier New" w:cs="Courier New"/>
-          <w:b/>
-          <w:bCs/>
-          <w:sz w:val="22"/>
-          <w:szCs w:val="22"/>
-        </w:rPr>
-        <w:t>]</w:t>
-      </w:r>
-    </w:p>
-    <w:p>
-      <w:pPr>
-        <w:rPr>
-          <w:rFonts w:ascii="Courier New" w:hAnsi="Courier New" w:cs="Courier New"/>
-          <w:b/>
-          <w:bCs/>
-          <w:sz w:val="22"/>
-          <w:szCs w:val="22"/>
-        </w:rPr>
-      </w:pPr>
-      <w:r>
-        <w:rPr>
-          <w:rFonts w:ascii="Courier New" w:hAnsi="Courier New" w:cs="Courier New"/>
-          <w:b/>
-          <w:bCs/>
-          <w:sz w:val="22"/>
-          <w:szCs w:val="22"/>
-        </w:rPr>
-        <w:t>The Flying</w:t>
-      </w:r>
-      <w:r>
-        <w:rPr>
-          <w:rFonts w:ascii="Courier New" w:hAnsi="Courier New" w:cs="Courier New"/>
-          <w:b/>
-          <w:bCs/>
-          <w:sz w:val="22"/>
-          <w:szCs w:val="22"/>
-        </w:rPr>
-        <w:t xml:space="preserve"> hands of the Ghosts – [2</w:t>
-      </w:r>
-      <w:r>
-        <w:rPr>
-          <w:rFonts w:ascii="Courier New" w:hAnsi="Courier New" w:cs="Courier New"/>
-          <w:b/>
-          <w:bCs/>
-          <w:sz w:val="22"/>
-          <w:szCs w:val="22"/>
-        </w:rPr>
-        <w:t>8</w:t>
-      </w:r>
-      <w:r>
-        <w:rPr>
-          <w:rFonts w:ascii="Courier New" w:hAnsi="Courier New" w:cs="Courier New"/>
-          <w:b/>
-          <w:bCs/>
-          <w:sz w:val="22"/>
-          <w:szCs w:val="22"/>
-        </w:rPr>
-        <w:t>]</w:t>
-      </w:r>
-    </w:p>
-    <w:p>
-      <w:pPr>
-        <w:rPr>
-          <w:rFonts w:ascii="Courier New" w:hAnsi="Courier New" w:cs="Courier New"/>
-          <w:b/>
-          <w:bCs/>
-          <w:sz w:val="22"/>
-          <w:szCs w:val="22"/>
-        </w:rPr>
-      </w:pPr>
-      <w:r>
-        <w:rPr>
-          <w:rFonts w:ascii="Courier New" w:hAnsi="Courier New" w:cs="Courier New"/>
-          <w:b/>
-          <w:bCs/>
-          <w:sz w:val="22"/>
-          <w:szCs w:val="22"/>
-        </w:rPr>
-        <w:t>Ghost hands grip his face – [2</w:t>
-      </w:r>
-      <w:r>
-        <w:rPr>
-          <w:rFonts w:ascii="Courier New" w:hAnsi="Courier New" w:cs="Courier New"/>
-          <w:b/>
-          <w:bCs/>
-          <w:sz w:val="22"/>
-          <w:szCs w:val="22"/>
-        </w:rPr>
-        <w:t>8</w:t>
-      </w:r>
-      <w:r>
-        <w:rPr>
-          <w:rFonts w:ascii="Courier New" w:hAnsi="Courier New" w:cs="Courier New"/>
-          <w:b/>
-          <w:bCs/>
-          <w:sz w:val="22"/>
-          <w:szCs w:val="22"/>
-        </w:rPr>
-        <w:t>]</w:t>
-      </w:r>
-    </w:p>
-    <w:p>
-      <w:pPr>
-        <w:rPr>
-          <w:rFonts w:ascii="Courier New" w:hAnsi="Courier New" w:cs="Courier New"/>
-          <w:b/>
-          <w:bCs/>
-          <w:sz w:val="22"/>
-          <w:szCs w:val="22"/>
-        </w:rPr>
-      </w:pPr>
-      <w:r>
-        <w:rPr>
-          <w:rFonts w:ascii="Courier New" w:hAnsi="Courier New" w:cs="Courier New"/>
-          <w:b/>
-          <w:bCs/>
-          <w:sz w:val="22"/>
-          <w:szCs w:val="22"/>
-        </w:rPr>
-        <w:t>The Red Sky with 2 Suns and Vortex – [2</w:t>
-      </w:r>
-      <w:r>
-        <w:rPr>
-          <w:rFonts w:ascii="Courier New" w:hAnsi="Courier New" w:cs="Courier New"/>
-          <w:b/>
-          <w:bCs/>
-          <w:sz w:val="22"/>
-          <w:szCs w:val="22"/>
-        </w:rPr>
-        <w:t>8</w:t>
-      </w:r>
-      <w:r>
-        <w:rPr>
-          <w:rFonts w:ascii="Courier New" w:hAnsi="Courier New" w:cs="Courier New"/>
-          <w:b/>
-          <w:bCs/>
-          <w:sz w:val="22"/>
-          <w:szCs w:val="22"/>
-        </w:rPr>
-        <w:t>]</w:t>
-      </w:r>
-    </w:p>
-    <w:p>
-      <w:pPr>
-        <w:rPr>
-          <w:rFonts w:ascii="Courier New" w:hAnsi="Courier New" w:cs="Courier New"/>
-          <w:b/>
-          <w:bCs/>
-          <w:sz w:val="22"/>
-          <w:szCs w:val="22"/>
-        </w:rPr>
-      </w:pPr>
-      <w:r>
-        <w:rPr>
-          <w:rFonts w:ascii="Courier New" w:hAnsi="Courier New" w:cs="Courier New"/>
-          <w:b/>
-          <w:bCs/>
-          <w:sz w:val="22"/>
-          <w:szCs w:val="22"/>
-        </w:rPr>
-        <w:t>Hit face to tree and fall – [2</w:t>
-      </w:r>
-      <w:r>
-        <w:rPr>
-          <w:rFonts w:ascii="Courier New" w:hAnsi="Courier New" w:cs="Courier New"/>
-          <w:b/>
-          <w:bCs/>
-          <w:sz w:val="22"/>
-          <w:szCs w:val="22"/>
-        </w:rPr>
-        <w:t>8</w:t>
-      </w:r>
-      <w:r>
-        <w:rPr>
-          <w:rFonts w:ascii="Courier New" w:hAnsi="Courier New" w:cs="Courier New"/>
-          <w:b/>
-          <w:bCs/>
-          <w:sz w:val="22"/>
-          <w:szCs w:val="22"/>
-        </w:rPr>
-        <w:t>]</w:t>
-      </w:r>
-    </w:p>
-    <w:p>
-      <w:pPr>
-        <w:rPr>
-          <w:rFonts w:ascii="Courier New" w:hAnsi="Courier New" w:cs="Courier New"/>
-          <w:b/>
-          <w:bCs/>
-          <w:sz w:val="22"/>
-          <w:szCs w:val="22"/>
-        </w:rPr>
-      </w:pPr>
-      <w:r>
-        <w:rPr>
-          <w:rFonts w:ascii="Courier New" w:hAnsi="Courier New" w:cs="Courier New"/>
-          <w:b/>
-          <w:bCs/>
-          <w:sz w:val="22"/>
-          <w:szCs w:val="22"/>
-        </w:rPr>
-        <w:t>Ghostly silhouettes</w:t>
-      </w:r>
-      <w:r>
-        <w:rPr>
-          <w:rFonts w:ascii="Courier New" w:hAnsi="Courier New" w:cs="Courier New"/>
-          <w:b/>
-          <w:bCs/>
-          <w:sz w:val="22"/>
-          <w:szCs w:val="22"/>
-        </w:rPr>
-        <w:t xml:space="preserve"> in the distance – [2</w:t>
-      </w:r>
-      <w:r>
-        <w:rPr>
-          <w:rFonts w:ascii="Courier New" w:hAnsi="Courier New" w:cs="Courier New"/>
-          <w:b/>
-          <w:bCs/>
-          <w:sz w:val="22"/>
-          <w:szCs w:val="22"/>
-        </w:rPr>
-        <w:t>8</w:t>
-      </w:r>
-      <w:r>
-        <w:rPr>
-          <w:rFonts w:ascii="Courier New" w:hAnsi="Courier New" w:cs="Courier New"/>
-          <w:b/>
-          <w:bCs/>
-          <w:sz w:val="22"/>
-          <w:szCs w:val="22"/>
-        </w:rPr>
-        <w:t>]</w:t>
-      </w:r>
-    </w:p>
-    <w:p>
-      <w:pPr>
-        <w:rPr>
-          <w:rFonts w:ascii="Courier New" w:hAnsi="Courier New" w:cs="Courier New"/>
-          <w:b/>
-          <w:bCs/>
-          <w:sz w:val="22"/>
-          <w:szCs w:val="22"/>
-        </w:rPr>
-      </w:pPr>
-      <w:r>
-        <w:rPr>
-          <w:rFonts w:ascii="Courier New" w:hAnsi="Courier New" w:cs="Courier New"/>
-          <w:b/>
-          <w:bCs/>
-          <w:sz w:val="22"/>
-          <w:szCs w:val="22"/>
-        </w:rPr>
-        <w:t>Appearance of Adi’s father’s ghost – [2</w:t>
-      </w:r>
-      <w:r>
-        <w:rPr>
-          <w:rFonts w:ascii="Courier New" w:hAnsi="Courier New" w:cs="Courier New"/>
-          <w:b/>
-          <w:bCs/>
-          <w:sz w:val="22"/>
-          <w:szCs w:val="22"/>
-        </w:rPr>
-        <w:t>8</w:t>
-      </w:r>
-      <w:r>
-        <w:rPr>
-          <w:rFonts w:ascii="Courier New" w:hAnsi="Courier New" w:cs="Courier New"/>
-          <w:b/>
-          <w:bCs/>
-          <w:sz w:val="22"/>
-          <w:szCs w:val="22"/>
-        </w:rPr>
-        <w:t>]</w:t>
-      </w:r>
-    </w:p>
-    <w:p>
-      <w:pPr>
-        <w:rPr>
-          <w:rFonts w:ascii="Courier New" w:hAnsi="Courier New" w:cs="Courier New"/>
-          <w:b/>
-          <w:bCs/>
-          <w:sz w:val="22"/>
-          <w:szCs w:val="22"/>
-        </w:rPr>
-      </w:pPr>
-      <w:r>
-        <w:rPr>
-          <w:rFonts w:ascii="Courier New" w:hAnsi="Courier New" w:cs="Courier New"/>
-          <w:b/>
-          <w:bCs/>
-          <w:sz w:val="22"/>
-          <w:szCs w:val="22"/>
-        </w:rPr>
-        <w:t>Raven flies and sits on a tree – [28]</w:t>
-      </w:r>
-    </w:p>
-    <w:p>
-      <w:pPr>
-        <w:rPr>
-          <w:rFonts w:ascii="Courier New" w:hAnsi="Courier New" w:cs="Courier New"/>
-          <w:b/>
-          <w:bCs/>
-          <w:sz w:val="22"/>
-          <w:szCs w:val="22"/>
-        </w:rPr>
-      </w:pPr>
-      <w:r>
-        <w:rPr>
-          <w:rFonts w:ascii="Courier New" w:hAnsi="Courier New" w:cs="Courier New"/>
-          <w:b/>
-          <w:bCs/>
-          <w:sz w:val="22"/>
-          <w:szCs w:val="22"/>
-        </w:rPr>
-        <w:t>Sesame appears on his face – [2</w:t>
-      </w:r>
-      <w:r>
-        <w:rPr>
-          <w:rFonts w:ascii="Courier New" w:hAnsi="Courier New" w:cs="Courier New"/>
-          <w:b/>
-          <w:bCs/>
-          <w:sz w:val="22"/>
-          <w:szCs w:val="22"/>
-        </w:rPr>
-        <w:t>8</w:t>
-      </w:r>
-      <w:r>
-        <w:rPr>
-          <w:rFonts w:ascii="Courier New" w:hAnsi="Courier New" w:cs="Courier New"/>
-          <w:b/>
-          <w:bCs/>
-          <w:sz w:val="22"/>
-          <w:szCs w:val="22"/>
-        </w:rPr>
-        <w:t>]</w:t>
-      </w:r>
-    </w:p>
-    <w:p>
-      <w:pPr>
-        <w:rPr>
-          <w:rFonts w:ascii="Courier New" w:hAnsi="Courier New" w:cs="Courier New"/>
-          <w:b/>
-          <w:bCs/>
-          <w:sz w:val="22"/>
-          <w:szCs w:val="22"/>
-        </w:rPr>
-      </w:pPr>
-      <w:r>
-        <w:rPr>
-          <w:rFonts w:ascii="Courier New" w:hAnsi="Courier New" w:cs="Courier New"/>
-          <w:b/>
-          <w:bCs/>
-          <w:sz w:val="22"/>
-          <w:szCs w:val="22"/>
-        </w:rPr>
-        <w:t>Raven eats sesame – [2</w:t>
-      </w:r>
-      <w:r>
-        <w:rPr>
-          <w:rFonts w:ascii="Courier New" w:hAnsi="Courier New" w:cs="Courier New"/>
-          <w:b/>
-          <w:bCs/>
-          <w:sz w:val="22"/>
-          <w:szCs w:val="22"/>
-        </w:rPr>
-        <w:t>8</w:t>
-      </w:r>
-      <w:r>
-        <w:rPr>
-          <w:rFonts w:ascii="Courier New" w:hAnsi="Courier New" w:cs="Courier New"/>
-          <w:b/>
-          <w:bCs/>
-          <w:sz w:val="22"/>
-          <w:szCs w:val="22"/>
-        </w:rPr>
-        <w:t>]</w:t>
-      </w:r>
-    </w:p>
-    <w:p>
-      <w:pPr>
-        <w:rPr>
-          <w:rFonts w:ascii="Courier New" w:hAnsi="Courier New" w:cs="Courier New"/>
-          <w:b/>
-          <w:bCs/>
-          <w:sz w:val="22"/>
-          <w:szCs w:val="22"/>
-        </w:rPr>
-      </w:pPr>
-      <w:r>
-        <w:rPr>
-          <w:rFonts w:ascii="Courier New" w:hAnsi="Courier New" w:cs="Courier New"/>
-          <w:b/>
-          <w:bCs/>
-          <w:sz w:val="22"/>
-          <w:szCs w:val="22"/>
-        </w:rPr>
-        <w:t>Vasu shots – [2</w:t>
-      </w:r>
-      <w:r>
-        <w:rPr>
-          <w:rFonts w:ascii="Courier New" w:hAnsi="Courier New" w:cs="Courier New"/>
-          <w:b/>
-          <w:bCs/>
-          <w:sz w:val="22"/>
-          <w:szCs w:val="22"/>
-        </w:rPr>
-        <w:t>8</w:t>
-      </w:r>
-      <w:r>
-        <w:rPr>
-          <w:rFonts w:ascii="Courier New" w:hAnsi="Courier New" w:cs="Courier New"/>
-          <w:b/>
-          <w:bCs/>
-          <w:sz w:val="22"/>
-          <w:szCs w:val="22"/>
-        </w:rPr>
-        <w:t>]</w:t>
-      </w:r>
-    </w:p>
-    <w:p>
-      <w:pPr>
-        <w:rPr>
-          <w:rFonts w:ascii="Courier New" w:hAnsi="Courier New" w:cs="Courier New"/>
-          <w:b/>
-          <w:bCs/>
-          <w:sz w:val="22"/>
-          <w:szCs w:val="22"/>
-        </w:rPr>
-      </w:pPr>
-      <w:r>
-        <w:rPr>
-          <w:rFonts w:ascii="Courier New" w:hAnsi="Courier New" w:cs="Courier New"/>
-          <w:b/>
-          <w:bCs/>
-          <w:sz w:val="22"/>
-          <w:szCs w:val="22"/>
-        </w:rPr>
-        <w:t xml:space="preserve">The </w:t>
-      </w:r>
-      <w:r>
-        <w:rPr>
-          <w:rFonts w:ascii="Courier New" w:hAnsi="Courier New" w:cs="Courier New"/>
-          <w:b/>
-          <w:bCs/>
-          <w:sz w:val="22"/>
-          <w:szCs w:val="22"/>
-        </w:rPr>
-        <w:t>three P</w:t>
-      </w:r>
-      <w:r>
-        <w:rPr>
-          <w:rFonts w:ascii="Courier New" w:hAnsi="Courier New" w:cs="Courier New"/>
-          <w:b/>
-          <w:bCs/>
-          <w:sz w:val="22"/>
-          <w:szCs w:val="22"/>
-        </w:rPr>
-        <w:t>itrus – [2</w:t>
-      </w:r>
-      <w:r>
-        <w:rPr>
-          <w:rFonts w:ascii="Courier New" w:hAnsi="Courier New" w:cs="Courier New"/>
-          <w:b/>
-          <w:bCs/>
-          <w:sz w:val="22"/>
-          <w:szCs w:val="22"/>
-        </w:rPr>
-        <w:t>8</w:t>
-      </w:r>
-      <w:r>
-        <w:rPr>
-          <w:rFonts w:ascii="Courier New" w:hAnsi="Courier New" w:cs="Courier New"/>
-          <w:b/>
-          <w:bCs/>
-          <w:sz w:val="22"/>
-          <w:szCs w:val="22"/>
-        </w:rPr>
-        <w:t>]</w:t>
-      </w:r>
-    </w:p>
-    <w:p>
-      <w:pPr>
-        <w:rPr>
-          <w:rFonts w:ascii="Courier New" w:hAnsi="Courier New" w:cs="Courier New"/>
-          <w:b/>
-          <w:bCs/>
-          <w:sz w:val="22"/>
-          <w:szCs w:val="22"/>
-        </w:rPr>
-      </w:pPr>
-      <w:r>
-        <w:rPr>
-          <w:rFonts w:ascii="Courier New" w:hAnsi="Courier New" w:cs="Courier New"/>
-          <w:b/>
-          <w:bCs/>
-          <w:sz w:val="22"/>
-          <w:szCs w:val="22"/>
-        </w:rPr>
-        <w:t>Father opens a portal</w:t>
-      </w:r>
-      <w:r>
-        <w:rPr>
-          <w:rFonts w:ascii="Courier New" w:hAnsi="Courier New" w:cs="Courier New"/>
-          <w:b/>
-          <w:bCs/>
-          <w:sz w:val="22"/>
-          <w:szCs w:val="22"/>
-        </w:rPr>
-        <w:t xml:space="preserve"> – [2</w:t>
-      </w:r>
-      <w:r>
-        <w:rPr>
-          <w:rFonts w:ascii="Courier New" w:hAnsi="Courier New" w:cs="Courier New"/>
-          <w:b/>
-          <w:bCs/>
-          <w:sz w:val="22"/>
-          <w:szCs w:val="22"/>
-        </w:rPr>
-        <w:t>8</w:t>
-      </w:r>
-      <w:r>
-        <w:rPr>
-          <w:rFonts w:ascii="Courier New" w:hAnsi="Courier New" w:cs="Courier New"/>
-          <w:b/>
-          <w:bCs/>
-          <w:sz w:val="22"/>
-          <w:szCs w:val="22"/>
-        </w:rPr>
-        <w:t>]</w:t>
-      </w:r>
-    </w:p>
-    <w:p>
-      <w:pPr>
-        <w:rPr>
-          <w:rFonts w:ascii="Courier New" w:hAnsi="Courier New" w:cs="Courier New"/>
-          <w:b/>
-          <w:bCs/>
-          <w:sz w:val="22"/>
-          <w:szCs w:val="22"/>
-        </w:rPr>
-      </w:pPr>
-      <w:r>
-        <w:rPr>
-          <w:rFonts w:ascii="Courier New" w:hAnsi="Courier New" w:cs="Courier New"/>
-          <w:b/>
-          <w:bCs/>
-          <w:sz w:val="22"/>
-          <w:szCs w:val="22"/>
-        </w:rPr>
-        <w:t>Portal drifts away – [2</w:t>
-      </w:r>
-      <w:r>
-        <w:rPr>
-          <w:rFonts w:ascii="Courier New" w:hAnsi="Courier New" w:cs="Courier New"/>
-          <w:b/>
-          <w:bCs/>
-          <w:sz w:val="22"/>
-          <w:szCs w:val="22"/>
-        </w:rPr>
-        <w:t>9</w:t>
-      </w:r>
-      <w:r>
-        <w:rPr>
-          <w:rFonts w:ascii="Courier New" w:hAnsi="Courier New" w:cs="Courier New"/>
-          <w:b/>
-          <w:bCs/>
-          <w:sz w:val="22"/>
-          <w:szCs w:val="22"/>
-        </w:rPr>
-        <w:t>]</w:t>
-      </w:r>
-    </w:p>
-    <w:p>
-      <w:pPr>
-        <w:rPr>
-          <w:rFonts w:ascii="Courier New" w:hAnsi="Courier New" w:cs="Courier New"/>
-          <w:b/>
-          <w:bCs/>
-          <w:sz w:val="22"/>
-          <w:szCs w:val="22"/>
-        </w:rPr>
-      </w:pPr>
-      <w:r>
-        <w:rPr>
-          <w:rFonts w:ascii="Courier New" w:hAnsi="Courier New" w:cs="Courier New"/>
-          <w:b/>
-          <w:bCs/>
-          <w:sz w:val="22"/>
-          <w:szCs w:val="22"/>
-        </w:rPr>
-        <w:t>Mirror Delay – [2</w:t>
-      </w:r>
-      <w:r>
-        <w:rPr>
-          <w:rFonts w:ascii="Courier New" w:hAnsi="Courier New" w:cs="Courier New"/>
-          <w:b/>
-          <w:bCs/>
-          <w:sz w:val="22"/>
-          <w:szCs w:val="22"/>
-        </w:rPr>
-        <w:t>9</w:t>
-      </w:r>
-      <w:r>
-        <w:rPr>
-          <w:rFonts w:ascii="Courier New" w:hAnsi="Courier New" w:cs="Courier New"/>
-          <w:b/>
-          <w:bCs/>
-          <w:sz w:val="22"/>
-          <w:szCs w:val="22"/>
-        </w:rPr>
-        <w:t>]</w:t>
-      </w:r>
-    </w:p>
-    <w:p>
-      <w:pPr>
-        <w:rPr>
-          <w:rFonts w:ascii="Courier New" w:hAnsi="Courier New" w:cs="Courier New"/>
-          <w:b/>
-          <w:bCs/>
-          <w:sz w:val="22"/>
-          <w:szCs w:val="22"/>
-        </w:rPr>
-      </w:pPr>
-      <w:r>
-        <w:rPr>
-          <w:rFonts w:ascii="Courier New" w:hAnsi="Courier New" w:cs="Courier New"/>
-          <w:b/>
-          <w:bCs/>
-          <w:sz w:val="22"/>
-          <w:szCs w:val="22"/>
-        </w:rPr>
-        <w:t>Mirror explo</w:t>
-      </w:r>
-      <w:r>
-        <w:rPr>
-          <w:rFonts w:ascii="Courier New" w:hAnsi="Courier New" w:cs="Courier New"/>
-          <w:b/>
-          <w:bCs/>
-          <w:sz w:val="22"/>
-          <w:szCs w:val="22"/>
-        </w:rPr>
-        <w:t xml:space="preserve">sion and </w:t>
-      </w:r>
-      <w:r>
-        <w:rPr>
-          <w:rFonts w:ascii="Courier New" w:hAnsi="Courier New" w:cs="Courier New"/>
-          <w:b/>
-          <w:bCs/>
-          <w:sz w:val="22"/>
-          <w:szCs w:val="22"/>
-        </w:rPr>
-        <w:t xml:space="preserve">propelled </w:t>
-      </w:r>
-      <w:r>
-        <w:rPr>
-          <w:rFonts w:ascii="Courier New" w:hAnsi="Courier New" w:cs="Courier New"/>
-          <w:b/>
-          <w:bCs/>
-          <w:sz w:val="22"/>
-          <w:szCs w:val="22"/>
-        </w:rPr>
-        <w:t>back</w:t>
-      </w:r>
-      <w:r>
-        <w:rPr>
-          <w:rFonts w:ascii="Courier New" w:hAnsi="Courier New" w:cs="Courier New"/>
-          <w:b/>
-          <w:bCs/>
-          <w:sz w:val="22"/>
-          <w:szCs w:val="22"/>
-        </w:rPr>
-        <w:t>ward</w:t>
-      </w:r>
-      <w:r>
-        <w:rPr>
-          <w:rFonts w:ascii="Courier New" w:hAnsi="Courier New" w:cs="Courier New"/>
-          <w:b/>
-          <w:bCs/>
-          <w:sz w:val="22"/>
-          <w:szCs w:val="22"/>
-        </w:rPr>
-        <w:t xml:space="preserve"> </w:t>
-      </w:r>
-      <w:r>
-        <w:rPr>
-          <w:rFonts w:ascii="Courier New" w:hAnsi="Courier New" w:cs="Courier New"/>
-          <w:b/>
-          <w:bCs/>
-          <w:sz w:val="22"/>
-          <w:szCs w:val="22"/>
-        </w:rPr>
-        <w:t>– [2</w:t>
-      </w:r>
-      <w:r>
-        <w:rPr>
-          <w:rFonts w:ascii="Courier New" w:hAnsi="Courier New" w:cs="Courier New"/>
-          <w:b/>
-          <w:bCs/>
-          <w:sz w:val="22"/>
-          <w:szCs w:val="22"/>
-        </w:rPr>
-        <w:t>9</w:t>
-      </w:r>
-      <w:r>
-        <w:rPr>
-          <w:rFonts w:ascii="Courier New" w:hAnsi="Courier New" w:cs="Courier New"/>
-          <w:b/>
-          <w:bCs/>
-          <w:sz w:val="22"/>
-          <w:szCs w:val="22"/>
-        </w:rPr>
-        <w:t>]</w:t>
-      </w:r>
-    </w:p>
-    <w:p>
-      <w:pPr>
-        <w:rPr>
-          <w:rFonts w:ascii="Courier New" w:hAnsi="Courier New" w:cs="Courier New"/>
-          <w:b/>
-          <w:bCs/>
-          <w:sz w:val="22"/>
-          <w:szCs w:val="22"/>
-        </w:rPr>
-      </w:pPr>
-      <w:r>
-        <w:rPr>
-          <w:rFonts w:ascii="Courier New" w:hAnsi="Courier New" w:cs="Courier New"/>
-          <w:b/>
-          <w:bCs/>
-          <w:sz w:val="22"/>
-          <w:szCs w:val="22"/>
-        </w:rPr>
-        <w:t xml:space="preserve">The Memory </w:t>
-      </w:r>
-      <w:r>
-        <w:rPr>
-          <w:rFonts w:ascii="Courier New" w:hAnsi="Courier New" w:cs="Courier New"/>
-          <w:b/>
-          <w:bCs/>
-          <w:sz w:val="22"/>
-          <w:szCs w:val="22"/>
-        </w:rPr>
-        <w:t>shards m</w:t>
-      </w:r>
-      <w:r>
-        <w:rPr>
-          <w:rFonts w:ascii="Courier New" w:hAnsi="Courier New" w:cs="Courier New"/>
-          <w:b/>
-          <w:bCs/>
-          <w:sz w:val="22"/>
-          <w:szCs w:val="22"/>
-        </w:rPr>
-        <w:t>ontage – [2</w:t>
-      </w:r>
-      <w:r>
-        <w:rPr>
-          <w:rFonts w:ascii="Courier New" w:hAnsi="Courier New" w:cs="Courier New"/>
-          <w:b/>
-          <w:bCs/>
-          <w:sz w:val="22"/>
-          <w:szCs w:val="22"/>
-        </w:rPr>
-        <w:t>9</w:t>
-      </w:r>
-      <w:r>
-        <w:rPr>
-          <w:rFonts w:ascii="Courier New" w:hAnsi="Courier New" w:cs="Courier New"/>
-          <w:b/>
-          <w:bCs/>
-          <w:sz w:val="22"/>
-          <w:szCs w:val="22"/>
-        </w:rPr>
-        <w:t>]</w:t>
-      </w:r>
-    </w:p>
-    <w:p>
-      <w:pPr>
-        <w:rPr>
-          <w:rFonts w:ascii="Courier New" w:hAnsi="Courier New" w:cs="Courier New"/>
-          <w:b/>
-          <w:bCs/>
-          <w:sz w:val="22"/>
-          <w:szCs w:val="22"/>
-        </w:rPr>
-      </w:pPr>
-      <w:r>
-        <w:rPr>
-          <w:rFonts w:ascii="Courier New" w:hAnsi="Courier New" w:cs="Courier New"/>
-          <w:b/>
-          <w:bCs/>
-          <w:sz w:val="22"/>
-          <w:szCs w:val="22"/>
-        </w:rPr>
-        <w:t>Dog’s Grave – [29]</w:t>
-      </w:r>
-    </w:p>
-    <w:p>
-      <w:pPr>
-        <w:rPr>
-          <w:rFonts w:ascii="Courier New" w:hAnsi="Courier New" w:cs="Courier New"/>
-          <w:b/>
-          <w:bCs/>
-          <w:sz w:val="22"/>
-          <w:szCs w:val="22"/>
-        </w:rPr>
-      </w:pPr>
-      <w:r>
-        <w:rPr>
-          <w:rFonts w:ascii="Courier New" w:hAnsi="Courier New" w:cs="Courier New"/>
-          <w:b/>
-          <w:bCs/>
-          <w:sz w:val="22"/>
-          <w:szCs w:val="22"/>
-        </w:rPr>
-        <w:t>Post Death Sounds – [29]</w:t>
-      </w:r>
-    </w:p>
-    <w:p>
-      <w:pPr>
-        <w:rPr>
-          <w:rFonts w:ascii="Courier New" w:hAnsi="Courier New" w:cs="Courier New"/>
-          <w:b/>
-          <w:bCs/>
-          <w:sz w:val="22"/>
-          <w:szCs w:val="22"/>
-        </w:rPr>
-      </w:pPr>
-      <w:r>
-        <w:rPr>
-          <w:rFonts w:ascii="Courier New" w:hAnsi="Courier New" w:cs="Courier New"/>
-          <w:b/>
-          <w:bCs/>
-          <w:sz w:val="22"/>
-          <w:szCs w:val="22"/>
-        </w:rPr>
-        <w:t xml:space="preserve">The </w:t>
-      </w:r>
-      <w:r>
-        <w:rPr>
-          <w:rFonts w:ascii="Courier New" w:hAnsi="Courier New" w:cs="Courier New"/>
-          <w:b/>
-          <w:bCs/>
-          <w:sz w:val="22"/>
-          <w:szCs w:val="22"/>
-        </w:rPr>
-        <w:t>C</w:t>
-      </w:r>
-      <w:r>
-        <w:rPr>
-          <w:rFonts w:ascii="Courier New" w:hAnsi="Courier New" w:cs="Courier New"/>
-          <w:b/>
-          <w:bCs/>
-          <w:sz w:val="22"/>
-          <w:szCs w:val="22"/>
-        </w:rPr>
-        <w:t>remation</w:t>
-      </w:r>
-      <w:r>
-        <w:rPr>
-          <w:rFonts w:ascii="Courier New" w:hAnsi="Courier New" w:cs="Courier New"/>
-          <w:b/>
-          <w:bCs/>
-          <w:sz w:val="22"/>
-          <w:szCs w:val="22"/>
-        </w:rPr>
-        <w:t xml:space="preserve"> </w:t>
-      </w:r>
-      <w:r>
-        <w:rPr>
-          <w:rFonts w:ascii="Courier New" w:hAnsi="Courier New" w:cs="Courier New"/>
-          <w:b/>
-          <w:bCs/>
-          <w:sz w:val="22"/>
-          <w:szCs w:val="22"/>
-        </w:rPr>
-        <w:t>– [2</w:t>
-      </w:r>
-      <w:r>
-        <w:rPr>
-          <w:rFonts w:ascii="Courier New" w:hAnsi="Courier New" w:cs="Courier New"/>
-          <w:b/>
-          <w:bCs/>
-          <w:sz w:val="22"/>
-          <w:szCs w:val="22"/>
-        </w:rPr>
-        <w:t>9</w:t>
-      </w:r>
-      <w:r>
-        <w:rPr>
-          <w:rFonts w:ascii="Courier New" w:hAnsi="Courier New" w:cs="Courier New"/>
-          <w:b/>
-          <w:bCs/>
-          <w:sz w:val="22"/>
-          <w:szCs w:val="22"/>
-        </w:rPr>
-        <w:t>]</w:t>
-      </w:r>
-    </w:p>
-    <w:p>
-      <w:pPr>
-        <w:rPr>
-          <w:rFonts w:ascii="Courier New" w:hAnsi="Courier New" w:cs="Courier New"/>
-          <w:b/>
-          <w:bCs/>
-          <w:sz w:val="22"/>
-          <w:szCs w:val="22"/>
-        </w:rPr>
-      </w:pPr>
-      <w:r>
-        <w:rPr>
-          <w:rFonts w:ascii="Courier New" w:hAnsi="Courier New" w:cs="Courier New"/>
-          <w:b/>
-          <w:bCs/>
-          <w:sz w:val="22"/>
-          <w:szCs w:val="22"/>
-        </w:rPr>
-        <w:t>Morphing of Mother, Kriti and Ved in fog – [30]</w:t>
-      </w:r>
-    </w:p>
-    <w:p>
-      <w:pPr>
-        <w:rPr>
-          <w:rFonts w:ascii="Courier New" w:hAnsi="Courier New" w:cs="Courier New"/>
-          <w:b/>
-          <w:bCs/>
-          <w:sz w:val="22"/>
-          <w:szCs w:val="22"/>
-        </w:rPr>
-      </w:pPr>
-      <w:r>
-        <w:rPr>
-          <w:rFonts w:ascii="Courier New" w:hAnsi="Courier New" w:cs="Courier New"/>
-          <w:b/>
-          <w:bCs/>
-          <w:sz w:val="22"/>
-          <w:szCs w:val="22"/>
-        </w:rPr>
-        <w:t>Mother transforms into Yamadhootha – [</w:t>
-      </w:r>
-      <w:r>
-        <w:rPr>
-          <w:rFonts w:ascii="Courier New" w:hAnsi="Courier New" w:cs="Courier New"/>
-          <w:b/>
-          <w:bCs/>
-          <w:sz w:val="22"/>
-          <w:szCs w:val="22"/>
-        </w:rPr>
-        <w:t>30</w:t>
-      </w:r>
-      <w:r>
-        <w:rPr>
-          <w:rFonts w:ascii="Courier New" w:hAnsi="Courier New" w:cs="Courier New"/>
-          <w:b/>
-          <w:bCs/>
-          <w:sz w:val="22"/>
-          <w:szCs w:val="22"/>
-        </w:rPr>
-        <w:t>]</w:t>
-      </w:r>
-    </w:p>
-    <w:p>
-      <w:pPr>
-        <w:rPr>
-          <w:rFonts w:ascii="Courier New" w:hAnsi="Courier New" w:cs="Courier New"/>
-          <w:b/>
-          <w:bCs/>
-          <w:sz w:val="22"/>
-          <w:szCs w:val="22"/>
-        </w:rPr>
-      </w:pPr>
-      <w:r>
-        <w:rPr>
-          <w:rFonts w:ascii="Courier New" w:hAnsi="Courier New" w:cs="Courier New"/>
-          <w:b/>
-          <w:bCs/>
-          <w:sz w:val="22"/>
-          <w:szCs w:val="22"/>
-        </w:rPr>
-        <w:t xml:space="preserve">Yamadhootha’s </w:t>
-      </w:r>
-      <w:r>
-        <w:rPr>
-          <w:rFonts w:ascii="Courier New" w:hAnsi="Courier New" w:cs="Courier New"/>
-          <w:b/>
-          <w:bCs/>
-          <w:sz w:val="22"/>
-          <w:szCs w:val="22"/>
-        </w:rPr>
-        <w:t>yellow-</w:t>
-      </w:r>
-      <w:r>
-        <w:rPr>
-          <w:rFonts w:ascii="Courier New" w:hAnsi="Courier New" w:cs="Courier New"/>
-          <w:b/>
-          <w:bCs/>
-          <w:sz w:val="22"/>
-          <w:szCs w:val="22"/>
-        </w:rPr>
-        <w:t xml:space="preserve">red </w:t>
-      </w:r>
-      <w:r>
-        <w:rPr>
-          <w:rFonts w:ascii="Courier New" w:hAnsi="Courier New" w:cs="Courier New"/>
-          <w:b/>
-          <w:bCs/>
-          <w:sz w:val="22"/>
-          <w:szCs w:val="22"/>
-        </w:rPr>
-        <w:t>glowing eyes – [</w:t>
-      </w:r>
-      <w:r>
-        <w:rPr>
-          <w:rFonts w:ascii="Courier New" w:hAnsi="Courier New" w:cs="Courier New"/>
-          <w:b/>
-          <w:bCs/>
-          <w:sz w:val="22"/>
-          <w:szCs w:val="22"/>
-        </w:rPr>
-        <w:t>30</w:t>
-      </w:r>
-      <w:r>
-        <w:rPr>
-          <w:rFonts w:ascii="Courier New" w:hAnsi="Courier New" w:cs="Courier New"/>
-          <w:b/>
-          <w:bCs/>
-          <w:sz w:val="22"/>
-          <w:szCs w:val="22"/>
-        </w:rPr>
-        <w:t>]</w:t>
-      </w:r>
-    </w:p>
-    <w:p>
-      <w:pPr>
-        <w:rPr>
-          <w:rFonts w:ascii="Courier New" w:hAnsi="Courier New" w:cs="Courier New"/>
-          <w:b/>
-          <w:bCs/>
-          <w:sz w:val="22"/>
-          <w:szCs w:val="22"/>
-        </w:rPr>
-      </w:pPr>
-      <w:r>
-        <w:rPr>
-          <w:rFonts w:ascii="Courier New" w:hAnsi="Courier New" w:cs="Courier New"/>
-          <w:b/>
-          <w:bCs/>
-          <w:sz w:val="22"/>
-          <w:szCs w:val="22"/>
-        </w:rPr>
-        <w:t xml:space="preserve">Portal </w:t>
-      </w:r>
-      <w:r>
-        <w:rPr>
-          <w:rFonts w:ascii="Courier New" w:hAnsi="Courier New" w:cs="Courier New"/>
-          <w:b/>
-          <w:bCs/>
-          <w:sz w:val="22"/>
-          <w:szCs w:val="22"/>
-        </w:rPr>
-        <w:t>Appears</w:t>
-      </w:r>
-      <w:r>
-        <w:rPr>
-          <w:rFonts w:ascii="Courier New" w:hAnsi="Courier New" w:cs="Courier New"/>
-          <w:b/>
-          <w:bCs/>
-          <w:sz w:val="22"/>
-          <w:szCs w:val="22"/>
-        </w:rPr>
-        <w:t xml:space="preserve"> through the fog</w:t>
-      </w:r>
-      <w:r>
-        <w:rPr>
-          <w:rFonts w:ascii="Courier New" w:hAnsi="Courier New" w:cs="Courier New"/>
-          <w:b/>
-          <w:bCs/>
-          <w:sz w:val="22"/>
-          <w:szCs w:val="22"/>
-        </w:rPr>
-        <w:t xml:space="preserve"> </w:t>
-      </w:r>
-      <w:r>
-        <w:rPr>
-          <w:rFonts w:ascii="Courier New" w:hAnsi="Courier New" w:cs="Courier New"/>
-          <w:b/>
-          <w:bCs/>
-          <w:sz w:val="22"/>
-          <w:szCs w:val="22"/>
-        </w:rPr>
-        <w:t>– [</w:t>
-      </w:r>
-      <w:r>
-        <w:rPr>
-          <w:rFonts w:ascii="Courier New" w:hAnsi="Courier New" w:cs="Courier New"/>
-          <w:b/>
-          <w:bCs/>
-          <w:sz w:val="22"/>
-          <w:szCs w:val="22"/>
-        </w:rPr>
-        <w:t>30</w:t>
-      </w:r>
-      <w:r>
-        <w:rPr>
-          <w:rFonts w:ascii="Courier New" w:hAnsi="Courier New" w:cs="Courier New"/>
-          <w:b/>
-          <w:bCs/>
-          <w:sz w:val="22"/>
-          <w:szCs w:val="22"/>
-        </w:rPr>
-        <w:t>]</w:t>
-      </w:r>
-    </w:p>
-    <w:p>
-      <w:pPr>
-        <w:rPr>
-          <w:rFonts w:ascii="Courier New" w:hAnsi="Courier New" w:cs="Courier New"/>
-          <w:b/>
-          <w:bCs/>
-          <w:sz w:val="22"/>
-          <w:szCs w:val="22"/>
-        </w:rPr>
-      </w:pPr>
-      <w:r>
-        <w:rPr>
-          <w:rFonts w:ascii="Courier New" w:hAnsi="Courier New" w:cs="Courier New"/>
-          <w:b/>
-          <w:bCs/>
-          <w:sz w:val="22"/>
-          <w:szCs w:val="22"/>
-        </w:rPr>
-        <w:t>Inside portal -&gt; Photo on the other side – [30]</w:t>
-      </w:r>
-    </w:p>
-    <w:p>
-      <w:pPr>
-        <w:rPr>
-          <w:rFonts w:ascii="Courier New" w:hAnsi="Courier New" w:cs="Courier New"/>
-          <w:b/>
-          <w:bCs/>
-          <w:sz w:val="22"/>
-          <w:szCs w:val="22"/>
-        </w:rPr>
-      </w:pPr>
-      <w:r>
-        <w:rPr>
-          <w:rFonts w:ascii="Courier New" w:hAnsi="Courier New" w:cs="Courier New"/>
-          <w:b/>
-          <w:bCs/>
-          <w:sz w:val="22"/>
-          <w:szCs w:val="22"/>
-        </w:rPr>
-        <w:t xml:space="preserve">The </w:t>
-      </w:r>
-      <w:r>
-        <w:rPr>
-          <w:rFonts w:ascii="Courier New" w:hAnsi="Courier New" w:cs="Courier New"/>
-          <w:b/>
-          <w:bCs/>
-          <w:sz w:val="22"/>
-          <w:szCs w:val="22"/>
-        </w:rPr>
-        <w:t>c</w:t>
-      </w:r>
-      <w:r>
-        <w:rPr>
-          <w:rFonts w:ascii="Courier New" w:hAnsi="Courier New" w:cs="Courier New"/>
-          <w:b/>
-          <w:bCs/>
-          <w:sz w:val="22"/>
-          <w:szCs w:val="22"/>
-        </w:rPr>
-        <w:t xml:space="preserve">hain </w:t>
-      </w:r>
-      <w:r>
-        <w:rPr>
-          <w:rFonts w:ascii="Courier New" w:hAnsi="Courier New" w:cs="Courier New"/>
-          <w:b/>
-          <w:bCs/>
-          <w:sz w:val="22"/>
-          <w:szCs w:val="22"/>
-        </w:rPr>
-        <w:t>comes out of hands – [</w:t>
-      </w:r>
-      <w:r>
-        <w:rPr>
-          <w:rFonts w:ascii="Courier New" w:hAnsi="Courier New" w:cs="Courier New"/>
-          <w:b/>
-          <w:bCs/>
-          <w:sz w:val="22"/>
-          <w:szCs w:val="22"/>
-        </w:rPr>
-        <w:t>30</w:t>
-      </w:r>
-      <w:r>
-        <w:rPr>
-          <w:rFonts w:ascii="Courier New" w:hAnsi="Courier New" w:cs="Courier New"/>
-          <w:b/>
-          <w:bCs/>
-          <w:sz w:val="22"/>
-          <w:szCs w:val="22"/>
-        </w:rPr>
-        <w:t>]</w:t>
-      </w:r>
-    </w:p>
-    <w:p>
-      <w:pPr>
-        <w:rPr>
-          <w:rFonts w:ascii="Courier New" w:hAnsi="Courier New" w:cs="Courier New"/>
-          <w:b/>
-          <w:bCs/>
-          <w:sz w:val="22"/>
-          <w:szCs w:val="22"/>
-        </w:rPr>
-      </w:pPr>
-      <w:r>
-        <w:rPr>
-          <w:rFonts w:ascii="Courier New" w:hAnsi="Courier New" w:cs="Courier New"/>
-          <w:b/>
-          <w:bCs/>
-          <w:sz w:val="22"/>
-          <w:szCs w:val="22"/>
-        </w:rPr>
-        <w:t>The chain crawls on the floor – [</w:t>
-      </w:r>
-      <w:r>
-        <w:rPr>
-          <w:rFonts w:ascii="Courier New" w:hAnsi="Courier New" w:cs="Courier New"/>
-          <w:b/>
-          <w:bCs/>
-          <w:sz w:val="22"/>
-          <w:szCs w:val="22"/>
-        </w:rPr>
-        <w:t>30</w:t>
-      </w:r>
-      <w:r>
-        <w:rPr>
-          <w:rFonts w:ascii="Courier New" w:hAnsi="Courier New" w:cs="Courier New"/>
-          <w:b/>
-          <w:bCs/>
-          <w:sz w:val="22"/>
-          <w:szCs w:val="22"/>
-        </w:rPr>
-        <w:t>]</w:t>
-      </w:r>
-    </w:p>
-    <w:p>
-      <w:pPr>
-        <w:rPr>
-          <w:rFonts w:ascii="Courier New" w:hAnsi="Courier New" w:cs="Courier New"/>
-          <w:b/>
-          <w:bCs/>
-          <w:sz w:val="22"/>
-          <w:szCs w:val="22"/>
-        </w:rPr>
-      </w:pPr>
-      <w:r>
-        <w:rPr>
-          <w:rFonts w:ascii="Courier New" w:hAnsi="Courier New" w:cs="Courier New"/>
-          <w:b/>
-          <w:bCs/>
-          <w:sz w:val="22"/>
-          <w:szCs w:val="22"/>
-        </w:rPr>
-        <w:lastRenderedPageBreak/>
         <w:t>The chain w</w:t>
       </w:r>
       <w:r>

--- a/The_A_Shorts/2. Vyuthi/Vyuthi - The Lists/Vyuthi - The SFX List.docx
+++ b/The_A_Shorts/2. Vyuthi/Vyuthi - The Lists/Vyuthi - The SFX List.docx
@@ -2270,48 +2270,109 @@
           <w:sz w:val="22"/>
           <w:szCs w:val="22"/>
         </w:rPr>
-        <w:t>The Demon</w:t>
-      </w:r>
-      <w:r>
-        <w:rPr>
-          <w:rFonts w:ascii="Courier New" w:hAnsi="Courier New" w:cs="Courier New"/>
-          <w:b/>
-          <w:bCs/>
-          <w:sz w:val="22"/>
-          <w:szCs w:val="22"/>
-        </w:rPr>
-        <w:t xml:space="preserve"> eating Kriti</w:t>
-      </w:r>
-      <w:r>
-        <w:rPr>
-          <w:rFonts w:ascii="Courier New" w:hAnsi="Courier New" w:cs="Courier New"/>
-          <w:b/>
-          <w:bCs/>
-          <w:sz w:val="22"/>
-          <w:szCs w:val="22"/>
-        </w:rPr>
-        <w:t xml:space="preserve"> – [20]</w:t>
-      </w:r>
-    </w:p>
-    <w:p>
-      <w:pPr>
-        <w:rPr>
-          <w:rFonts w:ascii="Courier New" w:hAnsi="Courier New" w:cs="Courier New"/>
-          <w:b/>
-          <w:bCs/>
-          <w:sz w:val="22"/>
-          <w:szCs w:val="22"/>
-        </w:rPr>
-      </w:pPr>
-      <w:r>
-        <w:rPr>
-          <w:rFonts w:ascii="Courier New" w:hAnsi="Courier New" w:cs="Courier New"/>
-          <w:b/>
-          <w:bCs/>
-          <w:sz w:val="22"/>
-          <w:szCs w:val="22"/>
-        </w:rPr>
-        <w:t>The Hand on the door – [20]</w:t>
+        <w:t>K</w:t>
+      </w:r>
+      <w:r>
+        <w:rPr>
+          <w:rFonts w:ascii="Courier New" w:hAnsi="Courier New" w:cs="Courier New"/>
+          <w:b/>
+          <w:bCs/>
+          <w:sz w:val="22"/>
+          <w:szCs w:val="22"/>
+        </w:rPr>
+        <w:t>riti</w:t>
+      </w:r>
+      <w:r>
+        <w:rPr>
+          <w:rFonts w:ascii="Courier New" w:hAnsi="Courier New" w:cs="Courier New"/>
+          <w:b/>
+          <w:bCs/>
+          <w:sz w:val="22"/>
+          <w:szCs w:val="22"/>
+        </w:rPr>
+        <w:t xml:space="preserve"> </w:t>
+      </w:r>
+      <w:r>
+        <w:rPr>
+          <w:rFonts w:ascii="Courier New" w:hAnsi="Courier New" w:cs="Courier New"/>
+          <w:b/>
+          <w:bCs/>
+          <w:sz w:val="22"/>
+          <w:szCs w:val="22"/>
+        </w:rPr>
+        <w:t xml:space="preserve">Jaw Opening </w:t>
+      </w:r>
+      <w:r>
+        <w:rPr>
+          <w:rFonts w:ascii="Courier New" w:hAnsi="Courier New" w:cs="Courier New"/>
+          <w:b/>
+          <w:bCs/>
+          <w:sz w:val="22"/>
+          <w:szCs w:val="22"/>
+        </w:rPr>
+        <w:t>– [20]</w:t>
+      </w:r>
+    </w:p>
+    <w:p>
+      <w:pPr>
+        <w:rPr>
+          <w:rFonts w:ascii="Courier New" w:hAnsi="Courier New" w:cs="Courier New"/>
+          <w:b/>
+          <w:bCs/>
+          <w:sz w:val="22"/>
+          <w:szCs w:val="22"/>
+        </w:rPr>
+      </w:pPr>
+      <w:r>
+        <w:rPr>
+          <w:rFonts w:ascii="Courier New" w:hAnsi="Courier New" w:cs="Courier New"/>
+          <w:b/>
+          <w:bCs/>
+          <w:sz w:val="22"/>
+          <w:szCs w:val="22"/>
+        </w:rPr>
+        <w:t>Flies coming out of Kriti’s mouth – [20]</w:t>
+      </w:r>
+    </w:p>
+    <w:p>
+      <w:pPr>
+        <w:rPr>
+          <w:rFonts w:ascii="Courier New" w:hAnsi="Courier New" w:cs="Courier New"/>
+          <w:b/>
+          <w:bCs/>
+          <w:sz w:val="22"/>
+          <w:szCs w:val="22"/>
+        </w:rPr>
+      </w:pPr>
+      <w:r>
+        <w:rPr>
+          <w:rFonts w:ascii="Courier New" w:hAnsi="Courier New" w:cs="Courier New"/>
+          <w:b/>
+          <w:bCs/>
+          <w:sz w:val="22"/>
+          <w:szCs w:val="22"/>
+        </w:rPr>
+        <w:t xml:space="preserve">The </w:t>
+      </w:r>
+      <w:r>
+        <w:rPr>
+          <w:rFonts w:ascii="Courier New" w:hAnsi="Courier New" w:cs="Courier New"/>
+          <w:b/>
+          <w:bCs/>
+          <w:sz w:val="22"/>
+          <w:szCs w:val="22"/>
+        </w:rPr>
+        <w:t>h</w:t>
+      </w:r>
+      <w:r>
+        <w:rPr>
+          <w:rFonts w:ascii="Courier New" w:hAnsi="Courier New" w:cs="Courier New"/>
+          <w:b/>
+          <w:bCs/>
+          <w:sz w:val="22"/>
+          <w:szCs w:val="22"/>
+        </w:rPr>
+        <w:t>and on the door – [20]</w:t>
       </w:r>
     </w:p>
     <w:p>
@@ -2518,6 +2579,67 @@
           <w:sz w:val="22"/>
           <w:szCs w:val="22"/>
         </w:rPr>
+        <w:t xml:space="preserve">The water in kettle </w:t>
+      </w:r>
+      <w:r>
+        <w:rPr>
+          <w:rFonts w:ascii="Courier New" w:hAnsi="Courier New" w:cs="Courier New"/>
+          <w:b/>
+          <w:bCs/>
+          <w:sz w:val="22"/>
+          <w:szCs w:val="22"/>
+        </w:rPr>
+        <w:t>evaporates</w:t>
+      </w:r>
+      <w:r>
+        <w:rPr>
+          <w:rFonts w:ascii="Courier New" w:hAnsi="Courier New" w:cs="Courier New"/>
+          <w:b/>
+          <w:bCs/>
+          <w:sz w:val="22"/>
+          <w:szCs w:val="22"/>
+        </w:rPr>
+        <w:t xml:space="preserve"> – [</w:t>
+      </w:r>
+      <w:r>
+        <w:rPr>
+          <w:rFonts w:ascii="Courier New" w:hAnsi="Courier New" w:cs="Courier New"/>
+          <w:b/>
+          <w:bCs/>
+          <w:sz w:val="22"/>
+          <w:szCs w:val="22"/>
+        </w:rPr>
+        <w:t>22</w:t>
+      </w:r>
+      <w:r>
+        <w:rPr>
+          <w:rFonts w:ascii="Courier New" w:hAnsi="Courier New" w:cs="Courier New"/>
+          <w:b/>
+          <w:bCs/>
+          <w:sz w:val="22"/>
+          <w:szCs w:val="22"/>
+        </w:rPr>
+        <w:t>]</w:t>
+      </w:r>
+    </w:p>
+    <w:p>
+      <w:pPr>
+        <w:rPr>
+          <w:rFonts w:ascii="Courier New" w:hAnsi="Courier New" w:cs="Courier New"/>
+          <w:b/>
+          <w:bCs/>
+          <w:sz w:val="22"/>
+          <w:szCs w:val="22"/>
+        </w:rPr>
+      </w:pPr>
+      <w:r>
+        <w:rPr>
+          <w:rFonts w:ascii="Courier New" w:hAnsi="Courier New" w:cs="Courier New"/>
+          <w:b/>
+          <w:bCs/>
+          <w:sz w:val="22"/>
+          <w:szCs w:val="22"/>
+        </w:rPr>
         <w:t>Water abruptly stops in the kitchen’s tap – [2</w:t>
       </w:r>
       <w:r>
@@ -2559,37 +2681,296 @@
           <w:sz w:val="22"/>
           <w:szCs w:val="22"/>
         </w:rPr>
-        <w:t xml:space="preserve">The water in kettle </w:t>
-      </w:r>
-      <w:r>
-        <w:rPr>
-          <w:rFonts w:ascii="Courier New" w:hAnsi="Courier New" w:cs="Courier New"/>
-          <w:b/>
-          <w:bCs/>
-          <w:sz w:val="22"/>
-          <w:szCs w:val="22"/>
-        </w:rPr>
-        <w:t>evaporates</w:t>
-      </w:r>
-      <w:r>
-        <w:rPr>
-          <w:rFonts w:ascii="Courier New" w:hAnsi="Courier New" w:cs="Courier New"/>
-          <w:b/>
-          <w:bCs/>
-          <w:sz w:val="22"/>
-          <w:szCs w:val="22"/>
-        </w:rPr>
-        <w:t xml:space="preserve"> – [</w:t>
-      </w:r>
-      <w:r>
-        <w:rPr>
-          <w:rFonts w:ascii="Courier New" w:hAnsi="Courier New" w:cs="Courier New"/>
-          <w:b/>
-          <w:bCs/>
-          <w:sz w:val="22"/>
-          <w:szCs w:val="22"/>
-        </w:rPr>
-        <w:t>22</w:t>
+        <w:t>Tea pot with black sesame – [22]</w:t>
+      </w:r>
+    </w:p>
+    <w:p>
+      <w:pPr>
+        <w:rPr>
+          <w:rFonts w:ascii="Courier New" w:hAnsi="Courier New" w:cs="Courier New"/>
+          <w:b/>
+          <w:bCs/>
+          <w:sz w:val="22"/>
+          <w:szCs w:val="22"/>
+        </w:rPr>
+      </w:pPr>
+      <w:r>
+        <w:rPr>
+          <w:rFonts w:ascii="Courier New" w:hAnsi="Courier New" w:cs="Courier New"/>
+          <w:b/>
+          <w:bCs/>
+          <w:sz w:val="22"/>
+          <w:szCs w:val="22"/>
+        </w:rPr>
+        <w:t xml:space="preserve">Juice box with </w:t>
+      </w:r>
+      <w:r>
+        <w:rPr>
+          <w:rFonts w:ascii="Courier New" w:hAnsi="Courier New" w:cs="Courier New"/>
+          <w:b/>
+          <w:bCs/>
+          <w:sz w:val="22"/>
+          <w:szCs w:val="22"/>
+        </w:rPr>
+        <w:t xml:space="preserve">thick </w:t>
+      </w:r>
+      <w:r>
+        <w:rPr>
+          <w:rFonts w:ascii="Courier New" w:hAnsi="Courier New" w:cs="Courier New"/>
+          <w:b/>
+          <w:bCs/>
+          <w:sz w:val="22"/>
+          <w:szCs w:val="22"/>
+        </w:rPr>
+        <w:t>oil inside – [22]</w:t>
+      </w:r>
+    </w:p>
+    <w:p>
+      <w:pPr>
+        <w:rPr>
+          <w:rFonts w:ascii="Courier New" w:hAnsi="Courier New" w:cs="Courier New"/>
+          <w:b/>
+          <w:bCs/>
+          <w:sz w:val="22"/>
+          <w:szCs w:val="22"/>
+        </w:rPr>
+      </w:pPr>
+      <w:r>
+        <w:rPr>
+          <w:rFonts w:ascii="Courier New" w:hAnsi="Courier New" w:cs="Courier New"/>
+          <w:b/>
+          <w:bCs/>
+          <w:sz w:val="22"/>
+          <w:szCs w:val="22"/>
+        </w:rPr>
+        <w:t>Whiskey bottle with dry flower petals – [22]</w:t>
+      </w:r>
+    </w:p>
+    <w:p>
+      <w:pPr>
+        <w:rPr>
+          <w:rFonts w:ascii="Courier New" w:hAnsi="Courier New" w:cs="Courier New"/>
+          <w:b/>
+          <w:bCs/>
+          <w:sz w:val="22"/>
+          <w:szCs w:val="22"/>
+        </w:rPr>
+      </w:pPr>
+      <w:r>
+        <w:rPr>
+          <w:rFonts w:ascii="Courier New" w:hAnsi="Courier New" w:cs="Courier New"/>
+          <w:b/>
+          <w:bCs/>
+          <w:sz w:val="22"/>
+          <w:szCs w:val="22"/>
+        </w:rPr>
+        <w:t>Soda with lime in a glass turns to sand – [22]</w:t>
+      </w:r>
+    </w:p>
+    <w:p>
+      <w:pPr>
+        <w:rPr>
+          <w:rFonts w:ascii="Courier New" w:hAnsi="Courier New" w:cs="Courier New"/>
+          <w:b/>
+          <w:bCs/>
+          <w:sz w:val="22"/>
+          <w:szCs w:val="22"/>
+        </w:rPr>
+      </w:pPr>
+      <w:r>
+        <w:rPr>
+          <w:rFonts w:ascii="Courier New" w:hAnsi="Courier New" w:cs="Courier New"/>
+          <w:b/>
+          <w:bCs/>
+          <w:sz w:val="22"/>
+          <w:szCs w:val="22"/>
+        </w:rPr>
+        <w:t>Vase with flowers and puff rice – [22]</w:t>
+      </w:r>
+    </w:p>
+    <w:p>
+      <w:pPr>
+        <w:rPr>
+          <w:rFonts w:ascii="Courier New" w:hAnsi="Courier New" w:cs="Courier New"/>
+          <w:b/>
+          <w:bCs/>
+          <w:sz w:val="22"/>
+          <w:szCs w:val="22"/>
+        </w:rPr>
+      </w:pPr>
+      <w:r>
+        <w:rPr>
+          <w:rFonts w:ascii="Courier New" w:hAnsi="Courier New" w:cs="Courier New"/>
+          <w:b/>
+          <w:bCs/>
+          <w:sz w:val="22"/>
+          <w:szCs w:val="22"/>
+        </w:rPr>
+        <w:t>Tender coconut with ash inside – [22]</w:t>
+      </w:r>
+    </w:p>
+    <w:p>
+      <w:pPr>
+        <w:rPr>
+          <w:rFonts w:ascii="Courier New" w:hAnsi="Courier New" w:cs="Courier New"/>
+          <w:b/>
+          <w:bCs/>
+          <w:sz w:val="22"/>
+          <w:szCs w:val="22"/>
+        </w:rPr>
+      </w:pPr>
+      <w:r>
+        <w:rPr>
+          <w:rFonts w:ascii="Courier New" w:hAnsi="Courier New" w:cs="Courier New"/>
+          <w:b/>
+          <w:bCs/>
+          <w:sz w:val="22"/>
+          <w:szCs w:val="22"/>
+        </w:rPr>
+        <w:t>Tumbler with thick smoke – [22]</w:t>
+      </w:r>
+    </w:p>
+    <w:p>
+      <w:pPr>
+        <w:rPr>
+          <w:rFonts w:ascii="Courier New" w:hAnsi="Courier New" w:cs="Courier New"/>
+          <w:b/>
+          <w:bCs/>
+          <w:sz w:val="22"/>
+          <w:szCs w:val="22"/>
+        </w:rPr>
+      </w:pPr>
+      <w:r>
+        <w:rPr>
+          <w:rFonts w:ascii="Courier New" w:hAnsi="Courier New" w:cs="Courier New"/>
+          <w:b/>
+          <w:bCs/>
+          <w:sz w:val="22"/>
+          <w:szCs w:val="22"/>
+        </w:rPr>
+        <w:t>Door loop de loop – [22]</w:t>
+      </w:r>
+    </w:p>
+    <w:p>
+      <w:pPr>
+        <w:rPr>
+          <w:rFonts w:ascii="Courier New" w:hAnsi="Courier New" w:cs="Courier New"/>
+          <w:b/>
+          <w:bCs/>
+          <w:sz w:val="22"/>
+          <w:szCs w:val="22"/>
+        </w:rPr>
+      </w:pPr>
+      <w:r>
+        <w:rPr>
+          <w:rFonts w:ascii="Courier New" w:hAnsi="Courier New" w:cs="Courier New"/>
+          <w:b/>
+          <w:bCs/>
+          <w:sz w:val="22"/>
+          <w:szCs w:val="22"/>
+        </w:rPr>
+        <w:t>Door stretches away – [22]</w:t>
+      </w:r>
+    </w:p>
+    <w:p>
+      <w:pPr>
+        <w:rPr>
+          <w:rFonts w:ascii="Courier New" w:hAnsi="Courier New" w:cs="Courier New"/>
+          <w:b/>
+          <w:bCs/>
+          <w:sz w:val="22"/>
+          <w:szCs w:val="22"/>
+        </w:rPr>
+      </w:pPr>
+      <w:r>
+        <w:rPr>
+          <w:rFonts w:ascii="Courier New" w:hAnsi="Courier New" w:cs="Courier New"/>
+          <w:b/>
+          <w:bCs/>
+          <w:sz w:val="22"/>
+          <w:szCs w:val="22"/>
+        </w:rPr>
+        <w:t>Light flickers</w:t>
+      </w:r>
+      <w:r>
+        <w:rPr>
+          <w:rFonts w:ascii="Courier New" w:hAnsi="Courier New" w:cs="Courier New"/>
+          <w:b/>
+          <w:bCs/>
+          <w:sz w:val="22"/>
+          <w:szCs w:val="22"/>
+        </w:rPr>
+        <w:t>, H</w:t>
+      </w:r>
+      <w:r>
+        <w:rPr>
+          <w:rFonts w:ascii="Courier New" w:hAnsi="Courier New" w:cs="Courier New"/>
+          <w:b/>
+          <w:bCs/>
+          <w:sz w:val="22"/>
+          <w:szCs w:val="22"/>
+        </w:rPr>
+        <w:t xml:space="preserve">e </w:t>
+      </w:r>
+      <w:r>
+        <w:rPr>
+          <w:rFonts w:ascii="Courier New" w:hAnsi="Courier New" w:cs="Courier New"/>
+          <w:b/>
+          <w:bCs/>
+          <w:sz w:val="22"/>
+          <w:szCs w:val="22"/>
+        </w:rPr>
+        <w:t xml:space="preserve">gets </w:t>
+      </w:r>
+      <w:r>
+        <w:rPr>
+          <w:rFonts w:ascii="Courier New" w:hAnsi="Courier New" w:cs="Courier New"/>
+          <w:b/>
+          <w:bCs/>
+          <w:sz w:val="22"/>
+          <w:szCs w:val="22"/>
+        </w:rPr>
+        <w:t xml:space="preserve">transported </w:t>
+      </w:r>
+      <w:r>
+        <w:rPr>
+          <w:rFonts w:ascii="Courier New" w:hAnsi="Courier New" w:cs="Courier New"/>
+          <w:b/>
+          <w:bCs/>
+          <w:sz w:val="22"/>
+          <w:szCs w:val="22"/>
+        </w:rPr>
+        <w:t xml:space="preserve">from door to </w:t>
+      </w:r>
+      <w:r>
+        <w:rPr>
+          <w:rFonts w:ascii="Courier New" w:hAnsi="Courier New" w:cs="Courier New"/>
+          <w:b/>
+          <w:bCs/>
+          <w:sz w:val="22"/>
+          <w:szCs w:val="22"/>
+        </w:rPr>
+        <w:t xml:space="preserve">in front </w:t>
+      </w:r>
+      <w:r>
+        <w:rPr>
+          <w:rFonts w:ascii="Courier New" w:hAnsi="Courier New" w:cs="Courier New"/>
+          <w:b/>
+          <w:bCs/>
+          <w:sz w:val="22"/>
+          <w:szCs w:val="22"/>
+        </w:rPr>
+        <w:t>of Kriti – [2</w:t>
+      </w:r>
+      <w:r>
+        <w:rPr>
+          <w:rFonts w:ascii="Courier New" w:hAnsi="Courier New" w:cs="Courier New"/>
+          <w:b/>
+          <w:bCs/>
+          <w:sz w:val="22"/>
+          <w:szCs w:val="22"/>
+        </w:rPr>
+        <w:t>3</w:t>
       </w:r>
       <w:r>
         <w:rPr>
@@ -2620,306 +3001,6 @@
           <w:sz w:val="22"/>
           <w:szCs w:val="22"/>
         </w:rPr>
-        <w:t>Tea pot with black sesame – [22]</w:t>
-      </w:r>
-    </w:p>
-    <w:p>
-      <w:pPr>
-        <w:rPr>
-          <w:rFonts w:ascii="Courier New" w:hAnsi="Courier New" w:cs="Courier New"/>
-          <w:b/>
-          <w:bCs/>
-          <w:sz w:val="22"/>
-          <w:szCs w:val="22"/>
-        </w:rPr>
-      </w:pPr>
-      <w:r>
-        <w:rPr>
-          <w:rFonts w:ascii="Courier New" w:hAnsi="Courier New" w:cs="Courier New"/>
-          <w:b/>
-          <w:bCs/>
-          <w:sz w:val="22"/>
-          <w:szCs w:val="22"/>
-        </w:rPr>
-        <w:t xml:space="preserve">Juice box with </w:t>
-      </w:r>
-      <w:r>
-        <w:rPr>
-          <w:rFonts w:ascii="Courier New" w:hAnsi="Courier New" w:cs="Courier New"/>
-          <w:b/>
-          <w:bCs/>
-          <w:sz w:val="22"/>
-          <w:szCs w:val="22"/>
-        </w:rPr>
-        <w:t xml:space="preserve">thick </w:t>
-      </w:r>
-      <w:r>
-        <w:rPr>
-          <w:rFonts w:ascii="Courier New" w:hAnsi="Courier New" w:cs="Courier New"/>
-          <w:b/>
-          <w:bCs/>
-          <w:sz w:val="22"/>
-          <w:szCs w:val="22"/>
-        </w:rPr>
-        <w:t>oil inside – [22]</w:t>
-      </w:r>
-    </w:p>
-    <w:p>
-      <w:pPr>
-        <w:rPr>
-          <w:rFonts w:ascii="Courier New" w:hAnsi="Courier New" w:cs="Courier New"/>
-          <w:b/>
-          <w:bCs/>
-          <w:sz w:val="22"/>
-          <w:szCs w:val="22"/>
-        </w:rPr>
-      </w:pPr>
-      <w:r>
-        <w:rPr>
-          <w:rFonts w:ascii="Courier New" w:hAnsi="Courier New" w:cs="Courier New"/>
-          <w:b/>
-          <w:bCs/>
-          <w:sz w:val="22"/>
-          <w:szCs w:val="22"/>
-        </w:rPr>
-        <w:t>Whiskey bottle with dry flower petals – [22]</w:t>
-      </w:r>
-    </w:p>
-    <w:p>
-      <w:pPr>
-        <w:rPr>
-          <w:rFonts w:ascii="Courier New" w:hAnsi="Courier New" w:cs="Courier New"/>
-          <w:b/>
-          <w:bCs/>
-          <w:sz w:val="22"/>
-          <w:szCs w:val="22"/>
-        </w:rPr>
-      </w:pPr>
-      <w:r>
-        <w:rPr>
-          <w:rFonts w:ascii="Courier New" w:hAnsi="Courier New" w:cs="Courier New"/>
-          <w:b/>
-          <w:bCs/>
-          <w:sz w:val="22"/>
-          <w:szCs w:val="22"/>
-        </w:rPr>
-        <w:t>Soda with lime in a glass turns to sand – [22]</w:t>
-      </w:r>
-    </w:p>
-    <w:p>
-      <w:pPr>
-        <w:rPr>
-          <w:rFonts w:ascii="Courier New" w:hAnsi="Courier New" w:cs="Courier New"/>
-          <w:b/>
-          <w:bCs/>
-          <w:sz w:val="22"/>
-          <w:szCs w:val="22"/>
-        </w:rPr>
-      </w:pPr>
-      <w:r>
-        <w:rPr>
-          <w:rFonts w:ascii="Courier New" w:hAnsi="Courier New" w:cs="Courier New"/>
-          <w:b/>
-          <w:bCs/>
-          <w:sz w:val="22"/>
-          <w:szCs w:val="22"/>
-        </w:rPr>
-        <w:t>Vase with flowers and puff rice – [22]</w:t>
-      </w:r>
-    </w:p>
-    <w:p>
-      <w:pPr>
-        <w:rPr>
-          <w:rFonts w:ascii="Courier New" w:hAnsi="Courier New" w:cs="Courier New"/>
-          <w:b/>
-          <w:bCs/>
-          <w:sz w:val="22"/>
-          <w:szCs w:val="22"/>
-        </w:rPr>
-      </w:pPr>
-      <w:r>
-        <w:rPr>
-          <w:rFonts w:ascii="Courier New" w:hAnsi="Courier New" w:cs="Courier New"/>
-          <w:b/>
-          <w:bCs/>
-          <w:sz w:val="22"/>
-          <w:szCs w:val="22"/>
-        </w:rPr>
-        <w:t>Tender coconut with ash inside – [22]</w:t>
-      </w:r>
-    </w:p>
-    <w:p>
-      <w:pPr>
-        <w:rPr>
-          <w:rFonts w:ascii="Courier New" w:hAnsi="Courier New" w:cs="Courier New"/>
-          <w:b/>
-          <w:bCs/>
-          <w:sz w:val="22"/>
-          <w:szCs w:val="22"/>
-        </w:rPr>
-      </w:pPr>
-      <w:r>
-        <w:rPr>
-          <w:rFonts w:ascii="Courier New" w:hAnsi="Courier New" w:cs="Courier New"/>
-          <w:b/>
-          <w:bCs/>
-          <w:sz w:val="22"/>
-          <w:szCs w:val="22"/>
-        </w:rPr>
-        <w:t>Tumbler with thick smoke – [22]</w:t>
-      </w:r>
-    </w:p>
-    <w:p>
-      <w:pPr>
-        <w:rPr>
-          <w:rFonts w:ascii="Courier New" w:hAnsi="Courier New" w:cs="Courier New"/>
-          <w:b/>
-          <w:bCs/>
-          <w:sz w:val="22"/>
-          <w:szCs w:val="22"/>
-        </w:rPr>
-      </w:pPr>
-      <w:r>
-        <w:rPr>
-          <w:rFonts w:ascii="Courier New" w:hAnsi="Courier New" w:cs="Courier New"/>
-          <w:b/>
-          <w:bCs/>
-          <w:sz w:val="22"/>
-          <w:szCs w:val="22"/>
-        </w:rPr>
-        <w:t>Door loop de loop – [22]</w:t>
-      </w:r>
-    </w:p>
-    <w:p>
-      <w:pPr>
-        <w:rPr>
-          <w:rFonts w:ascii="Courier New" w:hAnsi="Courier New" w:cs="Courier New"/>
-          <w:b/>
-          <w:bCs/>
-          <w:sz w:val="22"/>
-          <w:szCs w:val="22"/>
-        </w:rPr>
-      </w:pPr>
-      <w:r>
-        <w:rPr>
-          <w:rFonts w:ascii="Courier New" w:hAnsi="Courier New" w:cs="Courier New"/>
-          <w:b/>
-          <w:bCs/>
-          <w:sz w:val="22"/>
-          <w:szCs w:val="22"/>
-        </w:rPr>
-        <w:t>Door stretches away – [22]</w:t>
-      </w:r>
-    </w:p>
-    <w:p>
-      <w:pPr>
-        <w:rPr>
-          <w:rFonts w:ascii="Courier New" w:hAnsi="Courier New" w:cs="Courier New"/>
-          <w:b/>
-          <w:bCs/>
-          <w:sz w:val="22"/>
-          <w:szCs w:val="22"/>
-        </w:rPr>
-      </w:pPr>
-      <w:r>
-        <w:rPr>
-          <w:rFonts w:ascii="Courier New" w:hAnsi="Courier New" w:cs="Courier New"/>
-          <w:b/>
-          <w:bCs/>
-          <w:sz w:val="22"/>
-          <w:szCs w:val="22"/>
-        </w:rPr>
-        <w:t>Light flickers</w:t>
-      </w:r>
-      <w:r>
-        <w:rPr>
-          <w:rFonts w:ascii="Courier New" w:hAnsi="Courier New" w:cs="Courier New"/>
-          <w:b/>
-          <w:bCs/>
-          <w:sz w:val="22"/>
-          <w:szCs w:val="22"/>
-        </w:rPr>
-        <w:t>, H</w:t>
-      </w:r>
-      <w:r>
-        <w:rPr>
-          <w:rFonts w:ascii="Courier New" w:hAnsi="Courier New" w:cs="Courier New"/>
-          <w:b/>
-          <w:bCs/>
-          <w:sz w:val="22"/>
-          <w:szCs w:val="22"/>
-        </w:rPr>
-        <w:t xml:space="preserve">e </w:t>
-      </w:r>
-      <w:r>
-        <w:rPr>
-          <w:rFonts w:ascii="Courier New" w:hAnsi="Courier New" w:cs="Courier New"/>
-          <w:b/>
-          <w:bCs/>
-          <w:sz w:val="22"/>
-          <w:szCs w:val="22"/>
-        </w:rPr>
-        <w:t xml:space="preserve">gets </w:t>
-      </w:r>
-      <w:r>
-        <w:rPr>
-          <w:rFonts w:ascii="Courier New" w:hAnsi="Courier New" w:cs="Courier New"/>
-          <w:b/>
-          <w:bCs/>
-          <w:sz w:val="22"/>
-          <w:szCs w:val="22"/>
-        </w:rPr>
-        <w:t xml:space="preserve">transported </w:t>
-      </w:r>
-      <w:r>
-        <w:rPr>
-          <w:rFonts w:ascii="Courier New" w:hAnsi="Courier New" w:cs="Courier New"/>
-          <w:b/>
-          <w:bCs/>
-          <w:sz w:val="22"/>
-          <w:szCs w:val="22"/>
-        </w:rPr>
-        <w:t xml:space="preserve">from door to </w:t>
-      </w:r>
-      <w:r>
-        <w:rPr>
-          <w:rFonts w:ascii="Courier New" w:hAnsi="Courier New" w:cs="Courier New"/>
-          <w:b/>
-          <w:bCs/>
-          <w:sz w:val="22"/>
-          <w:szCs w:val="22"/>
-        </w:rPr>
-        <w:t xml:space="preserve">in front </w:t>
-      </w:r>
-      <w:r>
-        <w:rPr>
-          <w:rFonts w:ascii="Courier New" w:hAnsi="Courier New" w:cs="Courier New"/>
-          <w:b/>
-          <w:bCs/>
-          <w:sz w:val="22"/>
-          <w:szCs w:val="22"/>
-        </w:rPr>
-        <w:t>of Kriti – [22]</w:t>
-      </w:r>
-    </w:p>
-    <w:p>
-      <w:pPr>
-        <w:rPr>
-          <w:rFonts w:ascii="Courier New" w:hAnsi="Courier New" w:cs="Courier New"/>
-          <w:b/>
-          <w:bCs/>
-          <w:sz w:val="22"/>
-          <w:szCs w:val="22"/>
-        </w:rPr>
-      </w:pPr>
-      <w:r>
-        <w:rPr>
-          <w:rFonts w:ascii="Courier New" w:hAnsi="Courier New" w:cs="Courier New"/>
-          <w:b/>
-          <w:bCs/>
-          <w:sz w:val="22"/>
-          <w:szCs w:val="22"/>
-        </w:rPr>
         <w:t>Adi tears after Kriti’s good news – [2</w:t>
       </w:r>
       <w:r>
@@ -3024,6 +3105,47 @@
           <w:sz w:val="22"/>
           <w:szCs w:val="22"/>
         </w:rPr>
+        <w:t>Anywhere Door</w:t>
+      </w:r>
+      <w:r>
+        <w:rPr>
+          <w:rFonts w:ascii="Courier New" w:hAnsi="Courier New" w:cs="Courier New"/>
+          <w:b/>
+          <w:bCs/>
+          <w:sz w:val="22"/>
+          <w:szCs w:val="22"/>
+        </w:rPr>
+        <w:t xml:space="preserve"> Effect</w:t>
+      </w:r>
+      <w:r>
+        <w:rPr>
+          <w:rFonts w:ascii="Courier New" w:hAnsi="Courier New" w:cs="Courier New"/>
+          <w:b/>
+          <w:bCs/>
+          <w:sz w:val="22"/>
+          <w:szCs w:val="22"/>
+        </w:rPr>
+        <w:t xml:space="preserve"> – [24]</w:t>
+      </w:r>
+    </w:p>
+    <w:p>
+      <w:pPr>
+        <w:rPr>
+          <w:rFonts w:ascii="Courier New" w:hAnsi="Courier New" w:cs="Courier New"/>
+          <w:b/>
+          <w:bCs/>
+          <w:sz w:val="22"/>
+          <w:szCs w:val="22"/>
+        </w:rPr>
+      </w:pPr>
+      <w:r>
+        <w:rPr>
+          <w:rFonts w:ascii="Courier New" w:hAnsi="Courier New" w:cs="Courier New"/>
+          <w:b/>
+          <w:bCs/>
+          <w:sz w:val="22"/>
+          <w:szCs w:val="22"/>
+        </w:rPr>
         <w:t>Void inside the door – [24]</w:t>
       </w:r>
     </w:p>
@@ -3066,6 +3188,49 @@
           <w:sz w:val="22"/>
           <w:szCs w:val="22"/>
         </w:rPr>
+        <w:t>Old Woman in a wheelchair – [24]</w:t>
+      </w:r>
+    </w:p>
+    <w:p>
+      <w:pPr>
+        <w:rPr>
+          <w:rFonts w:ascii="Courier New" w:hAnsi="Courier New" w:cs="Courier New"/>
+          <w:b/>
+          <w:bCs/>
+          <w:sz w:val="22"/>
+          <w:szCs w:val="22"/>
+        </w:rPr>
+      </w:pPr>
+      <w:r>
+        <w:rPr>
+          <w:rFonts w:ascii="Courier New" w:hAnsi="Courier New" w:cs="Courier New"/>
+          <w:b/>
+          <w:bCs/>
+          <w:sz w:val="22"/>
+          <w:szCs w:val="22"/>
+        </w:rPr>
+        <w:t>Falling in the liminal star place – [24]</w:t>
+      </w:r>
+    </w:p>
+    <w:p>
+      <w:pPr>
+        <w:rPr>
+          <w:rFonts w:ascii="Courier New" w:hAnsi="Courier New" w:cs="Courier New"/>
+          <w:b/>
+          <w:bCs/>
+          <w:sz w:val="22"/>
+          <w:szCs w:val="22"/>
+        </w:rPr>
+      </w:pPr>
+      <w:r>
+        <w:rPr>
+          <w:rFonts w:ascii="Courier New" w:hAnsi="Courier New" w:cs="Courier New"/>
+          <w:b/>
+          <w:bCs/>
+          <w:sz w:val="22"/>
+          <w:szCs w:val="22"/>
+        </w:rPr>
+        <w:lastRenderedPageBreak/>
         <w:t>Adi’s eye</w:t>
       </w:r>
       <w:r>
@@ -3157,7 +3322,17 @@
           <w:sz w:val="22"/>
           <w:szCs w:val="22"/>
         </w:rPr>
-        <w:t>25</w:t>
+        <w:t>2</w:t>
+      </w:r>
+      <w:r>
+        <w:rPr>
+          <w:rFonts w:ascii="Courier New" w:hAnsi="Courier New" w:cs="Courier New"/>
+          <w:b/>
+          <w:bCs/>
+          <w:sz w:val="22"/>
+          <w:szCs w:val="22"/>
+        </w:rPr>
+        <w:t>4</w:t>
       </w:r>
       <w:r>
         <w:rPr>
@@ -3188,7 +3363,88 @@
           <w:sz w:val="22"/>
           <w:szCs w:val="22"/>
         </w:rPr>
-        <w:t>TV static and automatically turns on – [25]</w:t>
+        <w:t>Come out of static TV – [25]</w:t>
+      </w:r>
+    </w:p>
+    <w:p>
+      <w:pPr>
+        <w:rPr>
+          <w:rFonts w:ascii="Courier New" w:hAnsi="Courier New" w:cs="Courier New"/>
+          <w:b/>
+          <w:bCs/>
+          <w:sz w:val="22"/>
+          <w:szCs w:val="22"/>
+        </w:rPr>
+      </w:pPr>
+      <w:r>
+        <w:rPr>
+          <w:rFonts w:ascii="Courier New" w:hAnsi="Courier New" w:cs="Courier New"/>
+          <w:b/>
+          <w:bCs/>
+          <w:sz w:val="22"/>
+          <w:szCs w:val="22"/>
+        </w:rPr>
+        <w:t>TV static</w:t>
+      </w:r>
+      <w:r>
+        <w:rPr>
+          <w:rFonts w:ascii="Courier New" w:hAnsi="Courier New" w:cs="Courier New"/>
+          <w:b/>
+          <w:bCs/>
+          <w:sz w:val="22"/>
+          <w:szCs w:val="22"/>
+        </w:rPr>
+        <w:t>s</w:t>
+      </w:r>
+      <w:r>
+        <w:rPr>
+          <w:rFonts w:ascii="Courier New" w:hAnsi="Courier New" w:cs="Courier New"/>
+          <w:b/>
+          <w:bCs/>
+          <w:sz w:val="22"/>
+          <w:szCs w:val="22"/>
+        </w:rPr>
+        <w:t xml:space="preserve"> </w:t>
+      </w:r>
+      <w:r>
+        <w:rPr>
+          <w:rFonts w:ascii="Courier New" w:hAnsi="Courier New" w:cs="Courier New"/>
+          <w:b/>
+          <w:bCs/>
+          <w:sz w:val="22"/>
+          <w:szCs w:val="22"/>
+        </w:rPr>
+        <w:t xml:space="preserve">+ </w:t>
+      </w:r>
+      <w:r>
+        <w:rPr>
+          <w:rFonts w:ascii="Courier New" w:hAnsi="Courier New" w:cs="Courier New"/>
+          <w:b/>
+          <w:bCs/>
+          <w:sz w:val="22"/>
+          <w:szCs w:val="22"/>
+        </w:rPr>
+        <w:t>automatically turn</w:t>
+      </w:r>
+      <w:r>
+        <w:rPr>
+          <w:rFonts w:ascii="Courier New" w:hAnsi="Courier New" w:cs="Courier New"/>
+          <w:b/>
+          <w:bCs/>
+          <w:sz w:val="22"/>
+          <w:szCs w:val="22"/>
+        </w:rPr>
+        <w:t>ing</w:t>
+      </w:r>
+      <w:r>
+        <w:rPr>
+          <w:rFonts w:ascii="Courier New" w:hAnsi="Courier New" w:cs="Courier New"/>
+          <w:b/>
+          <w:bCs/>
+          <w:sz w:val="22"/>
+          <w:szCs w:val="22"/>
+        </w:rPr>
+        <w:t xml:space="preserve"> on – [25]</w:t>
       </w:r>
     </w:p>
     <w:p>
@@ -3230,81 +3486,1195 @@
           <w:sz w:val="22"/>
           <w:szCs w:val="22"/>
         </w:rPr>
+        <w:t>Tulasi Katte under spotlight – [25]</w:t>
+      </w:r>
+    </w:p>
+    <w:p>
+      <w:pPr>
+        <w:rPr>
+          <w:rFonts w:ascii="Courier New" w:hAnsi="Courier New" w:cs="Courier New"/>
+          <w:b/>
+          <w:bCs/>
+          <w:sz w:val="22"/>
+          <w:szCs w:val="22"/>
+        </w:rPr>
+      </w:pPr>
+      <w:r>
+        <w:rPr>
+          <w:rFonts w:ascii="Courier New" w:hAnsi="Courier New" w:cs="Courier New"/>
+          <w:b/>
+          <w:bCs/>
+          <w:sz w:val="22"/>
+          <w:szCs w:val="22"/>
+        </w:rPr>
+        <w:t>Water magically fills the brass tumbler – [25]</w:t>
+      </w:r>
+    </w:p>
+    <w:p>
+      <w:pPr>
+        <w:rPr>
+          <w:rFonts w:ascii="Courier New" w:hAnsi="Courier New" w:cs="Courier New"/>
+          <w:b/>
+          <w:bCs/>
+          <w:sz w:val="22"/>
+          <w:szCs w:val="22"/>
+        </w:rPr>
+      </w:pPr>
+      <w:r>
+        <w:rPr>
+          <w:rFonts w:ascii="Courier New" w:hAnsi="Courier New" w:cs="Courier New"/>
+          <w:b/>
+          <w:bCs/>
+          <w:sz w:val="22"/>
+          <w:szCs w:val="22"/>
+        </w:rPr>
+        <w:t>Kriti and Ved disappear and Card lands from air – [26]</w:t>
+      </w:r>
+    </w:p>
+    <w:p>
+      <w:pPr>
+        <w:rPr>
+          <w:rFonts w:ascii="Courier New" w:hAnsi="Courier New" w:cs="Courier New"/>
+          <w:b/>
+          <w:bCs/>
+          <w:sz w:val="22"/>
+          <w:szCs w:val="22"/>
+        </w:rPr>
+      </w:pPr>
+      <w:r>
+        <w:rPr>
+          <w:rFonts w:ascii="Courier New" w:hAnsi="Courier New" w:cs="Courier New"/>
+          <w:b/>
+          <w:bCs/>
+          <w:sz w:val="22"/>
+          <w:szCs w:val="22"/>
+        </w:rPr>
+        <w:t xml:space="preserve">Kriti and Ved morph – </w:t>
+      </w:r>
+    </w:p>
+    <w:p>
+      <w:pPr>
+        <w:rPr>
+          <w:rFonts w:ascii="Courier New" w:hAnsi="Courier New" w:cs="Courier New"/>
+          <w:b/>
+          <w:bCs/>
+          <w:sz w:val="22"/>
+          <w:szCs w:val="22"/>
+        </w:rPr>
+      </w:pPr>
+      <w:r>
+        <w:rPr>
+          <w:rFonts w:ascii="Courier New" w:hAnsi="Courier New" w:cs="Courier New"/>
+          <w:b/>
+          <w:bCs/>
+          <w:sz w:val="22"/>
+          <w:szCs w:val="22"/>
+        </w:rPr>
+        <w:t>Fog rolls in – [2</w:t>
+      </w:r>
+      <w:r>
+        <w:rPr>
+          <w:rFonts w:ascii="Courier New" w:hAnsi="Courier New" w:cs="Courier New"/>
+          <w:b/>
+          <w:bCs/>
+          <w:sz w:val="22"/>
+          <w:szCs w:val="22"/>
+        </w:rPr>
+        <w:t>7</w:t>
+      </w:r>
+      <w:r>
+        <w:rPr>
+          <w:rFonts w:ascii="Courier New" w:hAnsi="Courier New" w:cs="Courier New"/>
+          <w:b/>
+          <w:bCs/>
+          <w:sz w:val="22"/>
+          <w:szCs w:val="22"/>
+        </w:rPr>
+        <w:t>]</w:t>
+      </w:r>
+    </w:p>
+    <w:p>
+      <w:pPr>
+        <w:rPr>
+          <w:rFonts w:ascii="Courier New" w:hAnsi="Courier New" w:cs="Courier New"/>
+          <w:b/>
+          <w:bCs/>
+          <w:sz w:val="22"/>
+          <w:szCs w:val="22"/>
+        </w:rPr>
+      </w:pPr>
+      <w:r>
+        <w:rPr>
+          <w:rFonts w:ascii="Courier New" w:hAnsi="Courier New" w:cs="Courier New"/>
+          <w:b/>
+          <w:bCs/>
+          <w:sz w:val="22"/>
+          <w:szCs w:val="22"/>
+        </w:rPr>
+        <w:t>A glowing door – [2</w:t>
+      </w:r>
+      <w:r>
+        <w:rPr>
+          <w:rFonts w:ascii="Courier New" w:hAnsi="Courier New" w:cs="Courier New"/>
+          <w:b/>
+          <w:bCs/>
+          <w:sz w:val="22"/>
+          <w:szCs w:val="22"/>
+        </w:rPr>
+        <w:t>7</w:t>
+      </w:r>
+      <w:r>
+        <w:rPr>
+          <w:rFonts w:ascii="Courier New" w:hAnsi="Courier New" w:cs="Courier New"/>
+          <w:b/>
+          <w:bCs/>
+          <w:sz w:val="22"/>
+          <w:szCs w:val="22"/>
+        </w:rPr>
+        <w:t>]</w:t>
+      </w:r>
+    </w:p>
+    <w:p>
+      <w:pPr>
+        <w:rPr>
+          <w:rFonts w:ascii="Courier New" w:hAnsi="Courier New" w:cs="Courier New"/>
+          <w:b/>
+          <w:bCs/>
+          <w:sz w:val="22"/>
+          <w:szCs w:val="22"/>
+        </w:rPr>
+      </w:pPr>
+      <w:r>
+        <w:rPr>
+          <w:rFonts w:ascii="Courier New" w:hAnsi="Courier New" w:cs="Courier New"/>
+          <w:b/>
+          <w:bCs/>
+          <w:sz w:val="22"/>
+          <w:szCs w:val="22"/>
+        </w:rPr>
+        <w:t>Priest and Pyre</w:t>
+      </w:r>
+      <w:r>
+        <w:rPr>
+          <w:rFonts w:ascii="Courier New" w:hAnsi="Courier New" w:cs="Courier New"/>
+          <w:b/>
+          <w:bCs/>
+          <w:sz w:val="22"/>
+          <w:szCs w:val="22"/>
+        </w:rPr>
+        <w:t xml:space="preserve"> and Roaring flames – [</w:t>
+      </w:r>
+      <w:r>
+        <w:rPr>
+          <w:rFonts w:ascii="Courier New" w:hAnsi="Courier New" w:cs="Courier New"/>
+          <w:b/>
+          <w:bCs/>
+          <w:sz w:val="22"/>
+          <w:szCs w:val="22"/>
+        </w:rPr>
+        <w:t>2</w:t>
+      </w:r>
+      <w:r>
+        <w:rPr>
+          <w:rFonts w:ascii="Courier New" w:hAnsi="Courier New" w:cs="Courier New"/>
+          <w:b/>
+          <w:bCs/>
+          <w:sz w:val="22"/>
+          <w:szCs w:val="22"/>
+        </w:rPr>
+        <w:t>7</w:t>
+      </w:r>
+      <w:r>
+        <w:rPr>
+          <w:rFonts w:ascii="Courier New" w:hAnsi="Courier New" w:cs="Courier New"/>
+          <w:b/>
+          <w:bCs/>
+          <w:sz w:val="22"/>
+          <w:szCs w:val="22"/>
+        </w:rPr>
+        <w:t>]</w:t>
+      </w:r>
+    </w:p>
+    <w:p>
+      <w:pPr>
+        <w:rPr>
+          <w:rFonts w:ascii="Courier New" w:hAnsi="Courier New" w:cs="Courier New"/>
+          <w:b/>
+          <w:bCs/>
+          <w:sz w:val="22"/>
+          <w:szCs w:val="22"/>
+        </w:rPr>
+      </w:pPr>
+      <w:r>
+        <w:rPr>
+          <w:rFonts w:ascii="Courier New" w:hAnsi="Courier New" w:cs="Courier New"/>
+          <w:b/>
+          <w:bCs/>
+          <w:sz w:val="22"/>
+          <w:szCs w:val="22"/>
+        </w:rPr>
+        <w:t>Fire transition through eye – [2</w:t>
+      </w:r>
+      <w:r>
+        <w:rPr>
+          <w:rFonts w:ascii="Courier New" w:hAnsi="Courier New" w:cs="Courier New"/>
+          <w:b/>
+          <w:bCs/>
+          <w:sz w:val="22"/>
+          <w:szCs w:val="22"/>
+        </w:rPr>
+        <w:t>7</w:t>
+      </w:r>
+      <w:r>
+        <w:rPr>
+          <w:rFonts w:ascii="Courier New" w:hAnsi="Courier New" w:cs="Courier New"/>
+          <w:b/>
+          <w:bCs/>
+          <w:sz w:val="22"/>
+          <w:szCs w:val="22"/>
+        </w:rPr>
+        <w:t>]</w:t>
+      </w:r>
+    </w:p>
+    <w:p>
+      <w:pPr>
+        <w:rPr>
+          <w:rFonts w:ascii="Courier New" w:hAnsi="Courier New" w:cs="Courier New"/>
+          <w:b/>
+          <w:bCs/>
+          <w:sz w:val="22"/>
+          <w:szCs w:val="22"/>
+        </w:rPr>
+      </w:pPr>
+      <w:r>
+        <w:rPr>
+          <w:rFonts w:ascii="Courier New" w:hAnsi="Courier New" w:cs="Courier New"/>
+          <w:b/>
+          <w:bCs/>
+          <w:sz w:val="22"/>
+          <w:szCs w:val="22"/>
+        </w:rPr>
+        <w:t xml:space="preserve">The Red Field </w:t>
+      </w:r>
+      <w:r>
+        <w:rPr>
+          <w:rFonts w:ascii="Courier New" w:hAnsi="Courier New" w:cs="Courier New"/>
+          <w:b/>
+          <w:bCs/>
+          <w:sz w:val="22"/>
+          <w:szCs w:val="22"/>
+        </w:rPr>
+        <w:t xml:space="preserve">with clouds and thunder </w:t>
+      </w:r>
+      <w:r>
+        <w:rPr>
+          <w:rFonts w:ascii="Courier New" w:hAnsi="Courier New" w:cs="Courier New"/>
+          <w:b/>
+          <w:bCs/>
+          <w:sz w:val="22"/>
+          <w:szCs w:val="22"/>
+        </w:rPr>
+        <w:t>– [2</w:t>
+      </w:r>
+      <w:r>
+        <w:rPr>
+          <w:rFonts w:ascii="Courier New" w:hAnsi="Courier New" w:cs="Courier New"/>
+          <w:b/>
+          <w:bCs/>
+          <w:sz w:val="22"/>
+          <w:szCs w:val="22"/>
+        </w:rPr>
+        <w:t>8</w:t>
+      </w:r>
+      <w:r>
+        <w:rPr>
+          <w:rFonts w:ascii="Courier New" w:hAnsi="Courier New" w:cs="Courier New"/>
+          <w:b/>
+          <w:bCs/>
+          <w:sz w:val="22"/>
+          <w:szCs w:val="22"/>
+        </w:rPr>
+        <w:t>]</w:t>
+      </w:r>
+    </w:p>
+    <w:p>
+      <w:pPr>
+        <w:rPr>
+          <w:rFonts w:ascii="Courier New" w:hAnsi="Courier New" w:cs="Courier New"/>
+          <w:b/>
+          <w:bCs/>
+          <w:sz w:val="22"/>
+          <w:szCs w:val="22"/>
+        </w:rPr>
+      </w:pPr>
+      <w:r>
+        <w:rPr>
+          <w:rFonts w:ascii="Courier New" w:hAnsi="Courier New" w:cs="Courier New"/>
+          <w:b/>
+          <w:bCs/>
+          <w:sz w:val="22"/>
+          <w:szCs w:val="22"/>
+        </w:rPr>
+        <w:t>The Flying</w:t>
+      </w:r>
+      <w:r>
+        <w:rPr>
+          <w:rFonts w:ascii="Courier New" w:hAnsi="Courier New" w:cs="Courier New"/>
+          <w:b/>
+          <w:bCs/>
+          <w:sz w:val="22"/>
+          <w:szCs w:val="22"/>
+        </w:rPr>
+        <w:t xml:space="preserve"> hands of the Ghosts – [2</w:t>
+      </w:r>
+      <w:r>
+        <w:rPr>
+          <w:rFonts w:ascii="Courier New" w:hAnsi="Courier New" w:cs="Courier New"/>
+          <w:b/>
+          <w:bCs/>
+          <w:sz w:val="22"/>
+          <w:szCs w:val="22"/>
+        </w:rPr>
+        <w:t>8</w:t>
+      </w:r>
+      <w:r>
+        <w:rPr>
+          <w:rFonts w:ascii="Courier New" w:hAnsi="Courier New" w:cs="Courier New"/>
+          <w:b/>
+          <w:bCs/>
+          <w:sz w:val="22"/>
+          <w:szCs w:val="22"/>
+        </w:rPr>
+        <w:t>]</w:t>
+      </w:r>
+    </w:p>
+    <w:p>
+      <w:pPr>
+        <w:rPr>
+          <w:rFonts w:ascii="Courier New" w:hAnsi="Courier New" w:cs="Courier New"/>
+          <w:b/>
+          <w:bCs/>
+          <w:sz w:val="22"/>
+          <w:szCs w:val="22"/>
+        </w:rPr>
+      </w:pPr>
+      <w:r>
+        <w:rPr>
+          <w:rFonts w:ascii="Courier New" w:hAnsi="Courier New" w:cs="Courier New"/>
+          <w:b/>
+          <w:bCs/>
+          <w:sz w:val="22"/>
+          <w:szCs w:val="22"/>
+        </w:rPr>
+        <w:t>Ghost hands grip his face – [2</w:t>
+      </w:r>
+      <w:r>
+        <w:rPr>
+          <w:rFonts w:ascii="Courier New" w:hAnsi="Courier New" w:cs="Courier New"/>
+          <w:b/>
+          <w:bCs/>
+          <w:sz w:val="22"/>
+          <w:szCs w:val="22"/>
+        </w:rPr>
+        <w:t>8</w:t>
+      </w:r>
+      <w:r>
+        <w:rPr>
+          <w:rFonts w:ascii="Courier New" w:hAnsi="Courier New" w:cs="Courier New"/>
+          <w:b/>
+          <w:bCs/>
+          <w:sz w:val="22"/>
+          <w:szCs w:val="22"/>
+        </w:rPr>
+        <w:t>]</w:t>
+      </w:r>
+    </w:p>
+    <w:p>
+      <w:pPr>
+        <w:rPr>
+          <w:rFonts w:ascii="Courier New" w:hAnsi="Courier New" w:cs="Courier New"/>
+          <w:b/>
+          <w:bCs/>
+          <w:sz w:val="22"/>
+          <w:szCs w:val="22"/>
+        </w:rPr>
+      </w:pPr>
+      <w:r>
+        <w:rPr>
+          <w:rFonts w:ascii="Courier New" w:hAnsi="Courier New" w:cs="Courier New"/>
+          <w:b/>
+          <w:bCs/>
+          <w:sz w:val="22"/>
+          <w:szCs w:val="22"/>
+        </w:rPr>
+        <w:t>The Red Sky with 2 Suns and Vortex – [2</w:t>
+      </w:r>
+      <w:r>
+        <w:rPr>
+          <w:rFonts w:ascii="Courier New" w:hAnsi="Courier New" w:cs="Courier New"/>
+          <w:b/>
+          <w:bCs/>
+          <w:sz w:val="22"/>
+          <w:szCs w:val="22"/>
+        </w:rPr>
+        <w:t>8</w:t>
+      </w:r>
+      <w:r>
+        <w:rPr>
+          <w:rFonts w:ascii="Courier New" w:hAnsi="Courier New" w:cs="Courier New"/>
+          <w:b/>
+          <w:bCs/>
+          <w:sz w:val="22"/>
+          <w:szCs w:val="22"/>
+        </w:rPr>
+        <w:t>]</w:t>
+      </w:r>
+    </w:p>
+    <w:p>
+      <w:pPr>
+        <w:rPr>
+          <w:rFonts w:ascii="Courier New" w:hAnsi="Courier New" w:cs="Courier New"/>
+          <w:b/>
+          <w:bCs/>
+          <w:sz w:val="22"/>
+          <w:szCs w:val="22"/>
+        </w:rPr>
+      </w:pPr>
+      <w:r>
+        <w:rPr>
+          <w:rFonts w:ascii="Courier New" w:hAnsi="Courier New" w:cs="Courier New"/>
+          <w:b/>
+          <w:bCs/>
+          <w:sz w:val="22"/>
+          <w:szCs w:val="22"/>
+        </w:rPr>
+        <w:t>Hit face to tree and fall – [2</w:t>
+      </w:r>
+      <w:r>
+        <w:rPr>
+          <w:rFonts w:ascii="Courier New" w:hAnsi="Courier New" w:cs="Courier New"/>
+          <w:b/>
+          <w:bCs/>
+          <w:sz w:val="22"/>
+          <w:szCs w:val="22"/>
+        </w:rPr>
+        <w:t>8</w:t>
+      </w:r>
+      <w:r>
+        <w:rPr>
+          <w:rFonts w:ascii="Courier New" w:hAnsi="Courier New" w:cs="Courier New"/>
+          <w:b/>
+          <w:bCs/>
+          <w:sz w:val="22"/>
+          <w:szCs w:val="22"/>
+        </w:rPr>
+        <w:t>]</w:t>
+      </w:r>
+    </w:p>
+    <w:p>
+      <w:pPr>
+        <w:rPr>
+          <w:rFonts w:ascii="Courier New" w:hAnsi="Courier New" w:cs="Courier New"/>
+          <w:b/>
+          <w:bCs/>
+          <w:sz w:val="22"/>
+          <w:szCs w:val="22"/>
+        </w:rPr>
+      </w:pPr>
+      <w:r>
+        <w:rPr>
+          <w:rFonts w:ascii="Courier New" w:hAnsi="Courier New" w:cs="Courier New"/>
+          <w:b/>
+          <w:bCs/>
+          <w:sz w:val="22"/>
+          <w:szCs w:val="22"/>
+        </w:rPr>
+        <w:t>Ghostly silhouettes</w:t>
+      </w:r>
+      <w:r>
+        <w:rPr>
+          <w:rFonts w:ascii="Courier New" w:hAnsi="Courier New" w:cs="Courier New"/>
+          <w:b/>
+          <w:bCs/>
+          <w:sz w:val="22"/>
+          <w:szCs w:val="22"/>
+        </w:rPr>
+        <w:t xml:space="preserve"> in the distance – [2</w:t>
+      </w:r>
+      <w:r>
+        <w:rPr>
+          <w:rFonts w:ascii="Courier New" w:hAnsi="Courier New" w:cs="Courier New"/>
+          <w:b/>
+          <w:bCs/>
+          <w:sz w:val="22"/>
+          <w:szCs w:val="22"/>
+        </w:rPr>
+        <w:t>8</w:t>
+      </w:r>
+      <w:r>
+        <w:rPr>
+          <w:rFonts w:ascii="Courier New" w:hAnsi="Courier New" w:cs="Courier New"/>
+          <w:b/>
+          <w:bCs/>
+          <w:sz w:val="22"/>
+          <w:szCs w:val="22"/>
+        </w:rPr>
+        <w:t>]</w:t>
+      </w:r>
+    </w:p>
+    <w:p>
+      <w:pPr>
+        <w:rPr>
+          <w:rFonts w:ascii="Courier New" w:hAnsi="Courier New" w:cs="Courier New"/>
+          <w:b/>
+          <w:bCs/>
+          <w:sz w:val="22"/>
+          <w:szCs w:val="22"/>
+        </w:rPr>
+      </w:pPr>
+      <w:r>
+        <w:rPr>
+          <w:rFonts w:ascii="Courier New" w:hAnsi="Courier New" w:cs="Courier New"/>
+          <w:b/>
+          <w:bCs/>
+          <w:sz w:val="22"/>
+          <w:szCs w:val="22"/>
+        </w:rPr>
+        <w:t>Appearance of Adi’s father’s ghost – [2</w:t>
+      </w:r>
+      <w:r>
+        <w:rPr>
+          <w:rFonts w:ascii="Courier New" w:hAnsi="Courier New" w:cs="Courier New"/>
+          <w:b/>
+          <w:bCs/>
+          <w:sz w:val="22"/>
+          <w:szCs w:val="22"/>
+        </w:rPr>
+        <w:t>8</w:t>
+      </w:r>
+      <w:r>
+        <w:rPr>
+          <w:rFonts w:ascii="Courier New" w:hAnsi="Courier New" w:cs="Courier New"/>
+          <w:b/>
+          <w:bCs/>
+          <w:sz w:val="22"/>
+          <w:szCs w:val="22"/>
+        </w:rPr>
+        <w:t>]</w:t>
+      </w:r>
+    </w:p>
+    <w:p>
+      <w:pPr>
+        <w:rPr>
+          <w:rFonts w:ascii="Courier New" w:hAnsi="Courier New" w:cs="Courier New"/>
+          <w:b/>
+          <w:bCs/>
+          <w:sz w:val="22"/>
+          <w:szCs w:val="22"/>
+        </w:rPr>
+      </w:pPr>
+      <w:r>
+        <w:rPr>
+          <w:rFonts w:ascii="Courier New" w:hAnsi="Courier New" w:cs="Courier New"/>
+          <w:b/>
+          <w:bCs/>
+          <w:sz w:val="22"/>
+          <w:szCs w:val="22"/>
+        </w:rPr>
+        <w:t>Raven flies and sits on a tree – [28]</w:t>
+      </w:r>
+    </w:p>
+    <w:p>
+      <w:pPr>
+        <w:rPr>
+          <w:rFonts w:ascii="Courier New" w:hAnsi="Courier New" w:cs="Courier New"/>
+          <w:b/>
+          <w:bCs/>
+          <w:sz w:val="22"/>
+          <w:szCs w:val="22"/>
+        </w:rPr>
+      </w:pPr>
+      <w:r>
+        <w:rPr>
+          <w:rFonts w:ascii="Courier New" w:hAnsi="Courier New" w:cs="Courier New"/>
+          <w:b/>
+          <w:bCs/>
+          <w:sz w:val="22"/>
+          <w:szCs w:val="22"/>
+        </w:rPr>
+        <w:t>Sesame appears on his face – [2</w:t>
+      </w:r>
+      <w:r>
+        <w:rPr>
+          <w:rFonts w:ascii="Courier New" w:hAnsi="Courier New" w:cs="Courier New"/>
+          <w:b/>
+          <w:bCs/>
+          <w:sz w:val="22"/>
+          <w:szCs w:val="22"/>
+        </w:rPr>
+        <w:t>8</w:t>
+      </w:r>
+      <w:r>
+        <w:rPr>
+          <w:rFonts w:ascii="Courier New" w:hAnsi="Courier New" w:cs="Courier New"/>
+          <w:b/>
+          <w:bCs/>
+          <w:sz w:val="22"/>
+          <w:szCs w:val="22"/>
+        </w:rPr>
+        <w:t>]</w:t>
+      </w:r>
+    </w:p>
+    <w:p>
+      <w:pPr>
+        <w:rPr>
+          <w:rFonts w:ascii="Courier New" w:hAnsi="Courier New" w:cs="Courier New"/>
+          <w:b/>
+          <w:bCs/>
+          <w:sz w:val="22"/>
+          <w:szCs w:val="22"/>
+        </w:rPr>
+      </w:pPr>
+      <w:r>
+        <w:rPr>
+          <w:rFonts w:ascii="Courier New" w:hAnsi="Courier New" w:cs="Courier New"/>
+          <w:b/>
+          <w:bCs/>
+          <w:sz w:val="22"/>
+          <w:szCs w:val="22"/>
+        </w:rPr>
+        <w:t>Raven eats sesame – [2</w:t>
+      </w:r>
+      <w:r>
+        <w:rPr>
+          <w:rFonts w:ascii="Courier New" w:hAnsi="Courier New" w:cs="Courier New"/>
+          <w:b/>
+          <w:bCs/>
+          <w:sz w:val="22"/>
+          <w:szCs w:val="22"/>
+        </w:rPr>
+        <w:t>8</w:t>
+      </w:r>
+      <w:r>
+        <w:rPr>
+          <w:rFonts w:ascii="Courier New" w:hAnsi="Courier New" w:cs="Courier New"/>
+          <w:b/>
+          <w:bCs/>
+          <w:sz w:val="22"/>
+          <w:szCs w:val="22"/>
+        </w:rPr>
+        <w:t>]</w:t>
+      </w:r>
+    </w:p>
+    <w:p>
+      <w:pPr>
+        <w:rPr>
+          <w:rFonts w:ascii="Courier New" w:hAnsi="Courier New" w:cs="Courier New"/>
+          <w:b/>
+          <w:bCs/>
+          <w:sz w:val="22"/>
+          <w:szCs w:val="22"/>
+        </w:rPr>
+      </w:pPr>
+      <w:r>
+        <w:rPr>
+          <w:rFonts w:ascii="Courier New" w:hAnsi="Courier New" w:cs="Courier New"/>
+          <w:b/>
+          <w:bCs/>
+          <w:sz w:val="22"/>
+          <w:szCs w:val="22"/>
+        </w:rPr>
+        <w:t>Vasu shots – [2</w:t>
+      </w:r>
+      <w:r>
+        <w:rPr>
+          <w:rFonts w:ascii="Courier New" w:hAnsi="Courier New" w:cs="Courier New"/>
+          <w:b/>
+          <w:bCs/>
+          <w:sz w:val="22"/>
+          <w:szCs w:val="22"/>
+        </w:rPr>
+        <w:t>8</w:t>
+      </w:r>
+      <w:r>
+        <w:rPr>
+          <w:rFonts w:ascii="Courier New" w:hAnsi="Courier New" w:cs="Courier New"/>
+          <w:b/>
+          <w:bCs/>
+          <w:sz w:val="22"/>
+          <w:szCs w:val="22"/>
+        </w:rPr>
+        <w:t>]</w:t>
+      </w:r>
+    </w:p>
+    <w:p>
+      <w:pPr>
+        <w:rPr>
+          <w:rFonts w:ascii="Courier New" w:hAnsi="Courier New" w:cs="Courier New"/>
+          <w:b/>
+          <w:bCs/>
+          <w:sz w:val="22"/>
+          <w:szCs w:val="22"/>
+        </w:rPr>
+      </w:pPr>
+      <w:r>
+        <w:rPr>
+          <w:rFonts w:ascii="Courier New" w:hAnsi="Courier New" w:cs="Courier New"/>
+          <w:b/>
+          <w:bCs/>
+          <w:sz w:val="22"/>
+          <w:szCs w:val="22"/>
+        </w:rPr>
+        <w:t xml:space="preserve">The </w:t>
+      </w:r>
+      <w:r>
+        <w:rPr>
+          <w:rFonts w:ascii="Courier New" w:hAnsi="Courier New" w:cs="Courier New"/>
+          <w:b/>
+          <w:bCs/>
+          <w:sz w:val="22"/>
+          <w:szCs w:val="22"/>
+        </w:rPr>
+        <w:t>three P</w:t>
+      </w:r>
+      <w:r>
+        <w:rPr>
+          <w:rFonts w:ascii="Courier New" w:hAnsi="Courier New" w:cs="Courier New"/>
+          <w:b/>
+          <w:bCs/>
+          <w:sz w:val="22"/>
+          <w:szCs w:val="22"/>
+        </w:rPr>
+        <w:t>itrus – [2</w:t>
+      </w:r>
+      <w:r>
+        <w:rPr>
+          <w:rFonts w:ascii="Courier New" w:hAnsi="Courier New" w:cs="Courier New"/>
+          <w:b/>
+          <w:bCs/>
+          <w:sz w:val="22"/>
+          <w:szCs w:val="22"/>
+        </w:rPr>
+        <w:t>8</w:t>
+      </w:r>
+      <w:r>
+        <w:rPr>
+          <w:rFonts w:ascii="Courier New" w:hAnsi="Courier New" w:cs="Courier New"/>
+          <w:b/>
+          <w:bCs/>
+          <w:sz w:val="22"/>
+          <w:szCs w:val="22"/>
+        </w:rPr>
+        <w:t>]</w:t>
+      </w:r>
+    </w:p>
+    <w:p>
+      <w:pPr>
+        <w:rPr>
+          <w:rFonts w:ascii="Courier New" w:hAnsi="Courier New" w:cs="Courier New"/>
+          <w:b/>
+          <w:bCs/>
+          <w:sz w:val="22"/>
+          <w:szCs w:val="22"/>
+        </w:rPr>
+      </w:pPr>
+      <w:r>
+        <w:rPr>
+          <w:rFonts w:ascii="Courier New" w:hAnsi="Courier New" w:cs="Courier New"/>
+          <w:b/>
+          <w:bCs/>
+          <w:sz w:val="22"/>
+          <w:szCs w:val="22"/>
+        </w:rPr>
+        <w:t>Father opens a portal</w:t>
+      </w:r>
+      <w:r>
+        <w:rPr>
+          <w:rFonts w:ascii="Courier New" w:hAnsi="Courier New" w:cs="Courier New"/>
+          <w:b/>
+          <w:bCs/>
+          <w:sz w:val="22"/>
+          <w:szCs w:val="22"/>
+        </w:rPr>
+        <w:t xml:space="preserve"> – [2</w:t>
+      </w:r>
+      <w:r>
+        <w:rPr>
+          <w:rFonts w:ascii="Courier New" w:hAnsi="Courier New" w:cs="Courier New"/>
+          <w:b/>
+          <w:bCs/>
+          <w:sz w:val="22"/>
+          <w:szCs w:val="22"/>
+        </w:rPr>
+        <w:t>8</w:t>
+      </w:r>
+      <w:r>
+        <w:rPr>
+          <w:rFonts w:ascii="Courier New" w:hAnsi="Courier New" w:cs="Courier New"/>
+          <w:b/>
+          <w:bCs/>
+          <w:sz w:val="22"/>
+          <w:szCs w:val="22"/>
+        </w:rPr>
+        <w:t>]</w:t>
+      </w:r>
+    </w:p>
+    <w:p>
+      <w:pPr>
+        <w:rPr>
+          <w:rFonts w:ascii="Courier New" w:hAnsi="Courier New" w:cs="Courier New"/>
+          <w:b/>
+          <w:bCs/>
+          <w:sz w:val="22"/>
+          <w:szCs w:val="22"/>
+        </w:rPr>
+      </w:pPr>
+      <w:r>
+        <w:rPr>
+          <w:rFonts w:ascii="Courier New" w:hAnsi="Courier New" w:cs="Courier New"/>
+          <w:b/>
+          <w:bCs/>
+          <w:sz w:val="22"/>
+          <w:szCs w:val="22"/>
+        </w:rPr>
+        <w:t>Portal drifts away – [2</w:t>
+      </w:r>
+      <w:r>
+        <w:rPr>
+          <w:rFonts w:ascii="Courier New" w:hAnsi="Courier New" w:cs="Courier New"/>
+          <w:b/>
+          <w:bCs/>
+          <w:sz w:val="22"/>
+          <w:szCs w:val="22"/>
+        </w:rPr>
+        <w:t>9</w:t>
+      </w:r>
+      <w:r>
+        <w:rPr>
+          <w:rFonts w:ascii="Courier New" w:hAnsi="Courier New" w:cs="Courier New"/>
+          <w:b/>
+          <w:bCs/>
+          <w:sz w:val="22"/>
+          <w:szCs w:val="22"/>
+        </w:rPr>
+        <w:t>]</w:t>
+      </w:r>
+    </w:p>
+    <w:p>
+      <w:pPr>
+        <w:rPr>
+          <w:rFonts w:ascii="Courier New" w:hAnsi="Courier New" w:cs="Courier New"/>
+          <w:b/>
+          <w:bCs/>
+          <w:sz w:val="22"/>
+          <w:szCs w:val="22"/>
+        </w:rPr>
+      </w:pPr>
+      <w:r>
+        <w:rPr>
+          <w:rFonts w:ascii="Courier New" w:hAnsi="Courier New" w:cs="Courier New"/>
+          <w:b/>
+          <w:bCs/>
+          <w:sz w:val="22"/>
+          <w:szCs w:val="22"/>
+        </w:rPr>
+        <w:t>Mirror Delay – [2</w:t>
+      </w:r>
+      <w:r>
+        <w:rPr>
+          <w:rFonts w:ascii="Courier New" w:hAnsi="Courier New" w:cs="Courier New"/>
+          <w:b/>
+          <w:bCs/>
+          <w:sz w:val="22"/>
+          <w:szCs w:val="22"/>
+        </w:rPr>
+        <w:t>9</w:t>
+      </w:r>
+      <w:r>
+        <w:rPr>
+          <w:rFonts w:ascii="Courier New" w:hAnsi="Courier New" w:cs="Courier New"/>
+          <w:b/>
+          <w:bCs/>
+          <w:sz w:val="22"/>
+          <w:szCs w:val="22"/>
+        </w:rPr>
+        <w:t>]</w:t>
+      </w:r>
+    </w:p>
+    <w:p>
+      <w:pPr>
+        <w:rPr>
+          <w:rFonts w:ascii="Courier New" w:hAnsi="Courier New" w:cs="Courier New"/>
+          <w:b/>
+          <w:bCs/>
+          <w:sz w:val="22"/>
+          <w:szCs w:val="22"/>
+        </w:rPr>
+      </w:pPr>
+      <w:r>
+        <w:rPr>
+          <w:rFonts w:ascii="Courier New" w:hAnsi="Courier New" w:cs="Courier New"/>
+          <w:b/>
+          <w:bCs/>
+          <w:sz w:val="22"/>
+          <w:szCs w:val="22"/>
+        </w:rPr>
+        <w:t>Mirror explo</w:t>
+      </w:r>
+      <w:r>
+        <w:rPr>
+          <w:rFonts w:ascii="Courier New" w:hAnsi="Courier New" w:cs="Courier New"/>
+          <w:b/>
+          <w:bCs/>
+          <w:sz w:val="22"/>
+          <w:szCs w:val="22"/>
+        </w:rPr>
+        <w:t xml:space="preserve">sion and </w:t>
+      </w:r>
+      <w:r>
+        <w:rPr>
+          <w:rFonts w:ascii="Courier New" w:hAnsi="Courier New" w:cs="Courier New"/>
+          <w:b/>
+          <w:bCs/>
+          <w:sz w:val="22"/>
+          <w:szCs w:val="22"/>
+        </w:rPr>
+        <w:t xml:space="preserve">propelled </w:t>
+      </w:r>
+      <w:r>
+        <w:rPr>
+          <w:rFonts w:ascii="Courier New" w:hAnsi="Courier New" w:cs="Courier New"/>
+          <w:b/>
+          <w:bCs/>
+          <w:sz w:val="22"/>
+          <w:szCs w:val="22"/>
+        </w:rPr>
+        <w:t>back</w:t>
+      </w:r>
+      <w:r>
+        <w:rPr>
+          <w:rFonts w:ascii="Courier New" w:hAnsi="Courier New" w:cs="Courier New"/>
+          <w:b/>
+          <w:bCs/>
+          <w:sz w:val="22"/>
+          <w:szCs w:val="22"/>
+        </w:rPr>
+        <w:t>ward</w:t>
+      </w:r>
+      <w:r>
+        <w:rPr>
+          <w:rFonts w:ascii="Courier New" w:hAnsi="Courier New" w:cs="Courier New"/>
+          <w:b/>
+          <w:bCs/>
+          <w:sz w:val="22"/>
+          <w:szCs w:val="22"/>
+        </w:rPr>
+        <w:t xml:space="preserve"> </w:t>
+      </w:r>
+      <w:r>
+        <w:rPr>
+          <w:rFonts w:ascii="Courier New" w:hAnsi="Courier New" w:cs="Courier New"/>
+          <w:b/>
+          <w:bCs/>
+          <w:sz w:val="22"/>
+          <w:szCs w:val="22"/>
+        </w:rPr>
+        <w:t>– [2</w:t>
+      </w:r>
+      <w:r>
+        <w:rPr>
+          <w:rFonts w:ascii="Courier New" w:hAnsi="Courier New" w:cs="Courier New"/>
+          <w:b/>
+          <w:bCs/>
+          <w:sz w:val="22"/>
+          <w:szCs w:val="22"/>
+        </w:rPr>
+        <w:t>9</w:t>
+      </w:r>
+      <w:r>
+        <w:rPr>
+          <w:rFonts w:ascii="Courier New" w:hAnsi="Courier New" w:cs="Courier New"/>
+          <w:b/>
+          <w:bCs/>
+          <w:sz w:val="22"/>
+          <w:szCs w:val="22"/>
+        </w:rPr>
+        <w:t>]</w:t>
+      </w:r>
+    </w:p>
+    <w:p>
+      <w:pPr>
+        <w:rPr>
+          <w:rFonts w:ascii="Courier New" w:hAnsi="Courier New" w:cs="Courier New"/>
+          <w:b/>
+          <w:bCs/>
+          <w:sz w:val="22"/>
+          <w:szCs w:val="22"/>
+        </w:rPr>
+      </w:pPr>
+      <w:r>
+        <w:rPr>
+          <w:rFonts w:ascii="Courier New" w:hAnsi="Courier New" w:cs="Courier New"/>
+          <w:b/>
+          <w:bCs/>
+          <w:sz w:val="22"/>
+          <w:szCs w:val="22"/>
+        </w:rPr>
+        <w:t xml:space="preserve">The Memory </w:t>
+      </w:r>
+      <w:r>
+        <w:rPr>
+          <w:rFonts w:ascii="Courier New" w:hAnsi="Courier New" w:cs="Courier New"/>
+          <w:b/>
+          <w:bCs/>
+          <w:sz w:val="22"/>
+          <w:szCs w:val="22"/>
+        </w:rPr>
+        <w:t>shards m</w:t>
+      </w:r>
+      <w:r>
+        <w:rPr>
+          <w:rFonts w:ascii="Courier New" w:hAnsi="Courier New" w:cs="Courier New"/>
+          <w:b/>
+          <w:bCs/>
+          <w:sz w:val="22"/>
+          <w:szCs w:val="22"/>
+        </w:rPr>
+        <w:t>ontage – [2</w:t>
+      </w:r>
+      <w:r>
+        <w:rPr>
+          <w:rFonts w:ascii="Courier New" w:hAnsi="Courier New" w:cs="Courier New"/>
+          <w:b/>
+          <w:bCs/>
+          <w:sz w:val="22"/>
+          <w:szCs w:val="22"/>
+        </w:rPr>
+        <w:t>9</w:t>
+      </w:r>
+      <w:r>
+        <w:rPr>
+          <w:rFonts w:ascii="Courier New" w:hAnsi="Courier New" w:cs="Courier New"/>
+          <w:b/>
+          <w:bCs/>
+          <w:sz w:val="22"/>
+          <w:szCs w:val="22"/>
+        </w:rPr>
+        <w:t>]</w:t>
+      </w:r>
+    </w:p>
+    <w:p>
+      <w:pPr>
+        <w:rPr>
+          <w:rFonts w:ascii="Courier New" w:hAnsi="Courier New" w:cs="Courier New"/>
+          <w:b/>
+          <w:bCs/>
+          <w:sz w:val="22"/>
+          <w:szCs w:val="22"/>
+        </w:rPr>
+      </w:pPr>
+      <w:r>
+        <w:rPr>
+          <w:rFonts w:ascii="Courier New" w:hAnsi="Courier New" w:cs="Courier New"/>
+          <w:b/>
+          <w:bCs/>
+          <w:sz w:val="22"/>
+          <w:szCs w:val="22"/>
+        </w:rPr>
+        <w:t>Dog’s Grave – [29]</w:t>
+      </w:r>
+    </w:p>
+    <w:p>
+      <w:pPr>
+        <w:rPr>
+          <w:rFonts w:ascii="Courier New" w:hAnsi="Courier New" w:cs="Courier New"/>
+          <w:b/>
+          <w:bCs/>
+          <w:sz w:val="22"/>
+          <w:szCs w:val="22"/>
+        </w:rPr>
+      </w:pPr>
+      <w:r>
+        <w:rPr>
+          <w:rFonts w:ascii="Courier New" w:hAnsi="Courier New" w:cs="Courier New"/>
+          <w:b/>
+          <w:bCs/>
+          <w:sz w:val="22"/>
+          <w:szCs w:val="22"/>
+        </w:rPr>
+        <w:t>Post Death Sounds – [29]</w:t>
+      </w:r>
+    </w:p>
+    <w:p>
+      <w:pPr>
+        <w:rPr>
+          <w:rFonts w:ascii="Courier New" w:hAnsi="Courier New" w:cs="Courier New"/>
+          <w:b/>
+          <w:bCs/>
+          <w:sz w:val="22"/>
+          <w:szCs w:val="22"/>
+        </w:rPr>
+      </w:pPr>
+      <w:r>
+        <w:rPr>
+          <w:rFonts w:ascii="Courier New" w:hAnsi="Courier New" w:cs="Courier New"/>
+          <w:b/>
+          <w:bCs/>
+          <w:sz w:val="22"/>
+          <w:szCs w:val="22"/>
+        </w:rPr>
         <w:lastRenderedPageBreak/>
-        <w:t>Tulasi Katte under spotlight – [25]</w:t>
-      </w:r>
-    </w:p>
-    <w:p>
-      <w:pPr>
-        <w:rPr>
-          <w:rFonts w:ascii="Courier New" w:hAnsi="Courier New" w:cs="Courier New"/>
-          <w:b/>
-          <w:bCs/>
-          <w:sz w:val="22"/>
-          <w:szCs w:val="22"/>
-        </w:rPr>
-      </w:pPr>
-      <w:r>
-        <w:rPr>
-          <w:rFonts w:ascii="Courier New" w:hAnsi="Courier New" w:cs="Courier New"/>
-          <w:b/>
-          <w:bCs/>
-          <w:sz w:val="22"/>
-          <w:szCs w:val="22"/>
-        </w:rPr>
-        <w:t>Kriti and Ved disappear and Card lands from air – [26]</w:t>
-      </w:r>
-    </w:p>
-    <w:p>
-      <w:pPr>
-        <w:rPr>
-          <w:rFonts w:ascii="Courier New" w:hAnsi="Courier New" w:cs="Courier New"/>
-          <w:b/>
-          <w:bCs/>
-          <w:sz w:val="22"/>
-          <w:szCs w:val="22"/>
-        </w:rPr>
-      </w:pPr>
-      <w:r>
-        <w:rPr>
-          <w:rFonts w:ascii="Courier New" w:hAnsi="Courier New" w:cs="Courier New"/>
-          <w:b/>
-          <w:bCs/>
-          <w:sz w:val="22"/>
-          <w:szCs w:val="22"/>
-        </w:rPr>
-        <w:t>Kriti and Ved morph – [26]</w:t>
-      </w:r>
-    </w:p>
-    <w:p>
-      <w:pPr>
-        <w:rPr>
-          <w:rFonts w:ascii="Courier New" w:hAnsi="Courier New" w:cs="Courier New"/>
-          <w:b/>
-          <w:bCs/>
-          <w:sz w:val="22"/>
-          <w:szCs w:val="22"/>
-        </w:rPr>
-      </w:pPr>
-      <w:r>
-        <w:rPr>
-          <w:rFonts w:ascii="Courier New" w:hAnsi="Courier New" w:cs="Courier New"/>
-          <w:b/>
-          <w:bCs/>
-          <w:sz w:val="22"/>
-          <w:szCs w:val="22"/>
-        </w:rPr>
-        <w:t>Fog rolls in – [2</w:t>
-      </w:r>
-      <w:r>
-        <w:rPr>
-          <w:rFonts w:ascii="Courier New" w:hAnsi="Courier New" w:cs="Courier New"/>
-          <w:b/>
-          <w:bCs/>
-          <w:sz w:val="22"/>
-          <w:szCs w:val="22"/>
-        </w:rPr>
-        <w:t>7</w:t>
+        <w:t xml:space="preserve">The </w:t>
+      </w:r>
+      <w:r>
+        <w:rPr>
+          <w:rFonts w:ascii="Courier New" w:hAnsi="Courier New" w:cs="Courier New"/>
+          <w:b/>
+          <w:bCs/>
+          <w:sz w:val="22"/>
+          <w:szCs w:val="22"/>
+        </w:rPr>
+        <w:t>C</w:t>
+      </w:r>
+      <w:r>
+        <w:rPr>
+          <w:rFonts w:ascii="Courier New" w:hAnsi="Courier New" w:cs="Courier New"/>
+          <w:b/>
+          <w:bCs/>
+          <w:sz w:val="22"/>
+          <w:szCs w:val="22"/>
+        </w:rPr>
+        <w:t>remation</w:t>
+      </w:r>
+      <w:r>
+        <w:rPr>
+          <w:rFonts w:ascii="Courier New" w:hAnsi="Courier New" w:cs="Courier New"/>
+          <w:b/>
+          <w:bCs/>
+          <w:sz w:val="22"/>
+          <w:szCs w:val="22"/>
+        </w:rPr>
+        <w:t xml:space="preserve"> </w:t>
+      </w:r>
+      <w:r>
+        <w:rPr>
+          <w:rFonts w:ascii="Courier New" w:hAnsi="Courier New" w:cs="Courier New"/>
+          <w:b/>
+          <w:bCs/>
+          <w:sz w:val="22"/>
+          <w:szCs w:val="22"/>
+        </w:rPr>
+        <w:t>– [2</w:t>
+      </w:r>
+      <w:r>
+        <w:rPr>
+          <w:rFonts w:ascii="Courier New" w:hAnsi="Courier New" w:cs="Courier New"/>
+          <w:b/>
+          <w:bCs/>
+          <w:sz w:val="22"/>
+          <w:szCs w:val="22"/>
+        </w:rPr>
+        <w:t>9</w:t>
       </w:r>
       <w:r>
         <w:rPr>
@@ -3335,17 +4705,38 @@
           <w:sz w:val="22"/>
           <w:szCs w:val="22"/>
         </w:rPr>
-        <w:t>A glowing door – [2</w:t>
-      </w:r>
-      <w:r>
-        <w:rPr>
-          <w:rFonts w:ascii="Courier New" w:hAnsi="Courier New" w:cs="Courier New"/>
-          <w:b/>
-          <w:bCs/>
-          <w:sz w:val="22"/>
-          <w:szCs w:val="22"/>
-        </w:rPr>
-        <w:t>7</w:t>
+        <w:t>Morphing of Mother, Kriti and Ved in fog – [30]</w:t>
+      </w:r>
+    </w:p>
+    <w:p>
+      <w:pPr>
+        <w:rPr>
+          <w:rFonts w:ascii="Courier New" w:hAnsi="Courier New" w:cs="Courier New"/>
+          <w:b/>
+          <w:bCs/>
+          <w:sz w:val="22"/>
+          <w:szCs w:val="22"/>
+        </w:rPr>
+      </w:pPr>
+      <w:r>
+        <w:rPr>
+          <w:rFonts w:ascii="Courier New" w:hAnsi="Courier New" w:cs="Courier New"/>
+          <w:b/>
+          <w:bCs/>
+          <w:sz w:val="22"/>
+          <w:szCs w:val="22"/>
+        </w:rPr>
+        <w:t>Mother transforms into Yamadhootha – [</w:t>
+      </w:r>
+      <w:r>
+        <w:rPr>
+          <w:rFonts w:ascii="Courier New" w:hAnsi="Courier New" w:cs="Courier New"/>
+          <w:b/>
+          <w:bCs/>
+          <w:sz w:val="22"/>
+          <w:szCs w:val="22"/>
+        </w:rPr>
+        <w:t>30</w:t>
       </w:r>
       <w:r>
         <w:rPr>
@@ -3376,37 +4767,47 @@
           <w:sz w:val="22"/>
           <w:szCs w:val="22"/>
         </w:rPr>
-        <w:t>Priest and Pyre</w:t>
-      </w:r>
-      <w:r>
-        <w:rPr>
-          <w:rFonts w:ascii="Courier New" w:hAnsi="Courier New" w:cs="Courier New"/>
-          <w:b/>
-          <w:bCs/>
-          <w:sz w:val="22"/>
-          <w:szCs w:val="22"/>
-        </w:rPr>
-        <w:t xml:space="preserve"> and Roaring flames – [</w:t>
-      </w:r>
-      <w:r>
-        <w:rPr>
-          <w:rFonts w:ascii="Courier New" w:hAnsi="Courier New" w:cs="Courier New"/>
-          <w:b/>
-          <w:bCs/>
-          <w:sz w:val="22"/>
-          <w:szCs w:val="22"/>
-        </w:rPr>
-        <w:t>2</w:t>
-      </w:r>
-      <w:r>
-        <w:rPr>
-          <w:rFonts w:ascii="Courier New" w:hAnsi="Courier New" w:cs="Courier New"/>
-          <w:b/>
-          <w:bCs/>
-          <w:sz w:val="22"/>
-          <w:szCs w:val="22"/>
-        </w:rPr>
-        <w:t>7</w:t>
+        <w:t xml:space="preserve">Yamadhootha’s </w:t>
+      </w:r>
+      <w:r>
+        <w:rPr>
+          <w:rFonts w:ascii="Courier New" w:hAnsi="Courier New" w:cs="Courier New"/>
+          <w:b/>
+          <w:bCs/>
+          <w:sz w:val="22"/>
+          <w:szCs w:val="22"/>
+        </w:rPr>
+        <w:t>yellow-</w:t>
+      </w:r>
+      <w:r>
+        <w:rPr>
+          <w:rFonts w:ascii="Courier New" w:hAnsi="Courier New" w:cs="Courier New"/>
+          <w:b/>
+          <w:bCs/>
+          <w:sz w:val="22"/>
+          <w:szCs w:val="22"/>
+        </w:rPr>
+        <w:t xml:space="preserve">red </w:t>
+      </w:r>
+      <w:r>
+        <w:rPr>
+          <w:rFonts w:ascii="Courier New" w:hAnsi="Courier New" w:cs="Courier New"/>
+          <w:b/>
+          <w:bCs/>
+          <w:sz w:val="22"/>
+          <w:szCs w:val="22"/>
+        </w:rPr>
+        <w:t>glowing eyes – [</w:t>
+      </w:r>
+      <w:r>
+        <w:rPr>
+          <w:rFonts w:ascii="Courier New" w:hAnsi="Courier New" w:cs="Courier New"/>
+          <w:b/>
+          <w:bCs/>
+          <w:sz w:val="22"/>
+          <w:szCs w:val="22"/>
+        </w:rPr>
+        <w:t>30</w:t>
       </w:r>
       <w:r>
         <w:rPr>
@@ -3437,17 +4838,57 @@
           <w:sz w:val="22"/>
           <w:szCs w:val="22"/>
         </w:rPr>
-        <w:t>Fire transition through eye – [2</w:t>
-      </w:r>
-      <w:r>
-        <w:rPr>
-          <w:rFonts w:ascii="Courier New" w:hAnsi="Courier New" w:cs="Courier New"/>
-          <w:b/>
-          <w:bCs/>
-          <w:sz w:val="22"/>
-          <w:szCs w:val="22"/>
-        </w:rPr>
-        <w:t>7</w:t>
+        <w:t xml:space="preserve">Portal </w:t>
+      </w:r>
+      <w:r>
+        <w:rPr>
+          <w:rFonts w:ascii="Courier New" w:hAnsi="Courier New" w:cs="Courier New"/>
+          <w:b/>
+          <w:bCs/>
+          <w:sz w:val="22"/>
+          <w:szCs w:val="22"/>
+        </w:rPr>
+        <w:t>Appears</w:t>
+      </w:r>
+      <w:r>
+        <w:rPr>
+          <w:rFonts w:ascii="Courier New" w:hAnsi="Courier New" w:cs="Courier New"/>
+          <w:b/>
+          <w:bCs/>
+          <w:sz w:val="22"/>
+          <w:szCs w:val="22"/>
+        </w:rPr>
+        <w:t xml:space="preserve"> through the fog</w:t>
+      </w:r>
+      <w:r>
+        <w:rPr>
+          <w:rFonts w:ascii="Courier New" w:hAnsi="Courier New" w:cs="Courier New"/>
+          <w:b/>
+          <w:bCs/>
+          <w:sz w:val="22"/>
+          <w:szCs w:val="22"/>
+        </w:rPr>
+        <w:t xml:space="preserve"> </w:t>
+      </w:r>
+      <w:r>
+        <w:rPr>
+          <w:rFonts w:ascii="Courier New" w:hAnsi="Courier New" w:cs="Courier New"/>
+          <w:b/>
+          <w:bCs/>
+          <w:sz w:val="22"/>
+          <w:szCs w:val="22"/>
+        </w:rPr>
+        <w:t>– [</w:t>
+      </w:r>
+      <w:r>
+        <w:rPr>
+          <w:rFonts w:ascii="Courier New" w:hAnsi="Courier New" w:cs="Courier New"/>
+          <w:b/>
+          <w:bCs/>
+          <w:sz w:val="22"/>
+          <w:szCs w:val="22"/>
+        </w:rPr>
+        <w:t>30</w:t>
       </w:r>
       <w:r>
         <w:rPr>
@@ -3478,1170 +4919,6 @@
           <w:sz w:val="22"/>
           <w:szCs w:val="22"/>
         </w:rPr>
-        <w:t xml:space="preserve">The Red Field </w:t>
-      </w:r>
-      <w:r>
-        <w:rPr>
-          <w:rFonts w:ascii="Courier New" w:hAnsi="Courier New" w:cs="Courier New"/>
-          <w:b/>
-          <w:bCs/>
-          <w:sz w:val="22"/>
-          <w:szCs w:val="22"/>
-        </w:rPr>
-        <w:t xml:space="preserve">with clouds and thunder </w:t>
-      </w:r>
-      <w:r>
-        <w:rPr>
-          <w:rFonts w:ascii="Courier New" w:hAnsi="Courier New" w:cs="Courier New"/>
-          <w:b/>
-          <w:bCs/>
-          <w:sz w:val="22"/>
-          <w:szCs w:val="22"/>
-        </w:rPr>
-        <w:t>– [2</w:t>
-      </w:r>
-      <w:r>
-        <w:rPr>
-          <w:rFonts w:ascii="Courier New" w:hAnsi="Courier New" w:cs="Courier New"/>
-          <w:b/>
-          <w:bCs/>
-          <w:sz w:val="22"/>
-          <w:szCs w:val="22"/>
-        </w:rPr>
-        <w:t>8</w:t>
-      </w:r>
-      <w:r>
-        <w:rPr>
-          <w:rFonts w:ascii="Courier New" w:hAnsi="Courier New" w:cs="Courier New"/>
-          <w:b/>
-          <w:bCs/>
-          <w:sz w:val="22"/>
-          <w:szCs w:val="22"/>
-        </w:rPr>
-        <w:t>]</w:t>
-      </w:r>
-    </w:p>
-    <w:p>
-      <w:pPr>
-        <w:rPr>
-          <w:rFonts w:ascii="Courier New" w:hAnsi="Courier New" w:cs="Courier New"/>
-          <w:b/>
-          <w:bCs/>
-          <w:sz w:val="22"/>
-          <w:szCs w:val="22"/>
-        </w:rPr>
-      </w:pPr>
-      <w:r>
-        <w:rPr>
-          <w:rFonts w:ascii="Courier New" w:hAnsi="Courier New" w:cs="Courier New"/>
-          <w:b/>
-          <w:bCs/>
-          <w:sz w:val="22"/>
-          <w:szCs w:val="22"/>
-        </w:rPr>
-        <w:t>The Flying</w:t>
-      </w:r>
-      <w:r>
-        <w:rPr>
-          <w:rFonts w:ascii="Courier New" w:hAnsi="Courier New" w:cs="Courier New"/>
-          <w:b/>
-          <w:bCs/>
-          <w:sz w:val="22"/>
-          <w:szCs w:val="22"/>
-        </w:rPr>
-        <w:t xml:space="preserve"> hands of the Ghosts – [2</w:t>
-      </w:r>
-      <w:r>
-        <w:rPr>
-          <w:rFonts w:ascii="Courier New" w:hAnsi="Courier New" w:cs="Courier New"/>
-          <w:b/>
-          <w:bCs/>
-          <w:sz w:val="22"/>
-          <w:szCs w:val="22"/>
-        </w:rPr>
-        <w:t>8</w:t>
-      </w:r>
-      <w:r>
-        <w:rPr>
-          <w:rFonts w:ascii="Courier New" w:hAnsi="Courier New" w:cs="Courier New"/>
-          <w:b/>
-          <w:bCs/>
-          <w:sz w:val="22"/>
-          <w:szCs w:val="22"/>
-        </w:rPr>
-        <w:t>]</w:t>
-      </w:r>
-    </w:p>
-    <w:p>
-      <w:pPr>
-        <w:rPr>
-          <w:rFonts w:ascii="Courier New" w:hAnsi="Courier New" w:cs="Courier New"/>
-          <w:b/>
-          <w:bCs/>
-          <w:sz w:val="22"/>
-          <w:szCs w:val="22"/>
-        </w:rPr>
-      </w:pPr>
-      <w:r>
-        <w:rPr>
-          <w:rFonts w:ascii="Courier New" w:hAnsi="Courier New" w:cs="Courier New"/>
-          <w:b/>
-          <w:bCs/>
-          <w:sz w:val="22"/>
-          <w:szCs w:val="22"/>
-        </w:rPr>
-        <w:t>Ghost hands grip his face – [2</w:t>
-      </w:r>
-      <w:r>
-        <w:rPr>
-          <w:rFonts w:ascii="Courier New" w:hAnsi="Courier New" w:cs="Courier New"/>
-          <w:b/>
-          <w:bCs/>
-          <w:sz w:val="22"/>
-          <w:szCs w:val="22"/>
-        </w:rPr>
-        <w:t>8</w:t>
-      </w:r>
-      <w:r>
-        <w:rPr>
-          <w:rFonts w:ascii="Courier New" w:hAnsi="Courier New" w:cs="Courier New"/>
-          <w:b/>
-          <w:bCs/>
-          <w:sz w:val="22"/>
-          <w:szCs w:val="22"/>
-        </w:rPr>
-        <w:t>]</w:t>
-      </w:r>
-    </w:p>
-    <w:p>
-      <w:pPr>
-        <w:rPr>
-          <w:rFonts w:ascii="Courier New" w:hAnsi="Courier New" w:cs="Courier New"/>
-          <w:b/>
-          <w:bCs/>
-          <w:sz w:val="22"/>
-          <w:szCs w:val="22"/>
-        </w:rPr>
-      </w:pPr>
-      <w:r>
-        <w:rPr>
-          <w:rFonts w:ascii="Courier New" w:hAnsi="Courier New" w:cs="Courier New"/>
-          <w:b/>
-          <w:bCs/>
-          <w:sz w:val="22"/>
-          <w:szCs w:val="22"/>
-        </w:rPr>
-        <w:t>The Red Sky with 2 Suns and Vortex – [2</w:t>
-      </w:r>
-      <w:r>
-        <w:rPr>
-          <w:rFonts w:ascii="Courier New" w:hAnsi="Courier New" w:cs="Courier New"/>
-          <w:b/>
-          <w:bCs/>
-          <w:sz w:val="22"/>
-          <w:szCs w:val="22"/>
-        </w:rPr>
-        <w:t>8</w:t>
-      </w:r>
-      <w:r>
-        <w:rPr>
-          <w:rFonts w:ascii="Courier New" w:hAnsi="Courier New" w:cs="Courier New"/>
-          <w:b/>
-          <w:bCs/>
-          <w:sz w:val="22"/>
-          <w:szCs w:val="22"/>
-        </w:rPr>
-        <w:t>]</w:t>
-      </w:r>
-    </w:p>
-    <w:p>
-      <w:pPr>
-        <w:rPr>
-          <w:rFonts w:ascii="Courier New" w:hAnsi="Courier New" w:cs="Courier New"/>
-          <w:b/>
-          <w:bCs/>
-          <w:sz w:val="22"/>
-          <w:szCs w:val="22"/>
-        </w:rPr>
-      </w:pPr>
-      <w:r>
-        <w:rPr>
-          <w:rFonts w:ascii="Courier New" w:hAnsi="Courier New" w:cs="Courier New"/>
-          <w:b/>
-          <w:bCs/>
-          <w:sz w:val="22"/>
-          <w:szCs w:val="22"/>
-        </w:rPr>
-        <w:t>Hit face to tree and fall – [2</w:t>
-      </w:r>
-      <w:r>
-        <w:rPr>
-          <w:rFonts w:ascii="Courier New" w:hAnsi="Courier New" w:cs="Courier New"/>
-          <w:b/>
-          <w:bCs/>
-          <w:sz w:val="22"/>
-          <w:szCs w:val="22"/>
-        </w:rPr>
-        <w:t>8</w:t>
-      </w:r>
-      <w:r>
-        <w:rPr>
-          <w:rFonts w:ascii="Courier New" w:hAnsi="Courier New" w:cs="Courier New"/>
-          <w:b/>
-          <w:bCs/>
-          <w:sz w:val="22"/>
-          <w:szCs w:val="22"/>
-        </w:rPr>
-        <w:t>]</w:t>
-      </w:r>
-    </w:p>
-    <w:p>
-      <w:pPr>
-        <w:rPr>
-          <w:rFonts w:ascii="Courier New" w:hAnsi="Courier New" w:cs="Courier New"/>
-          <w:b/>
-          <w:bCs/>
-          <w:sz w:val="22"/>
-          <w:szCs w:val="22"/>
-        </w:rPr>
-      </w:pPr>
-      <w:r>
-        <w:rPr>
-          <w:rFonts w:ascii="Courier New" w:hAnsi="Courier New" w:cs="Courier New"/>
-          <w:b/>
-          <w:bCs/>
-          <w:sz w:val="22"/>
-          <w:szCs w:val="22"/>
-        </w:rPr>
-        <w:t>Ghostly silhouettes</w:t>
-      </w:r>
-      <w:r>
-        <w:rPr>
-          <w:rFonts w:ascii="Courier New" w:hAnsi="Courier New" w:cs="Courier New"/>
-          <w:b/>
-          <w:bCs/>
-          <w:sz w:val="22"/>
-          <w:szCs w:val="22"/>
-        </w:rPr>
-        <w:t xml:space="preserve"> in the distance – [2</w:t>
-      </w:r>
-      <w:r>
-        <w:rPr>
-          <w:rFonts w:ascii="Courier New" w:hAnsi="Courier New" w:cs="Courier New"/>
-          <w:b/>
-          <w:bCs/>
-          <w:sz w:val="22"/>
-          <w:szCs w:val="22"/>
-        </w:rPr>
-        <w:t>8</w:t>
-      </w:r>
-      <w:r>
-        <w:rPr>
-          <w:rFonts w:ascii="Courier New" w:hAnsi="Courier New" w:cs="Courier New"/>
-          <w:b/>
-          <w:bCs/>
-          <w:sz w:val="22"/>
-          <w:szCs w:val="22"/>
-        </w:rPr>
-        <w:t>]</w:t>
-      </w:r>
-    </w:p>
-    <w:p>
-      <w:pPr>
-        <w:rPr>
-          <w:rFonts w:ascii="Courier New" w:hAnsi="Courier New" w:cs="Courier New"/>
-          <w:b/>
-          <w:bCs/>
-          <w:sz w:val="22"/>
-          <w:szCs w:val="22"/>
-        </w:rPr>
-      </w:pPr>
-      <w:r>
-        <w:rPr>
-          <w:rFonts w:ascii="Courier New" w:hAnsi="Courier New" w:cs="Courier New"/>
-          <w:b/>
-          <w:bCs/>
-          <w:sz w:val="22"/>
-          <w:szCs w:val="22"/>
-        </w:rPr>
-        <w:t>Appearance of Adi’s father’s ghost – [2</w:t>
-      </w:r>
-      <w:r>
-        <w:rPr>
-          <w:rFonts w:ascii="Courier New" w:hAnsi="Courier New" w:cs="Courier New"/>
-          <w:b/>
-          <w:bCs/>
-          <w:sz w:val="22"/>
-          <w:szCs w:val="22"/>
-        </w:rPr>
-        <w:t>8</w:t>
-      </w:r>
-      <w:r>
-        <w:rPr>
-          <w:rFonts w:ascii="Courier New" w:hAnsi="Courier New" w:cs="Courier New"/>
-          <w:b/>
-          <w:bCs/>
-          <w:sz w:val="22"/>
-          <w:szCs w:val="22"/>
-        </w:rPr>
-        <w:t>]</w:t>
-      </w:r>
-    </w:p>
-    <w:p>
-      <w:pPr>
-        <w:rPr>
-          <w:rFonts w:ascii="Courier New" w:hAnsi="Courier New" w:cs="Courier New"/>
-          <w:b/>
-          <w:bCs/>
-          <w:sz w:val="22"/>
-          <w:szCs w:val="22"/>
-        </w:rPr>
-      </w:pPr>
-      <w:r>
-        <w:rPr>
-          <w:rFonts w:ascii="Courier New" w:hAnsi="Courier New" w:cs="Courier New"/>
-          <w:b/>
-          <w:bCs/>
-          <w:sz w:val="22"/>
-          <w:szCs w:val="22"/>
-        </w:rPr>
-        <w:t>Raven flies and sits on a tree – [28]</w:t>
-      </w:r>
-    </w:p>
-    <w:p>
-      <w:pPr>
-        <w:rPr>
-          <w:rFonts w:ascii="Courier New" w:hAnsi="Courier New" w:cs="Courier New"/>
-          <w:b/>
-          <w:bCs/>
-          <w:sz w:val="22"/>
-          <w:szCs w:val="22"/>
-        </w:rPr>
-      </w:pPr>
-      <w:r>
-        <w:rPr>
-          <w:rFonts w:ascii="Courier New" w:hAnsi="Courier New" w:cs="Courier New"/>
-          <w:b/>
-          <w:bCs/>
-          <w:sz w:val="22"/>
-          <w:szCs w:val="22"/>
-        </w:rPr>
-        <w:t>Sesame appears on his face – [2</w:t>
-      </w:r>
-      <w:r>
-        <w:rPr>
-          <w:rFonts w:ascii="Courier New" w:hAnsi="Courier New" w:cs="Courier New"/>
-          <w:b/>
-          <w:bCs/>
-          <w:sz w:val="22"/>
-          <w:szCs w:val="22"/>
-        </w:rPr>
-        <w:t>8</w:t>
-      </w:r>
-      <w:r>
-        <w:rPr>
-          <w:rFonts w:ascii="Courier New" w:hAnsi="Courier New" w:cs="Courier New"/>
-          <w:b/>
-          <w:bCs/>
-          <w:sz w:val="22"/>
-          <w:szCs w:val="22"/>
-        </w:rPr>
-        <w:t>]</w:t>
-      </w:r>
-    </w:p>
-    <w:p>
-      <w:pPr>
-        <w:rPr>
-          <w:rFonts w:ascii="Courier New" w:hAnsi="Courier New" w:cs="Courier New"/>
-          <w:b/>
-          <w:bCs/>
-          <w:sz w:val="22"/>
-          <w:szCs w:val="22"/>
-        </w:rPr>
-      </w:pPr>
-      <w:r>
-        <w:rPr>
-          <w:rFonts w:ascii="Courier New" w:hAnsi="Courier New" w:cs="Courier New"/>
-          <w:b/>
-          <w:bCs/>
-          <w:sz w:val="22"/>
-          <w:szCs w:val="22"/>
-        </w:rPr>
-        <w:t>Raven eats sesame – [2</w:t>
-      </w:r>
-      <w:r>
-        <w:rPr>
-          <w:rFonts w:ascii="Courier New" w:hAnsi="Courier New" w:cs="Courier New"/>
-          <w:b/>
-          <w:bCs/>
-          <w:sz w:val="22"/>
-          <w:szCs w:val="22"/>
-        </w:rPr>
-        <w:t>8</w:t>
-      </w:r>
-      <w:r>
-        <w:rPr>
-          <w:rFonts w:ascii="Courier New" w:hAnsi="Courier New" w:cs="Courier New"/>
-          <w:b/>
-          <w:bCs/>
-          <w:sz w:val="22"/>
-          <w:szCs w:val="22"/>
-        </w:rPr>
-        <w:t>]</w:t>
-      </w:r>
-    </w:p>
-    <w:p>
-      <w:pPr>
-        <w:rPr>
-          <w:rFonts w:ascii="Courier New" w:hAnsi="Courier New" w:cs="Courier New"/>
-          <w:b/>
-          <w:bCs/>
-          <w:sz w:val="22"/>
-          <w:szCs w:val="22"/>
-        </w:rPr>
-      </w:pPr>
-      <w:r>
-        <w:rPr>
-          <w:rFonts w:ascii="Courier New" w:hAnsi="Courier New" w:cs="Courier New"/>
-          <w:b/>
-          <w:bCs/>
-          <w:sz w:val="22"/>
-          <w:szCs w:val="22"/>
-        </w:rPr>
-        <w:t>Vasu shots – [2</w:t>
-      </w:r>
-      <w:r>
-        <w:rPr>
-          <w:rFonts w:ascii="Courier New" w:hAnsi="Courier New" w:cs="Courier New"/>
-          <w:b/>
-          <w:bCs/>
-          <w:sz w:val="22"/>
-          <w:szCs w:val="22"/>
-        </w:rPr>
-        <w:t>8</w:t>
-      </w:r>
-      <w:r>
-        <w:rPr>
-          <w:rFonts w:ascii="Courier New" w:hAnsi="Courier New" w:cs="Courier New"/>
-          <w:b/>
-          <w:bCs/>
-          <w:sz w:val="22"/>
-          <w:szCs w:val="22"/>
-        </w:rPr>
-        <w:t>]</w:t>
-      </w:r>
-    </w:p>
-    <w:p>
-      <w:pPr>
-        <w:rPr>
-          <w:rFonts w:ascii="Courier New" w:hAnsi="Courier New" w:cs="Courier New"/>
-          <w:b/>
-          <w:bCs/>
-          <w:sz w:val="22"/>
-          <w:szCs w:val="22"/>
-        </w:rPr>
-      </w:pPr>
-      <w:r>
-        <w:rPr>
-          <w:rFonts w:ascii="Courier New" w:hAnsi="Courier New" w:cs="Courier New"/>
-          <w:b/>
-          <w:bCs/>
-          <w:sz w:val="22"/>
-          <w:szCs w:val="22"/>
-        </w:rPr>
-        <w:t xml:space="preserve">The </w:t>
-      </w:r>
-      <w:r>
-        <w:rPr>
-          <w:rFonts w:ascii="Courier New" w:hAnsi="Courier New" w:cs="Courier New"/>
-          <w:b/>
-          <w:bCs/>
-          <w:sz w:val="22"/>
-          <w:szCs w:val="22"/>
-        </w:rPr>
-        <w:t>three P</w:t>
-      </w:r>
-      <w:r>
-        <w:rPr>
-          <w:rFonts w:ascii="Courier New" w:hAnsi="Courier New" w:cs="Courier New"/>
-          <w:b/>
-          <w:bCs/>
-          <w:sz w:val="22"/>
-          <w:szCs w:val="22"/>
-        </w:rPr>
-        <w:t>itrus – [2</w:t>
-      </w:r>
-      <w:r>
-        <w:rPr>
-          <w:rFonts w:ascii="Courier New" w:hAnsi="Courier New" w:cs="Courier New"/>
-          <w:b/>
-          <w:bCs/>
-          <w:sz w:val="22"/>
-          <w:szCs w:val="22"/>
-        </w:rPr>
-        <w:t>8</w:t>
-      </w:r>
-      <w:r>
-        <w:rPr>
-          <w:rFonts w:ascii="Courier New" w:hAnsi="Courier New" w:cs="Courier New"/>
-          <w:b/>
-          <w:bCs/>
-          <w:sz w:val="22"/>
-          <w:szCs w:val="22"/>
-        </w:rPr>
-        <w:t>]</w:t>
-      </w:r>
-    </w:p>
-    <w:p>
-      <w:pPr>
-        <w:rPr>
-          <w:rFonts w:ascii="Courier New" w:hAnsi="Courier New" w:cs="Courier New"/>
-          <w:b/>
-          <w:bCs/>
-          <w:sz w:val="22"/>
-          <w:szCs w:val="22"/>
-        </w:rPr>
-      </w:pPr>
-      <w:r>
-        <w:rPr>
-          <w:rFonts w:ascii="Courier New" w:hAnsi="Courier New" w:cs="Courier New"/>
-          <w:b/>
-          <w:bCs/>
-          <w:sz w:val="22"/>
-          <w:szCs w:val="22"/>
-        </w:rPr>
-        <w:t>Father opens a portal</w:t>
-      </w:r>
-      <w:r>
-        <w:rPr>
-          <w:rFonts w:ascii="Courier New" w:hAnsi="Courier New" w:cs="Courier New"/>
-          <w:b/>
-          <w:bCs/>
-          <w:sz w:val="22"/>
-          <w:szCs w:val="22"/>
-        </w:rPr>
-        <w:t xml:space="preserve"> – [2</w:t>
-      </w:r>
-      <w:r>
-        <w:rPr>
-          <w:rFonts w:ascii="Courier New" w:hAnsi="Courier New" w:cs="Courier New"/>
-          <w:b/>
-          <w:bCs/>
-          <w:sz w:val="22"/>
-          <w:szCs w:val="22"/>
-        </w:rPr>
-        <w:t>8</w:t>
-      </w:r>
-      <w:r>
-        <w:rPr>
-          <w:rFonts w:ascii="Courier New" w:hAnsi="Courier New" w:cs="Courier New"/>
-          <w:b/>
-          <w:bCs/>
-          <w:sz w:val="22"/>
-          <w:szCs w:val="22"/>
-        </w:rPr>
-        <w:t>]</w:t>
-      </w:r>
-    </w:p>
-    <w:p>
-      <w:pPr>
-        <w:rPr>
-          <w:rFonts w:ascii="Courier New" w:hAnsi="Courier New" w:cs="Courier New"/>
-          <w:b/>
-          <w:bCs/>
-          <w:sz w:val="22"/>
-          <w:szCs w:val="22"/>
-        </w:rPr>
-      </w:pPr>
-      <w:r>
-        <w:rPr>
-          <w:rFonts w:ascii="Courier New" w:hAnsi="Courier New" w:cs="Courier New"/>
-          <w:b/>
-          <w:bCs/>
-          <w:sz w:val="22"/>
-          <w:szCs w:val="22"/>
-        </w:rPr>
-        <w:t>Portal drifts away – [2</w:t>
-      </w:r>
-      <w:r>
-        <w:rPr>
-          <w:rFonts w:ascii="Courier New" w:hAnsi="Courier New" w:cs="Courier New"/>
-          <w:b/>
-          <w:bCs/>
-          <w:sz w:val="22"/>
-          <w:szCs w:val="22"/>
-        </w:rPr>
-        <w:t>9</w:t>
-      </w:r>
-      <w:r>
-        <w:rPr>
-          <w:rFonts w:ascii="Courier New" w:hAnsi="Courier New" w:cs="Courier New"/>
-          <w:b/>
-          <w:bCs/>
-          <w:sz w:val="22"/>
-          <w:szCs w:val="22"/>
-        </w:rPr>
-        <w:t>]</w:t>
-      </w:r>
-    </w:p>
-    <w:p>
-      <w:pPr>
-        <w:rPr>
-          <w:rFonts w:ascii="Courier New" w:hAnsi="Courier New" w:cs="Courier New"/>
-          <w:b/>
-          <w:bCs/>
-          <w:sz w:val="22"/>
-          <w:szCs w:val="22"/>
-        </w:rPr>
-      </w:pPr>
-      <w:r>
-        <w:rPr>
-          <w:rFonts w:ascii="Courier New" w:hAnsi="Courier New" w:cs="Courier New"/>
-          <w:b/>
-          <w:bCs/>
-          <w:sz w:val="22"/>
-          <w:szCs w:val="22"/>
-        </w:rPr>
-        <w:t>Mirror Delay – [2</w:t>
-      </w:r>
-      <w:r>
-        <w:rPr>
-          <w:rFonts w:ascii="Courier New" w:hAnsi="Courier New" w:cs="Courier New"/>
-          <w:b/>
-          <w:bCs/>
-          <w:sz w:val="22"/>
-          <w:szCs w:val="22"/>
-        </w:rPr>
-        <w:t>9</w:t>
-      </w:r>
-      <w:r>
-        <w:rPr>
-          <w:rFonts w:ascii="Courier New" w:hAnsi="Courier New" w:cs="Courier New"/>
-          <w:b/>
-          <w:bCs/>
-          <w:sz w:val="22"/>
-          <w:szCs w:val="22"/>
-        </w:rPr>
-        <w:t>]</w:t>
-      </w:r>
-    </w:p>
-    <w:p>
-      <w:pPr>
-        <w:rPr>
-          <w:rFonts w:ascii="Courier New" w:hAnsi="Courier New" w:cs="Courier New"/>
-          <w:b/>
-          <w:bCs/>
-          <w:sz w:val="22"/>
-          <w:szCs w:val="22"/>
-        </w:rPr>
-      </w:pPr>
-      <w:r>
-        <w:rPr>
-          <w:rFonts w:ascii="Courier New" w:hAnsi="Courier New" w:cs="Courier New"/>
-          <w:b/>
-          <w:bCs/>
-          <w:sz w:val="22"/>
-          <w:szCs w:val="22"/>
-        </w:rPr>
-        <w:t>Mirror explo</w:t>
-      </w:r>
-      <w:r>
-        <w:rPr>
-          <w:rFonts w:ascii="Courier New" w:hAnsi="Courier New" w:cs="Courier New"/>
-          <w:b/>
-          <w:bCs/>
-          <w:sz w:val="22"/>
-          <w:szCs w:val="22"/>
-        </w:rPr>
-        <w:t xml:space="preserve">sion and </w:t>
-      </w:r>
-      <w:r>
-        <w:rPr>
-          <w:rFonts w:ascii="Courier New" w:hAnsi="Courier New" w:cs="Courier New"/>
-          <w:b/>
-          <w:bCs/>
-          <w:sz w:val="22"/>
-          <w:szCs w:val="22"/>
-        </w:rPr>
-        <w:t xml:space="preserve">propelled </w:t>
-      </w:r>
-      <w:r>
-        <w:rPr>
-          <w:rFonts w:ascii="Courier New" w:hAnsi="Courier New" w:cs="Courier New"/>
-          <w:b/>
-          <w:bCs/>
-          <w:sz w:val="22"/>
-          <w:szCs w:val="22"/>
-        </w:rPr>
-        <w:t>back</w:t>
-      </w:r>
-      <w:r>
-        <w:rPr>
-          <w:rFonts w:ascii="Courier New" w:hAnsi="Courier New" w:cs="Courier New"/>
-          <w:b/>
-          <w:bCs/>
-          <w:sz w:val="22"/>
-          <w:szCs w:val="22"/>
-        </w:rPr>
-        <w:t>ward</w:t>
-      </w:r>
-      <w:r>
-        <w:rPr>
-          <w:rFonts w:ascii="Courier New" w:hAnsi="Courier New" w:cs="Courier New"/>
-          <w:b/>
-          <w:bCs/>
-          <w:sz w:val="22"/>
-          <w:szCs w:val="22"/>
-        </w:rPr>
-        <w:t xml:space="preserve"> </w:t>
-      </w:r>
-      <w:r>
-        <w:rPr>
-          <w:rFonts w:ascii="Courier New" w:hAnsi="Courier New" w:cs="Courier New"/>
-          <w:b/>
-          <w:bCs/>
-          <w:sz w:val="22"/>
-          <w:szCs w:val="22"/>
-        </w:rPr>
-        <w:t>– [2</w:t>
-      </w:r>
-      <w:r>
-        <w:rPr>
-          <w:rFonts w:ascii="Courier New" w:hAnsi="Courier New" w:cs="Courier New"/>
-          <w:b/>
-          <w:bCs/>
-          <w:sz w:val="22"/>
-          <w:szCs w:val="22"/>
-        </w:rPr>
-        <w:t>9</w:t>
-      </w:r>
-      <w:r>
-        <w:rPr>
-          <w:rFonts w:ascii="Courier New" w:hAnsi="Courier New" w:cs="Courier New"/>
-          <w:b/>
-          <w:bCs/>
-          <w:sz w:val="22"/>
-          <w:szCs w:val="22"/>
-        </w:rPr>
-        <w:t>]</w:t>
-      </w:r>
-    </w:p>
-    <w:p>
-      <w:pPr>
-        <w:rPr>
-          <w:rFonts w:ascii="Courier New" w:hAnsi="Courier New" w:cs="Courier New"/>
-          <w:b/>
-          <w:bCs/>
-          <w:sz w:val="22"/>
-          <w:szCs w:val="22"/>
-        </w:rPr>
-      </w:pPr>
-      <w:r>
-        <w:rPr>
-          <w:rFonts w:ascii="Courier New" w:hAnsi="Courier New" w:cs="Courier New"/>
-          <w:b/>
-          <w:bCs/>
-          <w:sz w:val="22"/>
-          <w:szCs w:val="22"/>
-        </w:rPr>
-        <w:t xml:space="preserve">The Memory </w:t>
-      </w:r>
-      <w:r>
-        <w:rPr>
-          <w:rFonts w:ascii="Courier New" w:hAnsi="Courier New" w:cs="Courier New"/>
-          <w:b/>
-          <w:bCs/>
-          <w:sz w:val="22"/>
-          <w:szCs w:val="22"/>
-        </w:rPr>
-        <w:t>shards m</w:t>
-      </w:r>
-      <w:r>
-        <w:rPr>
-          <w:rFonts w:ascii="Courier New" w:hAnsi="Courier New" w:cs="Courier New"/>
-          <w:b/>
-          <w:bCs/>
-          <w:sz w:val="22"/>
-          <w:szCs w:val="22"/>
-        </w:rPr>
-        <w:t>ontage – [2</w:t>
-      </w:r>
-      <w:r>
-        <w:rPr>
-          <w:rFonts w:ascii="Courier New" w:hAnsi="Courier New" w:cs="Courier New"/>
-          <w:b/>
-          <w:bCs/>
-          <w:sz w:val="22"/>
-          <w:szCs w:val="22"/>
-        </w:rPr>
-        <w:t>9</w:t>
-      </w:r>
-      <w:r>
-        <w:rPr>
-          <w:rFonts w:ascii="Courier New" w:hAnsi="Courier New" w:cs="Courier New"/>
-          <w:b/>
-          <w:bCs/>
-          <w:sz w:val="22"/>
-          <w:szCs w:val="22"/>
-        </w:rPr>
-        <w:t>]</w:t>
-      </w:r>
-    </w:p>
-    <w:p>
-      <w:pPr>
-        <w:rPr>
-          <w:rFonts w:ascii="Courier New" w:hAnsi="Courier New" w:cs="Courier New"/>
-          <w:b/>
-          <w:bCs/>
-          <w:sz w:val="22"/>
-          <w:szCs w:val="22"/>
-        </w:rPr>
-      </w:pPr>
-      <w:r>
-        <w:rPr>
-          <w:rFonts w:ascii="Courier New" w:hAnsi="Courier New" w:cs="Courier New"/>
-          <w:b/>
-          <w:bCs/>
-          <w:sz w:val="22"/>
-          <w:szCs w:val="22"/>
-        </w:rPr>
-        <w:t>Dog’s Grave – [29]</w:t>
-      </w:r>
-    </w:p>
-    <w:p>
-      <w:pPr>
-        <w:rPr>
-          <w:rFonts w:ascii="Courier New" w:hAnsi="Courier New" w:cs="Courier New"/>
-          <w:b/>
-          <w:bCs/>
-          <w:sz w:val="22"/>
-          <w:szCs w:val="22"/>
-        </w:rPr>
-      </w:pPr>
-      <w:r>
-        <w:rPr>
-          <w:rFonts w:ascii="Courier New" w:hAnsi="Courier New" w:cs="Courier New"/>
-          <w:b/>
-          <w:bCs/>
-          <w:sz w:val="22"/>
-          <w:szCs w:val="22"/>
-        </w:rPr>
-        <w:t>Post Death Sounds – [29]</w:t>
-      </w:r>
-    </w:p>
-    <w:p>
-      <w:pPr>
-        <w:rPr>
-          <w:rFonts w:ascii="Courier New" w:hAnsi="Courier New" w:cs="Courier New"/>
-          <w:b/>
-          <w:bCs/>
-          <w:sz w:val="22"/>
-          <w:szCs w:val="22"/>
-        </w:rPr>
-      </w:pPr>
-      <w:r>
-        <w:rPr>
-          <w:rFonts w:ascii="Courier New" w:hAnsi="Courier New" w:cs="Courier New"/>
-          <w:b/>
-          <w:bCs/>
-          <w:sz w:val="22"/>
-          <w:szCs w:val="22"/>
-        </w:rPr>
-        <w:t xml:space="preserve">The </w:t>
-      </w:r>
-      <w:r>
-        <w:rPr>
-          <w:rFonts w:ascii="Courier New" w:hAnsi="Courier New" w:cs="Courier New"/>
-          <w:b/>
-          <w:bCs/>
-          <w:sz w:val="22"/>
-          <w:szCs w:val="22"/>
-        </w:rPr>
-        <w:t>C</w:t>
-      </w:r>
-      <w:r>
-        <w:rPr>
-          <w:rFonts w:ascii="Courier New" w:hAnsi="Courier New" w:cs="Courier New"/>
-          <w:b/>
-          <w:bCs/>
-          <w:sz w:val="22"/>
-          <w:szCs w:val="22"/>
-        </w:rPr>
-        <w:t>remation</w:t>
-      </w:r>
-      <w:r>
-        <w:rPr>
-          <w:rFonts w:ascii="Courier New" w:hAnsi="Courier New" w:cs="Courier New"/>
-          <w:b/>
-          <w:bCs/>
-          <w:sz w:val="22"/>
-          <w:szCs w:val="22"/>
-        </w:rPr>
-        <w:t xml:space="preserve"> </w:t>
-      </w:r>
-      <w:r>
-        <w:rPr>
-          <w:rFonts w:ascii="Courier New" w:hAnsi="Courier New" w:cs="Courier New"/>
-          <w:b/>
-          <w:bCs/>
-          <w:sz w:val="22"/>
-          <w:szCs w:val="22"/>
-        </w:rPr>
-        <w:t>– [2</w:t>
-      </w:r>
-      <w:r>
-        <w:rPr>
-          <w:rFonts w:ascii="Courier New" w:hAnsi="Courier New" w:cs="Courier New"/>
-          <w:b/>
-          <w:bCs/>
-          <w:sz w:val="22"/>
-          <w:szCs w:val="22"/>
-        </w:rPr>
-        <w:t>9</w:t>
-      </w:r>
-      <w:r>
-        <w:rPr>
-          <w:rFonts w:ascii="Courier New" w:hAnsi="Courier New" w:cs="Courier New"/>
-          <w:b/>
-          <w:bCs/>
-          <w:sz w:val="22"/>
-          <w:szCs w:val="22"/>
-        </w:rPr>
-        <w:t>]</w:t>
-      </w:r>
-    </w:p>
-    <w:p>
-      <w:pPr>
-        <w:rPr>
-          <w:rFonts w:ascii="Courier New" w:hAnsi="Courier New" w:cs="Courier New"/>
-          <w:b/>
-          <w:bCs/>
-          <w:sz w:val="22"/>
-          <w:szCs w:val="22"/>
-        </w:rPr>
-      </w:pPr>
-      <w:r>
-        <w:rPr>
-          <w:rFonts w:ascii="Courier New" w:hAnsi="Courier New" w:cs="Courier New"/>
-          <w:b/>
-          <w:bCs/>
-          <w:sz w:val="22"/>
-          <w:szCs w:val="22"/>
-        </w:rPr>
-        <w:t>Morphing of Mother, Kriti and Ved in fog – [30]</w:t>
-      </w:r>
-    </w:p>
-    <w:p>
-      <w:pPr>
-        <w:rPr>
-          <w:rFonts w:ascii="Courier New" w:hAnsi="Courier New" w:cs="Courier New"/>
-          <w:b/>
-          <w:bCs/>
-          <w:sz w:val="22"/>
-          <w:szCs w:val="22"/>
-        </w:rPr>
-      </w:pPr>
-      <w:r>
-        <w:rPr>
-          <w:rFonts w:ascii="Courier New" w:hAnsi="Courier New" w:cs="Courier New"/>
-          <w:b/>
-          <w:bCs/>
-          <w:sz w:val="22"/>
-          <w:szCs w:val="22"/>
-        </w:rPr>
-        <w:t>Mother transforms into Yamadhootha – [</w:t>
-      </w:r>
-      <w:r>
-        <w:rPr>
-          <w:rFonts w:ascii="Courier New" w:hAnsi="Courier New" w:cs="Courier New"/>
-          <w:b/>
-          <w:bCs/>
-          <w:sz w:val="22"/>
-          <w:szCs w:val="22"/>
-        </w:rPr>
-        <w:t>30</w:t>
-      </w:r>
-      <w:r>
-        <w:rPr>
-          <w:rFonts w:ascii="Courier New" w:hAnsi="Courier New" w:cs="Courier New"/>
-          <w:b/>
-          <w:bCs/>
-          <w:sz w:val="22"/>
-          <w:szCs w:val="22"/>
-        </w:rPr>
-        <w:t>]</w:t>
-      </w:r>
-    </w:p>
-    <w:p>
-      <w:pPr>
-        <w:rPr>
-          <w:rFonts w:ascii="Courier New" w:hAnsi="Courier New" w:cs="Courier New"/>
-          <w:b/>
-          <w:bCs/>
-          <w:sz w:val="22"/>
-          <w:szCs w:val="22"/>
-        </w:rPr>
-      </w:pPr>
-      <w:r>
-        <w:rPr>
-          <w:rFonts w:ascii="Courier New" w:hAnsi="Courier New" w:cs="Courier New"/>
-          <w:b/>
-          <w:bCs/>
-          <w:sz w:val="22"/>
-          <w:szCs w:val="22"/>
-        </w:rPr>
-        <w:t xml:space="preserve">Yamadhootha’s </w:t>
-      </w:r>
-      <w:r>
-        <w:rPr>
-          <w:rFonts w:ascii="Courier New" w:hAnsi="Courier New" w:cs="Courier New"/>
-          <w:b/>
-          <w:bCs/>
-          <w:sz w:val="22"/>
-          <w:szCs w:val="22"/>
-        </w:rPr>
-        <w:t>yellow-</w:t>
-      </w:r>
-      <w:r>
-        <w:rPr>
-          <w:rFonts w:ascii="Courier New" w:hAnsi="Courier New" w:cs="Courier New"/>
-          <w:b/>
-          <w:bCs/>
-          <w:sz w:val="22"/>
-          <w:szCs w:val="22"/>
-        </w:rPr>
-        <w:t xml:space="preserve">red </w:t>
-      </w:r>
-      <w:r>
-        <w:rPr>
-          <w:rFonts w:ascii="Courier New" w:hAnsi="Courier New" w:cs="Courier New"/>
-          <w:b/>
-          <w:bCs/>
-          <w:sz w:val="22"/>
-          <w:szCs w:val="22"/>
-        </w:rPr>
-        <w:t>glowing eyes – [</w:t>
-      </w:r>
-      <w:r>
-        <w:rPr>
-          <w:rFonts w:ascii="Courier New" w:hAnsi="Courier New" w:cs="Courier New"/>
-          <w:b/>
-          <w:bCs/>
-          <w:sz w:val="22"/>
-          <w:szCs w:val="22"/>
-        </w:rPr>
-        <w:t>30</w:t>
-      </w:r>
-      <w:r>
-        <w:rPr>
-          <w:rFonts w:ascii="Courier New" w:hAnsi="Courier New" w:cs="Courier New"/>
-          <w:b/>
-          <w:bCs/>
-          <w:sz w:val="22"/>
-          <w:szCs w:val="22"/>
-        </w:rPr>
-        <w:t>]</w:t>
-      </w:r>
-    </w:p>
-    <w:p>
-      <w:pPr>
-        <w:rPr>
-          <w:rFonts w:ascii="Courier New" w:hAnsi="Courier New" w:cs="Courier New"/>
-          <w:b/>
-          <w:bCs/>
-          <w:sz w:val="22"/>
-          <w:szCs w:val="22"/>
-        </w:rPr>
-      </w:pPr>
-      <w:r>
-        <w:rPr>
-          <w:rFonts w:ascii="Courier New" w:hAnsi="Courier New" w:cs="Courier New"/>
-          <w:b/>
-          <w:bCs/>
-          <w:sz w:val="22"/>
-          <w:szCs w:val="22"/>
-        </w:rPr>
-        <w:t xml:space="preserve">Portal </w:t>
-      </w:r>
-      <w:r>
-        <w:rPr>
-          <w:rFonts w:ascii="Courier New" w:hAnsi="Courier New" w:cs="Courier New"/>
-          <w:b/>
-          <w:bCs/>
-          <w:sz w:val="22"/>
-          <w:szCs w:val="22"/>
-        </w:rPr>
-        <w:t>Appears</w:t>
-      </w:r>
-      <w:r>
-        <w:rPr>
-          <w:rFonts w:ascii="Courier New" w:hAnsi="Courier New" w:cs="Courier New"/>
-          <w:b/>
-          <w:bCs/>
-          <w:sz w:val="22"/>
-          <w:szCs w:val="22"/>
-        </w:rPr>
-        <w:t xml:space="preserve"> through the fog</w:t>
-      </w:r>
-      <w:r>
-        <w:rPr>
-          <w:rFonts w:ascii="Courier New" w:hAnsi="Courier New" w:cs="Courier New"/>
-          <w:b/>
-          <w:bCs/>
-          <w:sz w:val="22"/>
-          <w:szCs w:val="22"/>
-        </w:rPr>
-        <w:t xml:space="preserve"> </w:t>
-      </w:r>
-      <w:r>
-        <w:rPr>
-          <w:rFonts w:ascii="Courier New" w:hAnsi="Courier New" w:cs="Courier New"/>
-          <w:b/>
-          <w:bCs/>
-          <w:sz w:val="22"/>
-          <w:szCs w:val="22"/>
-        </w:rPr>
-        <w:t>– [</w:t>
-      </w:r>
-      <w:r>
-        <w:rPr>
-          <w:rFonts w:ascii="Courier New" w:hAnsi="Courier New" w:cs="Courier New"/>
-          <w:b/>
-          <w:bCs/>
-          <w:sz w:val="22"/>
-          <w:szCs w:val="22"/>
-        </w:rPr>
-        <w:t>30</w:t>
-      </w:r>
-      <w:r>
-        <w:rPr>
-          <w:rFonts w:ascii="Courier New" w:hAnsi="Courier New" w:cs="Courier New"/>
-          <w:b/>
-          <w:bCs/>
-          <w:sz w:val="22"/>
-          <w:szCs w:val="22"/>
-        </w:rPr>
-        <w:t>]</w:t>
-      </w:r>
-    </w:p>
-    <w:p>
-      <w:pPr>
-        <w:rPr>
-          <w:rFonts w:ascii="Courier New" w:hAnsi="Courier New" w:cs="Courier New"/>
-          <w:b/>
-          <w:bCs/>
-          <w:sz w:val="22"/>
-          <w:szCs w:val="22"/>
-        </w:rPr>
-      </w:pPr>
-      <w:r>
-        <w:rPr>
-          <w:rFonts w:ascii="Courier New" w:hAnsi="Courier New" w:cs="Courier New"/>
-          <w:b/>
-          <w:bCs/>
-          <w:sz w:val="22"/>
-          <w:szCs w:val="22"/>
-        </w:rPr>
         <w:t>Inside portal -&gt; Photo on the other side – [30]</w:t>
       </w:r>
     </w:p>
@@ -4663,7 +4940,6 @@
           <w:sz w:val="22"/>
           <w:szCs w:val="22"/>
         </w:rPr>
-        <w:lastRenderedPageBreak/>
         <w:t xml:space="preserve">The </w:t>
       </w:r>
       <w:r>

--- a/The_A_Shorts/2. Vyuthi/Vyuthi - The Lists/Vyuthi - The SFX List.docx
+++ b/The_A_Shorts/2. Vyuthi/Vyuthi - The Lists/Vyuthi - The SFX List.docx
@@ -3528,7 +3528,68 @@
           <w:sz w:val="22"/>
           <w:szCs w:val="22"/>
         </w:rPr>
-        <w:t>Kriti and Ved disappear and Card lands from air – [26]</w:t>
+        <w:t>Kriti and Ved disappear</w:t>
+      </w:r>
+      <w:r>
+        <w:rPr>
+          <w:rFonts w:ascii="Courier New" w:hAnsi="Courier New" w:cs="Courier New"/>
+          <w:b/>
+          <w:bCs/>
+          <w:sz w:val="22"/>
+          <w:szCs w:val="22"/>
+        </w:rPr>
+        <w:t>s – [26]</w:t>
+      </w:r>
+    </w:p>
+    <w:p>
+      <w:pPr>
+        <w:rPr>
+          <w:rFonts w:ascii="Courier New" w:hAnsi="Courier New" w:cs="Courier New"/>
+          <w:b/>
+          <w:bCs/>
+          <w:sz w:val="22"/>
+          <w:szCs w:val="22"/>
+        </w:rPr>
+      </w:pPr>
+      <w:r>
+        <w:rPr>
+          <w:rFonts w:ascii="Courier New" w:hAnsi="Courier New" w:cs="Courier New"/>
+          <w:b/>
+          <w:bCs/>
+          <w:sz w:val="22"/>
+          <w:szCs w:val="22"/>
+        </w:rPr>
+        <w:t>Funeral c</w:t>
+      </w:r>
+      <w:r>
+        <w:rPr>
+          <w:rFonts w:ascii="Courier New" w:hAnsi="Courier New" w:cs="Courier New"/>
+          <w:b/>
+          <w:bCs/>
+          <w:sz w:val="22"/>
+          <w:szCs w:val="22"/>
+        </w:rPr>
+        <w:t xml:space="preserve">ard lands </w:t>
+      </w:r>
+      <w:r>
+        <w:rPr>
+          <w:rFonts w:ascii="Courier New" w:hAnsi="Courier New" w:cs="Courier New"/>
+          <w:b/>
+          <w:bCs/>
+          <w:sz w:val="22"/>
+          <w:szCs w:val="22"/>
+        </w:rPr>
+        <w:t xml:space="preserve">on the ground </w:t>
+      </w:r>
+      <w:r>
+        <w:rPr>
+          <w:rFonts w:ascii="Courier New" w:hAnsi="Courier New" w:cs="Courier New"/>
+          <w:b/>
+          <w:bCs/>
+          <w:sz w:val="22"/>
+          <w:szCs w:val="22"/>
+        </w:rPr>
+        <w:t>from air – [26]</w:t>
       </w:r>
     </w:p>
     <w:p>
@@ -3551,6 +3612,36 @@
         </w:rPr>
         <w:t xml:space="preserve">Kriti and Ved morph – </w:t>
       </w:r>
+      <w:r>
+        <w:rPr>
+          <w:rFonts w:ascii="Courier New" w:hAnsi="Courier New" w:cs="Courier New"/>
+          <w:b/>
+          <w:bCs/>
+          <w:sz w:val="22"/>
+          <w:szCs w:val="22"/>
+        </w:rPr>
+        <w:t>[2</w:t>
+      </w:r>
+      <w:r>
+        <w:rPr>
+          <w:rFonts w:ascii="Courier New" w:hAnsi="Courier New" w:cs="Courier New"/>
+          <w:b/>
+          <w:bCs/>
+          <w:sz w:val="22"/>
+          <w:szCs w:val="22"/>
+        </w:rPr>
+        <w:t>7</w:t>
+      </w:r>
+      <w:r>
+        <w:rPr>
+          <w:rFonts w:ascii="Courier New" w:hAnsi="Courier New" w:cs="Courier New"/>
+          <w:b/>
+          <w:bCs/>
+          <w:sz w:val="22"/>
+          <w:szCs w:val="22"/>
+        </w:rPr>
+        <w:t>]</w:t>
+      </w:r>
     </w:p>
     <w:p>
       <w:pPr>
@@ -3611,7 +3702,48 @@
           <w:sz w:val="22"/>
           <w:szCs w:val="22"/>
         </w:rPr>
-        <w:t>A glowing door – [2</w:t>
+        <w:t>Red flash falling on his face – [27]</w:t>
+      </w:r>
+    </w:p>
+    <w:p>
+      <w:pPr>
+        <w:rPr>
+          <w:rFonts w:ascii="Courier New" w:hAnsi="Courier New" w:cs="Courier New"/>
+          <w:b/>
+          <w:bCs/>
+          <w:sz w:val="22"/>
+          <w:szCs w:val="22"/>
+        </w:rPr>
+      </w:pPr>
+      <w:r>
+        <w:rPr>
+          <w:rFonts w:ascii="Courier New" w:hAnsi="Courier New" w:cs="Courier New"/>
+          <w:b/>
+          <w:bCs/>
+          <w:sz w:val="22"/>
+          <w:szCs w:val="22"/>
+        </w:rPr>
+        <w:t xml:space="preserve">A </w:t>
+      </w:r>
+      <w:r>
+        <w:rPr>
+          <w:rFonts w:ascii="Courier New" w:hAnsi="Courier New" w:cs="Courier New"/>
+          <w:b/>
+          <w:bCs/>
+          <w:sz w:val="22"/>
+          <w:szCs w:val="22"/>
+        </w:rPr>
+        <w:t xml:space="preserve">red </w:t>
+      </w:r>
+      <w:r>
+        <w:rPr>
+          <w:rFonts w:ascii="Courier New" w:hAnsi="Courier New" w:cs="Courier New"/>
+          <w:b/>
+          <w:bCs/>
+          <w:sz w:val="22"/>
+          <w:szCs w:val="22"/>
+        </w:rPr>
+        <w:t>glowing door – [2</w:t>
       </w:r>
       <w:r>
         <w:rPr>
@@ -3652,6 +3784,27 @@
           <w:sz w:val="22"/>
           <w:szCs w:val="22"/>
         </w:rPr>
+        <w:t>Priest blowing the conch – [27]</w:t>
+      </w:r>
+    </w:p>
+    <w:p>
+      <w:pPr>
+        <w:rPr>
+          <w:rFonts w:ascii="Courier New" w:hAnsi="Courier New" w:cs="Courier New"/>
+          <w:b/>
+          <w:bCs/>
+          <w:sz w:val="22"/>
+          <w:szCs w:val="22"/>
+        </w:rPr>
+      </w:pPr>
+      <w:r>
+        <w:rPr>
+          <w:rFonts w:ascii="Courier New" w:hAnsi="Courier New" w:cs="Courier New"/>
+          <w:b/>
+          <w:bCs/>
+          <w:sz w:val="22"/>
+          <w:szCs w:val="22"/>
+        </w:rPr>
         <w:t>Priest and Pyre</w:t>
       </w:r>
       <w:r>
@@ -3713,7 +3866,27 @@
           <w:sz w:val="22"/>
           <w:szCs w:val="22"/>
         </w:rPr>
-        <w:t>Fire transition through eye – [2</w:t>
+        <w:t>Fire transition</w:t>
+      </w:r>
+      <w:r>
+        <w:rPr>
+          <w:rFonts w:ascii="Courier New" w:hAnsi="Courier New" w:cs="Courier New"/>
+          <w:b/>
+          <w:bCs/>
+          <w:sz w:val="22"/>
+          <w:szCs w:val="22"/>
+        </w:rPr>
+        <w:t xml:space="preserve"> to eye </w:t>
+      </w:r>
+      <w:r>
+        <w:rPr>
+          <w:rFonts w:ascii="Courier New" w:hAnsi="Courier New" w:cs="Courier New"/>
+          <w:b/>
+          <w:bCs/>
+          <w:sz w:val="22"/>
+          <w:szCs w:val="22"/>
+        </w:rPr>
+        <w:t>– [2</w:t>
       </w:r>
       <w:r>
         <w:rPr>
@@ -3754,6 +3927,27 @@
           <w:sz w:val="22"/>
           <w:szCs w:val="22"/>
         </w:rPr>
+        <w:t>Pupils dilate – [27]</w:t>
+      </w:r>
+    </w:p>
+    <w:p>
+      <w:pPr>
+        <w:rPr>
+          <w:rFonts w:ascii="Courier New" w:hAnsi="Courier New" w:cs="Courier New"/>
+          <w:b/>
+          <w:bCs/>
+          <w:sz w:val="22"/>
+          <w:szCs w:val="22"/>
+        </w:rPr>
+      </w:pPr>
+      <w:r>
+        <w:rPr>
+          <w:rFonts w:ascii="Courier New" w:hAnsi="Courier New" w:cs="Courier New"/>
+          <w:b/>
+          <w:bCs/>
+          <w:sz w:val="22"/>
+          <w:szCs w:val="22"/>
+        </w:rPr>
         <w:t xml:space="preserve">The Red Field </w:t>
       </w:r>
       <w:r>
@@ -4419,6 +4613,7 @@
           <w:sz w:val="22"/>
           <w:szCs w:val="22"/>
         </w:rPr>
+        <w:lastRenderedPageBreak/>
         <w:t>Mirror explo</w:t>
       </w:r>
       <w:r>
@@ -4623,7 +4818,6 @@
           <w:sz w:val="22"/>
           <w:szCs w:val="22"/>
         </w:rPr>
-        <w:lastRenderedPageBreak/>
         <w:t xml:space="preserve">The </w:t>
       </w:r>
       <w:r>
